--- a/downloads/student/ai-3-week-28.docx
+++ b/downloads/student/ai-3-week-28.docx
@@ -1728,6 +1728,16 @@
     <w:p>
       <w:r>
         <w:t>This fictional policy is a tracing exercise, not a statement of legal retention requirements.</w:t>
+      </w:r>
+    </w:p>
+    <w:p>
+      <w:r>
+        <w:t>Read the labelled picture: Which IDs and locations must appear in the deletion evidence? Point to the relevant step in the picture, then write the changed result and the rule or evidence that supports it.</w:t>
+      </w:r>
+    </w:p>
+    <w:p>
+      <w:r>
+        <w:t>Change one thing: The cache deletion fails. Predict the result before checking the explanation. What remains the same?</w:t>
       </w:r>
     </w:p>
     <w:p>
@@ -3795,6 +3805,187 @@
     <w:p>
       <w:r>
         <w:t>Attempt the independent case before hints. Record whether you worked alone, used a hint or followed a model. After feedback, fix the first unsupported step and explain why it changed. A later check uses a changed case, not a copied answer.</w:t>
+      </w:r>
+    </w:p>
+    <w:p>
+      <w:pPr>
+        <w:pStyle w:val="Heading1"/>
+      </w:pPr>
+      <w:r>
+        <w:t>15. Your lesson route</w:t>
+      </w:r>
+    </w:p>
+    <w:p>
+      <w:r>
+        <w:t>Start with this question: Trace deletion through both a working folder and a cache.</w:t>
+      </w:r>
+    </w:p>
+    <w:tbl>
+      <w:tblPr>
+        <w:tblStyle w:val="LightShading-Accent1"/>
+        <w:tblW w:type="auto" w:w="0"/>
+        <w:tblLook w:firstColumn="1" w:firstRow="1" w:lastColumn="0" w:lastRow="0" w:noHBand="0" w:noVBand="1" w:val="04A0"/>
+      </w:tblPr>
+      <w:tblGrid>
+        <w:gridCol w:w="5112"/>
+        <w:gridCol w:w="5112"/>
+      </w:tblGrid>
+      <w:tr>
+        <w:trPr>
+          <w:tblHeader/>
+        </w:trPr>
+        <w:tc>
+          <w:tcPr>
+            <w:tcW w:type="dxa" w:w="5112"/>
+          </w:tcPr>
+          <w:p>
+            <w:r>
+              <w:t>By the end, I can</w:t>
+            </w:r>
+          </w:p>
+        </w:tc>
+        <w:tc>
+          <w:tcPr>
+            <w:tcW w:type="dxa" w:w="5112"/>
+          </w:tcPr>
+          <w:p>
+            <w:r>
+              <w:t>How I will show it</w:t>
+            </w:r>
+          </w:p>
+        </w:tc>
+      </w:tr>
+      <w:tr>
+        <w:tc>
+          <w:tcPr>
+            <w:tcW w:type="dxa" w:w="5112"/>
+          </w:tcPr>
+          <w:p>
+            <w:r>
+              <w:t>Explain the mechanism and terminology of data retention and deletion</w:t>
+            </w:r>
+          </w:p>
+        </w:tc>
+        <w:tc>
+          <w:tcPr>
+            <w:tcW w:type="dxa" w:w="5112"/>
+          </w:tcPr>
+          <w:p>
+            <w:r>
+              <w:t>Explain the deciding step, show a trace or test, and state one limit.</w:t>
+            </w:r>
+          </w:p>
+        </w:tc>
+      </w:tr>
+      <w:tr>
+        <w:tc>
+          <w:tcPr>
+            <w:tcW w:type="dxa" w:w="5112"/>
+          </w:tcPr>
+          <w:p>
+            <w:r>
+              <w:t>Apply the stated procedure to a new case with a traceable result</w:t>
+            </w:r>
+          </w:p>
+        </w:tc>
+        <w:tc>
+          <w:tcPr>
+            <w:tcW w:type="dxa" w:w="5112"/>
+          </w:tcPr>
+          <w:p>
+            <w:r>
+              <w:t>Explain the deciding step, show a trace or test, and state one limit.</w:t>
+            </w:r>
+          </w:p>
+        </w:tc>
+      </w:tr>
+      <w:tr>
+        <w:tc>
+          <w:tcPr>
+            <w:tcW w:type="dxa" w:w="5112"/>
+          </w:tcPr>
+          <w:p>
+            <w:r>
+              <w:t>Identify an assumption or limitation and design a revealing follow-up</w:t>
+            </w:r>
+          </w:p>
+        </w:tc>
+        <w:tc>
+          <w:tcPr>
+            <w:tcW w:type="dxa" w:w="5112"/>
+          </w:tcPr>
+          <w:p>
+            <w:r>
+              <w:t>Explain the deciding step, show a trace or test, and state one limit.</w:t>
+            </w:r>
+          </w:p>
+        </w:tc>
+      </w:tr>
+    </w:tbl>
+    <w:p>
+      <w:r>
+        <w:t>Remember → watch and explain → try with help → investigate → try independently → keep project evidence. Your teacher may spread this lesson across several classes.</w:t>
+      </w:r>
+    </w:p>
+    <w:p>
+      <w:r>
+        <w:t>Keep your first prediction. Compare it with what the evidence shows and explain any change.</w:t>
+      </w:r>
+    </w:p>
+    <w:p>
+      <w:pPr>
+        <w:pStyle w:val="Heading1"/>
+      </w:pPr>
+      <w:r>
+        <w:t>16. Finish and return</w:t>
+      </w:r>
+    </w:p>
+    <w:p>
+      <w:r>
+        <w:t>Close your notes. Explain this goal in your own words: Explain the mechanism and terminology of data retention and deletion</w:t>
+      </w:r>
+    </w:p>
+    <w:p>
+      <w:pPr>
+        <w:pStyle w:val="Heading3"/>
+      </w:pPr>
+      <w:r>
+        <w:t>My deciding step, evidence and one remaining question</w:t>
+      </w:r>
+    </w:p>
+    <w:p>
+      <w:r>
+        <w:t>________________________________________________________________</w:t>
+      </w:r>
+    </w:p>
+    <w:p>
+      <w:r>
+        <w:t>________________________________________________________________</w:t>
+      </w:r>
+    </w:p>
+    <w:p>
+      <w:r>
+        <w:t>________________________________________________________________</w:t>
+      </w:r>
+    </w:p>
+    <w:p>
+      <w:r>
+        <w:t>________________________________________________________________</w:t>
+      </w:r>
+    </w:p>
+    <w:p>
+      <w:r>
+        <w:t>________________________________________________________________</w:t>
+      </w:r>
+    </w:p>
+    <w:p>
+      <w:r>
+        <w:t>If you are unsure, return to the worked picture and explain one arrow. If you are ready, change an input or assumption and justify your prediction.</w:t>
+      </w:r>
+    </w:p>
+    <w:p>
+      <w:r>
+        <w:t>Save your workbook evidence. At the next review, try a different case before opening your old answer.</w:t>
       </w:r>
     </w:p>
     <w:sectPr>

--- a/downloads/student/ai-3-week-28.docx
+++ b/downloads/student/ai-3-week-28.docx
@@ -3986,6 +3986,202 @@
     <w:p>
       <w:r>
         <w:t>Save your workbook evidence. At the next review, try a different case before opening your old answer.</w:t>
+      </w:r>
+    </w:p>
+    <w:p>
+      <w:pPr>
+        <w:pStyle w:val="Heading1"/>
+      </w:pPr>
+      <w:r>
+        <w:t>17. Supported practice, repair and portfolio</w:t>
+      </w:r>
+    </w:p>
+    <w:p>
+      <w:r>
+        <w:t>Use this supported practice once, in the browser or on paper. Keep the reserved independent assessment for a separate first attempt before teacher feedback.</w:t>
+      </w:r>
+    </w:p>
+    <w:p>
+      <w:r>
+        <w:t>Trace deletion through both a working folder and a cache.</w:t>
+      </w:r>
+    </w:p>
+    <w:p>
+      <w:pPr>
+        <w:pStyle w:val="Heading3"/>
+      </w:pPr>
+      <w:r>
+        <w:t>Practice 1: explain the deciding evidence</w:t>
+      </w:r>
+    </w:p>
+    <w:p>
+      <w:r>
+        <w:t>Which labelled step matches this detail? Delete cached B too; otherwise the declared content remains retained.</w:t>
+      </w:r>
+    </w:p>
+    <w:p>
+      <w:r>
+        <w:t>1. Compare ages</w:t>
+      </w:r>
+    </w:p>
+    <w:p>
+      <w:r>
+        <w:t>2. Delete eligible</w:t>
+      </w:r>
+    </w:p>
+    <w:p>
+      <w:r>
+        <w:t>3. Check copies</w:t>
+      </w:r>
+    </w:p>
+    <w:p>
+      <w:pPr>
+        <w:pStyle w:val="Heading3"/>
+      </w:pPr>
+      <w:r>
+        <w:t>My selected conclusion, deciding fact and explanation</w:t>
+      </w:r>
+    </w:p>
+    <w:p>
+      <w:r>
+        <w:t>________________________________________________________________</w:t>
+      </w:r>
+    </w:p>
+    <w:p>
+      <w:r>
+        <w:t>________________________________________________________________</w:t>
+      </w:r>
+    </w:p>
+    <w:p>
+      <w:r>
+        <w:t>________________________________________________________________</w:t>
+      </w:r>
+    </w:p>
+    <w:p>
+      <w:r>
+        <w:t>________________________________________________________________</w:t>
+      </w:r>
+    </w:p>
+    <w:p>
+      <w:r>
+        <w:t>________________________________________________________________</w:t>
+      </w:r>
+    </w:p>
+    <w:p>
+      <w:r>
+        <w:t>Hint if needed: Read the steps in the pictorial case. Match the supplied detail to the stage that performs or records it.</w:t>
+      </w:r>
+    </w:p>
+    <w:p>
+      <w:r>
+        <w:t>After your attempt, compare with the supported explanation: Check copies Delete cached B too; otherwise the declared content remains retained. Read the picture in order. Delete cached B too; otherwise the declared content remains retained. The arrows show which recorded input or intermediate result each decision uses. Explain the deciding step aloud before checking the changed case; pointing to the final answer alone does not show how it follows.</w:t>
+      </w:r>
+    </w:p>
+    <w:p>
+      <w:pPr>
+        <w:pStyle w:val="Heading3"/>
+      </w:pPr>
+      <w:r>
+        <w:t>Practice 2: explain the deciding evidence</w:t>
+      </w:r>
+    </w:p>
+    <w:p>
+      <w:r>
+        <w:t>Changed-case practice: The cache deletion fails. Which conclusion is supported by the supplied facts?</w:t>
+      </w:r>
+    </w:p>
+    <w:p>
+      <w:r>
+        <w:t>1. We can decide the result without examining the changed input or the procedure.</w:t>
+      </w:r>
+    </w:p>
+    <w:p>
+      <w:r>
+        <w:t>2. Report incomplete deletion rather than success.</w:t>
+      </w:r>
+    </w:p>
+    <w:p>
+      <w:r>
+        <w:t>3. This one example guarantees correct results for every future input.</w:t>
+      </w:r>
+    </w:p>
+    <w:p>
+      <w:pPr>
+        <w:pStyle w:val="Heading3"/>
+      </w:pPr>
+      <w:r>
+        <w:t>My selected conclusion, deciding fact and explanation</w:t>
+      </w:r>
+    </w:p>
+    <w:p>
+      <w:r>
+        <w:t>________________________________________________________________</w:t>
+      </w:r>
+    </w:p>
+    <w:p>
+      <w:r>
+        <w:t>________________________________________________________________</w:t>
+      </w:r>
+    </w:p>
+    <w:p>
+      <w:r>
+        <w:t>________________________________________________________________</w:t>
+      </w:r>
+    </w:p>
+    <w:p>
+      <w:r>
+        <w:t>________________________________________________________________</w:t>
+      </w:r>
+    </w:p>
+    <w:p>
+      <w:r>
+        <w:t>________________________________________________________________</w:t>
+      </w:r>
+    </w:p>
+    <w:p>
+      <w:r>
+        <w:t>Hint if needed: Use the changed condition and the deciding step in the pictorial trace. The answer must say what follows from those facts.</w:t>
+      </w:r>
+    </w:p>
+    <w:p>
+      <w:r>
+        <w:t>After your attempt, compare with the supported explanation: Report incomplete deletion rather than success. Removing the working copy does not remove the known retained cache copy.</w:t>
+      </w:r>
+    </w:p>
+    <w:p>
+      <w:pPr>
+        <w:pStyle w:val="Heading3"/>
+      </w:pPr>
+      <w:r>
+        <w:t>Repair a missing building block</w:t>
+      </w:r>
+    </w:p>
+    <w:p>
+      <w:r>
+        <w:t>Review Red Team the Product (ai-3/27). Goal: Explain the mechanism and terminology of red team exercises. Short practice: Why does the original test fail even if no upload succeeded? Point to the relevant step in the picture, then write the changed result and the rule or evidence that supports it.. Return to this week and explain what you changed.</w:t>
+      </w:r>
+    </w:p>
+    <w:p>
+      <w:r>
+        <w:t>Review Quality Rubrics (ai-3/25). Goal: Explain the mechanism and terminology of system evaluation sets. Short practice: Why is “one out of two checks passed” an insufficient release decision? Point to the relevant step in the picture, then write the changed result and the rule or evidence that supports it.. Return to this week and explain what you changed.</w:t>
+      </w:r>
+    </w:p>
+    <w:p>
+      <w:r>
+        <w:t>Review Requests Responses and JSON (ai-3/22). Goal: Parse JSON into Python records. Short practice: Would converting the text silently prove the source count is correct? Point to the relevant step in the picture, then write the changed result and the rule or evidence that supports it.. Return to this week and explain what you changed.</w:t>
+      </w:r>
+    </w:p>
+    <w:p>
+      <w:pPr>
+        <w:pStyle w:val="Heading3"/>
+      </w:pPr>
+      <w:r>
+        <w:t>Keep your completed work</w:t>
+      </w:r>
+    </w:p>
+    <w:p>
+      <w:r>
+        <w:t>Use Download completed work in the hosted lesson to export your answers, reflections, practice feedback and code-run evidence. Open the HTML copy to read or print it. Drafts stay in this browser when storage is available; clear drafts on a shared device.</w:t>
       </w:r>
     </w:p>
     <w:sectPr>

--- a/downloads/student/ai-3-week-28.docx
+++ b/downloads/student/ai-3-week-28.docx
@@ -42,6 +42,11 @@
       </w:r>
     </w:p>
     <w:p>
+      <w:r>
+        <w:t>Start with the target: Explain the mechanism and terminology of data retention and deletion. Try the recall before opening notes.</w:t>
+      </w:r>
+    </w:p>
+    <w:p>
       <w:pPr>
         <w:pStyle w:val="Heading3"/>
       </w:pPr>
@@ -50,17 +55,59 @@
       </w:r>
     </w:p>
     <w:p>
-      <w:r>
-        <w:t>I can explain the mechanism and terminology of data retention and deletion.</w:t>
-      </w:r>
-    </w:p>
-    <w:p>
-      <w:r>
+      <w:pPr>
+        <w:spacing w:line="336" w:lineRule="auto" w:after="180"/>
+      </w:pPr>
+      <w:r>
+        <w:rPr>
+          <w:b w:val="0"/>
+        </w:rPr>
+        <w:t xml:space="preserve">I can explain the </w:t>
+      </w:r>
+      <w:r>
+        <w:rPr>
+          <w:b/>
+        </w:rPr>
+        <w:t>mechanism</w:t>
+      </w:r>
+      <w:r>
+        <w:rPr>
+          <w:b w:val="0"/>
+        </w:rPr>
+        <w:t xml:space="preserve"> and terminology of data </w:t>
+      </w:r>
+      <w:r>
+        <w:rPr>
+          <w:b/>
+        </w:rPr>
+        <w:t>retention</w:t>
+      </w:r>
+      <w:r>
+        <w:rPr>
+          <w:b w:val="0"/>
+        </w:rPr>
+        <w:t xml:space="preserve"> and deletion.</w:t>
+      </w:r>
+    </w:p>
+    <w:p>
+      <w:pPr>
+        <w:spacing w:line="336" w:lineRule="auto" w:after="180"/>
+      </w:pPr>
+      <w:r>
+        <w:rPr>
+          <w:b w:val="0"/>
+        </w:rPr>
         <w:t>I can apply the stated procedure to a new case with a traceable result.</w:t>
       </w:r>
     </w:p>
     <w:p>
-      <w:r>
+      <w:pPr>
+        <w:spacing w:line="336" w:lineRule="auto" w:after="180"/>
+      </w:pPr>
+      <w:r>
+        <w:rPr>
+          <w:b w:val="0"/>
+        </w:rPr>
         <w:t>I can identify an assumption or limitation and design a revealing follow-up.</w:t>
       </w:r>
     </w:p>
@@ -73,38 +120,122 @@
       </w:r>
     </w:p>
     <w:p>
-      <w:r>
+      <w:pPr>
+        <w:spacing w:line="336" w:lineRule="auto" w:after="180"/>
+      </w:pPr>
+      <w:r>
+        <w:rPr>
+          <w:b w:val="0"/>
+        </w:rPr>
         <w:t>Close your notes first. A rough first answer helps us choose the right starting point; it is not a score for your ability.</w:t>
       </w:r>
     </w:p>
     <w:p>
-      <w:r>
+      <w:pPr>
+        <w:spacing w:line="336" w:lineRule="auto" w:after="180"/>
+      </w:pPr>
+      <w:r>
+        <w:rPr>
+          <w:b w:val="0"/>
+        </w:rPr>
         <w:t>Without opening the old lesson, explain one key idea from Red Team the Product. Give an example and a mistake that the idea helps you avoid.</w:t>
       </w:r>
     </w:p>
     <w:p>
-      <w:r>
+      <w:pPr>
+        <w:spacing w:line="336" w:lineRule="auto" w:after="180"/>
+      </w:pPr>
+      <w:r>
+        <w:rPr>
+          <w:b w:val="0"/>
+        </w:rPr>
         <w:t>Without opening the old lesson, explain one key idea from Quality Rubrics. Give an example and a mistake that the idea helps you avoid.</w:t>
       </w:r>
     </w:p>
     <w:p>
-      <w:r>
+      <w:pPr>
+        <w:spacing w:line="336" w:lineRule="auto" w:after="180"/>
+      </w:pPr>
+      <w:r>
+        <w:rPr>
+          <w:b w:val="0"/>
+        </w:rPr>
         <w:t>Without opening the old lesson, explain one key idea from Requests Responses and JSON. Give an example and a mistake that the idea helps you avoid.</w:t>
       </w:r>
     </w:p>
     <w:p>
-      <w:r>
-        <w:t>After trying, check the relevant lesson or ask your teacher. Change the part of your explanation that the evidence shows was wrong.</w:t>
-      </w:r>
-    </w:p>
-    <w:p>
-      <w:r>
+      <w:pPr>
+        <w:spacing w:line="336" w:lineRule="auto" w:after="180"/>
+      </w:pPr>
+      <w:r>
+        <w:rPr>
+          <w:b w:val="0"/>
+        </w:rPr>
+        <w:t xml:space="preserve">After trying, check the relevant lesson or ask your teacher. Change the part of your explanation that the </w:t>
+      </w:r>
+      <w:r>
+        <w:rPr>
+          <w:b/>
+        </w:rPr>
+        <w:t>evidence</w:t>
+      </w:r>
+      <w:r>
+        <w:rPr>
+          <w:b w:val="0"/>
+        </w:rPr>
+        <w:t xml:space="preserve"> shows was wrong.</w:t>
+      </w:r>
+    </w:p>
+    <w:p>
+      <w:pPr>
+        <w:spacing w:line="336" w:lineRule="auto" w:after="180"/>
+      </w:pPr>
+      <w:r>
+        <w:rPr>
+          <w:b w:val="0"/>
+        </w:rPr>
         <w:t>Week 28: Privacy by Design</w:t>
       </w:r>
     </w:p>
     <w:p>
-      <w:r>
-        <w:t>Data minimization, retention rules, and consent belong in the architecture.</w:t>
+      <w:pPr>
+        <w:spacing w:line="336" w:lineRule="auto" w:after="180"/>
+      </w:pPr>
+      <w:r>
+        <w:rPr>
+          <w:b/>
+        </w:rPr>
+        <w:t>Data minimization</w:t>
+      </w:r>
+      <w:r>
+        <w:rPr>
+          <w:b w:val="0"/>
+        </w:rPr>
+        <w:t xml:space="preserve">, </w:t>
+      </w:r>
+      <w:r>
+        <w:rPr>
+          <w:b/>
+        </w:rPr>
+        <w:t>retention</w:t>
+      </w:r>
+      <w:r>
+        <w:rPr>
+          <w:b w:val="0"/>
+        </w:rPr>
+        <w:t xml:space="preserve"> rules, and </w:t>
+      </w:r>
+      <w:r>
+        <w:rPr>
+          <w:b/>
+        </w:rPr>
+        <w:t>consent</w:t>
+      </w:r>
+      <w:r>
+        <w:rPr>
+          <w:b w:val="0"/>
+        </w:rPr>
+        <w:t xml:space="preserve"> belong in the architecture.</w:t>
       </w:r>
     </w:p>
     <w:p>
@@ -144,17 +275,35 @@
       </w:r>
     </w:p>
     <w:p>
-      <w:r>
+      <w:pPr>
+        <w:spacing w:line="336" w:lineRule="auto" w:after="180"/>
+      </w:pPr>
+      <w:r>
+        <w:rPr>
+          <w:b/>
+        </w:rPr>
         <w:t>CREATOR MISSION</w:t>
       </w:r>
     </w:p>
     <w:p>
-      <w:r>
+      <w:pPr>
+        <w:spacing w:line="336" w:lineRule="auto" w:after="180"/>
+      </w:pPr>
+      <w:r>
+        <w:rPr>
+          <w:b w:val="0"/>
+        </w:rPr>
         <w:t>Remove unnecessary student data from the design.</w:t>
       </w:r>
     </w:p>
     <w:p>
-      <w:r>
+      <w:pPr>
+        <w:spacing w:line="336" w:lineRule="auto" w:after="180"/>
+      </w:pPr>
+      <w:r>
+        <w:rPr>
+          <w:b w:val="0"/>
+        </w:rPr>
         <w:t>Creator name and date:</w:t>
       </w:r>
     </w:p>
@@ -200,8 +349,38 @@
       </w:r>
     </w:p>
     <w:p>
-      <w:r>
-        <w:t>Recall Sandboxing and resource limits. Explain why a recorded result needs its input conditions and evidence source before it can support a claim.</w:t>
+      <w:pPr>
+        <w:spacing w:line="336" w:lineRule="auto" w:after="180"/>
+      </w:pPr>
+      <w:r>
+        <w:rPr>
+          <w:b w:val="0"/>
+        </w:rPr>
+        <w:t xml:space="preserve">Recall Sandboxing and resource limits. Explain why a recorded result needs its </w:t>
+      </w:r>
+      <w:r>
+        <w:rPr>
+          <w:b/>
+        </w:rPr>
+        <w:t>input</w:t>
+      </w:r>
+      <w:r>
+        <w:rPr>
+          <w:b w:val="0"/>
+        </w:rPr>
+        <w:t xml:space="preserve"> conditions and </w:t>
+      </w:r>
+      <w:r>
+        <w:rPr>
+          <w:b/>
+        </w:rPr>
+        <w:t>evidence</w:t>
+      </w:r>
+      <w:r>
+        <w:rPr>
+          <w:b w:val="0"/>
+        </w:rPr>
+        <w:t xml:space="preserve"> source before it can support a claim.</w:t>
       </w:r>
     </w:p>
     <w:p>
@@ -213,7 +392,13 @@
       </w:r>
     </w:p>
     <w:p>
-      <w:r>
+      <w:pPr>
+        <w:spacing w:line="336" w:lineRule="auto" w:after="180"/>
+      </w:pPr>
+      <w:r>
+        <w:rPr>
+          <w:b w:val="0"/>
+        </w:rPr>
         <w:t>By the end, I can explain privacy by design using a traced example and a stated limitation.</w:t>
       </w:r>
     </w:p>
@@ -227,17 +412,52 @@
     </w:p>
     <w:p>
       <w:r>
+        <w:t>Investigate the supplied Privacy by Design case. Separate observations, given facts and assumptions before choosing an explanation.</w:t>
+      </w:r>
+    </w:p>
+    <w:p>
+      <w:pPr>
+        <w:spacing w:line="336" w:lineRule="auto" w:after="180"/>
+      </w:pPr>
+      <w:r>
+        <w:rPr>
+          <w:b/>
+        </w:rPr>
         <w:t>PICTURE STORY</w:t>
       </w:r>
     </w:p>
     <w:p>
-      <w:r>
+      <w:pPr>
+        <w:spacing w:line="336" w:lineRule="auto" w:after="180"/>
+      </w:pPr>
+      <w:r>
+        <w:rPr>
+          <w:b w:val="0"/>
+        </w:rPr>
         <w:t>Notice → Predict → Explain</w:t>
       </w:r>
     </w:p>
     <w:p>
-      <w:r>
-        <w:t>Begin with visible evidence. Do not explain more than the picture and information support.</w:t>
+      <w:pPr>
+        <w:spacing w:line="336" w:lineRule="auto" w:after="180"/>
+      </w:pPr>
+      <w:r>
+        <w:rPr>
+          <w:b w:val="0"/>
+        </w:rPr>
+        <w:t xml:space="preserve">Begin with visible </w:t>
+      </w:r>
+      <w:r>
+        <w:rPr>
+          <w:b/>
+        </w:rPr>
+        <w:t>evidence</w:t>
+      </w:r>
+      <w:r>
+        <w:rPr>
+          <w:b w:val="0"/>
+        </w:rPr>
+        <w:t>. Do not explain more than the picture and information support.</w:t>
       </w:r>
     </w:p>
     <w:p>
@@ -277,18 +497,70 @@
       </w:r>
     </w:p>
     <w:p>
-      <w:r>
+      <w:pPr>
+        <w:pStyle w:val="Heading3"/>
+      </w:pPr>
+      <w:r>
+        <w:t>Start with this puzzle</w:t>
+      </w:r>
+    </w:p>
+    <w:p>
+      <w:pPr>
+        <w:spacing w:line="336" w:lineRule="auto" w:after="180"/>
+        <w:shd w:fill="F1F6FC"/>
+      </w:pPr>
+      <w:r>
+        <w:rPr>
+          <w:b w:val="0"/>
+        </w:rPr>
         <w:t>MYSTERY</w:t>
       </w:r>
     </w:p>
     <w:p>
-      <w:r>
-        <w:t>The learners must use privacy by design to solve a problem. What information do they have? What decision or calculation do they make? What would count as evidence that it worked?</w:t>
-      </w:r>
-    </w:p>
-    <w:p>
-      <w:r>
-        <w:t>Three observations (what you can point to):</w:t>
+      <w:pPr>
+        <w:spacing w:line="336" w:lineRule="auto" w:after="180"/>
+        <w:shd w:fill="F5F1FB"/>
+      </w:pPr>
+      <w:r>
+        <w:rPr>
+          <w:b w:val="0"/>
+        </w:rPr>
+        <w:t xml:space="preserve">The learners must use privacy by design to solve a problem. What information do they have? What decision or calculation do they make? What would count as </w:t>
+      </w:r>
+      <w:r>
+        <w:rPr>
+          <w:b/>
+        </w:rPr>
+        <w:t>evidence</w:t>
+      </w:r>
+      <w:r>
+        <w:rPr>
+          <w:b w:val="0"/>
+        </w:rPr>
+        <w:t xml:space="preserve"> that it worked?</w:t>
+      </w:r>
+    </w:p>
+    <w:p>
+      <w:pPr>
+        <w:spacing w:line="336" w:lineRule="auto" w:after="180"/>
+      </w:pPr>
+      <w:r>
+        <w:rPr>
+          <w:b w:val="0"/>
+        </w:rPr>
+        <w:t xml:space="preserve">Three </w:t>
+      </w:r>
+      <w:r>
+        <w:rPr>
+          <w:b/>
+        </w:rPr>
+        <w:t>observation</w:t>
+      </w:r>
+      <w:r>
+        <w:rPr>
+          <w:b w:val="0"/>
+        </w:rPr>
+        <w:t>s (what you can point to):</w:t>
       </w:r>
     </w:p>
     <w:p>
@@ -325,8 +597,26 @@
       </w:r>
     </w:p>
     <w:p>
-      <w:r>
-        <w:t>My prediction and the clue supporting it:</w:t>
+      <w:pPr>
+        <w:spacing w:line="336" w:lineRule="auto" w:after="180"/>
+      </w:pPr>
+      <w:r>
+        <w:rPr>
+          <w:b w:val="0"/>
+        </w:rPr>
+        <w:t xml:space="preserve">My </w:t>
+      </w:r>
+      <w:r>
+        <w:rPr>
+          <w:b/>
+        </w:rPr>
+        <w:t>prediction</w:t>
+      </w:r>
+      <w:r>
+        <w:rPr>
+          <w:b w:val="0"/>
+        </w:rPr>
+        <w:t xml:space="preserve"> and the clue supporting it:</w:t>
       </w:r>
     </w:p>
     <w:p>
@@ -371,13 +661,42 @@
       </w:r>
     </w:p>
     <w:p>
-      <w:r>
-        <w:t>Retention and deletion cover all declared stores, including caches and logs. Removing a visible row may leave copies elsewhere.</w:t>
-      </w:r>
-    </w:p>
-    <w:p>
-      <w:r>
-        <w:t>Begin by writing the question the procedure is intended to answer. Identify the information already supplied, the information it will produce and the information still missing. These are constructed classroom examples; they do not require live accounts, private records or an external service. Do not treat a plausible explanation as a measured outcome.</w:t>
+      <w:pPr>
+        <w:spacing w:line="336" w:lineRule="auto" w:after="180"/>
+      </w:pPr>
+      <w:r>
+        <w:rPr>
+          <w:b/>
+        </w:rPr>
+        <w:t>Retention</w:t>
+      </w:r>
+      <w:r>
+        <w:rPr>
+          <w:b w:val="0"/>
+        </w:rPr>
+        <w:t xml:space="preserve"> and deletion cover all declared stores, including caches and logs. Removing a visible row may leave copies elsewhere.</w:t>
+      </w:r>
+    </w:p>
+    <w:p>
+      <w:pPr>
+        <w:spacing w:line="336" w:lineRule="auto" w:after="180"/>
+      </w:pPr>
+      <w:r>
+        <w:rPr>
+          <w:b w:val="0"/>
+        </w:rPr>
+        <w:t>Begin by writing the question the procedure is intended to answer. Identify the information already supplied, the information it will produce and the information still missing.</w:t>
+      </w:r>
+    </w:p>
+    <w:p>
+      <w:pPr>
+        <w:spacing w:line="336" w:lineRule="auto" w:after="180"/>
+      </w:pPr>
+      <w:r>
+        <w:rPr>
+          <w:b w:val="0"/>
+        </w:rPr>
+        <w:t>These are constructed classroom examples; they do not require live accounts, private records or an external service. Do not treat a plausible explanation as a measured outcome.</w:t>
       </w:r>
     </w:p>
     <w:p>
@@ -390,16 +709,69 @@
     </w:p>
     <w:p>
       <w:r>
-        <w:t>VISUAL MECHANISM</w:t>
-      </w:r>
-    </w:p>
-    <w:p>
-      <w:r>
-        <w:t>Input → Process → Output</w:t>
-      </w:r>
-    </w:p>
-    <w:p>
-      <w:r>
+        <w:t>Follow the mechanism for Privacy by Design. Connect each labelled input, deciding step and result.</w:t>
+      </w:r>
+    </w:p>
+    <w:p>
+      <w:pPr>
+        <w:spacing w:line="336" w:lineRule="auto" w:after="180"/>
+      </w:pPr>
+      <w:r>
+        <w:rPr>
+          <w:b/>
+        </w:rPr>
+        <w:t xml:space="preserve">VISUAL </w:t>
+      </w:r>
+      <w:r>
+        <w:rPr>
+          <w:b/>
+        </w:rPr>
+        <w:t>MECHANISM</w:t>
+      </w:r>
+    </w:p>
+    <w:p>
+      <w:pPr>
+        <w:spacing w:line="336" w:lineRule="auto" w:after="180"/>
+      </w:pPr>
+      <w:r>
+        <w:rPr>
+          <w:b/>
+        </w:rPr>
+        <w:t>Input</w:t>
+      </w:r>
+      <w:r>
+        <w:rPr>
+          <w:b w:val="0"/>
+        </w:rPr>
+        <w:t xml:space="preserve"> → </w:t>
+      </w:r>
+      <w:r>
+        <w:rPr>
+          <w:b/>
+        </w:rPr>
+        <w:t>Process</w:t>
+      </w:r>
+      <w:r>
+        <w:rPr>
+          <w:b w:val="0"/>
+        </w:rPr>
+        <w:t xml:space="preserve"> → </w:t>
+      </w:r>
+      <w:r>
+        <w:rPr>
+          <w:b/>
+        </w:rPr>
+        <w:t>Output</w:t>
+      </w:r>
+    </w:p>
+    <w:p>
+      <w:pPr>
+        <w:spacing w:line="336" w:lineRule="auto" w:after="180"/>
+      </w:pPr>
+      <w:r>
+        <w:rPr>
+          <w:b w:val="0"/>
+        </w:rPr>
         <w:t>Trace the information. At each stage, ask what changed and how you could test it.</w:t>
       </w:r>
     </w:p>
@@ -440,7 +812,13 @@
       </w:r>
     </w:p>
     <w:p>
-      <w:r>
+      <w:pPr>
+        <w:spacing w:line="336" w:lineRule="auto" w:after="180"/>
+      </w:pPr>
+      <w:r>
+        <w:rPr>
+          <w:b w:val="0"/>
+        </w:rPr>
         <w:t>↓</w:t>
       </w:r>
     </w:p>
@@ -481,7 +859,13 @@
       </w:r>
     </w:p>
     <w:p>
-      <w:r>
+      <w:pPr>
+        <w:spacing w:line="336" w:lineRule="auto" w:after="180"/>
+      </w:pPr>
+      <w:r>
+        <w:rPr>
+          <w:b w:val="0"/>
+        </w:rPr>
         <w:t>↓</w:t>
       </w:r>
     </w:p>
@@ -522,7 +906,13 @@
       </w:r>
     </w:p>
     <w:p>
-      <w:r>
+      <w:pPr>
+        <w:spacing w:line="336" w:lineRule="auto" w:after="180"/>
+      </w:pPr>
+      <w:r>
+        <w:rPr>
+          <w:b w:val="0"/>
+        </w:rPr>
         <w:t>Which stage could fail even when the other two are correct? Explain:</w:t>
       </w:r>
     </w:p>
@@ -568,7 +958,13 @@
       </w:r>
     </w:p>
     <w:p>
-      <w:r>
+      <w:pPr>
+        <w:spacing w:line="336" w:lineRule="auto" w:after="180"/>
+      </w:pPr>
+      <w:r>
+        <w:rPr>
+          <w:b w:val="0"/>
+        </w:rPr>
         <w:t>Toy policy retains session content for 7 days and deletes it when age is at least7. Audit metadata may remain for 30 days without content. Track primary storage, cache and backup policy separately.</w:t>
       </w:r>
     </w:p>
@@ -665,8 +1061,49 @@
       </w:r>
     </w:p>
     <w:p>
-      <w:r>
-        <w:t>Before applying the procedure, write its units, denominator or decision boundary where relevant. A partner should be able to repeat each step using the same inputs. If a required input is absent or violates the stated contract, record that condition explicitly instead of quietly replacing it with a convenient value.</w:t>
+      <w:pPr>
+        <w:spacing w:line="336" w:lineRule="auto" w:after="180"/>
+      </w:pPr>
+      <w:r>
+        <w:rPr>
+          <w:b w:val="0"/>
+        </w:rPr>
+        <w:t xml:space="preserve">Before applying the procedure, write its units, denominator or decision boundary where relevant. A partner should be able to repeat each step using the same </w:t>
+      </w:r>
+      <w:r>
+        <w:rPr>
+          <w:b/>
+        </w:rPr>
+        <w:t>input</w:t>
+      </w:r>
+      <w:r>
+        <w:rPr>
+          <w:b w:val="0"/>
+        </w:rPr>
+        <w:t>s.</w:t>
+      </w:r>
+    </w:p>
+    <w:p>
+      <w:pPr>
+        <w:spacing w:line="336" w:lineRule="auto" w:after="180"/>
+      </w:pPr>
+      <w:r>
+        <w:rPr>
+          <w:b w:val="0"/>
+        </w:rPr>
+        <w:t xml:space="preserve">If a required </w:t>
+      </w:r>
+      <w:r>
+        <w:rPr>
+          <w:b/>
+        </w:rPr>
+        <w:t>input</w:t>
+      </w:r>
+      <w:r>
+        <w:rPr>
+          <w:b w:val="0"/>
+        </w:rPr>
+        <w:t xml:space="preserve"> is absent or violates the stated contract, record that condition explicitly instead of quietly replacing it with a convenient value.</w:t>
       </w:r>
     </w:p>
     <w:p>
@@ -678,8 +1115,26 @@
       </w:r>
     </w:p>
     <w:p>
-      <w:r>
-        <w:t>Point to the input, the deciding step and the result in this week’s visual. Explain the same step in ordinary words. A picture helps when you can say what each part represents.</w:t>
+      <w:pPr>
+        <w:spacing w:line="336" w:lineRule="auto" w:after="180"/>
+      </w:pPr>
+      <w:r>
+        <w:rPr>
+          <w:b w:val="0"/>
+        </w:rPr>
+        <w:t xml:space="preserve">Point to the </w:t>
+      </w:r>
+      <w:r>
+        <w:rPr>
+          <w:b/>
+        </w:rPr>
+        <w:t>input</w:t>
+      </w:r>
+      <w:r>
+        <w:rPr>
+          <w:b w:val="0"/>
+        </w:rPr>
+        <w:t>, the deciding step and the result in this week’s visual. Explain the same step in ordinary words. A picture helps when you can say what each part represents.</w:t>
       </w:r>
     </w:p>
     <w:p>
@@ -692,16 +1147,54 @@
     </w:p>
     <w:p>
       <w:r>
+        <w:t>Compare the supplied cases for Privacy by Design. Identify the detail that changes the conclusion.</w:t>
+      </w:r>
+    </w:p>
+    <w:p>
+      <w:pPr>
+        <w:pStyle w:val="Heading3"/>
+      </w:pPr>
+      <w:r>
+        <w:t>The case to investigate</w:t>
+      </w:r>
+    </w:p>
+    <w:p>
+      <w:pPr>
+        <w:spacing w:line="336" w:lineRule="auto" w:after="180"/>
+        <w:shd w:fill="F1F6FC"/>
+      </w:pPr>
+      <w:r>
+        <w:rPr>
+          <w:b w:val="0"/>
+        </w:rPr>
         <w:t>CASE GALLERY</w:t>
       </w:r>
     </w:p>
     <w:p>
-      <w:r>
-        <w:t>Four Tests, Four Kinds of Evidence</w:t>
-      </w:r>
-    </w:p>
-    <w:p>
-      <w:r>
+      <w:pPr>
+        <w:spacing w:line="336" w:lineRule="auto" w:after="180"/>
+      </w:pPr>
+      <w:r>
+        <w:rPr>
+          <w:b w:val="0"/>
+        </w:rPr>
+        <w:t xml:space="preserve">Four Tests, Four Kinds of </w:t>
+      </w:r>
+      <w:r>
+        <w:rPr>
+          <w:b/>
+        </w:rPr>
+        <w:t>Evidence</w:t>
+      </w:r>
+    </w:p>
+    <w:p>
+      <w:pPr>
+        <w:spacing w:line="336" w:lineRule="auto" w:after="180"/>
+      </w:pPr>
+      <w:r>
+        <w:rPr>
+          <w:b w:val="0"/>
+        </w:rPr>
         <w:t>A system is not understood until it survives more than one comfortable example.</w:t>
       </w:r>
     </w:p>
@@ -778,8 +1271,47 @@
       </w:r>
     </w:p>
     <w:p>
-      <w:r>
-        <w:t>NORMAL CASE: predict and name evidence.     BOUNDARY CASE: predict and name evidence.</w:t>
+      <w:pPr>
+        <w:pStyle w:val="Heading3"/>
+      </w:pPr>
+      <w:r>
+        <w:t>The normal case</w:t>
+      </w:r>
+    </w:p>
+    <w:p>
+      <w:pPr>
+        <w:spacing w:line="336" w:lineRule="auto" w:after="180"/>
+        <w:shd w:fill="F1F6FC"/>
+      </w:pPr>
+      <w:r>
+        <w:rPr>
+          <w:b w:val="0"/>
+        </w:rPr>
+        <w:t xml:space="preserve">NORMAL CASE: predict and name </w:t>
+      </w:r>
+      <w:r>
+        <w:rPr>
+          <w:b/>
+        </w:rPr>
+        <w:t>evidence</w:t>
+      </w:r>
+      <w:r>
+        <w:rPr>
+          <w:b w:val="0"/>
+        </w:rPr>
+        <w:t xml:space="preserve">.     BOUNDARY CASE: predict and name </w:t>
+      </w:r>
+      <w:r>
+        <w:rPr>
+          <w:b/>
+        </w:rPr>
+        <w:t>evidence</w:t>
+      </w:r>
+      <w:r>
+        <w:rPr>
+          <w:b w:val="0"/>
+        </w:rPr>
+        <w:t>.</w:t>
       </w:r>
     </w:p>
     <w:p>
@@ -855,12 +1387,58 @@
       </w:r>
     </w:p>
     <w:p>
-      <w:r>
-        <w:t>MISSING INFORMATION: predict and name evidence.     TRANSFER CASE: predict and name evidence.</w:t>
-      </w:r>
-    </w:p>
-    <w:p>
-      <w:r>
+      <w:pPr>
+        <w:pStyle w:val="Heading3"/>
+      </w:pPr>
+      <w:r>
+        <w:t>Check missing information</w:t>
+      </w:r>
+    </w:p>
+    <w:p>
+      <w:pPr>
+        <w:spacing w:line="336" w:lineRule="auto" w:after="180"/>
+        <w:shd w:fill="FFF5E6"/>
+      </w:pPr>
+      <w:r>
+        <w:rPr>
+          <w:b w:val="0"/>
+        </w:rPr>
+        <w:t xml:space="preserve">MISSING INFORMATION: predict and name </w:t>
+      </w:r>
+      <w:r>
+        <w:rPr>
+          <w:b/>
+        </w:rPr>
+        <w:t>evidence</w:t>
+      </w:r>
+      <w:r>
+        <w:rPr>
+          <w:b w:val="0"/>
+        </w:rPr>
+        <w:t xml:space="preserve">.     TRANSFER CASE: predict and name </w:t>
+      </w:r>
+      <w:r>
+        <w:rPr>
+          <w:b/>
+        </w:rPr>
+        <w:t>evidence</w:t>
+      </w:r>
+      <w:r>
+        <w:rPr>
+          <w:b w:val="0"/>
+        </w:rPr>
+        <w:t>.</w:t>
+      </w:r>
+    </w:p>
+    <w:p>
+      <w:pPr>
+        <w:spacing w:line="336" w:lineRule="auto" w:after="180"/>
+        <w:shd w:fill="F5F1FB"/>
+      </w:pPr>
+      <w:r>
+        <w:rPr>
+          <w:b w:val="0"/>
+        </w:rPr>
         <w:t>Which case is most likely to reveal a hidden assumption? Why?</w:t>
       </w:r>
     </w:p>
@@ -906,17 +1484,68 @@
       </w:r>
     </w:p>
     <w:p>
-      <w:r>
+      <w:pPr>
+        <w:pStyle w:val="Heading3"/>
+      </w:pPr>
+      <w:r>
+        <w:t>Change one thing</w:t>
+      </w:r>
+    </w:p>
+    <w:p>
+      <w:pPr>
+        <w:spacing w:line="336" w:lineRule="auto" w:after="180"/>
+        <w:shd w:fill="F5F1FB"/>
+      </w:pPr>
+      <w:r>
+        <w:rPr>
+          <w:b w:val="0"/>
+        </w:rPr>
         <w:t>Change: The cache deletion fails.</w:t>
       </w:r>
     </w:p>
     <w:p>
-      <w:r>
-        <w:t>Prediction: Report incomplete deletion rather than success.</w:t>
-      </w:r>
-    </w:p>
-    <w:p>
-      <w:r>
+      <w:pPr>
+        <w:pStyle w:val="Heading3"/>
+      </w:pPr>
+      <w:r>
+        <w:t>Predicted result</w:t>
+      </w:r>
+    </w:p>
+    <w:p>
+      <w:pPr>
+        <w:spacing w:line="336" w:lineRule="auto" w:after="180"/>
+        <w:shd w:fill="F1F6FC"/>
+      </w:pPr>
+      <w:r>
+        <w:rPr>
+          <w:b/>
+        </w:rPr>
+        <w:t>Prediction</w:t>
+      </w:r>
+      <w:r>
+        <w:rPr>
+          <w:b w:val="0"/>
+        </w:rPr>
+        <w:t>: Report incomplete deletion rather than success.</w:t>
+      </w:r>
+    </w:p>
+    <w:p>
+      <w:pPr>
+        <w:pStyle w:val="Heading3"/>
+      </w:pPr>
+      <w:r>
+        <w:t>Why the result follows</w:t>
+      </w:r>
+    </w:p>
+    <w:p>
+      <w:pPr>
+        <w:spacing w:line="336" w:lineRule="auto" w:after="180"/>
+        <w:shd w:fill="F1F6FC"/>
+      </w:pPr>
+      <w:r>
+        <w:rPr>
+          <w:b w:val="0"/>
+        </w:rPr>
         <w:t>Reason: Removing the working copy does not remove the known retained cache copy.</w:t>
       </w:r>
     </w:p>
@@ -930,16 +1559,39 @@
     </w:p>
     <w:p>
       <w:r>
+        <w:t>Use the vocabulary of Privacy by Design to explain a concrete decision, rather than only memorising definitions.</w:t>
+      </w:r>
+    </w:p>
+    <w:p>
+      <w:pPr>
+        <w:spacing w:line="336" w:lineRule="auto" w:after="180"/>
+      </w:pPr>
+      <w:r>
+        <w:rPr>
+          <w:b/>
+        </w:rPr>
         <w:t>VOCABULARY LAB</w:t>
       </w:r>
     </w:p>
     <w:p>
-      <w:r>
+      <w:pPr>
+        <w:spacing w:line="336" w:lineRule="auto" w:after="180"/>
+      </w:pPr>
+      <w:r>
+        <w:rPr>
+          <w:b w:val="0"/>
+        </w:rPr>
         <w:t>Words You Can Use to Reason</w:t>
       </w:r>
     </w:p>
     <w:p>
-      <w:r>
+      <w:pPr>
+        <w:spacing w:line="336" w:lineRule="auto" w:after="180"/>
+      </w:pPr>
+      <w:r>
+        <w:rPr>
+          <w:b w:val="0"/>
+        </w:rPr>
         <w:t>A definition matters when you can recognize the idea, use it, and contrast it with a near-miss.</w:t>
       </w:r>
     </w:p>
@@ -1374,17 +2026,58 @@
     </w:p>
     <w:p>
       <w:r>
-        <w:t>WORKED EVIDENCE</w:t>
-      </w:r>
-    </w:p>
-    <w:p>
-      <w:r>
+        <w:t>Follow the worked trace for Privacy by Design, predict a step, then compare with its explanation.</w:t>
+      </w:r>
+    </w:p>
+    <w:p>
+      <w:pPr>
+        <w:spacing w:line="336" w:lineRule="auto" w:after="180"/>
+      </w:pPr>
+      <w:r>
+        <w:rPr>
+          <w:b/>
+        </w:rPr>
+        <w:t xml:space="preserve">WORKED </w:t>
+      </w:r>
+      <w:r>
+        <w:rPr>
+          <w:b/>
+        </w:rPr>
+        <w:t>EVIDENCE</w:t>
+      </w:r>
+    </w:p>
+    <w:p>
+      <w:pPr>
+        <w:spacing w:line="336" w:lineRule="auto" w:after="180"/>
+      </w:pPr>
+      <w:r>
+        <w:rPr>
+          <w:b w:val="0"/>
+        </w:rPr>
         <w:t>Reason Step by Step</w:t>
       </w:r>
     </w:p>
     <w:p>
-      <w:r>
-        <w:t>Predict first. Then check each step. A correct answer without visible reasoning is incomplete evidence.</w:t>
+      <w:pPr>
+        <w:spacing w:line="336" w:lineRule="auto" w:after="180"/>
+      </w:pPr>
+      <w:r>
+        <w:rPr>
+          <w:b w:val="0"/>
+        </w:rPr>
+        <w:t xml:space="preserve">Predict first. Then check each step. A correct answer without visible reasoning is incomplete </w:t>
+      </w:r>
+      <w:r>
+        <w:rPr>
+          <w:b/>
+        </w:rPr>
+        <w:t>evidence</w:t>
+      </w:r>
+      <w:r>
+        <w:rPr>
+          <w:b w:val="0"/>
+        </w:rPr>
+        <w:t>.</w:t>
       </w:r>
     </w:p>
     <w:p>
@@ -1424,27 +2117,61 @@
       </w:r>
     </w:p>
     <w:p>
-      <w:r>
+      <w:pPr>
+        <w:spacing w:line="336" w:lineRule="auto" w:after="180"/>
+        <w:shd w:fill="F4F9FC"/>
+      </w:pPr>
+      <w:r>
+        <w:rPr>
+          <w:b w:val="0"/>
+        </w:rPr>
         <w:t>1. Study help needs topic and current question—not home address.</w:t>
       </w:r>
     </w:p>
     <w:p>
-      <w:r>
+      <w:pPr>
+        <w:spacing w:line="336" w:lineRule="auto" w:after="180"/>
+        <w:shd w:fill="F4F9FC"/>
+      </w:pPr>
+      <w:r>
+        <w:rPr>
+          <w:b w:val="0"/>
+        </w:rPr>
         <w:t>2. Keep session state temporarily; do not store by default.</w:t>
       </w:r>
     </w:p>
     <w:p>
-      <w:r>
+      <w:pPr>
+        <w:spacing w:line="336" w:lineRule="auto" w:after="180"/>
+        <w:shd w:fill="F4F9FC"/>
+      </w:pPr>
+      <w:r>
+        <w:rPr>
+          <w:b w:val="0"/>
+        </w:rPr>
         <w:t>3. Let users view and delete saved preferences.</w:t>
       </w:r>
     </w:p>
     <w:p>
-      <w:r>
+      <w:pPr>
+        <w:spacing w:line="336" w:lineRule="auto" w:after="180"/>
+        <w:shd w:fill="F4F9FC"/>
+      </w:pPr>
+      <w:r>
+        <w:rPr>
+          <w:b w:val="0"/>
+        </w:rPr>
         <w:t>4. Protect logs from containing private source text or identifiers.</w:t>
       </w:r>
     </w:p>
     <w:p>
-      <w:r>
+      <w:pPr>
+        <w:spacing w:line="336" w:lineRule="auto" w:after="180"/>
+      </w:pPr>
+      <w:r>
+        <w:rPr>
+          <w:b w:val="0"/>
+        </w:rPr>
         <w:t>Recalculate, retrace, or restate the reasoning in your own representation:</w:t>
       </w:r>
     </w:p>
@@ -1482,8 +2209,27 @@
       </w:r>
     </w:p>
     <w:p>
-      <w:r>
-        <w:t>CHECK  Did the evidence answer the exact question? Did the total, path, or source record stay consistent?</w:t>
+      <w:pPr>
+        <w:spacing w:line="336" w:lineRule="auto" w:after="180"/>
+        <w:shd w:fill="F5F1FB"/>
+      </w:pPr>
+      <w:r>
+        <w:rPr>
+          <w:b w:val="0"/>
+        </w:rPr>
+        <w:t xml:space="preserve">CHECK  Did the </w:t>
+      </w:r>
+      <w:r>
+        <w:rPr>
+          <w:b/>
+        </w:rPr>
+        <w:t>evidence</w:t>
+      </w:r>
+      <w:r>
+        <w:rPr>
+          <w:b w:val="0"/>
+        </w:rPr>
+        <w:t xml:space="preserve"> answer the exact question? Did the total, path, or source record stay consistent?</w:t>
       </w:r>
     </w:p>
     <w:p>
@@ -1495,18 +2241,37 @@
       </w:r>
     </w:p>
     <w:p>
-      <w:r>
+      <w:pPr>
+        <w:spacing w:line="336" w:lineRule="auto" w:after="180"/>
+      </w:pPr>
+      <w:r>
+        <w:rPr>
+          <w:b w:val="0"/>
+        </w:rPr>
         <w:t>Record ages are6, 7, 9 days. Cache contains copies of all three.</w:t>
       </w:r>
     </w:p>
     <w:p>
-      <w:r>
-        <w:t>Retain age6; delete content ages7 and9 from primary and cache under the policy. Retain only allowed audit metadata; backups need their stated expiry process.</w:t>
-      </w:r>
-    </w:p>
-    <w:p>
-      <w:r>
-        <w:t>Compare the intermediate evidence with the final statement. Explain why each number or decision follows from the stated inputs. The conclusion belongs to this scenario and procedure; changing the inputs, evaluation population or authority can change what it establishes. Retain the raw record so a later revision can be compared honestly.</w:t>
+      <w:pPr>
+        <w:spacing w:line="336" w:lineRule="auto" w:after="180"/>
+      </w:pPr>
+      <w:r>
+        <w:rPr>
+          <w:b w:val="0"/>
+        </w:rPr>
+        <w:t xml:space="preserve">Retain age6; delete content ages7 and9 from primary and cache under the policy. Retain only allowed audit metadata; backups need their stated expiry </w:t>
+      </w:r>
+      <w:r>
+        <w:rPr>
+          <w:b/>
+        </w:rPr>
+        <w:t>process</w:t>
+      </w:r>
+      <w:r>
+        <w:rPr>
+          <w:b w:val="0"/>
+        </w:rPr>
+        <w:t>.</w:t>
       </w:r>
     </w:p>
     <w:p>
@@ -1514,11 +2279,85 @@
         <w:pStyle w:val="Heading3"/>
       </w:pPr>
       <w:r>
+        <w:t>Worked explanation · Privacy by Design</w:t>
+      </w:r>
+    </w:p>
+    <w:p>
+      <w:pPr>
+        <w:spacing w:line="336" w:lineRule="auto" w:after="180"/>
+        <w:shd w:fill="F1F6FC"/>
+      </w:pPr>
+      <w:r>
+        <w:rPr>
+          <w:b w:val="0"/>
+        </w:rPr>
+        <w:t xml:space="preserve">Compare the intermediate </w:t>
+      </w:r>
+      <w:r>
+        <w:rPr>
+          <w:b/>
+        </w:rPr>
+        <w:t>evidence</w:t>
+      </w:r>
+      <w:r>
+        <w:rPr>
+          <w:b w:val="0"/>
+        </w:rPr>
+        <w:t xml:space="preserve"> with the final statement. Explain why each number or decision follows from the stated </w:t>
+      </w:r>
+      <w:r>
+        <w:rPr>
+          <w:b/>
+        </w:rPr>
+        <w:t>input</w:t>
+      </w:r>
+      <w:r>
+        <w:rPr>
+          <w:b w:val="0"/>
+        </w:rPr>
+        <w:t>s.</w:t>
+      </w:r>
+    </w:p>
+    <w:p>
+      <w:pPr>
+        <w:spacing w:line="336" w:lineRule="auto" w:after="180"/>
+        <w:shd w:fill="F1F6FC"/>
+      </w:pPr>
+      <w:r>
+        <w:rPr>
+          <w:b w:val="0"/>
+        </w:rPr>
+        <w:t xml:space="preserve">The conclusion belongs to this scenario and procedure; changing the </w:t>
+      </w:r>
+      <w:r>
+        <w:rPr>
+          <w:b/>
+        </w:rPr>
+        <w:t>input</w:t>
+      </w:r>
+      <w:r>
+        <w:rPr>
+          <w:b w:val="0"/>
+        </w:rPr>
+        <w:t>s, evaluation population or authority can change what it establishes. Retain the raw record so a later revision can be compared honestly.</w:t>
+      </w:r>
+    </w:p>
+    <w:p>
+      <w:pPr>
+        <w:pStyle w:val="Heading3"/>
+      </w:pPr>
+      <w:r>
         <w:t>Learn from the worked case</w:t>
       </w:r>
     </w:p>
     <w:p>
-      <w:r>
+      <w:pPr>
+        <w:spacing w:line="336" w:lineRule="auto" w:after="180"/>
+      </w:pPr>
+      <w:r>
+        <w:rPr>
+          <w:b w:val="0"/>
+        </w:rPr>
         <w:t>Cover the result before checking it. Say what is given, choose the procedure, and follow one step at a time. Then uncover the result and explain your first mismatch. Ask why a step is allowed, not only what number it produces.</w:t>
       </w:r>
     </w:p>
@@ -1531,7 +2370,13 @@
       </w:r>
     </w:p>
     <w:p>
-      <w:r>
+      <w:pPr>
+        <w:spacing w:line="336" w:lineRule="auto" w:after="180"/>
+      </w:pPr>
+      <w:r>
+        <w:rPr>
+          <w:b w:val="0"/>
+        </w:rPr>
         <w:t>Trace deletion through both a working folder and a cache.</w:t>
       </w:r>
     </w:p>
@@ -1544,13 +2389,67 @@
       </w:r>
     </w:p>
     <w:p>
-      <w:r>
-        <w:t>Fictional retention policy: delete records aged at least 3 days. Ages A=2, B=3, C=4; the cache contains a copy of B.</w:t>
-      </w:r>
-    </w:p>
-    <w:p>
-      <w:r>
-        <w:t>All inputs and outcomes in this worked example are invented classroom data; no real model run is claimed.</w:t>
+      <w:pPr>
+        <w:pStyle w:val="Heading3"/>
+      </w:pPr>
+      <w:r>
+        <w:t>Supplied facts</w:t>
+      </w:r>
+    </w:p>
+    <w:p>
+      <w:pPr>
+        <w:spacing w:line="336" w:lineRule="auto" w:after="180"/>
+        <w:shd w:fill="F1F6FC"/>
+      </w:pPr>
+      <w:r>
+        <w:rPr>
+          <w:b w:val="0"/>
+        </w:rPr>
+        <w:t xml:space="preserve">Fictional </w:t>
+      </w:r>
+      <w:r>
+        <w:rPr>
+          <w:b/>
+        </w:rPr>
+        <w:t>retention</w:t>
+      </w:r>
+      <w:r>
+        <w:rPr>
+          <w:b w:val="0"/>
+        </w:rPr>
+        <w:t xml:space="preserve"> policy: delete records aged at least 3 days. Ages A=2, B=3, C=4; the cache contains a copy of B.</w:t>
+      </w:r>
+    </w:p>
+    <w:p>
+      <w:pPr>
+        <w:pStyle w:val="Heading3"/>
+      </w:pPr>
+      <w:r>
+        <w:t>Supplied facts</w:t>
+      </w:r>
+    </w:p>
+    <w:p>
+      <w:pPr>
+        <w:spacing w:line="336" w:lineRule="auto" w:after="180"/>
+        <w:shd w:fill="F1F6FC"/>
+      </w:pPr>
+      <w:r>
+        <w:rPr>
+          <w:b w:val="0"/>
+        </w:rPr>
+        <w:t xml:space="preserve">All </w:t>
+      </w:r>
+      <w:r>
+        <w:rPr>
+          <w:b/>
+        </w:rPr>
+        <w:t>input</w:t>
+      </w:r>
+      <w:r>
+        <w:rPr>
+          <w:b w:val="0"/>
+        </w:rPr>
+        <w:t>s and outcomes in this worked example are invented classroom data; no real model run is claimed.</w:t>
       </w:r>
     </w:p>
     <w:p>
@@ -1713,30 +2612,150 @@
       </w:r>
     </w:p>
     <w:p>
-      <w:r>
-        <w:t>Read the picture in order. Delete cached B too; otherwise the declared content remains retained. The arrows show which recorded input or intermediate result each decision uses. Explain the deciding step aloud before checking the changed case; pointing to the final answer alone does not show how it follows.</w:t>
-      </w:r>
-    </w:p>
-    <w:p>
       <w:pPr>
         <w:pStyle w:val="Heading3"/>
       </w:pPr>
       <w:r>
+        <w:t>Why the result follows</w:t>
+      </w:r>
+    </w:p>
+    <w:p>
+      <w:pPr>
+        <w:spacing w:line="336" w:lineRule="auto" w:after="180"/>
+        <w:shd w:fill="F1F6FC"/>
+      </w:pPr>
+      <w:r>
+        <w:rPr>
+          <w:b w:val="0"/>
+        </w:rPr>
+        <w:t xml:space="preserve">Read the picture in order. Delete cached B too; otherwise the declared content remains retained. The arrows show which recorded </w:t>
+      </w:r>
+      <w:r>
+        <w:rPr>
+          <w:b/>
+        </w:rPr>
+        <w:t>input</w:t>
+      </w:r>
+      <w:r>
+        <w:rPr>
+          <w:b w:val="0"/>
+        </w:rPr>
+        <w:t xml:space="preserve"> or intermediate result each decision uses.</w:t>
+      </w:r>
+    </w:p>
+    <w:p>
+      <w:pPr>
+        <w:spacing w:line="336" w:lineRule="auto" w:after="180"/>
+        <w:shd w:fill="F1F6FC"/>
+      </w:pPr>
+      <w:r>
+        <w:rPr>
+          <w:b w:val="0"/>
+        </w:rPr>
+        <w:t>Explain the deciding step aloud before checking the changed case; pointing to the final answer alone does not show how it follows.</w:t>
+      </w:r>
+    </w:p>
+    <w:p>
+      <w:pPr>
+        <w:pStyle w:val="Heading3"/>
+      </w:pPr>
+      <w:r>
         <w:t>What this example does not establish</w:t>
       </w:r>
     </w:p>
     <w:p>
-      <w:r>
-        <w:t>This fictional policy is a tracing exercise, not a statement of legal retention requirements.</w:t>
-      </w:r>
-    </w:p>
-    <w:p>
-      <w:r>
-        <w:t>Read the labelled picture: Which IDs and locations must appear in the deletion evidence? Point to the relevant step in the picture, then write the changed result and the rule or evidence that supports it.</w:t>
-      </w:r>
-    </w:p>
-    <w:p>
-      <w:r>
+      <w:pPr>
+        <w:pStyle w:val="Heading3"/>
+      </w:pPr>
+      <w:r>
+        <w:t>Keep the stated limit</w:t>
+      </w:r>
+    </w:p>
+    <w:p>
+      <w:pPr>
+        <w:spacing w:line="336" w:lineRule="auto" w:after="180"/>
+        <w:shd w:fill="FFF5E6"/>
+      </w:pPr>
+      <w:r>
+        <w:rPr>
+          <w:b w:val="0"/>
+        </w:rPr>
+        <w:t xml:space="preserve">This fictional policy is a tracing exercise, not a statement of legal </w:t>
+      </w:r>
+      <w:r>
+        <w:rPr>
+          <w:b/>
+        </w:rPr>
+        <w:t>retention</w:t>
+      </w:r>
+      <w:r>
+        <w:rPr>
+          <w:b w:val="0"/>
+        </w:rPr>
+        <w:t xml:space="preserve"> requirements.</w:t>
+      </w:r>
+    </w:p>
+    <w:p>
+      <w:pPr>
+        <w:pStyle w:val="Heading3"/>
+      </w:pPr>
+      <w:r>
+        <w:t>Keep the stated limit</w:t>
+      </w:r>
+    </w:p>
+    <w:p>
+      <w:pPr>
+        <w:spacing w:line="336" w:lineRule="auto" w:after="180"/>
+        <w:shd w:fill="FFF5E6"/>
+      </w:pPr>
+      <w:r>
+        <w:rPr>
+          <w:b w:val="0"/>
+        </w:rPr>
+        <w:t xml:space="preserve">Read the labelled picture: Which IDs and locations must appear in the deletion </w:t>
+      </w:r>
+      <w:r>
+        <w:rPr>
+          <w:b/>
+        </w:rPr>
+        <w:t>evidence</w:t>
+      </w:r>
+      <w:r>
+        <w:rPr>
+          <w:b w:val="0"/>
+        </w:rPr>
+        <w:t xml:space="preserve">? Point to the relevant step in the picture, then write the changed result and the rule or </w:t>
+      </w:r>
+      <w:r>
+        <w:rPr>
+          <w:b/>
+        </w:rPr>
+        <w:t>evidence</w:t>
+      </w:r>
+      <w:r>
+        <w:rPr>
+          <w:b w:val="0"/>
+        </w:rPr>
+        <w:t xml:space="preserve"> that supports it.</w:t>
+      </w:r>
+    </w:p>
+    <w:p>
+      <w:pPr>
+        <w:pStyle w:val="Heading3"/>
+      </w:pPr>
+      <w:r>
+        <w:t>Keep the stated limit</w:t>
+      </w:r>
+    </w:p>
+    <w:p>
+      <w:pPr>
+        <w:spacing w:line="336" w:lineRule="auto" w:after="180"/>
+        <w:shd w:fill="FFF5E6"/>
+      </w:pPr>
+      <w:r>
+        <w:rPr>
+          <w:b w:val="0"/>
+        </w:rPr>
         <w:t>Change one thing: The cache deletion fails. Predict the result before checking the explanation. What remains the same?</w:t>
       </w:r>
     </w:p>
@@ -1750,17 +2769,61 @@
     </w:p>
     <w:p>
       <w:r>
+        <w:t>Find the unsupported step in the Privacy by Design claim and explain a repair using the supplied evidence.</w:t>
+      </w:r>
+    </w:p>
+    <w:p>
+      <w:pPr>
+        <w:pStyle w:val="Heading3"/>
+      </w:pPr>
+      <w:r>
+        <w:t>Find the first error</w:t>
+      </w:r>
+    </w:p>
+    <w:p>
+      <w:pPr>
+        <w:spacing w:line="336" w:lineRule="auto" w:after="180"/>
+        <w:shd w:fill="FFF5E6"/>
+      </w:pPr>
+      <w:r>
+        <w:rPr>
+          <w:b w:val="0"/>
+        </w:rPr>
         <w:t>ERROR DETECTIVE</w:t>
       </w:r>
     </w:p>
     <w:p>
-      <w:r>
+      <w:pPr>
+        <w:spacing w:line="336" w:lineRule="auto" w:after="180"/>
+      </w:pPr>
+      <w:r>
+        <w:rPr>
+          <w:b w:val="0"/>
+        </w:rPr>
         <w:t>Compare → Diagnose → Repair</w:t>
       </w:r>
     </w:p>
     <w:p>
-      <w:r>
-        <w:t>Do not patch the answer. Find the earliest unsupported assumption, wrong step, or weak evidence.</w:t>
+      <w:pPr>
+        <w:spacing w:line="336" w:lineRule="auto" w:after="180"/>
+      </w:pPr>
+      <w:r>
+        <w:rPr>
+          <w:b w:val="0"/>
+        </w:rPr>
+        <w:t xml:space="preserve">Do not patch the answer. Find the earliest unsupported assumption, wrong step, or weak </w:t>
+      </w:r>
+      <w:r>
+        <w:rPr>
+          <w:b/>
+        </w:rPr>
+        <w:t>evidence</w:t>
+      </w:r>
+      <w:r>
+        <w:rPr>
+          <w:b w:val="0"/>
+        </w:rPr>
+        <w:t>.</w:t>
       </w:r>
     </w:p>
     <w:p>
@@ -2010,7 +3073,14 @@
       </w:tr>
     </w:tbl>
     <w:p>
-      <w:r>
+      <w:pPr>
+        <w:spacing w:line="336" w:lineRule="auto" w:after="180"/>
+        <w:shd w:fill="F5F1FB"/>
+      </w:pPr>
+      <w:r>
+        <w:rPr>
+          <w:b w:val="0"/>
+        </w:rPr>
         <w:t>Repair one cause. Why is this repair better than changing several things?</w:t>
       </w:r>
     </w:p>
@@ -2056,15 +3126,42 @@
       </w:r>
     </w:p>
     <w:p>
-      <w:r>
-        <w:t>Complete the supported workbook tasks before attempting W4 independently. Record any hints or help used. After feedback, use the teacher's fresh retry rather than copying the earlier answer. For a project, select a relevant new case, predict the outcome from the declared rule and preserve the result alongside any revision.</w:t>
-      </w:r>
-    </w:p>
-    <w:p>
       <w:pPr>
         <w:pStyle w:val="Heading3"/>
       </w:pPr>
       <w:r>
+        <w:t>Check the claim against the facts</w:t>
+      </w:r>
+    </w:p>
+    <w:p>
+      <w:pPr>
+        <w:spacing w:line="336" w:lineRule="auto" w:after="180"/>
+        <w:shd w:fill="FFF5E6"/>
+      </w:pPr>
+      <w:r>
+        <w:rPr>
+          <w:b w:val="0"/>
+        </w:rPr>
+        <w:t>Complete the supported workbook tasks before attempting W4 independently. Record any hints or help used. After feedback, use the teacher's fresh retry rather than copying the earlier answer.</w:t>
+      </w:r>
+    </w:p>
+    <w:p>
+      <w:pPr>
+        <w:spacing w:line="336" w:lineRule="auto" w:after="180"/>
+        <w:shd w:fill="FFF5E6"/>
+      </w:pPr>
+      <w:r>
+        <w:rPr>
+          <w:b w:val="0"/>
+        </w:rPr>
+        <w:t>For a project, select a relevant new case, predict the outcome from the declared rule and preserve the result alongside any revision.</w:t>
+      </w:r>
+    </w:p>
+    <w:p>
+      <w:pPr>
+        <w:pStyle w:val="Heading3"/>
+      </w:pPr>
+      <w:r>
         <w:t>Exit: propose one revealing change to the worked scenario. State the expected outcome and the evidence that would make you revise your explanation.</w:t>
       </w:r>
     </w:p>
@@ -2103,16 +3200,39 @@
     </w:p>
     <w:p>
       <w:r>
+        <w:t>Practise Privacy by Design with support, then explain the deciding step in your own words.</w:t>
+      </w:r>
+    </w:p>
+    <w:p>
+      <w:pPr>
+        <w:spacing w:line="336" w:lineRule="auto" w:after="180"/>
+      </w:pPr>
+      <w:r>
+        <w:rPr>
+          <w:b/>
+        </w:rPr>
         <w:t>LOGIC STUDIO</w:t>
       </w:r>
     </w:p>
     <w:p>
-      <w:r>
+      <w:pPr>
+        <w:spacing w:line="336" w:lineRule="auto" w:after="180"/>
+      </w:pPr>
+      <w:r>
+        <w:rPr>
+          <w:b w:val="0"/>
+        </w:rPr>
         <w:t>Specify Before You Run</w:t>
       </w:r>
     </w:p>
     <w:p>
-      <w:r>
+      <w:pPr>
+        <w:spacing w:line="336" w:lineRule="auto" w:after="180"/>
+      </w:pPr>
+      <w:r>
+        <w:rPr>
+          <w:b w:val="0"/>
+        </w:rPr>
         <w:t>Prompts, schemas, retrieval, tool calls, and code are inspectable parts of one AI product.</w:t>
       </w:r>
     </w:p>
@@ -2153,8 +3273,26 @@
       </w:r>
     </w:p>
     <w:p>
-      <w:r>
-        <w:t>SET task, audience, constraints, output_schema</w:t>
+      <w:pPr>
+        <w:spacing w:line="336" w:lineRule="auto" w:after="180"/>
+      </w:pPr>
+      <w:r>
+        <w:rPr>
+          <w:b w:val="0"/>
+        </w:rPr>
+        <w:t xml:space="preserve">SET task, audience, constraints, </w:t>
+      </w:r>
+      <w:r>
+        <w:rPr>
+          <w:b/>
+        </w:rPr>
+        <w:t>output</w:t>
+      </w:r>
+      <w:r>
+        <w:rPr>
+          <w:b w:val="0"/>
+        </w:rPr>
+        <w:t>_schema</w:t>
         <w:br/>
         <w:t>LOAD approved_context or retrieval_result</w:t>
         <w:br/>
@@ -2162,14 +3300,57 @@
         <w:br/>
         <w:t>VALIDATE fields, claims, citations, and safety</w:t>
         <w:br/>
-        <w:t>IF evidence missing: ask, retrieve, or abstain</w:t>
+        <w:t xml:space="preserve">IF </w:t>
+      </w:r>
+      <w:r>
+        <w:rPr>
+          <w:b/>
+        </w:rPr>
+        <w:t>evidence</w:t>
+      </w:r>
+      <w:r>
+        <w:rPr>
+          <w:b w:val="0"/>
+        </w:rPr>
+        <w:t xml:space="preserve"> missing: ask, retrieve, or abstain</w:t>
         <w:br/>
-        <w:t>RETURN useful output + source trail + limitations</w:t>
-      </w:r>
-    </w:p>
-    <w:p>
-      <w:r>
-        <w:t>Trace one input. Which line changes the state or chooses a path?</w:t>
+        <w:t xml:space="preserve">RETURN useful </w:t>
+      </w:r>
+      <w:r>
+        <w:rPr>
+          <w:b/>
+        </w:rPr>
+        <w:t>output</w:t>
+      </w:r>
+      <w:r>
+        <w:rPr>
+          <w:b w:val="0"/>
+        </w:rPr>
+        <w:t xml:space="preserve"> + source trail + limitations</w:t>
+      </w:r>
+    </w:p>
+    <w:p>
+      <w:pPr>
+        <w:spacing w:line="336" w:lineRule="auto" w:after="180"/>
+        <w:shd w:fill="F5F1FB"/>
+      </w:pPr>
+      <w:r>
+        <w:rPr>
+          <w:b w:val="0"/>
+        </w:rPr>
+        <w:t xml:space="preserve">Trace one </w:t>
+      </w:r>
+      <w:r>
+        <w:rPr>
+          <w:b/>
+        </w:rPr>
+        <w:t>input</w:t>
+      </w:r>
+      <w:r>
+        <w:rPr>
+          <w:b w:val="0"/>
+        </w:rPr>
+        <w:t>. Which line changes the state or chooses a path?</w:t>
       </w:r>
     </w:p>
     <w:p>
@@ -2214,13 +3395,72 @@
       </w:r>
     </w:p>
     <w:p>
-      <w:r>
-        <w:t>This fictional retention exercise is not a statement of legal retention requirements.</w:t>
-      </w:r>
-    </w:p>
-    <w:p>
-      <w:r>
-        <w:t>A useful check asks what would make the reasoning fail. Distinguish a failure to execute the declared procedure from a weakness in the procedure itself. The first may require a correction; the second requires an explicitly revised method and new evidence. Preserve unsuccessful cases so an improved result cannot hide the original problem.</w:t>
+      <w:pPr>
+        <w:spacing w:line="336" w:lineRule="auto" w:after="180"/>
+      </w:pPr>
+      <w:r>
+        <w:rPr>
+          <w:b w:val="0"/>
+        </w:rPr>
+        <w:t xml:space="preserve">This fictional </w:t>
+      </w:r>
+      <w:r>
+        <w:rPr>
+          <w:b/>
+        </w:rPr>
+        <w:t>retention</w:t>
+      </w:r>
+      <w:r>
+        <w:rPr>
+          <w:b w:val="0"/>
+        </w:rPr>
+        <w:t xml:space="preserve"> exercise is not a statement of legal </w:t>
+      </w:r>
+      <w:r>
+        <w:rPr>
+          <w:b/>
+        </w:rPr>
+        <w:t>retention</w:t>
+      </w:r>
+      <w:r>
+        <w:rPr>
+          <w:b w:val="0"/>
+        </w:rPr>
+        <w:t xml:space="preserve"> requirements.</w:t>
+      </w:r>
+    </w:p>
+    <w:p>
+      <w:pPr>
+        <w:spacing w:line="336" w:lineRule="auto" w:after="180"/>
+      </w:pPr>
+      <w:r>
+        <w:rPr>
+          <w:b w:val="0"/>
+        </w:rPr>
+        <w:t>A useful check asks what would make the reasoning fail. Distinguish a failure to execute the declared procedure from a weakness in the procedure itself.</w:t>
+      </w:r>
+    </w:p>
+    <w:p>
+      <w:pPr>
+        <w:spacing w:line="336" w:lineRule="auto" w:after="180"/>
+      </w:pPr>
+      <w:r>
+        <w:rPr>
+          <w:b w:val="0"/>
+        </w:rPr>
+        <w:t xml:space="preserve">The first may require a correction; the second requires an explicitly revised method and new </w:t>
+      </w:r>
+      <w:r>
+        <w:rPr>
+          <w:b/>
+        </w:rPr>
+        <w:t>evidence</w:t>
+      </w:r>
+      <w:r>
+        <w:rPr>
+          <w:b w:val="0"/>
+        </w:rPr>
+        <w:t>. Preserve unsuccessful cases so an improved result cannot hide the original problem.</w:t>
       </w:r>
     </w:p>
     <w:p>
@@ -2265,8 +3505,38 @@
       </w:r>
     </w:p>
     <w:p>
-      <w:r>
-        <w:t>Use workbook W2 for the connected example “Data retention and deletion”. First fill the input and rule boxes. Try the middle steps before asking for a hint. After a hint, try the next step yourself.</w:t>
+      <w:pPr>
+        <w:spacing w:line="336" w:lineRule="auto" w:after="180"/>
+      </w:pPr>
+      <w:r>
+        <w:rPr>
+          <w:b w:val="0"/>
+        </w:rPr>
+        <w:t xml:space="preserve">Use workbook W2 for the connected example “Data </w:t>
+      </w:r>
+      <w:r>
+        <w:rPr>
+          <w:b/>
+        </w:rPr>
+        <w:t>retention</w:t>
+      </w:r>
+      <w:r>
+        <w:rPr>
+          <w:b w:val="0"/>
+        </w:rPr>
+        <w:t xml:space="preserve"> and deletion”. First fill the </w:t>
+      </w:r>
+      <w:r>
+        <w:rPr>
+          <w:b/>
+        </w:rPr>
+        <w:t>input</w:t>
+      </w:r>
+      <w:r>
+        <w:rPr>
+          <w:b w:val="0"/>
+        </w:rPr>
+        <w:t xml:space="preserve"> and rule boxes. Try the middle steps before asking for a hint. After a hint, try the next step yourself.</w:t>
       </w:r>
     </w:p>
     <w:tbl>
@@ -2349,7 +3619,13 @@
       </w:tr>
     </w:tbl>
     <w:p>
-      <w:r>
+      <w:pPr>
+        <w:spacing w:line="336" w:lineRule="auto" w:after="180"/>
+      </w:pPr>
+      <w:r>
+        <w:rPr>
+          <w:b w:val="0"/>
+        </w:rPr>
         <w:t>Explain your trace to a partner. Your partner points to one step to check. Swap roles on the next case. Each person writes their own explanation.</w:t>
       </w:r>
     </w:p>
@@ -2362,12 +3638,47 @@
       </w:r>
     </w:p>
     <w:p>
-      <w:r>
-        <w:t>Use the worked case for Data retention and deletion. Proposed explanation: “The worked result establishes every future case”. Decide whether this explanation is supported. Point to the step or supplied fact that decides; explain your repair if needed.</w:t>
-      </w:r>
-    </w:p>
-    <w:p>
-      <w:r>
+      <w:pPr>
+        <w:spacing w:line="336" w:lineRule="auto" w:after="180"/>
+      </w:pPr>
+      <w:r>
+        <w:rPr>
+          <w:b w:val="0"/>
+        </w:rPr>
+        <w:t xml:space="preserve">Use the worked case for Data </w:t>
+      </w:r>
+      <w:r>
+        <w:rPr>
+          <w:b/>
+        </w:rPr>
+        <w:t>retention</w:t>
+      </w:r>
+      <w:r>
+        <w:rPr>
+          <w:b w:val="0"/>
+        </w:rPr>
+        <w:t xml:space="preserve"> and deletion. Proposed explanation: “The worked result establishes every future case”. Decide whether this explanation is supported.</w:t>
+      </w:r>
+    </w:p>
+    <w:p>
+      <w:pPr>
+        <w:spacing w:line="336" w:lineRule="auto" w:after="180"/>
+      </w:pPr>
+      <w:r>
+        <w:rPr>
+          <w:b w:val="0"/>
+        </w:rPr>
+        <w:t>Point to the step or supplied fact that decides; explain your repair if needed.</w:t>
+      </w:r>
+    </w:p>
+    <w:p>
+      <w:pPr>
+        <w:spacing w:line="336" w:lineRule="auto" w:after="180"/>
+      </w:pPr>
+      <w:r>
+        <w:rPr>
+          <w:b w:val="0"/>
+        </w:rPr>
         <w:t>Answer on your own before discussion. If you are unsure, say which step you need help with.</w:t>
       </w:r>
     </w:p>
@@ -2380,8 +3691,38 @@
       </w:r>
     </w:p>
     <w:p>
-      <w:r>
-        <w:t>Which IDs and locations must appear in the deletion evidence? Point to the relevant step in the picture, then write the changed result and the rule or evidence that supports it.</w:t>
+      <w:pPr>
+        <w:spacing w:line="336" w:lineRule="auto" w:after="180"/>
+      </w:pPr>
+      <w:r>
+        <w:rPr>
+          <w:b w:val="0"/>
+        </w:rPr>
+        <w:t xml:space="preserve">Which IDs and locations must appear in the deletion </w:t>
+      </w:r>
+      <w:r>
+        <w:rPr>
+          <w:b/>
+        </w:rPr>
+        <w:t>evidence</w:t>
+      </w:r>
+      <w:r>
+        <w:rPr>
+          <w:b w:val="0"/>
+        </w:rPr>
+        <w:t xml:space="preserve">? Point to the relevant step in the picture, then write the changed result and the rule or </w:t>
+      </w:r>
+      <w:r>
+        <w:rPr>
+          <w:b/>
+        </w:rPr>
+        <w:t>evidence</w:t>
+      </w:r>
+      <w:r>
+        <w:rPr>
+          <w:b w:val="0"/>
+        </w:rPr>
+        <w:t xml:space="preserve"> that supports it.</w:t>
       </w:r>
     </w:p>
     <w:p>
@@ -2413,7 +3754,13 @@
       </w:r>
     </w:p>
     <w:p>
-      <w:r>
+      <w:pPr>
+        <w:spacing w:line="336" w:lineRule="auto" w:after="180"/>
+      </w:pPr>
+      <w:r>
+        <w:rPr>
+          <w:b w:val="0"/>
+        </w:rPr>
         <w:t>This is supported practice. Keep the separately named independent case for an attempt before feedback.</w:t>
       </w:r>
     </w:p>
@@ -2427,16 +3774,45 @@
     </w:p>
     <w:p>
       <w:r>
-        <w:t>EVIDENCE LAB</w:t>
-      </w:r>
-    </w:p>
-    <w:p>
-      <w:r>
+        <w:t>Investigate Privacy by Design. Record the prediction, actual observation or labelled paper trace, explanation and next test separately.</w:t>
+      </w:r>
+    </w:p>
+    <w:p>
+      <w:pPr>
+        <w:spacing w:line="336" w:lineRule="auto" w:after="180"/>
+      </w:pPr>
+      <w:r>
+        <w:rPr>
+          <w:b/>
+        </w:rPr>
+        <w:t>EVIDENCE</w:t>
+      </w:r>
+      <w:r>
+        <w:rPr>
+          <w:b/>
+        </w:rPr>
+        <w:t xml:space="preserve"> LAB</w:t>
+      </w:r>
+    </w:p>
+    <w:p>
+      <w:pPr>
+        <w:spacing w:line="336" w:lineRule="auto" w:after="180"/>
+      </w:pPr>
+      <w:r>
+        <w:rPr>
+          <w:b w:val="0"/>
+        </w:rPr>
         <w:t>Predict → Test → Record → Explain</w:t>
       </w:r>
     </w:p>
     <w:p>
-      <w:r>
+      <w:pPr>
+        <w:spacing w:line="336" w:lineRule="auto" w:after="180"/>
+      </w:pPr>
+      <w:r>
+        <w:rPr>
+          <w:b w:val="0"/>
+        </w:rPr>
         <w:t>Keep expected and actual results separate. Surprises are useful data when recorded honestly.</w:t>
       </w:r>
     </w:p>
@@ -2477,8 +3853,26 @@
       </w:r>
     </w:p>
     <w:p>
-      <w:r>
-        <w:t>Audit every field for purpose, permission, retention, access, and deletion; remove or shorten anything not essential.</w:t>
+      <w:pPr>
+        <w:spacing w:line="336" w:lineRule="auto" w:after="180"/>
+      </w:pPr>
+      <w:r>
+        <w:rPr>
+          <w:b w:val="0"/>
+        </w:rPr>
+        <w:t xml:space="preserve">Audit every field for purpose, permission, </w:t>
+      </w:r>
+      <w:r>
+        <w:rPr>
+          <w:b/>
+        </w:rPr>
+        <w:t>retention</w:t>
+      </w:r>
+      <w:r>
+        <w:rPr>
+          <w:b w:val="0"/>
+        </w:rPr>
+        <w:t>, access, and deletion; remove or shorten anything not essential.</w:t>
       </w:r>
     </w:p>
     <w:tbl>
@@ -2727,7 +4121,14 @@
       </w:tr>
     </w:tbl>
     <w:p>
-      <w:r>
+      <w:pPr>
+        <w:spacing w:line="336" w:lineRule="auto" w:after="180"/>
+        <w:shd w:fill="F5F1FB"/>
+      </w:pPr>
+      <w:r>
+        <w:rPr>
+          <w:b w:val="0"/>
+        </w:rPr>
         <w:t>What did the hardest test teach you that the normal test did not?</w:t>
       </w:r>
     </w:p>
@@ -2773,7 +4174,13 @@
       </w:r>
     </w:p>
     <w:p>
-      <w:r>
+      <w:pPr>
+        <w:spacing w:line="336" w:lineRule="auto" w:after="180"/>
+      </w:pPr>
+      <w:r>
+        <w:rPr>
+          <w:b w:val="0"/>
+        </w:rPr>
         <w:t>Before trying: what do I expect, and why? While trying: which step could first go wrong? Afterwards: what did I actually observe, and what should change? Keep “not run” if you only traced the procedure.</w:t>
       </w:r>
     </w:p>
@@ -2787,17 +4194,52 @@
     </w:p>
     <w:p>
       <w:r>
+        <w:t>Move from recall to tracing, diagnosis and transfer in Privacy by Design. Explain why each step is justified.</w:t>
+      </w:r>
+    </w:p>
+    <w:p>
+      <w:pPr>
+        <w:spacing w:line="336" w:lineRule="auto" w:after="180"/>
+      </w:pPr>
+      <w:r>
+        <w:rPr>
+          <w:b/>
+        </w:rPr>
         <w:t>MASTERY</w:t>
       </w:r>
     </w:p>
     <w:p>
-      <w:r>
+      <w:pPr>
+        <w:spacing w:line="336" w:lineRule="auto" w:after="180"/>
+      </w:pPr>
+      <w:r>
+        <w:rPr>
+          <w:b w:val="0"/>
+        </w:rPr>
         <w:t>From Knowing the Word to Owning the Idea</w:t>
       </w:r>
     </w:p>
     <w:p>
-      <w:r>
-        <w:t>Move upward only when you can produce evidence without copying the worked example.</w:t>
+      <w:pPr>
+        <w:spacing w:line="336" w:lineRule="auto" w:after="180"/>
+      </w:pPr>
+      <w:r>
+        <w:rPr>
+          <w:b w:val="0"/>
+        </w:rPr>
+        <w:t xml:space="preserve">Move upward only when you can produce </w:t>
+      </w:r>
+      <w:r>
+        <w:rPr>
+          <w:b/>
+        </w:rPr>
+        <w:t>evidence</w:t>
+      </w:r>
+      <w:r>
+        <w:rPr>
+          <w:b w:val="0"/>
+        </w:rPr>
+        <w:t xml:space="preserve"> without copying the worked example.</w:t>
       </w:r>
     </w:p>
     <w:p>
@@ -2837,33 +4279,93 @@
       </w:r>
     </w:p>
     <w:p>
-      <w:r>
+      <w:pPr>
+        <w:spacing w:line="336" w:lineRule="auto" w:after="180"/>
+      </w:pPr>
+      <w:r>
+        <w:rPr>
+          <w:b w:val="0"/>
+        </w:rPr>
         <w:t>1 • NAME: Define the concept without repeating the textbook.</w:t>
       </w:r>
     </w:p>
     <w:p>
-      <w:r>
-        <w:t>2 • TRACE: Show the information, state, branch, calculation, or evidence path.</w:t>
-      </w:r>
-    </w:p>
-    <w:p>
-      <w:r>
+      <w:pPr>
+        <w:spacing w:line="336" w:lineRule="auto" w:after="180"/>
+      </w:pPr>
+      <w:r>
+        <w:rPr>
+          <w:b w:val="0"/>
+        </w:rPr>
+        <w:t xml:space="preserve">2 • TRACE: Show the information, state, branch, calculation, or </w:t>
+      </w:r>
+      <w:r>
+        <w:rPr>
+          <w:b/>
+        </w:rPr>
+        <w:t>evidence</w:t>
+      </w:r>
+      <w:r>
+        <w:rPr>
+          <w:b w:val="0"/>
+        </w:rPr>
+        <w:t xml:space="preserve"> path.</w:t>
+      </w:r>
+    </w:p>
+    <w:p>
+      <w:pPr>
+        <w:spacing w:line="336" w:lineRule="auto" w:after="180"/>
+      </w:pPr>
+      <w:r>
+        <w:rPr>
+          <w:b w:val="0"/>
+        </w:rPr>
         <w:t>3 • APPLY: Solve a different example independently.</w:t>
       </w:r>
     </w:p>
     <w:p>
-      <w:r>
+      <w:pPr>
+        <w:spacing w:line="336" w:lineRule="auto" w:after="180"/>
+      </w:pPr>
+      <w:r>
+        <w:rPr>
+          <w:b w:val="0"/>
+        </w:rPr>
         <w:t>4 • CHALLENGE: Find a boundary case, counterexample, or unfair outcome.</w:t>
       </w:r>
     </w:p>
     <w:p>
-      <w:r>
+      <w:pPr>
+        <w:spacing w:line="336" w:lineRule="auto" w:after="180"/>
+      </w:pPr>
+      <w:r>
+        <w:rPr>
+          <w:b w:val="0"/>
+        </w:rPr>
         <w:t>5 • EXPLAIN LIMITS: Say when the result should not be trusted or used alone.</w:t>
       </w:r>
     </w:p>
     <w:p>
-      <w:r>
-        <w:t>My strongest evidence of independent understanding:</w:t>
+      <w:pPr>
+        <w:spacing w:line="336" w:lineRule="auto" w:after="180"/>
+      </w:pPr>
+      <w:r>
+        <w:rPr>
+          <w:b w:val="0"/>
+        </w:rPr>
+        <w:t xml:space="preserve">My strongest </w:t>
+      </w:r>
+      <w:r>
+        <w:rPr>
+          <w:b/>
+        </w:rPr>
+        <w:t>evidence</w:t>
+      </w:r>
+      <w:r>
+        <w:rPr>
+          <w:b w:val="0"/>
+        </w:rPr>
+        <w:t xml:space="preserve"> of independent understanding:</w:t>
       </w:r>
     </w:p>
     <w:p>
@@ -2909,16 +4411,39 @@
     </w:p>
     <w:p>
       <w:r>
+        <w:t>Apply this week’s idea to Verified Study Buddy. Keep an annotated decision and the evidence supporting it.</w:t>
+      </w:r>
+    </w:p>
+    <w:p>
+      <w:pPr>
+        <w:spacing w:line="336" w:lineRule="auto" w:after="180"/>
+      </w:pPr>
+      <w:r>
+        <w:rPr>
+          <w:b/>
+        </w:rPr>
         <w:t>CUMULATIVE PROJECT</w:t>
       </w:r>
     </w:p>
     <w:p>
-      <w:r>
+      <w:pPr>
+        <w:spacing w:line="336" w:lineRule="auto" w:after="180"/>
+      </w:pPr>
+      <w:r>
+        <w:rPr>
+          <w:b w:val="0"/>
+        </w:rPr>
         <w:t>Verified Study Buddy</w:t>
       </w:r>
     </w:p>
     <w:p>
-      <w:r>
+      <w:pPr>
+        <w:spacing w:line="336" w:lineRule="auto" w:after="180"/>
+      </w:pPr>
+      <w:r>
+        <w:rPr>
+          <w:b w:val="0"/>
+        </w:rPr>
         <w:t>Every week adds one inspectable piece. The system must show how it reached a result.</w:t>
       </w:r>
     </w:p>
@@ -2959,17 +4484,51 @@
       </w:r>
     </w:p>
     <w:p>
-      <w:r>
+      <w:pPr>
+        <w:spacing w:line="336" w:lineRule="auto" w:after="180"/>
+      </w:pPr>
+      <w:r>
+        <w:rPr>
+          <w:b w:val="0"/>
+        </w:rPr>
         <w:t>THIS WEEK’S CHECKPOINT  Create a minimal data map and visible memory controls before expanding features.</w:t>
       </w:r>
     </w:p>
     <w:p>
-      <w:r>
-        <w:t>SYSTEM MAP  Learner need → prompt/schema → approved sources/retrieval → model/tool → structured answer → verification → human decision</w:t>
-      </w:r>
-    </w:p>
-    <w:p>
-      <w:r>
+      <w:pPr>
+        <w:pStyle w:val="Heading3"/>
+      </w:pPr>
+      <w:r>
+        <w:t>Trace the system</w:t>
+      </w:r>
+    </w:p>
+    <w:p>
+      <w:pPr>
+        <w:spacing w:line="336" w:lineRule="auto" w:after="180"/>
+        <w:shd w:fill="EDF7F3"/>
+      </w:pPr>
+      <w:r>
+        <w:rPr>
+          <w:b w:val="0"/>
+        </w:rPr>
+        <w:t xml:space="preserve">SYSTEM MAP  Learner need → prompt/schema → approved sources/retrieval → model/tool → structured answer → verification → </w:t>
+      </w:r>
+      <w:r>
+        <w:rPr>
+          <w:b/>
+        </w:rPr>
+        <w:t>human decision</w:t>
+      </w:r>
+    </w:p>
+    <w:p>
+      <w:pPr>
+        <w:spacing w:line="336" w:lineRule="auto" w:after="180"/>
+        <w:shd w:fill="F5F1FB"/>
+      </w:pPr>
+      <w:r>
+        <w:rPr>
+          <w:b w:val="0"/>
+        </w:rPr>
         <w:t>What will you add, change, or verify in the project this week?</w:t>
       </w:r>
     </w:p>
@@ -3007,8 +4566,27 @@
       </w:r>
     </w:p>
     <w:p>
-      <w:r>
-        <w:t>What should remain under human control?</w:t>
+      <w:pPr>
+        <w:spacing w:line="336" w:lineRule="auto" w:after="180"/>
+        <w:shd w:fill="F5F1FB"/>
+      </w:pPr>
+      <w:r>
+        <w:rPr>
+          <w:b w:val="0"/>
+        </w:rPr>
+        <w:t xml:space="preserve">What should remain under </w:t>
+      </w:r>
+      <w:r>
+        <w:rPr>
+          <w:b/>
+        </w:rPr>
+        <w:t>human control</w:t>
+      </w:r>
+      <w:r>
+        <w:rPr>
+          <w:b w:val="0"/>
+        </w:rPr>
+        <w:t>?</w:t>
       </w:r>
     </w:p>
     <w:p>
@@ -3045,21 +4623,77 @@
       </w:r>
     </w:p>
     <w:p>
-      <w:r>
-        <w:t>RESPONSIBLE DESIGN  Collect only necessary information. Show uncertainty and limits. Never confuse fluent output with verified truth.</w:t>
-      </w:r>
-    </w:p>
-    <w:p>
       <w:pPr>
         <w:pStyle w:val="Heading3"/>
       </w:pPr>
       <w:r>
+        <w:t>Responsible design</w:t>
+      </w:r>
+    </w:p>
+    <w:p>
+      <w:pPr>
+        <w:spacing w:line="336" w:lineRule="auto" w:after="180"/>
+        <w:shd w:fill="FFF5E6"/>
+      </w:pPr>
+      <w:r>
+        <w:rPr>
+          <w:b w:val="0"/>
+        </w:rPr>
+        <w:t xml:space="preserve">RESPONSIBLE DESIGN  Collect only necessary information. Show uncertainty and limits. Never confuse fluent </w:t>
+      </w:r>
+      <w:r>
+        <w:rPr>
+          <w:b/>
+        </w:rPr>
+        <w:t>output</w:t>
+      </w:r>
+      <w:r>
+        <w:rPr>
+          <w:b w:val="0"/>
+        </w:rPr>
+        <w:t xml:space="preserve"> with verified truth.</w:t>
+      </w:r>
+    </w:p>
+    <w:p>
+      <w:pPr>
+        <w:pStyle w:val="Heading3"/>
+      </w:pPr>
+      <w:r>
         <w:t>Evidence for your project</w:t>
       </w:r>
     </w:p>
     <w:p>
-      <w:r>
-        <w:t>For your Verified Study Buddy, save the input, procedure, observed result and limitation of this check. Label this worked example as practice; use a different, previously unreviewed case when checking independent understanding.</w:t>
+      <w:pPr>
+        <w:spacing w:line="336" w:lineRule="auto" w:after="180"/>
+      </w:pPr>
+      <w:r>
+        <w:rPr>
+          <w:b w:val="0"/>
+        </w:rPr>
+        <w:t xml:space="preserve">For your Verified Study Buddy, save the </w:t>
+      </w:r>
+      <w:r>
+        <w:rPr>
+          <w:b/>
+        </w:rPr>
+        <w:t>input</w:t>
+      </w:r>
+      <w:r>
+        <w:rPr>
+          <w:b w:val="0"/>
+        </w:rPr>
+        <w:t>, procedure, observed result and limitation of this check.</w:t>
+      </w:r>
+    </w:p>
+    <w:p>
+      <w:pPr>
+        <w:spacing w:line="336" w:lineRule="auto" w:after="180"/>
+      </w:pPr>
+      <w:r>
+        <w:rPr>
+          <w:b w:val="0"/>
+        </w:rPr>
+        <w:t>Label this worked example as practice; use a different, previously unreviewed case when checking independent understanding.</w:t>
       </w:r>
     </w:p>
     <w:p>
@@ -3072,16 +4706,48 @@
     </w:p>
     <w:p>
       <w:r>
+        <w:t>Use a genuinely new case for independent evidence. Previously discussed examples remain practice; use the separately named independent case before feedback.</w:t>
+      </w:r>
+    </w:p>
+    <w:p>
+      <w:pPr>
+        <w:pStyle w:val="Heading3"/>
+      </w:pPr>
+      <w:r>
+        <w:t>Independent evidence</w:t>
+      </w:r>
+    </w:p>
+    <w:p>
+      <w:pPr>
+        <w:spacing w:line="336" w:lineRule="auto" w:after="180"/>
+        <w:shd w:fill="FFF5E6"/>
+      </w:pPr>
+      <w:r>
+        <w:rPr>
+          <w:b w:val="0"/>
+        </w:rPr>
         <w:t>INDEPENDENT MASTERY PROOF</w:t>
       </w:r>
     </w:p>
     <w:p>
-      <w:r>
+      <w:pPr>
+        <w:spacing w:line="336" w:lineRule="auto" w:after="180"/>
+      </w:pPr>
+      <w:r>
+        <w:rPr>
+          <w:b w:val="0"/>
+        </w:rPr>
         <w:t>Explain • Transfer • Test • Defend</w:t>
       </w:r>
     </w:p>
     <w:p>
-      <w:r>
+      <w:pPr>
+        <w:spacing w:line="336" w:lineRule="auto" w:after="180"/>
+      </w:pPr>
+      <w:r>
+        <w:rPr>
+          <w:b w:val="0"/>
+        </w:rPr>
         <w:t>Complete this page without copying the worked example. Your reasoning matters more than decoration.</w:t>
       </w:r>
     </w:p>
@@ -3122,12 +4788,34 @@
       </w:r>
     </w:p>
     <w:p>
-      <w:r>
+      <w:pPr>
+        <w:pStyle w:val="Heading3"/>
+      </w:pPr>
+      <w:r>
+        <w:t>Try a more demanding case</w:t>
+      </w:r>
+    </w:p>
+    <w:p>
+      <w:pPr>
+        <w:spacing w:line="336" w:lineRule="auto" w:after="180"/>
+        <w:shd w:fill="F5F1FB"/>
+      </w:pPr>
+      <w:r>
+        <w:rPr>
+          <w:b w:val="0"/>
+        </w:rPr>
         <w:t>CHALLENGE  Remove unnecessary student data from the design.</w:t>
       </w:r>
     </w:p>
     <w:p>
-      <w:r>
+      <w:pPr>
+        <w:spacing w:line="336" w:lineRule="auto" w:after="180"/>
+        <w:shd w:fill="F4F9FC"/>
+      </w:pPr>
+      <w:r>
+        <w:rPr>
+          <w:b w:val="0"/>
+        </w:rPr>
         <w:t>1. My fresh example, trace, calculation, or design:</w:t>
       </w:r>
     </w:p>
@@ -3165,8 +4853,27 @@
       </w:r>
     </w:p>
     <w:p>
-      <w:r>
-        <w:t>2. My evidence that it works (include a boundary or missing-data case):</w:t>
+      <w:pPr>
+        <w:spacing w:line="336" w:lineRule="auto" w:after="180"/>
+        <w:shd w:fill="F4F9FC"/>
+      </w:pPr>
+      <w:r>
+        <w:rPr>
+          <w:b w:val="0"/>
+        </w:rPr>
+        <w:t xml:space="preserve">2. My </w:t>
+      </w:r>
+      <w:r>
+        <w:rPr>
+          <w:b/>
+        </w:rPr>
+        <w:t>evidence</w:t>
+      </w:r>
+      <w:r>
+        <w:rPr>
+          <w:b w:val="0"/>
+        </w:rPr>
+        <w:t xml:space="preserve"> that it works (include a boundary or missing-data case):</w:t>
       </w:r>
     </w:p>
     <w:p>
@@ -3203,7 +4910,14 @@
       </w:r>
     </w:p>
     <w:p>
-      <w:r>
+      <w:pPr>
+        <w:spacing w:line="336" w:lineRule="auto" w:after="180"/>
+        <w:shd w:fill="F4F9FC"/>
+      </w:pPr>
+      <w:r>
+        <w:rPr>
+          <w:b w:val="0"/>
+        </w:rPr>
         <w:t>3. One limitation, fairness concern, or situation needing human review:</w:t>
       </w:r>
     </w:p>
@@ -3241,8 +4955,47 @@
       </w:r>
     </w:p>
     <w:p>
-      <w:r>
-        <w:t>SELF-CHECK  □ I explained the mechanism  □ I used evidence  □ I tested a fresh case  □ I named a limitation  □ I can answer ‘why?’</w:t>
+      <w:pPr>
+        <w:pStyle w:val="Heading3"/>
+      </w:pPr>
+      <w:r>
+        <w:t>Check your explanation</w:t>
+      </w:r>
+    </w:p>
+    <w:p>
+      <w:pPr>
+        <w:spacing w:line="336" w:lineRule="auto" w:after="180"/>
+        <w:shd w:fill="F5F1FB"/>
+      </w:pPr>
+      <w:r>
+        <w:rPr>
+          <w:b w:val="0"/>
+        </w:rPr>
+        <w:t xml:space="preserve">SELF-CHECK  □ I explained the </w:t>
+      </w:r>
+      <w:r>
+        <w:rPr>
+          <w:b/>
+        </w:rPr>
+        <w:t>mechanism</w:t>
+      </w:r>
+      <w:r>
+        <w:rPr>
+          <w:b w:val="0"/>
+        </w:rPr>
+        <w:t xml:space="preserve">  □ I used </w:t>
+      </w:r>
+      <w:r>
+        <w:rPr>
+          <w:b/>
+        </w:rPr>
+        <w:t>evidence</w:t>
+      </w:r>
+      <w:r>
+        <w:rPr>
+          <w:b w:val="0"/>
+        </w:rPr>
+        <w:t xml:space="preserve">  □ I tested a fresh case  □ I named a limitation  □ I can answer ‘why?’</w:t>
       </w:r>
     </w:p>
     <w:p>
@@ -3254,6 +5007,11 @@
       </w:r>
     </w:p>
     <w:p>
+      <w:r>
+        <w:t>Revisit the complete Privacy by Design case for supported practice. Repeated examples do not become fresh assessments.</w:t>
+      </w:r>
+    </w:p>
+    <w:p>
       <w:pPr>
         <w:pStyle w:val="Heading3"/>
       </w:pPr>
@@ -3262,7 +5020,13 @@
       </w:r>
     </w:p>
     <w:p>
-      <w:r>
+      <w:pPr>
+        <w:spacing w:line="336" w:lineRule="auto" w:after="180"/>
+      </w:pPr>
+      <w:r>
+        <w:rPr>
+          <w:b w:val="0"/>
+        </w:rPr>
         <w:t>Use the supplied details to practise the weekly concept before attempting the independent question. This case extends the illustrated lesson.</w:t>
       </w:r>
     </w:p>
@@ -3275,7 +5039,13 @@
       </w:r>
     </w:p>
     <w:p>
-      <w:r>
+      <w:pPr>
+        <w:spacing w:line="336" w:lineRule="auto" w:after="180"/>
+      </w:pPr>
+      <w:r>
+        <w:rPr>
+          <w:b w:val="0"/>
+        </w:rPr>
         <w:t>A study tool plans to retain names, addresses and all chats forever.</w:t>
       </w:r>
     </w:p>
@@ -3288,7 +5058,13 @@
       </w:r>
     </w:p>
     <w:p>
-      <w:r>
+      <w:pPr>
+        <w:spacing w:line="336" w:lineRule="auto" w:after="180"/>
+      </w:pPr>
+      <w:r>
+        <w:rPr>
+          <w:b w:val="0"/>
+        </w:rPr>
         <w:t>Design a smaller data plan.</w:t>
       </w:r>
     </w:p>
@@ -3301,8 +5077,38 @@
       </w:r>
     </w:p>
     <w:p>
-      <w:r>
-        <w:t>Keep only needed preferences or progress, with retention, deletion and access controls. Avoid unnecessary addresses and raw chat storage.</w:t>
+      <w:pPr>
+        <w:spacing w:line="336" w:lineRule="auto" w:after="180"/>
+      </w:pPr>
+      <w:r>
+        <w:rPr>
+          <w:b w:val="0"/>
+        </w:rPr>
+        <w:t xml:space="preserve">Keep only needed preferences or progress, with </w:t>
+      </w:r>
+      <w:r>
+        <w:rPr>
+          <w:b/>
+        </w:rPr>
+        <w:t>retention</w:t>
+      </w:r>
+      <w:r>
+        <w:rPr>
+          <w:b w:val="0"/>
+        </w:rPr>
+        <w:t xml:space="preserve">, deletion and </w:t>
+      </w:r>
+      <w:r>
+        <w:rPr>
+          <w:b/>
+        </w:rPr>
+        <w:t>access control</w:t>
+      </w:r>
+      <w:r>
+        <w:rPr>
+          <w:b w:val="0"/>
+        </w:rPr>
+        <w:t>s. Avoid unnecessary addresses and raw chat storage.</w:t>
       </w:r>
     </w:p>
     <w:p>
@@ -3314,7 +5120,14 @@
       </w:r>
     </w:p>
     <w:p>
-      <w:r>
+      <w:pPr>
+        <w:spacing w:line="336" w:lineRule="auto" w:after="180"/>
+        <w:shd w:fill="F5F1FB"/>
+      </w:pPr>
+      <w:r>
+        <w:rPr>
+          <w:b w:val="0"/>
+        </w:rPr>
         <w:t>Which detail supports the answer, and why does it matter?</w:t>
       </w:r>
     </w:p>
@@ -3492,18 +5305,60 @@
       </w:tr>
     </w:tbl>
     <w:p>
-      <w:r>
+      <w:pPr>
+        <w:spacing w:line="336" w:lineRule="auto" w:after="180"/>
+      </w:pPr>
+      <w:r>
+        <w:rPr>
+          <w:b w:val="0"/>
+        </w:rPr>
         <w:t>A study tool plans to retain names, addresses and all chats forever.</w:t>
       </w:r>
     </w:p>
     <w:p>
-      <w:r>
+      <w:pPr>
+        <w:spacing w:line="336" w:lineRule="auto" w:after="180"/>
+      </w:pPr>
+      <w:r>
+        <w:rPr>
+          <w:b w:val="0"/>
+        </w:rPr>
         <w:t>Design a smaller data plan.</w:t>
       </w:r>
     </w:p>
     <w:p>
-      <w:r>
-        <w:t>Keep only needed preferences or progress, with retention, deletion and access controls. Avoid unnecessary addresses and raw chat storage.</w:t>
+      <w:pPr>
+        <w:spacing w:line="336" w:lineRule="auto" w:after="180"/>
+      </w:pPr>
+      <w:r>
+        <w:rPr>
+          <w:b w:val="0"/>
+        </w:rPr>
+        <w:t xml:space="preserve">Keep only needed preferences or progress, with </w:t>
+      </w:r>
+      <w:r>
+        <w:rPr>
+          <w:b/>
+        </w:rPr>
+        <w:t>retention</w:t>
+      </w:r>
+      <w:r>
+        <w:rPr>
+          <w:b w:val="0"/>
+        </w:rPr>
+        <w:t xml:space="preserve">, deletion and </w:t>
+      </w:r>
+      <w:r>
+        <w:rPr>
+          <w:b/>
+        </w:rPr>
+        <w:t>access control</w:t>
+      </w:r>
+      <w:r>
+        <w:rPr>
+          <w:b w:val="0"/>
+        </w:rPr>
+        <w:t>s. Avoid unnecessary addresses and raw chat storage.</w:t>
       </w:r>
     </w:p>
     <w:p>
@@ -3515,6 +5370,11 @@
       </w:r>
     </w:p>
     <w:p>
+      <w:r>
+        <w:t>Attempt the reserved new case before feedback. Record support; the earlier examples below remain additional practice.</w:t>
+      </w:r>
+    </w:p>
+    <w:p>
       <w:pPr>
         <w:pStyle w:val="Heading3"/>
       </w:pPr>
@@ -3523,8 +5383,32 @@
       </w:r>
     </w:p>
     <w:p>
-      <w:r>
-        <w:t>Retention is5 days, inclusive deletion boundary. Ages4, 5, 6; a log stores complete content. Trace required action.</w:t>
+      <w:pPr>
+        <w:spacing w:line="336" w:lineRule="auto" w:after="180"/>
+      </w:pPr>
+      <w:r>
+        <w:rPr>
+          <w:b/>
+        </w:rPr>
+        <w:t>Retention</w:t>
+      </w:r>
+      <w:r>
+        <w:rPr>
+          <w:b w:val="0"/>
+        </w:rPr>
+        <w:t xml:space="preserve"> is5 days, inclusive </w:t>
+      </w:r>
+      <w:r>
+        <w:rPr>
+          <w:b/>
+        </w:rPr>
+        <w:t>deletion boundary</w:t>
+      </w:r>
+      <w:r>
+        <w:rPr>
+          <w:b w:val="0"/>
+        </w:rPr>
+        <w:t>. Ages4, 5, 6; a log stores complete content. Trace required action.</w:t>
       </w:r>
     </w:p>
     <w:p>
@@ -3571,7 +5455,13 @@
       </w:r>
     </w:p>
     <w:p>
-      <w:r>
+      <w:pPr>
+        <w:spacing w:line="336" w:lineRule="auto" w:after="180"/>
+      </w:pPr>
+      <w:r>
+        <w:rPr>
+          <w:b w:val="0"/>
+        </w:rPr>
         <w:t>Attempt this case before feedback. Record any help. Earlier examples below are further practice; a case already practised with feedback cannot establish fresh transfer.</w:t>
       </w:r>
     </w:p>
@@ -3584,18 +5474,43 @@
       </w:r>
     </w:p>
     <w:p>
-      <w:r>
+      <w:pPr>
+        <w:spacing w:line="336" w:lineRule="auto" w:after="180"/>
+      </w:pPr>
+      <w:r>
+        <w:rPr>
+          <w:b w:val="0"/>
+        </w:rPr>
         <w:t>Close the worked explanation. Apply the idea to this different question without copying.</w:t>
       </w:r>
     </w:p>
     <w:p>
-      <w:r>
+      <w:pPr>
+        <w:spacing w:line="336" w:lineRule="auto" w:after="180"/>
+        <w:shd w:fill="F5F1FB"/>
+      </w:pPr>
+      <w:r>
+        <w:rPr>
+          <w:b w:val="0"/>
+        </w:rPr>
         <w:t>A practice quiz needs a topic and difficulty. A form also asks for home address and date of birth. What should be removed and why?</w:t>
       </w:r>
     </w:p>
     <w:p>
-      <w:r>
-        <w:t>My answer, with a trace, calculation or supporting evidence</w:t>
+      <w:pPr>
+        <w:spacing w:line="336" w:lineRule="auto" w:after="180"/>
+      </w:pPr>
+      <w:r>
+        <w:rPr>
+          <w:b w:val="0"/>
+        </w:rPr>
+        <w:t xml:space="preserve">My answer, with a trace, calculation or supporting </w:t>
+      </w:r>
+      <w:r>
+        <w:rPr>
+          <w:b/>
+        </w:rPr>
+        <w:t>evidence</w:t>
       </w:r>
     </w:p>
     <w:p>
@@ -3640,13 +5555,37 @@
       </w:r>
     </w:p>
     <w:p>
-      <w:r>
+      <w:pPr>
+        <w:spacing w:line="336" w:lineRule="auto" w:after="180"/>
+      </w:pPr>
+      <w:r>
+        <w:rPr>
+          <w:b w:val="0"/>
+        </w:rPr>
         <w:t>Change one relevant detail. Predict the result before testing. Include a boundary or missing-information case when it helps reveal a limit.</w:t>
       </w:r>
     </w:p>
     <w:p>
-      <w:r>
-        <w:t>My changed input and expected result</w:t>
+      <w:pPr>
+        <w:spacing w:line="336" w:lineRule="auto" w:after="180"/>
+      </w:pPr>
+      <w:r>
+        <w:rPr>
+          <w:b w:val="0"/>
+        </w:rPr>
+        <w:t xml:space="preserve">My changed </w:t>
+      </w:r>
+      <w:r>
+        <w:rPr>
+          <w:b/>
+        </w:rPr>
+        <w:t>input</w:t>
+      </w:r>
+      <w:r>
+        <w:rPr>
+          <w:b w:val="0"/>
+        </w:rPr>
+        <w:t xml:space="preserve"> and expected result</w:t>
       </w:r>
     </w:p>
     <w:p>
@@ -3691,13 +5630,37 @@
       </w:r>
     </w:p>
     <w:p>
-      <w:r>
+      <w:pPr>
+        <w:spacing w:line="336" w:lineRule="auto" w:after="180"/>
+      </w:pPr>
+      <w:r>
+        <w:rPr>
+          <w:b w:val="0"/>
+        </w:rPr>
         <w:t>Create a minimal data map and visible memory controls before expanding features.</w:t>
       </w:r>
     </w:p>
     <w:p>
-      <w:r>
-        <w:t>The evidence I will keep</w:t>
+      <w:pPr>
+        <w:spacing w:line="336" w:lineRule="auto" w:after="180"/>
+      </w:pPr>
+      <w:r>
+        <w:rPr>
+          <w:b w:val="0"/>
+        </w:rPr>
+        <w:t xml:space="preserve">The </w:t>
+      </w:r>
+      <w:r>
+        <w:rPr>
+          <w:b/>
+        </w:rPr>
+        <w:t>evidence</w:t>
+      </w:r>
+      <w:r>
+        <w:rPr>
+          <w:b w:val="0"/>
+        </w:rPr>
+        <w:t xml:space="preserve"> I will keep</w:t>
       </w:r>
     </w:p>
     <w:p>
@@ -3734,8 +5697,26 @@
       </w:r>
     </w:p>
     <w:p>
-      <w:r>
-        <w:t>Your teacher has the independent answer and scoring criteria. Complete the matching workbook week to keep your practice evidence together.</w:t>
+      <w:pPr>
+        <w:spacing w:line="336" w:lineRule="auto" w:after="180"/>
+      </w:pPr>
+      <w:r>
+        <w:rPr>
+          <w:b w:val="0"/>
+        </w:rPr>
+        <w:t xml:space="preserve">Your teacher has the independent answer and scoring criteria. Complete the matching workbook week to keep your practice </w:t>
+      </w:r>
+      <w:r>
+        <w:rPr>
+          <w:b/>
+        </w:rPr>
+        <w:t>evidence</w:t>
+      </w:r>
+      <w:r>
+        <w:rPr>
+          <w:b w:val="0"/>
+        </w:rPr>
+        <w:t xml:space="preserve"> together.</w:t>
       </w:r>
     </w:p>
     <w:p>
@@ -3747,7 +5728,13 @@
       </w:r>
     </w:p>
     <w:p>
-      <w:r>
+      <w:pPr>
+        <w:spacing w:line="336" w:lineRule="auto" w:after="180"/>
+      </w:pPr>
+      <w:r>
+        <w:rPr>
+          <w:b w:val="0"/>
+        </w:rPr>
         <w:t>A study tool needs topic and reading level but proposes storing addresses and all conversations forever. Design a smaller record and a deletion rule.</w:t>
       </w:r>
     </w:p>
@@ -3803,8 +5790,25 @@
       </w:r>
     </w:p>
     <w:p>
-      <w:r>
-        <w:t>Attempt the independent case before hints. Record whether you worked alone, used a hint or followed a model. After feedback, fix the first unsupported step and explain why it changed. A later check uses a changed case, not a copied answer.</w:t>
+      <w:pPr>
+        <w:spacing w:line="336" w:lineRule="auto" w:after="180"/>
+      </w:pPr>
+      <w:r>
+        <w:rPr>
+          <w:b w:val="0"/>
+        </w:rPr>
+        <w:t>Attempt the independent case before hints. Record whether you worked alone, used a hint or followed a model. After feedback, fix the first unsupported step and explain why it changed.</w:t>
+      </w:r>
+    </w:p>
+    <w:p>
+      <w:pPr>
+        <w:spacing w:line="336" w:lineRule="auto" w:after="180"/>
+      </w:pPr>
+      <w:r>
+        <w:rPr>
+          <w:b w:val="0"/>
+        </w:rPr>
+        <w:t>A later check uses a changed case, not a copied answer.</w:t>
       </w:r>
     </w:p>
     <w:p>
@@ -3817,6 +5821,17 @@
     </w:p>
     <w:p>
       <w:r>
+        <w:t>Use this map to navigate Privacy by Design, connect the goals to tasks and keep one evidence record for each attempt.</w:t>
+      </w:r>
+    </w:p>
+    <w:p>
+      <w:pPr>
+        <w:spacing w:line="336" w:lineRule="auto" w:after="180"/>
+      </w:pPr>
+      <w:r>
+        <w:rPr>
+          <w:b w:val="0"/>
+        </w:rPr>
         <w:t>Start with this question: Trace deletion through both a working folder and a cache.</w:t>
       </w:r>
     </w:p>
@@ -3923,13 +5938,61 @@
       </w:tr>
     </w:tbl>
     <w:p>
-      <w:r>
-        <w:t>Remember → watch and explain → try with help → investigate → try independently → keep project evidence. Your teacher may spread this lesson across several classes.</w:t>
-      </w:r>
-    </w:p>
-    <w:p>
-      <w:r>
-        <w:t>Keep your first prediction. Compare it with what the evidence shows and explain any change.</w:t>
+      <w:pPr>
+        <w:spacing w:line="336" w:lineRule="auto" w:after="180"/>
+      </w:pPr>
+      <w:r>
+        <w:rPr>
+          <w:b w:val="0"/>
+        </w:rPr>
+        <w:t xml:space="preserve">Remember → watch and explain → try with help → investigate → try independently → keep project </w:t>
+      </w:r>
+      <w:r>
+        <w:rPr>
+          <w:b/>
+        </w:rPr>
+        <w:t>evidence</w:t>
+      </w:r>
+      <w:r>
+        <w:rPr>
+          <w:b w:val="0"/>
+        </w:rPr>
+        <w:t>. Your teacher may spread this lesson across several classes.</w:t>
+      </w:r>
+    </w:p>
+    <w:p>
+      <w:pPr>
+        <w:spacing w:line="336" w:lineRule="auto" w:after="180"/>
+      </w:pPr>
+      <w:r>
+        <w:rPr>
+          <w:b w:val="0"/>
+        </w:rPr>
+        <w:t xml:space="preserve">Keep your first </w:t>
+      </w:r>
+      <w:r>
+        <w:rPr>
+          <w:b/>
+        </w:rPr>
+        <w:t>prediction</w:t>
+      </w:r>
+      <w:r>
+        <w:rPr>
+          <w:b w:val="0"/>
+        </w:rPr>
+        <w:t xml:space="preserve">. Compare it with what the </w:t>
+      </w:r>
+      <w:r>
+        <w:rPr>
+          <w:b/>
+        </w:rPr>
+        <w:t>evidence</w:t>
+      </w:r>
+      <w:r>
+        <w:rPr>
+          <w:b w:val="0"/>
+        </w:rPr>
+        <w:t xml:space="preserve"> shows and explain any change.</w:t>
       </w:r>
     </w:p>
     <w:p>
@@ -3942,7 +6005,42 @@
     </w:p>
     <w:p>
       <w:r>
-        <w:t>Close your notes. Explain this goal in your own words: Explain the mechanism and terminology of data retention and deletion</w:t>
+        <w:t>Explain Privacy by Design without notes, identify a remaining question and plan a later check with a changed case.</w:t>
+      </w:r>
+    </w:p>
+    <w:p>
+      <w:pPr>
+        <w:spacing w:line="336" w:lineRule="auto" w:after="180"/>
+      </w:pPr>
+      <w:r>
+        <w:rPr>
+          <w:b w:val="0"/>
+        </w:rPr>
+        <w:t xml:space="preserve">Close your notes. Explain this goal in your own words: Explain the </w:t>
+      </w:r>
+      <w:r>
+        <w:rPr>
+          <w:b/>
+        </w:rPr>
+        <w:t>mechanism</w:t>
+      </w:r>
+      <w:r>
+        <w:rPr>
+          <w:b w:val="0"/>
+        </w:rPr>
+        <w:t xml:space="preserve"> and terminology of data </w:t>
+      </w:r>
+      <w:r>
+        <w:rPr>
+          <w:b/>
+        </w:rPr>
+        <w:t>retention</w:t>
+      </w:r>
+      <w:r>
+        <w:rPr>
+          <w:b w:val="0"/>
+        </w:rPr>
+        <w:t xml:space="preserve"> and deletion</w:t>
       </w:r>
     </w:p>
     <w:p>
@@ -3979,13 +6077,61 @@
       </w:r>
     </w:p>
     <w:p>
-      <w:r>
-        <w:t>If you are unsure, return to the worked picture and explain one arrow. If you are ready, change an input or assumption and justify your prediction.</w:t>
-      </w:r>
-    </w:p>
-    <w:p>
-      <w:r>
-        <w:t>Save your workbook evidence. At the next review, try a different case before opening your old answer.</w:t>
+      <w:pPr>
+        <w:spacing w:line="336" w:lineRule="auto" w:after="180"/>
+      </w:pPr>
+      <w:r>
+        <w:rPr>
+          <w:b w:val="0"/>
+        </w:rPr>
+        <w:t xml:space="preserve">If you are unsure, return to the worked picture and explain one arrow. If you are ready, change an </w:t>
+      </w:r>
+      <w:r>
+        <w:rPr>
+          <w:b/>
+        </w:rPr>
+        <w:t>input</w:t>
+      </w:r>
+      <w:r>
+        <w:rPr>
+          <w:b w:val="0"/>
+        </w:rPr>
+        <w:t xml:space="preserve"> or assumption and justify your </w:t>
+      </w:r>
+      <w:r>
+        <w:rPr>
+          <w:b/>
+        </w:rPr>
+        <w:t>prediction</w:t>
+      </w:r>
+      <w:r>
+        <w:rPr>
+          <w:b w:val="0"/>
+        </w:rPr>
+        <w:t>.</w:t>
+      </w:r>
+    </w:p>
+    <w:p>
+      <w:pPr>
+        <w:spacing w:line="336" w:lineRule="auto" w:after="180"/>
+      </w:pPr>
+      <w:r>
+        <w:rPr>
+          <w:b w:val="0"/>
+        </w:rPr>
+        <w:t xml:space="preserve">Save your workbook </w:t>
+      </w:r>
+      <w:r>
+        <w:rPr>
+          <w:b/>
+        </w:rPr>
+        <w:t>evidence</w:t>
+      </w:r>
+      <w:r>
+        <w:rPr>
+          <w:b w:val="0"/>
+        </w:rPr>
+        <w:t>. At the next review, try a different case before opening your old answer.</w:t>
       </w:r>
     </w:p>
     <w:p>
@@ -3998,11 +6144,28 @@
     </w:p>
     <w:p>
       <w:r>
+        <w:t>Attempt supported questions before using hints or feedback. Review a missing building block, then keep the completed work.</w:t>
+      </w:r>
+    </w:p>
+    <w:p>
+      <w:pPr>
+        <w:spacing w:line="336" w:lineRule="auto" w:after="180"/>
+      </w:pPr>
+      <w:r>
+        <w:rPr>
+          <w:b w:val="0"/>
+        </w:rPr>
         <w:t>Use this supported practice once, in the browser or on paper. Keep the reserved independent assessment for a separate first attempt before teacher feedback.</w:t>
       </w:r>
     </w:p>
     <w:p>
-      <w:r>
+      <w:pPr>
+        <w:spacing w:line="336" w:lineRule="auto" w:after="180"/>
+      </w:pPr>
+      <w:r>
+        <w:rPr>
+          <w:b w:val="0"/>
+        </w:rPr>
         <w:t>Trace deletion through both a working folder and a cache.</w:t>
       </w:r>
     </w:p>
@@ -4015,22 +6178,49 @@
       </w:r>
     </w:p>
     <w:p>
-      <w:r>
+      <w:pPr>
+        <w:spacing w:line="336" w:lineRule="auto" w:after="180"/>
+      </w:pPr>
+      <w:r>
+        <w:rPr>
+          <w:b w:val="0"/>
+        </w:rPr>
         <w:t>Which labelled step matches this detail? Delete cached B too; otherwise the declared content remains retained.</w:t>
       </w:r>
     </w:p>
     <w:p>
-      <w:r>
+      <w:pPr>
+        <w:spacing w:line="336" w:lineRule="auto" w:after="180"/>
+        <w:shd w:fill="F4F9FC"/>
+      </w:pPr>
+      <w:r>
+        <w:rPr>
+          <w:b w:val="0"/>
+        </w:rPr>
         <w:t>1. Compare ages</w:t>
       </w:r>
     </w:p>
     <w:p>
-      <w:r>
+      <w:pPr>
+        <w:spacing w:line="336" w:lineRule="auto" w:after="180"/>
+        <w:shd w:fill="F4F9FC"/>
+      </w:pPr>
+      <w:r>
+        <w:rPr>
+          <w:b w:val="0"/>
+        </w:rPr>
         <w:t>2. Delete eligible</w:t>
       </w:r>
     </w:p>
     <w:p>
-      <w:r>
+      <w:pPr>
+        <w:spacing w:line="336" w:lineRule="auto" w:after="180"/>
+        <w:shd w:fill="F4F9FC"/>
+      </w:pPr>
+      <w:r>
+        <w:rPr>
+          <w:b w:val="0"/>
+        </w:rPr>
         <w:t>3. Check copies</w:t>
       </w:r>
     </w:p>
@@ -4068,41 +6258,167 @@
       </w:r>
     </w:p>
     <w:p>
-      <w:r>
+      <w:pPr>
+        <w:pStyle w:val="Heading3"/>
+      </w:pPr>
+      <w:r>
+        <w:t>Hint · try first</w:t>
+      </w:r>
+    </w:p>
+    <w:p>
+      <w:pPr>
+        <w:spacing w:line="336" w:lineRule="auto" w:after="180"/>
+        <w:shd w:fill="F1F6F8"/>
+      </w:pPr>
+      <w:r>
+        <w:rPr>
+          <w:b w:val="0"/>
+        </w:rPr>
         <w:t>Hint if needed: Read the steps in the pictorial case. Match the supplied detail to the stage that performs or records it.</w:t>
       </w:r>
     </w:p>
     <w:p>
-      <w:r>
-        <w:t>After your attempt, compare with the supported explanation: Check copies Delete cached B too; otherwise the declared content remains retained. Read the picture in order. Delete cached B too; otherwise the declared content remains retained. The arrows show which recorded input or intermediate result each decision uses. Explain the deciding step aloud before checking the changed case; pointing to the final answer alone does not show how it follows.</w:t>
-      </w:r>
-    </w:p>
-    <w:p>
       <w:pPr>
         <w:pStyle w:val="Heading3"/>
       </w:pPr>
       <w:r>
+        <w:t>Feedback · compare after trying</w:t>
+      </w:r>
+    </w:p>
+    <w:p>
+      <w:pPr>
+        <w:spacing w:line="336" w:lineRule="auto" w:after="180"/>
+        <w:shd w:fill="F1F6FC"/>
+      </w:pPr>
+      <w:r>
+        <w:rPr>
+          <w:b w:val="0"/>
+        </w:rPr>
+        <w:t>After your attempt, compare with the supported explanation: Check copies Delete cached B too; otherwise the declared content remains retained. Read the picture in order.</w:t>
+      </w:r>
+    </w:p>
+    <w:p>
+      <w:pPr>
+        <w:spacing w:line="336" w:lineRule="auto" w:after="180"/>
+        <w:shd w:fill="F1F6FC"/>
+      </w:pPr>
+      <w:r>
+        <w:rPr>
+          <w:b w:val="0"/>
+        </w:rPr>
+        <w:t xml:space="preserve">Delete cached B too; otherwise the declared content remains retained. The arrows show which recorded </w:t>
+      </w:r>
+      <w:r>
+        <w:rPr>
+          <w:b/>
+        </w:rPr>
+        <w:t>input</w:t>
+      </w:r>
+      <w:r>
+        <w:rPr>
+          <w:b w:val="0"/>
+        </w:rPr>
+        <w:t xml:space="preserve"> or intermediate result each decision uses.</w:t>
+      </w:r>
+    </w:p>
+    <w:p>
+      <w:pPr>
+        <w:spacing w:line="336" w:lineRule="auto" w:after="180"/>
+        <w:shd w:fill="F1F6FC"/>
+      </w:pPr>
+      <w:r>
+        <w:rPr>
+          <w:b w:val="0"/>
+        </w:rPr>
+        <w:t>Explain the deciding step aloud before checking the changed case; pointing to the final answer alone does not show how it follows.</w:t>
+      </w:r>
+    </w:p>
+    <w:p>
+      <w:pPr>
+        <w:pStyle w:val="Heading3"/>
+      </w:pPr>
+      <w:r>
         <w:t>Practice 2: explain the deciding evidence</w:t>
       </w:r>
     </w:p>
     <w:p>
-      <w:r>
+      <w:pPr>
+        <w:pStyle w:val="Heading3"/>
+      </w:pPr>
+      <w:r>
+        <w:t>Changed case · predict first</w:t>
+      </w:r>
+    </w:p>
+    <w:p>
+      <w:pPr>
+        <w:spacing w:line="336" w:lineRule="auto" w:after="180"/>
+        <w:shd w:fill="F5F1FB"/>
+      </w:pPr>
+      <w:r>
+        <w:rPr>
+          <w:b w:val="0"/>
+        </w:rPr>
         <w:t>Changed-case practice: The cache deletion fails. Which conclusion is supported by the supplied facts?</w:t>
       </w:r>
     </w:p>
     <w:p>
-      <w:r>
-        <w:t>1. We can decide the result without examining the changed input or the procedure.</w:t>
-      </w:r>
-    </w:p>
-    <w:p>
-      <w:r>
+      <w:pPr>
+        <w:spacing w:line="336" w:lineRule="auto" w:after="180"/>
+        <w:shd w:fill="F4F9FC"/>
+      </w:pPr>
+      <w:r>
+        <w:rPr>
+          <w:b w:val="0"/>
+        </w:rPr>
+        <w:t xml:space="preserve">1. We can decide the result without examining the changed </w:t>
+      </w:r>
+      <w:r>
+        <w:rPr>
+          <w:b/>
+        </w:rPr>
+        <w:t>input</w:t>
+      </w:r>
+      <w:r>
+        <w:rPr>
+          <w:b w:val="0"/>
+        </w:rPr>
+        <w:t xml:space="preserve"> or the procedure.</w:t>
+      </w:r>
+    </w:p>
+    <w:p>
+      <w:pPr>
+        <w:spacing w:line="336" w:lineRule="auto" w:after="180"/>
+        <w:shd w:fill="F4F9FC"/>
+      </w:pPr>
+      <w:r>
+        <w:rPr>
+          <w:b w:val="0"/>
+        </w:rPr>
         <w:t>2. Report incomplete deletion rather than success.</w:t>
       </w:r>
     </w:p>
     <w:p>
-      <w:r>
-        <w:t>3. This one example guarantees correct results for every future input.</w:t>
+      <w:pPr>
+        <w:spacing w:line="336" w:lineRule="auto" w:after="180"/>
+        <w:shd w:fill="F4F9FC"/>
+      </w:pPr>
+      <w:r>
+        <w:rPr>
+          <w:b w:val="0"/>
+        </w:rPr>
+        <w:t xml:space="preserve">3. This one example guarantees correct results for every future </w:t>
+      </w:r>
+      <w:r>
+        <w:rPr>
+          <w:b/>
+        </w:rPr>
+        <w:t>input</w:t>
+      </w:r>
+      <w:r>
+        <w:rPr>
+          <w:b w:val="0"/>
+        </w:rPr>
+        <w:t>.</w:t>
       </w:r>
     </w:p>
     <w:p>
@@ -4139,12 +6455,42 @@
       </w:r>
     </w:p>
     <w:p>
-      <w:r>
+      <w:pPr>
+        <w:pStyle w:val="Heading3"/>
+      </w:pPr>
+      <w:r>
+        <w:t>Hint · try first</w:t>
+      </w:r>
+    </w:p>
+    <w:p>
+      <w:pPr>
+        <w:spacing w:line="336" w:lineRule="auto" w:after="180"/>
+        <w:shd w:fill="F1F6F8"/>
+      </w:pPr>
+      <w:r>
+        <w:rPr>
+          <w:b w:val="0"/>
+        </w:rPr>
         <w:t>Hint if needed: Use the changed condition and the deciding step in the pictorial trace. The answer must say what follows from those facts.</w:t>
       </w:r>
     </w:p>
     <w:p>
-      <w:r>
+      <w:pPr>
+        <w:pStyle w:val="Heading3"/>
+      </w:pPr>
+      <w:r>
+        <w:t>Feedback · compare after trying</w:t>
+      </w:r>
+    </w:p>
+    <w:p>
+      <w:pPr>
+        <w:spacing w:line="336" w:lineRule="auto" w:after="180"/>
+        <w:shd w:fill="F1F6FC"/>
+      </w:pPr>
+      <w:r>
+        <w:rPr>
+          <w:b w:val="0"/>
+        </w:rPr>
         <w:t>After your attempt, compare with the supported explanation: Report incomplete deletion rather than success. Removing the working copy does not remove the known retained cache copy.</w:t>
       </w:r>
     </w:p>
@@ -4157,18 +6503,129 @@
       </w:r>
     </w:p>
     <w:p>
-      <w:r>
-        <w:t>Review Red Team the Product (ai-3/27). Goal: Explain the mechanism and terminology of red team exercises. Short practice: Why does the original test fail even if no upload succeeded? Point to the relevant step in the picture, then write the changed result and the rule or evidence that supports it.. Return to this week and explain what you changed.</w:t>
-      </w:r>
-    </w:p>
-    <w:p>
-      <w:r>
-        <w:t>Review Quality Rubrics (ai-3/25). Goal: Explain the mechanism and terminology of system evaluation sets. Short practice: Why is “one out of two checks passed” an insufficient release decision? Point to the relevant step in the picture, then write the changed result and the rule or evidence that supports it.. Return to this week and explain what you changed.</w:t>
-      </w:r>
-    </w:p>
-    <w:p>
-      <w:r>
-        <w:t>Review Requests Responses and JSON (ai-3/22). Goal: Parse JSON into Python records. Short practice: Would converting the text silently prove the source count is correct? Point to the relevant step in the picture, then write the changed result and the rule or evidence that supports it.. Return to this week and explain what you changed.</w:t>
+      <w:pPr>
+        <w:spacing w:line="336" w:lineRule="auto" w:after="180"/>
+      </w:pPr>
+      <w:r>
+        <w:rPr>
+          <w:b w:val="0"/>
+        </w:rPr>
+        <w:t xml:space="preserve">Review Red Team the Product (ai-3/27). Goal: Explain the </w:t>
+      </w:r>
+      <w:r>
+        <w:rPr>
+          <w:b/>
+        </w:rPr>
+        <w:t>mechanism</w:t>
+      </w:r>
+      <w:r>
+        <w:rPr>
+          <w:b w:val="0"/>
+        </w:rPr>
+        <w:t xml:space="preserve"> and terminology of red team exercises. Short practice: Why does the original test fail even if no upload succeeded?</w:t>
+      </w:r>
+    </w:p>
+    <w:p>
+      <w:pPr>
+        <w:spacing w:line="336" w:lineRule="auto" w:after="180"/>
+      </w:pPr>
+      <w:r>
+        <w:rPr>
+          <w:b w:val="0"/>
+        </w:rPr>
+        <w:t xml:space="preserve">Point to the relevant step in the picture, then write the changed result and the rule or </w:t>
+      </w:r>
+      <w:r>
+        <w:rPr>
+          <w:b/>
+        </w:rPr>
+        <w:t>evidence</w:t>
+      </w:r>
+      <w:r>
+        <w:rPr>
+          <w:b w:val="0"/>
+        </w:rPr>
+        <w:t xml:space="preserve"> that supports it.. Return to this week and explain what you changed.</w:t>
+      </w:r>
+    </w:p>
+    <w:p>
+      <w:pPr>
+        <w:spacing w:line="336" w:lineRule="auto" w:after="180"/>
+      </w:pPr>
+      <w:r>
+        <w:rPr>
+          <w:b w:val="0"/>
+        </w:rPr>
+        <w:t xml:space="preserve">Review Quality Rubrics (ai-3/25). Goal: Explain the </w:t>
+      </w:r>
+      <w:r>
+        <w:rPr>
+          <w:b/>
+        </w:rPr>
+        <w:t>mechanism</w:t>
+      </w:r>
+      <w:r>
+        <w:rPr>
+          <w:b w:val="0"/>
+        </w:rPr>
+        <w:t xml:space="preserve"> and terminology of system evaluation sets. Short practice: Why is “one out of two checks passed” an insufficient release decision?</w:t>
+      </w:r>
+    </w:p>
+    <w:p>
+      <w:pPr>
+        <w:spacing w:line="336" w:lineRule="auto" w:after="180"/>
+      </w:pPr>
+      <w:r>
+        <w:rPr>
+          <w:b w:val="0"/>
+        </w:rPr>
+        <w:t xml:space="preserve">Point to the relevant step in the picture, then write the changed result and the rule or </w:t>
+      </w:r>
+      <w:r>
+        <w:rPr>
+          <w:b/>
+        </w:rPr>
+        <w:t>evidence</w:t>
+      </w:r>
+      <w:r>
+        <w:rPr>
+          <w:b w:val="0"/>
+        </w:rPr>
+        <w:t xml:space="preserve"> that supports it.. Return to this week and explain what you changed.</w:t>
+      </w:r>
+    </w:p>
+    <w:p>
+      <w:pPr>
+        <w:spacing w:line="336" w:lineRule="auto" w:after="180"/>
+      </w:pPr>
+      <w:r>
+        <w:rPr>
+          <w:b w:val="0"/>
+        </w:rPr>
+        <w:t>Review Requests Responses and JSON (ai-3/22). Goal: Parse JSON into Python records. Short practice: Would converting the text silently prove the source count is correct?</w:t>
+      </w:r>
+    </w:p>
+    <w:p>
+      <w:pPr>
+        <w:spacing w:line="336" w:lineRule="auto" w:after="180"/>
+      </w:pPr>
+      <w:r>
+        <w:rPr>
+          <w:b w:val="0"/>
+        </w:rPr>
+        <w:t xml:space="preserve">Point to the relevant step in the picture, then write the changed result and the rule or </w:t>
+      </w:r>
+      <w:r>
+        <w:rPr>
+          <w:b/>
+        </w:rPr>
+        <w:t>evidence</w:t>
+      </w:r>
+      <w:r>
+        <w:rPr>
+          <w:b w:val="0"/>
+        </w:rPr>
+        <w:t xml:space="preserve"> that supports it.. Return to this week and explain what you changed.</w:t>
       </w:r>
     </w:p>
     <w:p>
@@ -4180,8 +6637,696 @@
       </w:r>
     </w:p>
     <w:p>
-      <w:r>
-        <w:t>Use Download completed work in the hosted lesson to export your answers, reflections, practice feedback and code-run evidence. Open the HTML copy to read or print it. Drafts stay in this browser when storage is available; clear drafts on a shared device.</w:t>
+      <w:pPr>
+        <w:spacing w:line="336" w:lineRule="auto" w:after="180"/>
+      </w:pPr>
+      <w:r>
+        <w:rPr>
+          <w:b w:val="0"/>
+        </w:rPr>
+        <w:t xml:space="preserve">Use Download completed work in the hosted lesson to export your answers, reflections, practice feedback and code-run </w:t>
+      </w:r>
+      <w:r>
+        <w:rPr>
+          <w:b/>
+        </w:rPr>
+        <w:t>evidence</w:t>
+      </w:r>
+      <w:r>
+        <w:rPr>
+          <w:b w:val="0"/>
+        </w:rPr>
+        <w:t>. Open the HTML copy to read or print it.</w:t>
+      </w:r>
+    </w:p>
+    <w:p>
+      <w:pPr>
+        <w:spacing w:line="336" w:lineRule="auto" w:after="180"/>
+      </w:pPr>
+      <w:r>
+        <w:rPr>
+          <w:b w:val="0"/>
+        </w:rPr>
+        <w:t>Drafts stay in this browser when storage is available; clear drafts on a shared device.</w:t>
+      </w:r>
+    </w:p>
+    <w:p>
+      <w:pPr>
+        <w:pStyle w:val="Heading1"/>
+      </w:pPr>
+      <w:r>
+        <w:t>18. Visual concept journey</w:t>
+      </w:r>
+    </w:p>
+    <w:p>
+      <w:r>
+        <w:t>Explain each Privacy by Design graphic using its labels, deciding evidence and relevant limitation.</w:t>
+      </w:r>
+    </w:p>
+    <w:p>
+      <w:pPr>
+        <w:pStyle w:val="Heading3"/>
+      </w:pPr>
+      <w:r>
+        <w:t>01. Privacy by Design: the case</w:t>
+      </w:r>
+    </w:p>
+    <w:p>
+      <w:r>
+        <w:drawing>
+          <wp:inline xmlns:a="http://schemas.openxmlformats.org/drawingml/2006/main" xmlns:pic="http://schemas.openxmlformats.org/drawingml/2006/picture">
+            <wp:extent cx="5486400" cy="2990088"/>
+            <wp:docPr id="22" name="Picture 22" descr="Trace deletion through both a working folder and a cache. Supplied facts: Fictional retention policy: delete records aged at least 3 days. Ages A=2, B=3, C=4; the cache contains a copy of B. All inputs and outcomes in this worked example are invented classroom data; no real model run is claimed."/>
+            <wp:cNvGraphicFramePr>
+              <a:graphicFrameLocks noChangeAspect="1"/>
+            </wp:cNvGraphicFramePr>
+            <a:graphic>
+              <a:graphicData uri="http://schemas.openxmlformats.org/drawingml/2006/picture">
+                <pic:pic>
+                  <pic:nvPicPr>
+                    <pic:cNvPr id="0" name="academy-story-ai-3-28-01.png"/>
+                    <pic:cNvPicPr/>
+                  </pic:nvPicPr>
+                  <pic:blipFill>
+                    <a:blip r:embed="rId29"/>
+                    <a:stretch>
+                      <a:fillRect/>
+                    </a:stretch>
+                  </pic:blipFill>
+                  <pic:spPr>
+                    <a:xfrm>
+                      <a:off x="0" y="0"/>
+                      <a:ext cx="5486400" cy="2990088"/>
+                    </a:xfrm>
+                    <a:prstGeom prst="rect"/>
+                  </pic:spPr>
+                </pic:pic>
+              </a:graphicData>
+            </a:graphic>
+          </wp:inline>
+        </w:drawing>
+      </w:r>
+    </w:p>
+    <w:p>
+      <w:pPr>
+        <w:spacing w:line="336" w:lineRule="auto" w:after="180"/>
+      </w:pPr>
+      <w:r>
+        <w:rPr>
+          <w:b w:val="0"/>
+        </w:rPr>
+        <w:t xml:space="preserve">Trace deletion through both a working folder and a cache. Supplied facts: Fictional </w:t>
+      </w:r>
+      <w:r>
+        <w:rPr>
+          <w:b/>
+        </w:rPr>
+        <w:t>retention</w:t>
+      </w:r>
+      <w:r>
+        <w:rPr>
+          <w:b w:val="0"/>
+        </w:rPr>
+        <w:t xml:space="preserve"> policy: delete records aged at least 3 days. Ages A=2, B=3, C=4; the cache contains a copy of B.</w:t>
+      </w:r>
+    </w:p>
+    <w:p>
+      <w:pPr>
+        <w:spacing w:line="336" w:lineRule="auto" w:after="180"/>
+      </w:pPr>
+      <w:r>
+        <w:rPr>
+          <w:b w:val="0"/>
+        </w:rPr>
+        <w:t xml:space="preserve">All </w:t>
+      </w:r>
+      <w:r>
+        <w:rPr>
+          <w:b/>
+        </w:rPr>
+        <w:t>input</w:t>
+      </w:r>
+      <w:r>
+        <w:rPr>
+          <w:b w:val="0"/>
+        </w:rPr>
+        <w:t>s and outcomes in this worked example are invented classroom data; no real model run is claimed.</w:t>
+      </w:r>
+    </w:p>
+    <w:p>
+      <w:pPr>
+        <w:spacing w:line="336" w:lineRule="auto" w:after="180"/>
+        <w:shd w:fill="F5F1FB"/>
+      </w:pPr>
+      <w:r>
+        <w:rPr>
+          <w:b w:val="0"/>
+        </w:rPr>
+        <w:t>Point to the given fact that matters most. Explain why it matters.</w:t>
+      </w:r>
+    </w:p>
+    <w:p>
+      <w:pPr>
+        <w:pStyle w:val="Heading3"/>
+      </w:pPr>
+      <w:r>
+        <w:t>02. Follow the deciding steps</w:t>
+      </w:r>
+    </w:p>
+    <w:p>
+      <w:r>
+        <w:drawing>
+          <wp:inline xmlns:a="http://schemas.openxmlformats.org/drawingml/2006/main" xmlns:pic="http://schemas.openxmlformats.org/drawingml/2006/picture">
+            <wp:extent cx="5486400" cy="3182112"/>
+            <wp:docPr id="23" name="Picture 23" descr="Compare ages: A is below 3; B is exactly 3; C is above 3. → Delete eligible: Keep A. Delete B and C from the working folder. → Check copies: Delete cached B too; otherwise the declared content remains retained."/>
+            <wp:cNvGraphicFramePr>
+              <a:graphicFrameLocks noChangeAspect="1"/>
+            </wp:cNvGraphicFramePr>
+            <a:graphic>
+              <a:graphicData uri="http://schemas.openxmlformats.org/drawingml/2006/picture">
+                <pic:pic>
+                  <pic:nvPicPr>
+                    <pic:cNvPr id="0" name="academy-story-ai-3-28-02.png"/>
+                    <pic:cNvPicPr/>
+                  </pic:nvPicPr>
+                  <pic:blipFill>
+                    <a:blip r:embed="rId30"/>
+                    <a:stretch>
+                      <a:fillRect/>
+                    </a:stretch>
+                  </pic:blipFill>
+                  <pic:spPr>
+                    <a:xfrm>
+                      <a:off x="0" y="0"/>
+                      <a:ext cx="5486400" cy="3182112"/>
+                    </a:xfrm>
+                    <a:prstGeom prst="rect"/>
+                  </pic:spPr>
+                </pic:pic>
+              </a:graphicData>
+            </a:graphic>
+          </wp:inline>
+        </w:drawing>
+      </w:r>
+    </w:p>
+    <w:p>
+      <w:pPr>
+        <w:spacing w:line="336" w:lineRule="auto" w:after="180"/>
+      </w:pPr>
+      <w:r>
+        <w:rPr>
+          <w:b w:val="0"/>
+        </w:rPr>
+        <w:t>Compare ages: A is below 3; B is exactly 3; C is above 3. → Delete eligible: Keep A. Delete B and C from the working folder. → Check copies: Delete cached B too; otherwise the declared content remains retained.</w:t>
+      </w:r>
+    </w:p>
+    <w:p>
+      <w:pPr>
+        <w:spacing w:line="336" w:lineRule="auto" w:after="180"/>
+        <w:shd w:fill="F5F1FB"/>
+      </w:pPr>
+      <w:r>
+        <w:rPr>
+          <w:b w:val="0"/>
+        </w:rPr>
+        <w:t xml:space="preserve">Point to each numbered stage and explain which recorded </w:t>
+      </w:r>
+      <w:r>
+        <w:rPr>
+          <w:b/>
+        </w:rPr>
+        <w:t>input</w:t>
+      </w:r>
+      <w:r>
+        <w:rPr>
+          <w:b w:val="0"/>
+        </w:rPr>
+        <w:t xml:space="preserve"> it uses.</w:t>
+      </w:r>
+    </w:p>
+    <w:p>
+      <w:pPr>
+        <w:pStyle w:val="Heading3"/>
+      </w:pPr>
+      <w:r>
+        <w:t>03. Data retention and deletion — evidence trace</w:t>
+      </w:r>
+    </w:p>
+    <w:p>
+      <w:r>
+        <w:drawing>
+          <wp:inline xmlns:a="http://schemas.openxmlformats.org/drawingml/2006/main" xmlns:pic="http://schemas.openxmlformats.org/drawingml/2006/picture">
+            <wp:extent cx="5486400" cy="2843784"/>
+            <wp:docPr id="24" name="Picture 24" descr="Data retention and deletion — evidence trace. Record ages are6, 7, 9 days. Cache contains copies of all three. | Toy policy retains session content for 7 days and deletes it when age is at least7. | Retain age6; delete content ages7 and9 from primary and cache under the policy. Retain only allowed audit metadata; backups need their stated expiry process."/>
+            <wp:cNvGraphicFramePr>
+              <a:graphicFrameLocks noChangeAspect="1"/>
+            </wp:cNvGraphicFramePr>
+            <a:graphic>
+              <a:graphicData uri="http://schemas.openxmlformats.org/drawingml/2006/picture">
+                <pic:pic>
+                  <pic:nvPicPr>
+                    <pic:cNvPr id="0" name="academy-story-ai-3-28-03.png"/>
+                    <pic:cNvPicPr/>
+                  </pic:nvPicPr>
+                  <pic:blipFill>
+                    <a:blip r:embed="rId31"/>
+                    <a:stretch>
+                      <a:fillRect/>
+                    </a:stretch>
+                  </pic:blipFill>
+                  <pic:spPr>
+                    <a:xfrm>
+                      <a:off x="0" y="0"/>
+                      <a:ext cx="5486400" cy="2843784"/>
+                    </a:xfrm>
+                    <a:prstGeom prst="rect"/>
+                  </pic:spPr>
+                </pic:pic>
+              </a:graphicData>
+            </a:graphic>
+          </wp:inline>
+        </w:drawing>
+      </w:r>
+    </w:p>
+    <w:p>
+      <w:pPr>
+        <w:spacing w:line="336" w:lineRule="auto" w:after="180"/>
+      </w:pPr>
+      <w:r>
+        <w:rPr>
+          <w:b w:val="0"/>
+        </w:rPr>
+        <w:t xml:space="preserve">Data </w:t>
+      </w:r>
+      <w:r>
+        <w:rPr>
+          <w:b/>
+        </w:rPr>
+        <w:t>retention</w:t>
+      </w:r>
+      <w:r>
+        <w:rPr>
+          <w:b w:val="0"/>
+        </w:rPr>
+        <w:t xml:space="preserve"> and deletion — </w:t>
+      </w:r>
+      <w:r>
+        <w:rPr>
+          <w:b/>
+        </w:rPr>
+        <w:t>evidence</w:t>
+      </w:r>
+      <w:r>
+        <w:rPr>
+          <w:b w:val="0"/>
+        </w:rPr>
+        <w:t xml:space="preserve"> trace. Record ages are6, 7, 9 days.</w:t>
+      </w:r>
+    </w:p>
+    <w:p>
+      <w:pPr>
+        <w:spacing w:line="336" w:lineRule="auto" w:after="180"/>
+      </w:pPr>
+      <w:r>
+        <w:rPr>
+          <w:b w:val="0"/>
+        </w:rPr>
+        <w:t>Cache contains copies of all three. | Toy policy retains session content for 7 days and deletes it when age is at least7. | Retain age6; delete content ages7 and9 from primary and cache under the policy.</w:t>
+      </w:r>
+    </w:p>
+    <w:p>
+      <w:pPr>
+        <w:spacing w:line="336" w:lineRule="auto" w:after="180"/>
+      </w:pPr>
+      <w:r>
+        <w:rPr>
+          <w:b w:val="0"/>
+        </w:rPr>
+        <w:t xml:space="preserve">Retain only allowed audit metadata; backups need their stated expiry </w:t>
+      </w:r>
+      <w:r>
+        <w:rPr>
+          <w:b/>
+        </w:rPr>
+        <w:t>process</w:t>
+      </w:r>
+      <w:r>
+        <w:rPr>
+          <w:b w:val="0"/>
+        </w:rPr>
+        <w:t>.</w:t>
+      </w:r>
+    </w:p>
+    <w:p>
+      <w:pPr>
+        <w:spacing w:line="336" w:lineRule="auto" w:after="180"/>
+        <w:shd w:fill="F5F1FB"/>
+      </w:pPr>
+      <w:r>
+        <w:rPr>
+          <w:b w:val="0"/>
+        </w:rPr>
+        <w:t>Read the labels and values. Explain the relationship the model shows.</w:t>
+      </w:r>
+    </w:p>
+    <w:p>
+      <w:pPr>
+        <w:pStyle w:val="Heading3"/>
+      </w:pPr>
+      <w:r>
+        <w:t>04. Change one thing. Trace what follows.</w:t>
+      </w:r>
+    </w:p>
+    <w:p>
+      <w:r>
+        <w:drawing>
+          <wp:inline xmlns:a="http://schemas.openxmlformats.org/drawingml/2006/main" xmlns:pic="http://schemas.openxmlformats.org/drawingml/2006/picture">
+            <wp:extent cx="5486400" cy="3026664"/>
+            <wp:docPr id="25" name="Picture 25" descr="Original case: Delete cached B too; otherwise the declared content remains retained. Changed condition: The cache deletion fails. Expected result: Report incomplete deletion rather than success. Reason: Removing the working copy does not remove the known retained cache copy."/>
+            <wp:cNvGraphicFramePr>
+              <a:graphicFrameLocks noChangeAspect="1"/>
+            </wp:cNvGraphicFramePr>
+            <a:graphic>
+              <a:graphicData uri="http://schemas.openxmlformats.org/drawingml/2006/picture">
+                <pic:pic>
+                  <pic:nvPicPr>
+                    <pic:cNvPr id="0" name="academy-story-ai-3-28-04.png"/>
+                    <pic:cNvPicPr/>
+                  </pic:nvPicPr>
+                  <pic:blipFill>
+                    <a:blip r:embed="rId32"/>
+                    <a:stretch>
+                      <a:fillRect/>
+                    </a:stretch>
+                  </pic:blipFill>
+                  <pic:spPr>
+                    <a:xfrm>
+                      <a:off x="0" y="0"/>
+                      <a:ext cx="5486400" cy="3026664"/>
+                    </a:xfrm>
+                    <a:prstGeom prst="rect"/>
+                  </pic:spPr>
+                </pic:pic>
+              </a:graphicData>
+            </a:graphic>
+          </wp:inline>
+        </w:drawing>
+      </w:r>
+    </w:p>
+    <w:p>
+      <w:pPr>
+        <w:spacing w:line="336" w:lineRule="auto" w:after="180"/>
+      </w:pPr>
+      <w:r>
+        <w:rPr>
+          <w:b w:val="0"/>
+        </w:rPr>
+        <w:t>Original case: Delete cached B too; otherwise the declared content remains retained. Changed condition: The cache deletion fails. Expected result: Report incomplete deletion rather than success.</w:t>
+      </w:r>
+    </w:p>
+    <w:p>
+      <w:pPr>
+        <w:spacing w:line="336" w:lineRule="auto" w:after="180"/>
+      </w:pPr>
+      <w:r>
+        <w:rPr>
+          <w:b w:val="0"/>
+        </w:rPr>
+        <w:t>Reason: Removing the working copy does not remove the known retained cache copy.</w:t>
+      </w:r>
+    </w:p>
+    <w:p>
+      <w:pPr>
+        <w:spacing w:line="336" w:lineRule="auto" w:after="180"/>
+        <w:shd w:fill="F5F1FB"/>
+      </w:pPr>
+      <w:r>
+        <w:rPr>
+          <w:b w:val="0"/>
+        </w:rPr>
+        <w:t>Predict before checking the worked changed-case result. Name what changed and what the supplied facts allow you to conclude.</w:t>
+      </w:r>
+    </w:p>
+    <w:p>
+      <w:pPr>
+        <w:pStyle w:val="Heading3"/>
+      </w:pPr>
+      <w:r>
+        <w:t>05. Connect the explanation to its limit</w:t>
+      </w:r>
+    </w:p>
+    <w:p>
+      <w:r>
+        <w:drawing>
+          <wp:inline xmlns:a="http://schemas.openxmlformats.org/drawingml/2006/main" xmlns:pic="http://schemas.openxmlformats.org/drawingml/2006/picture">
+            <wp:extent cx="5486400" cy="2834640"/>
+            <wp:docPr id="26" name="Picture 26" descr="Read the picture in order. Delete cached B too; otherwise the declared content remains retained. The arrows show which recorded input or intermediate result each decision uses. Explain the deciding step aloud before checking the changed case; pointing to the final answer alone does not show how it follows. Limit: This fictional policy is a tracing exercise, not a statement of legal retention requirements."/>
+            <wp:cNvGraphicFramePr>
+              <a:graphicFrameLocks noChangeAspect="1"/>
+            </wp:cNvGraphicFramePr>
+            <a:graphic>
+              <a:graphicData uri="http://schemas.openxmlformats.org/drawingml/2006/picture">
+                <pic:pic>
+                  <pic:nvPicPr>
+                    <pic:cNvPr id="0" name="academy-story-ai-3-28-05.png"/>
+                    <pic:cNvPicPr/>
+                  </pic:nvPicPr>
+                  <pic:blipFill>
+                    <a:blip r:embed="rId33"/>
+                    <a:stretch>
+                      <a:fillRect/>
+                    </a:stretch>
+                  </pic:blipFill>
+                  <pic:spPr>
+                    <a:xfrm>
+                      <a:off x="0" y="0"/>
+                      <a:ext cx="5486400" cy="2834640"/>
+                    </a:xfrm>
+                    <a:prstGeom prst="rect"/>
+                  </pic:spPr>
+                </pic:pic>
+              </a:graphicData>
+            </a:graphic>
+          </wp:inline>
+        </w:drawing>
+      </w:r>
+    </w:p>
+    <w:p>
+      <w:pPr>
+        <w:spacing w:line="336" w:lineRule="auto" w:after="180"/>
+      </w:pPr>
+      <w:r>
+        <w:rPr>
+          <w:b w:val="0"/>
+        </w:rPr>
+        <w:t xml:space="preserve">Read the picture in order. Delete cached B too; otherwise the declared content remains retained. The arrows show which recorded </w:t>
+      </w:r>
+      <w:r>
+        <w:rPr>
+          <w:b/>
+        </w:rPr>
+        <w:t>input</w:t>
+      </w:r>
+      <w:r>
+        <w:rPr>
+          <w:b w:val="0"/>
+        </w:rPr>
+        <w:t xml:space="preserve"> or intermediate result each decision uses.</w:t>
+      </w:r>
+    </w:p>
+    <w:p>
+      <w:pPr>
+        <w:spacing w:line="336" w:lineRule="auto" w:after="180"/>
+      </w:pPr>
+      <w:r>
+        <w:rPr>
+          <w:b w:val="0"/>
+        </w:rPr>
+        <w:t>Explain the deciding step aloud before checking the changed case; pointing to the final answer alone does not show how it follows.</w:t>
+      </w:r>
+    </w:p>
+    <w:p>
+      <w:pPr>
+        <w:spacing w:line="336" w:lineRule="auto" w:after="180"/>
+      </w:pPr>
+      <w:r>
+        <w:rPr>
+          <w:b w:val="0"/>
+        </w:rPr>
+        <w:t xml:space="preserve">Limit: This fictional policy is a tracing exercise, not a statement of legal </w:t>
+      </w:r>
+      <w:r>
+        <w:rPr>
+          <w:b/>
+        </w:rPr>
+        <w:t>retention</w:t>
+      </w:r>
+      <w:r>
+        <w:rPr>
+          <w:b w:val="0"/>
+        </w:rPr>
+        <w:t xml:space="preserve"> requirements.</w:t>
+      </w:r>
+    </w:p>
+    <w:p>
+      <w:pPr>
+        <w:spacing w:line="336" w:lineRule="auto" w:after="180"/>
+        <w:shd w:fill="F5F1FB"/>
+      </w:pPr>
+      <w:r>
+        <w:rPr>
+          <w:b w:val="0"/>
+        </w:rPr>
+        <w:t>Explain the case, then point to a limit on the claim.</w:t>
+      </w:r>
+    </w:p>
+    <w:p>
+      <w:pPr>
+        <w:pStyle w:val="Heading3"/>
+      </w:pPr>
+      <w:r>
+        <w:t>06. Make the idea visible in your project</w:t>
+      </w:r>
+    </w:p>
+    <w:p>
+      <w:r>
+        <w:drawing>
+          <wp:inline xmlns:a="http://schemas.openxmlformats.org/drawingml/2006/main" xmlns:pic="http://schemas.openxmlformats.org/drawingml/2006/picture">
+            <wp:extent cx="5486400" cy="3681984"/>
+            <wp:docPr id="27" name="Picture 27" descr="For your Verified Study Buddy, save the input, procedure, observed result and limitation of this check. Label this worked example as practice; use a different, previously unreviewed case when checking independent understanding. Draw your input, deciding step, result and limit. Supported question: Which IDs and locations must appear in the deletion evidence? Point to the relevant step in the picture, then write the changed result and the rule or evidence that supports it."/>
+            <wp:cNvGraphicFramePr>
+              <a:graphicFrameLocks noChangeAspect="1"/>
+            </wp:cNvGraphicFramePr>
+            <a:graphic>
+              <a:graphicData uri="http://schemas.openxmlformats.org/drawingml/2006/picture">
+                <pic:pic>
+                  <pic:nvPicPr>
+                    <pic:cNvPr id="0" name="academy-story-ai-3-28-06.png"/>
+                    <pic:cNvPicPr/>
+                  </pic:nvPicPr>
+                  <pic:blipFill>
+                    <a:blip r:embed="rId34"/>
+                    <a:stretch>
+                      <a:fillRect/>
+                    </a:stretch>
+                  </pic:blipFill>
+                  <pic:spPr>
+                    <a:xfrm>
+                      <a:off x="0" y="0"/>
+                      <a:ext cx="5486400" cy="3681984"/>
+                    </a:xfrm>
+                    <a:prstGeom prst="rect"/>
+                  </pic:spPr>
+                </pic:pic>
+              </a:graphicData>
+            </a:graphic>
+          </wp:inline>
+        </w:drawing>
+      </w:r>
+    </w:p>
+    <w:p>
+      <w:pPr>
+        <w:spacing w:line="336" w:lineRule="auto" w:after="180"/>
+      </w:pPr>
+      <w:r>
+        <w:rPr>
+          <w:b w:val="0"/>
+        </w:rPr>
+        <w:t xml:space="preserve">For your Verified Study Buddy, save the </w:t>
+      </w:r>
+      <w:r>
+        <w:rPr>
+          <w:b/>
+        </w:rPr>
+        <w:t>input</w:t>
+      </w:r>
+      <w:r>
+        <w:rPr>
+          <w:b w:val="0"/>
+        </w:rPr>
+        <w:t>, procedure, observed result and limitation of this check.</w:t>
+      </w:r>
+    </w:p>
+    <w:p>
+      <w:pPr>
+        <w:spacing w:line="336" w:lineRule="auto" w:after="180"/>
+      </w:pPr>
+      <w:r>
+        <w:rPr>
+          <w:b w:val="0"/>
+        </w:rPr>
+        <w:t xml:space="preserve">Label this worked example as practice; use a different, previously unreviewed case when checking independent understanding. Draw your </w:t>
+      </w:r>
+      <w:r>
+        <w:rPr>
+          <w:b/>
+        </w:rPr>
+        <w:t>input</w:t>
+      </w:r>
+      <w:r>
+        <w:rPr>
+          <w:b w:val="0"/>
+        </w:rPr>
+        <w:t>, deciding step, result and limit.</w:t>
+      </w:r>
+    </w:p>
+    <w:p>
+      <w:pPr>
+        <w:spacing w:line="336" w:lineRule="auto" w:after="180"/>
+      </w:pPr>
+      <w:r>
+        <w:rPr>
+          <w:b w:val="0"/>
+        </w:rPr>
+        <w:t xml:space="preserve">Supported question: Which IDs and locations must appear in the deletion </w:t>
+      </w:r>
+      <w:r>
+        <w:rPr>
+          <w:b/>
+        </w:rPr>
+        <w:t>evidence</w:t>
+      </w:r>
+      <w:r>
+        <w:rPr>
+          <w:b w:val="0"/>
+        </w:rPr>
+        <w:t xml:space="preserve">? Point to the relevant step in the picture, then write the changed result and the rule or </w:t>
+      </w:r>
+      <w:r>
+        <w:rPr>
+          <w:b/>
+        </w:rPr>
+        <w:t>evidence</w:t>
+      </w:r>
+      <w:r>
+        <w:rPr>
+          <w:b w:val="0"/>
+        </w:rPr>
+        <w:t xml:space="preserve"> that supports it.</w:t>
+      </w:r>
+    </w:p>
+    <w:p>
+      <w:pPr>
+        <w:spacing w:line="336" w:lineRule="auto" w:after="180"/>
+        <w:shd w:fill="F5F1FB"/>
+      </w:pPr>
+      <w:r>
+        <w:rPr>
+          <w:b w:val="0"/>
+        </w:rPr>
+        <w:t xml:space="preserve">Draw your project trace and justify the deciding step using </w:t>
+      </w:r>
+      <w:r>
+        <w:rPr>
+          <w:b/>
+        </w:rPr>
+        <w:t>evidence</w:t>
+      </w:r>
+      <w:r>
+        <w:rPr>
+          <w:b w:val="0"/>
+        </w:rPr>
+        <w:t>.</w:t>
       </w:r>
     </w:p>
     <w:sectPr>

--- a/downloads/student/ai-3-week-28.docx
+++ b/downloads/student/ai-3-week-28.docx
@@ -25,12 +25,17 @@
         <w:pStyle w:val="Heading1"/>
       </w:pPr>
       <w:r>
-        <w:t>Before you start</w:t>
-      </w:r>
-    </w:p>
-    <w:p>
-      <w:r>
-        <w:t>AI-1 Week 24: collect only what the task needs.</w:t>
+        <w:t>Name the purpose. Minimise the fields. Verify every declared copy.</w:t>
+      </w:r>
+    </w:p>
+    <w:p>
+      <w:r>
+        <w:t>Design bounded data retention and distinguish requested cleanup from verified store outcomes.</w:t>
+      </w:r>
+    </w:p>
+    <w:p>
+      <w:r>
+        <w:t>Data checklist → three-day folder/cache trace → field audit → seven-day practice → independent five-day log case.</w:t>
       </w:r>
     </w:p>
     <w:p>
@@ -38,20 +43,20 @@
         <w:pStyle w:val="Heading1"/>
       </w:pPr>
       <w:r>
-        <w:t>01. Your mission</w:t>
-      </w:r>
-    </w:p>
-    <w:p>
-      <w:r>
-        <w:t>Start with the target: Explain the mechanism and terminology of data retention and deletion. Try the recall before opening notes.</w:t>
-      </w:r>
-    </w:p>
-    <w:p>
-      <w:pPr>
-        <w:pStyle w:val="Heading3"/>
-      </w:pPr>
-      <w:r>
-        <w:t>Your learning target</w:t>
+        <w:t>01. Which data does the task need, and where can copies remain?</w:t>
+      </w:r>
+    </w:p>
+    <w:p>
+      <w:r>
+        <w:t>Privacy choices belong in fields, access rules, lifetimes and deletion evidence.</w:t>
+      </w:r>
+    </w:p>
+    <w:p>
+      <w:pPr>
+        <w:pStyle w:val="Heading2"/>
+      </w:pPr>
+      <w:r>
+        <w:t>Your learning goals</w:t>
       </w:r>
     </w:p>
     <w:p>
@@ -113,10 +118,34 @@
     </w:p>
     <w:p>
       <w:pPr>
-        <w:pStyle w:val="Heading3"/>
-      </w:pPr>
-      <w:r>
-        <w:t>Remember before reading</w:t>
+        <w:pStyle w:val="Heading2"/>
+      </w:pPr>
+      <w:r>
+        <w:t>Recall state scope and disclosure paths</w:t>
+      </w:r>
+    </w:p>
+    <w:p>
+      <w:pPr>
+        <w:pStyle w:val="ListBullet"/>
+      </w:pPr>
+      <w:r>
+        <w:t>Close your notes first. A rough first answer helps us choose the right starting point; it is not a score for your ability.</w:t>
+      </w:r>
+    </w:p>
+    <w:p>
+      <w:pPr>
+        <w:pStyle w:val="ListBullet"/>
+      </w:pPr>
+      <w:r>
+        <w:t>Recall Conversation State and Memory and Red Team the Product: keep only task-relevant state, define its lifetime and inspect actual data paths. A hidden copy can survive a visible reset.</w:t>
+      </w:r>
+    </w:p>
+    <w:p>
+      <w:pPr>
+        <w:pStyle w:val="Heading2"/>
+      </w:pPr>
+      <w:r>
+        <w:t>Your end goal</w:t>
       </w:r>
     </w:p>
     <w:p>
@@ -127,7 +156,31 @@
         <w:rPr>
           <w:b w:val="0"/>
         </w:rPr>
-        <w:t>Close your notes first. A rough first answer helps us choose the right starting point; it is not a score for your ability.</w:t>
+        <w:t>By the end, I can explain privacy by design using a traced example and a stated limitation.</w:t>
+      </w:r>
+    </w:p>
+    <w:p>
+      <w:pPr>
+        <w:pStyle w:val="Heading2"/>
+      </w:pPr>
+      <w:r>
+        <w:t>Earlier wording, alternatives and picture transcripts · reference / check after trying</w:t>
+      </w:r>
+    </w:p>
+    <w:p>
+      <w:pPr>
+        <w:pStyle w:val="Heading3"/>
+      </w:pPr>
+      <w:r>
+        <w:t>Your learning target</w:t>
+      </w:r>
+    </w:p>
+    <w:p>
+      <w:pPr>
+        <w:pStyle w:val="Heading3"/>
+      </w:pPr>
+      <w:r>
+        <w:t>Remember before reading</w:t>
       </w:r>
     </w:p>
     <w:p>
@@ -280,7 +333,7 @@
       </w:pPr>
       <w:r>
         <w:rPr>
-          <w:b/>
+          <w:b w:val="0"/>
         </w:rPr>
         <w:t>CREATOR MISSION</w:t>
       </w:r>
@@ -350,45 +403,89 @@
     </w:p>
     <w:p>
       <w:pPr>
+        <w:pStyle w:val="Heading3"/>
+      </w:pPr>
+      <w:r>
+        <w:t>This week’s end goal</w:t>
+      </w:r>
+    </w:p>
+    <w:p>
+      <w:pPr>
+        <w:pStyle w:val="Heading1"/>
+      </w:pPr>
+      <w:r>
+        <w:t>02. Minimise first, then trace the data you retain</w:t>
+      </w:r>
+    </w:p>
+    <w:p>
+      <w:r>
+        <w:t>A deleted screen row is not evidence that every copy was removed.</w:t>
+      </w:r>
+    </w:p>
+    <w:p>
+      <w:pPr>
+        <w:pStyle w:val="Heading2"/>
+      </w:pPr>
+      <w:r>
+        <w:t>Connect purpose, fields and stores</w:t>
+      </w:r>
+    </w:p>
+    <w:p>
+      <w:pPr>
         <w:spacing w:line="336" w:lineRule="auto" w:after="180"/>
       </w:pPr>
       <w:r>
         <w:rPr>
           <w:b w:val="0"/>
         </w:rPr>
-        <w:t xml:space="preserve">Recall Sandboxing and resource limits. Explain why a recorded result needs its </w:t>
-      </w:r>
+        <w:t>Privacy by design starts before collection: name the task purpose and decide whether each field is necessary. Less unnecessary content means fewer copies to protect and delete. For kept data, define who may access it, where it is copied, its retention boundary and what confirms deletion. A permission checkbox does not make unrelated collection useful.</w:t>
+      </w:r>
+    </w:p>
+    <w:p>
+      <w:pPr>
+        <w:spacing w:line="336" w:lineRule="auto" w:after="180"/>
+      </w:pPr>
+      <w:r>
+        <w:rPr>
+          <w:b w:val="0"/>
+        </w:rPr>
+        <w:t>These classroom policies are fictional design exercises, not legal retention rules or tests of a real service.</w:t>
+      </w:r>
+    </w:p>
+    <w:p>
+      <w:pPr>
+        <w:spacing w:line="336" w:lineRule="auto" w:after="180"/>
+      </w:pPr>
       <w:r>
         <w:rPr>
           <w:b/>
         </w:rPr>
-        <w:t>input</w:t>
+        <w:t>Retention</w:t>
       </w:r>
       <w:r>
         <w:rPr>
           <w:b w:val="0"/>
         </w:rPr>
-        <w:t xml:space="preserve"> conditions and </w:t>
-      </w:r>
-      <w:r>
-        <w:rPr>
-          <w:b/>
-        </w:rPr>
-        <w:t>evidence</w:t>
-      </w:r>
+        <w:t xml:space="preserve"> and deletion cover all declared stores, including caches and logs. Removing a visible row may leave copies elsewhere.</w:t>
+      </w:r>
+    </w:p>
+    <w:p>
+      <w:pPr>
+        <w:pStyle w:val="Heading2"/>
+      </w:pPr>
+      <w:r>
+        <w:t>Use fictional records only</w:t>
+      </w:r>
+    </w:p>
+    <w:p>
+      <w:pPr>
+        <w:spacing w:line="336" w:lineRule="auto" w:after="180"/>
+      </w:pPr>
       <w:r>
         <w:rPr>
           <w:b w:val="0"/>
         </w:rPr>
-        <w:t xml:space="preserve"> source before it can support a claim.</w:t>
-      </w:r>
-    </w:p>
-    <w:p>
-      <w:pPr>
-        <w:pStyle w:val="Heading3"/>
-      </w:pPr>
-      <w:r>
-        <w:t>This week’s end goal</w:t>
+        <w:t>Begin by writing the question the procedure is intended to answer. Identify the information already supplied, the information it will produce and the information still missing.</w:t>
       </w:r>
     </w:p>
     <w:p>
@@ -399,20 +496,15 @@
         <w:rPr>
           <w:b w:val="0"/>
         </w:rPr>
-        <w:t>By the end, I can explain privacy by design using a traced example and a stated limitation.</w:t>
-      </w:r>
-    </w:p>
-    <w:p>
-      <w:pPr>
-        <w:pStyle w:val="Heading1"/>
-      </w:pPr>
-      <w:r>
-        <w:t>02. Notice the evidence</w:t>
-      </w:r>
-    </w:p>
-    <w:p>
-      <w:r>
-        <w:t>Investigate the supplied Privacy by Design case. Separate observations, given facts and assumptions before choosing an explanation.</w:t>
+        <w:t>These are constructed classroom examples; they do not require live accounts, private records or an external service. Do not treat a plausible explanation as a measured outcome.</w:t>
+      </w:r>
+    </w:p>
+    <w:p>
+      <w:pPr>
+        <w:pStyle w:val="Heading2"/>
+      </w:pPr>
+      <w:r>
+        <w:t>Earlier wording, alternatives and picture transcripts · reference / check after trying</w:t>
       </w:r>
     </w:p>
     <w:p>
@@ -421,7 +513,7 @@
       </w:pPr>
       <w:r>
         <w:rPr>
-          <w:b/>
+          <w:b w:val="0"/>
         </w:rPr>
         <w:t>PICTURE STORY</w:t>
       </w:r>
@@ -498,16 +590,7 @@
     </w:p>
     <w:p>
       <w:pPr>
-        <w:pStyle w:val="Heading3"/>
-      </w:pPr>
-      <w:r>
-        <w:t>Start with this puzzle</w:t>
-      </w:r>
-    </w:p>
-    <w:p>
-      <w:pPr>
         <w:spacing w:line="336" w:lineRule="auto" w:after="180"/>
-        <w:shd w:fill="F1F6FC"/>
       </w:pPr>
       <w:r>
         <w:rPr>
@@ -519,7 +602,6 @@
     <w:p>
       <w:pPr>
         <w:spacing w:line="336" w:lineRule="auto" w:after="180"/>
-        <w:shd w:fill="F5F1FB"/>
       </w:pPr>
       <w:r>
         <w:rPr>
@@ -662,19 +744,34 @@
     </w:p>
     <w:p>
       <w:pPr>
+        <w:pStyle w:val="Heading1"/>
+      </w:pPr>
+      <w:r>
+        <w:t>03. Write the field plan and exact retention boundary</w:t>
+      </w:r>
+    </w:p>
+    <w:p>
+      <w:r>
+        <w:t>Do not mix thresholds from separate exercise policies.</w:t>
+      </w:r>
+    </w:p>
+    <w:p>
+      <w:pPr>
+        <w:pStyle w:val="Heading2"/>
+      </w:pPr>
+      <w:r>
+        <w:t>The complete seven/three/five-day policy map</w:t>
+      </w:r>
+    </w:p>
+    <w:p>
+      <w:pPr>
         <w:spacing w:line="336" w:lineRule="auto" w:after="180"/>
       </w:pPr>
-      <w:r>
-        <w:rPr>
-          <w:b/>
-        </w:rPr>
-        <w:t>Retention</w:t>
-      </w:r>
       <w:r>
         <w:rPr>
           <w:b w:val="0"/>
         </w:rPr>
-        <w:t xml:space="preserve"> and deletion cover all declared stores, including caches and logs. Removing a visible row may leave copies elsewhere.</w:t>
+        <w:t>Keep the policy labels separate. W2 uses a seven-day content policy: delete when age &gt;= 7 days in primary store and cache; allowed content-free audit metadata may remain until age &gt;= 30 days. A backup expiry process is not supplied, so report its status unknown and request the policy rather than promise complete deletion. The main pictured case uses a different three-day policy for its declared folder/cache stores.</w:t>
       </w:r>
     </w:p>
     <w:p>
@@ -685,7 +782,191 @@
         <w:rPr>
           <w:b w:val="0"/>
         </w:rPr>
-        <w:t>Begin by writing the question the procedure is intended to answer. Identify the information already supplied, the information it will produce and the information still missing.</w:t>
+        <w:t>The independent case states five days. These are not universal settings.</w:t>
+      </w:r>
+    </w:p>
+    <w:p>
+      <w:pPr>
+        <w:pStyle w:val="Heading2"/>
+      </w:pPr>
+      <w:r>
+        <w:t>A purpose-to-deletion checklist</w:t>
+      </w:r>
+    </w:p>
+    <w:tbl>
+      <w:tblPr>
+        <w:tblStyle w:val="LightShading-Accent1"/>
+        <w:tblW w:type="auto" w:w="0"/>
+        <w:tblLook w:firstColumn="1" w:firstRow="1" w:lastColumn="0" w:lastRow="0" w:noHBand="0" w:noVBand="1" w:val="04A0"/>
+      </w:tblPr>
+      <w:tblGrid>
+        <w:gridCol w:w="5112"/>
+        <w:gridCol w:w="5112"/>
+      </w:tblGrid>
+      <w:tr>
+        <w:trPr>
+          <w:tblHeader/>
+        </w:trPr>
+        <w:tc>
+          <w:tcPr>
+            <w:tcW w:type="dxa" w:w="5112"/>
+          </w:tcPr>
+          <w:p>
+            <w:r>
+              <w:t>Data-design question</w:t>
+            </w:r>
+          </w:p>
+        </w:tc>
+        <w:tc>
+          <w:tcPr>
+            <w:tcW w:type="dxa" w:w="5112"/>
+          </w:tcPr>
+          <w:p>
+            <w:r>
+              <w:t>Evidence to write</w:t>
+            </w:r>
+          </w:p>
+        </w:tc>
+      </w:tr>
+      <w:tr>
+        <w:tc>
+          <w:tcPr>
+            <w:tcW w:type="dxa" w:w="5112"/>
+          </w:tcPr>
+          <w:p>
+            <w:r>
+              <w:t>Purpose and necessity</w:t>
+            </w:r>
+          </w:p>
+        </w:tc>
+        <w:tc>
+          <w:tcPr>
+            <w:tcW w:type="dxa" w:w="5112"/>
+          </w:tcPr>
+          <w:p>
+            <w:r>
+              <w:t>Which user task requires the field? Can it be omitted or shortened?</w:t>
+            </w:r>
+          </w:p>
+        </w:tc>
+      </w:tr>
+      <w:tr>
+        <w:tc>
+          <w:tcPr>
+            <w:tcW w:type="dxa" w:w="5112"/>
+          </w:tcPr>
+          <w:p>
+            <w:r>
+              <w:t>Permission and access</w:t>
+            </w:r>
+          </w:p>
+        </w:tc>
+        <w:tc>
+          <w:tcPr>
+            <w:tcW w:type="dxa" w:w="5112"/>
+          </w:tcPr>
+          <w:p>
+            <w:r>
+              <w:t>What approved use and access role apply? Missing permission is not inferred.</w:t>
+            </w:r>
+          </w:p>
+        </w:tc>
+      </w:tr>
+      <w:tr>
+        <w:tc>
+          <w:tcPr>
+            <w:tcW w:type="dxa" w:w="5112"/>
+          </w:tcPr>
+          <w:p>
+            <w:r>
+              <w:t>Copies and derived data</w:t>
+            </w:r>
+          </w:p>
+        </w:tc>
+        <w:tc>
+          <w:tcPr>
+            <w:tcW w:type="dxa" w:w="5112"/>
+          </w:tcPr>
+          <w:p>
+            <w:r>
+              <w:t>Primary store, cache, log, export and declared backup locations</w:t>
+            </w:r>
+          </w:p>
+        </w:tc>
+      </w:tr>
+      <w:tr>
+        <w:tc>
+          <w:tcPr>
+            <w:tcW w:type="dxa" w:w="5112"/>
+          </w:tcPr>
+          <w:p>
+            <w:r>
+              <w:t>Retention boundary</w:t>
+            </w:r>
+          </w:p>
+        </w:tc>
+        <w:tc>
+          <w:tcPr>
+            <w:tcW w:type="dxa" w:w="5112"/>
+          </w:tcPr>
+          <w:p>
+            <w:r>
+              <w:t>Age definition, exact threshold and inclusive/exclusive rule</w:t>
+            </w:r>
+          </w:p>
+        </w:tc>
+      </w:tr>
+      <w:tr>
+        <w:tc>
+          <w:tcPr>
+            <w:tcW w:type="dxa" w:w="5112"/>
+          </w:tcPr>
+          <w:p>
+            <w:r>
+              <w:t>Deletion verification</w:t>
+            </w:r>
+          </w:p>
+        </w:tc>
+        <w:tc>
+          <w:tcPr>
+            <w:tcW w:type="dxa" w:w="5112"/>
+          </w:tcPr>
+          <w:p>
+            <w:r>
+              <w:t>Record/store IDs, result, residual copies and unresolved policies</w:t>
+            </w:r>
+          </w:p>
+        </w:tc>
+      </w:tr>
+      <w:tr>
+        <w:tc>
+          <w:tcPr>
+            <w:tcW w:type="dxa" w:w="5112"/>
+          </w:tcPr>
+          <w:p>
+            <w:r>
+              <w:t>Minimal audit</w:t>
+            </w:r>
+          </w:p>
+        </w:tc>
+        <w:tc>
+          <w:tcPr>
+            <w:tcW w:type="dxa" w:w="5112"/>
+          </w:tcPr>
+          <w:p>
+            <w:r>
+              <w:t>Allowed event metadata without retained content; metadata still needs purpose and access rules</w:t>
+            </w:r>
+          </w:p>
+        </w:tc>
+      </w:tr>
+    </w:tbl>
+    <w:p>
+      <w:pPr>
+        <w:pStyle w:val="Heading2"/>
+      </w:pPr>
+      <w:r>
+        <w:t>Original W2 policy and boundary</w:t>
       </w:r>
     </w:p>
     <w:p>
@@ -696,20 +977,31 @@
         <w:rPr>
           <w:b w:val="0"/>
         </w:rPr>
-        <w:t>These are constructed classroom examples; they do not require live accounts, private records or an external service. Do not treat a plausible explanation as a measured outcome.</w:t>
-      </w:r>
-    </w:p>
-    <w:p>
-      <w:pPr>
-        <w:pStyle w:val="Heading1"/>
-      </w:pPr>
-      <w:r>
-        <w:t>03. See how it works</w:t>
-      </w:r>
-    </w:p>
-    <w:p>
-      <w:r>
-        <w:t>Follow the mechanism for Privacy by Design. Connect each labelled input, deciding step and result.</w:t>
+        <w:t>Toy policy retains session content for 7 days and deletes it when age is at least7. Audit metadata may remain for 30 days without content. Track primary storage, cache and backup policy separately.</w:t>
+      </w:r>
+    </w:p>
+    <w:p>
+      <w:pPr>
+        <w:pStyle w:val="Heading2"/>
+      </w:pPr>
+      <w:r>
+        <w:t>Explain the deciding check</w:t>
+      </w:r>
+    </w:p>
+    <w:p>
+      <w:pPr>
+        <w:pStyle w:val="ListBullet"/>
+      </w:pPr>
+      <w:r>
+        <w:t>Point to the input, the deciding step and the result in this week’s visual. Explain the same step in ordinary words. A picture helps when you can say what each part represents.</w:t>
+      </w:r>
+    </w:p>
+    <w:p>
+      <w:pPr>
+        <w:pStyle w:val="Heading2"/>
+      </w:pPr>
+      <w:r>
+        <w:t>Earlier wording, alternatives and picture transcripts · reference / check after trying</w:t>
       </w:r>
     </w:p>
     <w:p>
@@ -718,7 +1010,7 @@
       </w:pPr>
       <w:r>
         <w:rPr>
-          <w:b/>
+          <w:b w:val="0"/>
         </w:rPr>
         <w:t xml:space="preserve">VISUAL </w:t>
       </w:r>
@@ -955,17 +1247,6 @@
       </w:pPr>
       <w:r>
         <w:t>A closer explanation</w:t>
-      </w:r>
-    </w:p>
-    <w:p>
-      <w:pPr>
-        <w:spacing w:line="336" w:lineRule="auto" w:after="180"/>
-      </w:pPr>
-      <w:r>
-        <w:rPr>
-          <w:b w:val="0"/>
-        </w:rPr>
-        <w:t>Toy policy retains session content for 7 days and deletes it when age is at least7. Audit metadata may remain for 30 days without content. Track primary storage, cache and backup policy separately.</w:t>
       </w:r>
     </w:p>
     <w:p>
@@ -1116,86 +1397,23 @@
     </w:p>
     <w:p>
       <w:pPr>
-        <w:spacing w:line="336" w:lineRule="auto" w:after="180"/>
-      </w:pPr>
-      <w:r>
-        <w:rPr>
-          <w:b w:val="0"/>
-        </w:rPr>
-        <w:t xml:space="preserve">Point to the </w:t>
-      </w:r>
-      <w:r>
-        <w:rPr>
-          <w:b/>
-        </w:rPr>
-        <w:t>input</w:t>
-      </w:r>
-      <w:r>
-        <w:rPr>
-          <w:b w:val="0"/>
-        </w:rPr>
-        <w:t>, the deciding step and the result in this week’s visual. Explain the same step in ordinary words. A picture helps when you can say what each part represents.</w:t>
-      </w:r>
-    </w:p>
-    <w:p>
-      <w:pPr>
         <w:pStyle w:val="Heading1"/>
       </w:pPr>
       <w:r>
-        <w:t>04. Compare the cases</w:t>
-      </w:r>
-    </w:p>
-    <w:p>
-      <w:r>
-        <w:t>Compare the supplied cases for Privacy by Design. Identify the detail that changes the conclusion.</w:t>
-      </w:r>
-    </w:p>
-    <w:p>
-      <w:pPr>
-        <w:pStyle w:val="Heading3"/>
-      </w:pPr>
-      <w:r>
-        <w:t>The case to investigate</w:t>
-      </w:r>
-    </w:p>
-    <w:p>
-      <w:pPr>
-        <w:spacing w:line="336" w:lineRule="auto" w:after="180"/>
-        <w:shd w:fill="F1F6FC"/>
-      </w:pPr>
-      <w:r>
-        <w:rPr>
-          <w:b w:val="0"/>
-        </w:rPr>
-        <w:t>CASE GALLERY</w:t>
-      </w:r>
-    </w:p>
-    <w:p>
-      <w:pPr>
-        <w:spacing w:line="336" w:lineRule="auto" w:after="180"/>
-      </w:pPr>
-      <w:r>
-        <w:rPr>
-          <w:b w:val="0"/>
-        </w:rPr>
-        <w:t xml:space="preserve">Four Tests, Four Kinds of </w:t>
-      </w:r>
-      <w:r>
-        <w:rPr>
-          <w:b/>
-        </w:rPr>
-        <w:t>Evidence</w:t>
-      </w:r>
-    </w:p>
-    <w:p>
-      <w:pPr>
-        <w:spacing w:line="336" w:lineRule="auto" w:after="180"/>
-      </w:pPr>
-      <w:r>
-        <w:rPr>
-          <w:b w:val="0"/>
-        </w:rPr>
-        <w:t>A system is not understood until it survives more than one comfortable example.</w:t>
+        <w:t>04. Compare intended deletion with evidence across copies</w:t>
+      </w:r>
+    </w:p>
+    <w:p>
+      <w:r>
+        <w:t>A known remaining copy makes a deletion claim incomplete.</w:t>
+      </w:r>
+    </w:p>
+    <w:p>
+      <w:pPr>
+        <w:pStyle w:val="Heading2"/>
+      </w:pPr>
+      <w:r>
+        <w:t>Four pictures with a purpose</w:t>
       </w:r>
     </w:p>
     <w:p>
@@ -1236,6 +1454,11 @@
     </w:p>
     <w:p>
       <w:r>
+        <w:t>Normal case: predict the result and deciding evidence.</w:t>
+      </w:r>
+    </w:p>
+    <w:p>
+      <w:r>
         <w:drawing>
           <wp:inline xmlns:a="http://schemas.openxmlformats.org/drawingml/2006/main" xmlns:pic="http://schemas.openxmlformats.org/drawingml/2006/picture">
             <wp:extent cx="5486400" cy="3200400"/>
@@ -1271,47 +1494,8 @@
       </w:r>
     </w:p>
     <w:p>
-      <w:pPr>
-        <w:pStyle w:val="Heading3"/>
-      </w:pPr>
-      <w:r>
-        <w:t>The normal case</w:t>
-      </w:r>
-    </w:p>
-    <w:p>
-      <w:pPr>
-        <w:spacing w:line="336" w:lineRule="auto" w:after="180"/>
-        <w:shd w:fill="F1F6FC"/>
-      </w:pPr>
-      <w:r>
-        <w:rPr>
-          <w:b w:val="0"/>
-        </w:rPr>
-        <w:t xml:space="preserve">NORMAL CASE: predict and name </w:t>
-      </w:r>
-      <w:r>
-        <w:rPr>
-          <w:b/>
-        </w:rPr>
-        <w:t>evidence</w:t>
-      </w:r>
-      <w:r>
-        <w:rPr>
-          <w:b w:val="0"/>
-        </w:rPr>
-        <w:t xml:space="preserve">.     BOUNDARY CASE: predict and name </w:t>
-      </w:r>
-      <w:r>
-        <w:rPr>
-          <w:b/>
-        </w:rPr>
-        <w:t>evidence</w:t>
-      </w:r>
-      <w:r>
-        <w:rPr>
-          <w:b w:val="0"/>
-        </w:rPr>
-        <w:t>.</w:t>
+      <w:r>
+        <w:t>Boundary case: identify the exact limit.</w:t>
       </w:r>
     </w:p>
     <w:p>
@@ -1352,6 +1536,11 @@
     </w:p>
     <w:p>
       <w:r>
+        <w:t>Missing information: name what must be clarified.</w:t>
+      </w:r>
+    </w:p>
+    <w:p>
+      <w:r>
         <w:drawing>
           <wp:inline xmlns:a="http://schemas.openxmlformats.org/drawingml/2006/main" xmlns:pic="http://schemas.openxmlformats.org/drawingml/2006/picture">
             <wp:extent cx="5486400" cy="3200400"/>
@@ -1387,134 +1576,86 @@
       </w:r>
     </w:p>
     <w:p>
+      <w:r>
+        <w:t>Transfer case: explain which procedure still applies.</w:t>
+      </w:r>
+    </w:p>
+    <w:p>
+      <w:pPr>
+        <w:pStyle w:val="Heading2"/>
+      </w:pPr>
+      <w:r>
+        <w:t>Choose a revealing case</w:t>
+      </w:r>
+    </w:p>
+    <w:p>
+      <w:pPr>
+        <w:pStyle w:val="ListBullet"/>
+      </w:pPr>
+      <w:r>
+        <w:t>Which case is most likely to reveal a hidden assumption? Why?</w:t>
+      </w:r>
+    </w:p>
+    <w:p>
       <w:pPr>
         <w:pStyle w:val="Heading3"/>
       </w:pPr>
       <w:r>
-        <w:t>Check missing information</w:t>
+        <w:t>Write or draw your reasoning and evidence.</w:t>
+      </w:r>
+    </w:p>
+    <w:p>
+      <w:r>
+        <w:t>________________________________________________________________</w:t>
+      </w:r>
+    </w:p>
+    <w:p>
+      <w:r>
+        <w:t>________________________________________________________________</w:t>
+      </w:r>
+    </w:p>
+    <w:p>
+      <w:r>
+        <w:t>________________________________________________________________</w:t>
+      </w:r>
+    </w:p>
+    <w:p>
+      <w:r>
+        <w:t>________________________________________________________________</w:t>
+      </w:r>
+    </w:p>
+    <w:p>
+      <w:r>
+        <w:t>________________________________________________________________</w:t>
+      </w:r>
+    </w:p>
+    <w:p>
+      <w:pPr>
+        <w:pStyle w:val="Heading2"/>
+      </w:pPr>
+      <w:r>
+        <w:t>Predict the supplied changed case</w:t>
+      </w:r>
+    </w:p>
+    <w:p>
+      <w:pPr>
+        <w:pStyle w:val="ListBullet"/>
+      </w:pPr>
+      <w:r>
+        <w:t>Change: The cache deletion fails.</w:t>
+      </w:r>
+    </w:p>
+    <w:p>
+      <w:pPr>
+        <w:pStyle w:val="Heading2"/>
+      </w:pPr>
+      <w:r>
+        <w:t>Check after predicting · reference / check after trying</w:t>
       </w:r>
     </w:p>
     <w:p>
       <w:pPr>
         <w:spacing w:line="336" w:lineRule="auto" w:after="180"/>
-        <w:shd w:fill="FFF5E6"/>
-      </w:pPr>
-      <w:r>
-        <w:rPr>
-          <w:b w:val="0"/>
-        </w:rPr>
-        <w:t xml:space="preserve">MISSING INFORMATION: predict and name </w:t>
-      </w:r>
-      <w:r>
-        <w:rPr>
-          <w:b/>
-        </w:rPr>
-        <w:t>evidence</w:t>
-      </w:r>
-      <w:r>
-        <w:rPr>
-          <w:b w:val="0"/>
-        </w:rPr>
-        <w:t xml:space="preserve">.     TRANSFER CASE: predict and name </w:t>
-      </w:r>
-      <w:r>
-        <w:rPr>
-          <w:b/>
-        </w:rPr>
-        <w:t>evidence</w:t>
-      </w:r>
-      <w:r>
-        <w:rPr>
-          <w:b w:val="0"/>
-        </w:rPr>
-        <w:t>.</w:t>
-      </w:r>
-    </w:p>
-    <w:p>
-      <w:pPr>
-        <w:spacing w:line="336" w:lineRule="auto" w:after="180"/>
-        <w:shd w:fill="F5F1FB"/>
-      </w:pPr>
-      <w:r>
-        <w:rPr>
-          <w:b w:val="0"/>
-        </w:rPr>
-        <w:t>Which case is most likely to reveal a hidden assumption? Why?</w:t>
-      </w:r>
-    </w:p>
-    <w:p>
-      <w:pPr>
-        <w:pStyle w:val="Heading3"/>
-      </w:pPr>
-      <w:r>
-        <w:t>Write or draw your reasoning and evidence.</w:t>
-      </w:r>
-    </w:p>
-    <w:p>
-      <w:r>
-        <w:t>________________________________________________________________</w:t>
-      </w:r>
-    </w:p>
-    <w:p>
-      <w:r>
-        <w:t>________________________________________________________________</w:t>
-      </w:r>
-    </w:p>
-    <w:p>
-      <w:r>
-        <w:t>________________________________________________________________</w:t>
-      </w:r>
-    </w:p>
-    <w:p>
-      <w:r>
-        <w:t>________________________________________________________________</w:t>
-      </w:r>
-    </w:p>
-    <w:p>
-      <w:r>
-        <w:t>________________________________________________________________</w:t>
-      </w:r>
-    </w:p>
-    <w:p>
-      <w:pPr>
-        <w:pStyle w:val="Heading3"/>
-      </w:pPr>
-      <w:r>
-        <w:t>Change one thing in the pictured case</w:t>
-      </w:r>
-    </w:p>
-    <w:p>
-      <w:pPr>
-        <w:pStyle w:val="Heading3"/>
-      </w:pPr>
-      <w:r>
-        <w:t>Change one thing</w:t>
-      </w:r>
-    </w:p>
-    <w:p>
-      <w:pPr>
-        <w:spacing w:line="336" w:lineRule="auto" w:after="180"/>
-        <w:shd w:fill="F5F1FB"/>
-      </w:pPr>
-      <w:r>
-        <w:rPr>
-          <w:b w:val="0"/>
-        </w:rPr>
-        <w:t>Change: The cache deletion fails.</w:t>
-      </w:r>
-    </w:p>
-    <w:p>
-      <w:pPr>
-        <w:pStyle w:val="Heading3"/>
-      </w:pPr>
-      <w:r>
-        <w:t>Predicted result</w:t>
-      </w:r>
-    </w:p>
-    <w:p>
-      <w:pPr>
-        <w:spacing w:line="336" w:lineRule="auto" w:after="180"/>
-        <w:shd w:fill="F1F6FC"/>
       </w:pPr>
       <w:r>
         <w:rPr>
@@ -1531,16 +1672,7 @@
     </w:p>
     <w:p>
       <w:pPr>
-        <w:pStyle w:val="Heading3"/>
-      </w:pPr>
-      <w:r>
-        <w:t>Why the result follows</w:t>
-      </w:r>
-    </w:p>
-    <w:p>
-      <w:pPr>
         <w:spacing w:line="336" w:lineRule="auto" w:after="180"/>
-        <w:shd w:fill="F1F6FC"/>
       </w:pPr>
       <w:r>
         <w:rPr>
@@ -1551,26 +1683,38 @@
     </w:p>
     <w:p>
       <w:pPr>
-        <w:pStyle w:val="Heading1"/>
-      </w:pPr>
-      <w:r>
-        <w:t>05. Words that unlock the idea</w:t>
-      </w:r>
-    </w:p>
-    <w:p>
-      <w:r>
-        <w:t>Use the vocabulary of Privacy by Design to explain a concrete decision, rather than only memorising definitions.</w:t>
+        <w:pStyle w:val="Heading2"/>
+      </w:pPr>
+      <w:r>
+        <w:t>Earlier wording, alternatives and picture transcripts · reference / check after trying</w:t>
       </w:r>
     </w:p>
     <w:p>
       <w:pPr>
         <w:spacing w:line="336" w:lineRule="auto" w:after="180"/>
       </w:pPr>
+      <w:r>
+        <w:rPr>
+          <w:b w:val="0"/>
+        </w:rPr>
+        <w:t>CASE GALLERY</w:t>
+      </w:r>
+    </w:p>
+    <w:p>
+      <w:pPr>
+        <w:spacing w:line="336" w:lineRule="auto" w:after="180"/>
+      </w:pPr>
+      <w:r>
+        <w:rPr>
+          <w:b w:val="0"/>
+        </w:rPr>
+        <w:t xml:space="preserve">Four Tests, Four Kinds of </w:t>
+      </w:r>
       <w:r>
         <w:rPr>
           <w:b/>
         </w:rPr>
-        <w:t>VOCABULARY LAB</w:t>
+        <w:t>Evidence</w:t>
       </w:r>
     </w:p>
     <w:p>
@@ -1581,18 +1725,7 @@
         <w:rPr>
           <w:b w:val="0"/>
         </w:rPr>
-        <w:t>Words You Can Use to Reason</w:t>
-      </w:r>
-    </w:p>
-    <w:p>
-      <w:pPr>
-        <w:spacing w:line="336" w:lineRule="auto" w:after="180"/>
-      </w:pPr>
-      <w:r>
-        <w:rPr>
-          <w:b w:val="0"/>
-        </w:rPr>
-        <w:t>A definition matters when you can recognize the idea, use it, and contrast it with a near-miss.</w:t>
+        <w:t>A system is not understood until it survives more than one comfortable example.</w:t>
       </w:r>
     </w:p>
     <w:p>
@@ -1600,7 +1733,7 @@
         <w:drawing>
           <wp:inline xmlns:a="http://schemas.openxmlformats.org/drawingml/2006/main" xmlns:pic="http://schemas.openxmlformats.org/drawingml/2006/picture">
             <wp:extent cx="5486400" cy="3200400"/>
-            <wp:docPr id="10" name="Picture 10" descr="Vocabulary badge: data minimization"/>
+            <wp:docPr id="10" name="Picture 10" descr="NORMAL CASE illustration"/>
             <wp:cNvGraphicFramePr>
               <a:graphicFrameLocks noChangeAspect="1"/>
             </wp:cNvGraphicFramePr>
@@ -1608,11 +1741,11 @@
               <a:graphicData uri="http://schemas.openxmlformats.org/drawingml/2006/picture">
                 <pic:pic>
                   <pic:nvPicPr>
-                    <pic:cNvPr id="0" name="73aa75531e5344e975873be491be40738ed659548732d1e61a3deff9b4c901b3.png"/>
+                    <pic:cNvPr id="0" name="baa081bb74d63b3556ecfd5951cdc8779d64ec1813de34614621c4e969a973f1.png"/>
                     <pic:cNvPicPr/>
                   </pic:nvPicPr>
                   <pic:blipFill>
-                    <a:blip r:embed="rId17"/>
+                    <a:blip r:embed="rId13"/>
                     <a:stretch>
                       <a:fillRect/>
                     </a:stretch>
@@ -1636,7 +1769,7 @@
         <w:drawing>
           <wp:inline xmlns:a="http://schemas.openxmlformats.org/drawingml/2006/main" xmlns:pic="http://schemas.openxmlformats.org/drawingml/2006/picture">
             <wp:extent cx="5486400" cy="3200400"/>
-            <wp:docPr id="11" name="Picture 11" descr="Vocabulary badge: consent"/>
+            <wp:docPr id="11" name="Picture 11" descr="BOUNDARY CASE illustration"/>
             <wp:cNvGraphicFramePr>
               <a:graphicFrameLocks noChangeAspect="1"/>
             </wp:cNvGraphicFramePr>
@@ -1644,11 +1777,11 @@
               <a:graphicData uri="http://schemas.openxmlformats.org/drawingml/2006/picture">
                 <pic:pic>
                   <pic:nvPicPr>
-                    <pic:cNvPr id="0" name="8209c7dfc193fba259dc57130284499e7083d0d885c2567d7a9cceee5886ff58.png"/>
+                    <pic:cNvPr id="0" name="5e6557194a1470352d07b6a509da5d673d81767981996dd1b685f799a5582b76.png"/>
                     <pic:cNvPicPr/>
                   </pic:nvPicPr>
                   <pic:blipFill>
-                    <a:blip r:embed="rId18"/>
+                    <a:blip r:embed="rId14"/>
                     <a:stretch>
                       <a:fillRect/>
                     </a:stretch>
@@ -1668,11 +1801,46 @@
       </w:r>
     </w:p>
     <w:p>
+      <w:pPr>
+        <w:spacing w:line="336" w:lineRule="auto" w:after="180"/>
+      </w:pPr>
+      <w:r>
+        <w:rPr>
+          <w:b w:val="0"/>
+        </w:rPr>
+        <w:t xml:space="preserve">NORMAL CASE: predict and name </w:t>
+      </w:r>
+      <w:r>
+        <w:rPr>
+          <w:b/>
+        </w:rPr>
+        <w:t>evidence</w:t>
+      </w:r>
+      <w:r>
+        <w:rPr>
+          <w:b w:val="0"/>
+        </w:rPr>
+        <w:t xml:space="preserve">.     BOUNDARY CASE: predict and name </w:t>
+      </w:r>
+      <w:r>
+        <w:rPr>
+          <w:b/>
+        </w:rPr>
+        <w:t>evidence</w:t>
+      </w:r>
+      <w:r>
+        <w:rPr>
+          <w:b w:val="0"/>
+        </w:rPr>
+        <w:t>.</w:t>
+      </w:r>
+    </w:p>
+    <w:p>
       <w:r>
         <w:drawing>
           <wp:inline xmlns:a="http://schemas.openxmlformats.org/drawingml/2006/main" xmlns:pic="http://schemas.openxmlformats.org/drawingml/2006/picture">
             <wp:extent cx="5486400" cy="3200400"/>
-            <wp:docPr id="12" name="Picture 12" descr="Vocabulary badge: retention"/>
+            <wp:docPr id="12" name="Picture 12" descr="MISSING INFORMATION illustration"/>
             <wp:cNvGraphicFramePr>
               <a:graphicFrameLocks noChangeAspect="1"/>
             </wp:cNvGraphicFramePr>
@@ -1680,11 +1848,11 @@
               <a:graphicData uri="http://schemas.openxmlformats.org/drawingml/2006/picture">
                 <pic:pic>
                   <pic:nvPicPr>
-                    <pic:cNvPr id="0" name="d18af3937d732cd778926c51c29a55e0f8282f9ca1dad64ca0688aba8026e8e7.png"/>
+                    <pic:cNvPr id="0" name="8e1f2e3affdd81449df265675243cda4511c1e88dd8cd9583d4ea42f6083c297.png"/>
                     <pic:cNvPicPr/>
                   </pic:nvPicPr>
                   <pic:blipFill>
-                    <a:blip r:embed="rId19"/>
+                    <a:blip r:embed="rId15"/>
                     <a:stretch>
                       <a:fillRect/>
                     </a:stretch>
@@ -1708,7 +1876,7 @@
         <w:drawing>
           <wp:inline xmlns:a="http://schemas.openxmlformats.org/drawingml/2006/main" xmlns:pic="http://schemas.openxmlformats.org/drawingml/2006/picture">
             <wp:extent cx="5486400" cy="3200400"/>
-            <wp:docPr id="13" name="Picture 13" descr="Vocabulary badge: access control"/>
+            <wp:docPr id="13" name="Picture 13" descr="TRANSFER CASE illustration"/>
             <wp:cNvGraphicFramePr>
               <a:graphicFrameLocks noChangeAspect="1"/>
             </wp:cNvGraphicFramePr>
@@ -1716,11 +1884,11 @@
               <a:graphicData uri="http://schemas.openxmlformats.org/drawingml/2006/picture">
                 <pic:pic>
                   <pic:nvPicPr>
-                    <pic:cNvPr id="0" name="4475349bf058187976edbfcb6b13af18dab2a4bb66676632603968b87313401f.png"/>
+                    <pic:cNvPr id="0" name="a54f0c40e48e47ca92a4c36ebbc98f08b4a78c72cd385d85b0a5a7f07f558757.png"/>
                     <pic:cNvPicPr/>
                   </pic:nvPicPr>
                   <pic:blipFill>
-                    <a:blip r:embed="rId20"/>
+                    <a:blip r:embed="rId16"/>
                     <a:stretch>
                       <a:fillRect/>
                     </a:stretch>
@@ -1739,313 +1907,6 @@
         </w:drawing>
       </w:r>
     </w:p>
-    <w:tbl>
-      <w:tblPr>
-        <w:tblStyle w:val="LightShading-Accent1"/>
-        <w:tblW w:type="auto" w:w="0"/>
-        <w:tblLook w:firstColumn="1" w:firstRow="1" w:lastColumn="0" w:lastRow="0" w:noHBand="0" w:noVBand="1" w:val="04A0"/>
-      </w:tblPr>
-      <w:tblGrid>
-        <w:gridCol w:w="3408"/>
-        <w:gridCol w:w="3408"/>
-        <w:gridCol w:w="3408"/>
-      </w:tblGrid>
-      <w:tr>
-        <w:trPr>
-          <w:tblHeader/>
-        </w:trPr>
-        <w:tc>
-          <w:tcPr>
-            <w:tcW w:type="dxa" w:w="3408"/>
-          </w:tcPr>
-          <w:p>
-            <w:r>
-              <w:t>Word</w:t>
-            </w:r>
-          </w:p>
-        </w:tc>
-        <w:tc>
-          <w:tcPr>
-            <w:tcW w:type="dxa" w:w="3408"/>
-          </w:tcPr>
-          <w:p>
-            <w:r>
-              <w:t>My own example</w:t>
-            </w:r>
-          </w:p>
-        </w:tc>
-        <w:tc>
-          <w:tcPr>
-            <w:tcW w:type="dxa" w:w="3408"/>
-          </w:tcPr>
-          <w:p>
-            <w:r>
-              <w:t>Not this / boundary</w:t>
-            </w:r>
-          </w:p>
-        </w:tc>
-      </w:tr>
-      <w:tr>
-        <w:tc>
-          <w:tcPr>
-            <w:tcW w:type="dxa" w:w="3408"/>
-          </w:tcPr>
-          <w:p>
-            <w:r>
-              <w:t>data minimization</w:t>
-            </w:r>
-          </w:p>
-        </w:tc>
-        <w:tc>
-          <w:tcPr>
-            <w:tcW w:type="dxa" w:w="3408"/>
-          </w:tcPr>
-          <w:p>
-            <w:r>
-              <w:t>Collecting and retaining only the information needed for a specified purpose.</w:t>
-            </w:r>
-          </w:p>
-        </w:tc>
-        <w:tc>
-          <w:tcPr>
-            <w:tcW w:type="dxa" w:w="3408"/>
-          </w:tcPr>
-          <w:p>
-            <w:r/>
-          </w:p>
-        </w:tc>
-      </w:tr>
-      <w:tr>
-        <w:tc>
-          <w:tcPr>
-            <w:tcW w:type="dxa" w:w="3408"/>
-          </w:tcPr>
-          <w:p>
-            <w:r>
-              <w:t>consent</w:t>
-            </w:r>
-          </w:p>
-        </w:tc>
-        <w:tc>
-          <w:tcPr>
-            <w:tcW w:type="dxa" w:w="3408"/>
-          </w:tcPr>
-          <w:p>
-            <w:r>
-              <w:t>An informed and freely given agreement to a specific use or action.</w:t>
-            </w:r>
-          </w:p>
-        </w:tc>
-        <w:tc>
-          <w:tcPr>
-            <w:tcW w:type="dxa" w:w="3408"/>
-          </w:tcPr>
-          <w:p>
-            <w:r/>
-          </w:p>
-        </w:tc>
-      </w:tr>
-      <w:tr>
-        <w:tc>
-          <w:tcPr>
-            <w:tcW w:type="dxa" w:w="3408"/>
-          </w:tcPr>
-          <w:p>
-            <w:r>
-              <w:t>retention</w:t>
-            </w:r>
-          </w:p>
-        </w:tc>
-        <w:tc>
-          <w:tcPr>
-            <w:tcW w:type="dxa" w:w="3408"/>
-          </w:tcPr>
-          <w:p>
-            <w:r>
-              <w:t>Keeping information for a period of time rather than deleting it immediately.</w:t>
-            </w:r>
-          </w:p>
-        </w:tc>
-        <w:tc>
-          <w:tcPr>
-            <w:tcW w:type="dxa" w:w="3408"/>
-          </w:tcPr>
-          <w:p>
-            <w:r/>
-          </w:p>
-        </w:tc>
-      </w:tr>
-      <w:tr>
-        <w:tc>
-          <w:tcPr>
-            <w:tcW w:type="dxa" w:w="3408"/>
-          </w:tcPr>
-          <w:p>
-            <w:r>
-              <w:t>access control</w:t>
-            </w:r>
-          </w:p>
-        </w:tc>
-        <w:tc>
-          <w:tcPr>
-            <w:tcW w:type="dxa" w:w="3408"/>
-          </w:tcPr>
-          <w:p>
-            <w:r>
-              <w:t>Rules and mechanisms deciding who may view information or perform an action.</w:t>
-            </w:r>
-          </w:p>
-        </w:tc>
-        <w:tc>
-          <w:tcPr>
-            <w:tcW w:type="dxa" w:w="3408"/>
-          </w:tcPr>
-          <w:p>
-            <w:r/>
-          </w:p>
-        </w:tc>
-      </w:tr>
-    </w:tbl>
-    <w:p>
-      <w:pPr>
-        <w:pStyle w:val="Heading3"/>
-      </w:pPr>
-      <w:r>
-        <w:t>Words used in the closer explanation</w:t>
-      </w:r>
-    </w:p>
-    <w:tbl>
-      <w:tblPr>
-        <w:tblStyle w:val="LightShading-Accent1"/>
-        <w:tblW w:type="auto" w:w="0"/>
-        <w:tblLook w:firstColumn="1" w:firstRow="1" w:lastColumn="0" w:lastRow="0" w:noHBand="0" w:noVBand="1" w:val="04A0"/>
-      </w:tblPr>
-      <w:tblGrid>
-        <w:gridCol w:w="5112"/>
-        <w:gridCol w:w="5112"/>
-      </w:tblGrid>
-      <w:tr>
-        <w:trPr>
-          <w:tblHeader/>
-        </w:trPr>
-        <w:tc>
-          <w:tcPr>
-            <w:tcW w:type="dxa" w:w="5112"/>
-          </w:tcPr>
-          <w:p>
-            <w:r>
-              <w:t>Word</w:t>
-            </w:r>
-          </w:p>
-        </w:tc>
-        <w:tc>
-          <w:tcPr>
-            <w:tcW w:type="dxa" w:w="5112"/>
-          </w:tcPr>
-          <w:p>
-            <w:r>
-              <w:t>Meaning</w:t>
-            </w:r>
-          </w:p>
-        </w:tc>
-      </w:tr>
-      <w:tr>
-        <w:tc>
-          <w:tcPr>
-            <w:tcW w:type="dxa" w:w="5112"/>
-          </w:tcPr>
-          <w:p>
-            <w:r>
-              <w:t>Retention period</w:t>
-            </w:r>
-          </w:p>
-        </w:tc>
-        <w:tc>
-          <w:tcPr>
-            <w:tcW w:type="dxa" w:w="5112"/>
-          </w:tcPr>
-          <w:p>
-            <w:r>
-              <w:t>The declared lifetime of stored information</w:t>
-            </w:r>
-          </w:p>
-        </w:tc>
-      </w:tr>
-      <w:tr>
-        <w:tc>
-          <w:tcPr>
-            <w:tcW w:type="dxa" w:w="5112"/>
-          </w:tcPr>
-          <w:p>
-            <w:r>
-              <w:t>Deletion boundary</w:t>
-            </w:r>
-          </w:p>
-        </w:tc>
-        <w:tc>
-          <w:tcPr>
-            <w:tcW w:type="dxa" w:w="5112"/>
-          </w:tcPr>
-          <w:p>
-            <w:r>
-              <w:t>The age at which removal applies</w:t>
-            </w:r>
-          </w:p>
-        </w:tc>
-      </w:tr>
-      <w:tr>
-        <w:tc>
-          <w:tcPr>
-            <w:tcW w:type="dxa" w:w="5112"/>
-          </w:tcPr>
-          <w:p>
-            <w:r>
-              <w:t>Residual copy</w:t>
-            </w:r>
-          </w:p>
-        </w:tc>
-        <w:tc>
-          <w:tcPr>
-            <w:tcW w:type="dxa" w:w="5112"/>
-          </w:tcPr>
-          <w:p>
-            <w:r>
-              <w:t>A remaining duplicate in another store</w:t>
-            </w:r>
-          </w:p>
-        </w:tc>
-      </w:tr>
-    </w:tbl>
-    <w:p>
-      <w:pPr>
-        <w:pStyle w:val="Heading1"/>
-      </w:pPr>
-      <w:r>
-        <w:t>06. Follow a worked example</w:t>
-      </w:r>
-    </w:p>
-    <w:p>
-      <w:r>
-        <w:t>Follow the worked trace for Privacy by Design, predict a step, then compare with its explanation.</w:t>
-      </w:r>
-    </w:p>
-    <w:p>
-      <w:pPr>
-        <w:spacing w:line="336" w:lineRule="auto" w:after="180"/>
-      </w:pPr>
-      <w:r>
-        <w:rPr>
-          <w:b/>
-        </w:rPr>
-        <w:t xml:space="preserve">WORKED </w:t>
-      </w:r>
-      <w:r>
-        <w:rPr>
-          <w:b/>
-        </w:rPr>
-        <w:t>EVIDENCE</w:t>
-      </w:r>
-    </w:p>
     <w:p>
       <w:pPr>
         <w:spacing w:line="336" w:lineRule="auto" w:after="180"/>
@@ -2054,18 +1915,7 @@
         <w:rPr>
           <w:b w:val="0"/>
         </w:rPr>
-        <w:t>Reason Step by Step</w:t>
-      </w:r>
-    </w:p>
-    <w:p>
-      <w:pPr>
-        <w:spacing w:line="336" w:lineRule="auto" w:after="180"/>
-      </w:pPr>
-      <w:r>
-        <w:rPr>
-          <w:b w:val="0"/>
-        </w:rPr>
-        <w:t xml:space="preserve">Predict first. Then check each step. A correct answer without visible reasoning is incomplete </w:t>
+        <w:t xml:space="preserve">MISSING INFORMATION: predict and name </w:t>
       </w:r>
       <w:r>
         <w:rPr>
@@ -2077,15 +1927,121 @@
         <w:rPr>
           <w:b w:val="0"/>
         </w:rPr>
+        <w:t xml:space="preserve">.     TRANSFER CASE: predict and name </w:t>
+      </w:r>
+      <w:r>
+        <w:rPr>
+          <w:b/>
+        </w:rPr>
+        <w:t>evidence</w:t>
+      </w:r>
+      <w:r>
+        <w:rPr>
+          <w:b w:val="0"/>
+        </w:rPr>
         <w:t>.</w:t>
+      </w:r>
+    </w:p>
+    <w:p>
+      <w:pPr>
+        <w:pStyle w:val="Heading3"/>
+      </w:pPr>
+      <w:r>
+        <w:t>Change one thing in the pictured case</w:t>
+      </w:r>
+    </w:p>
+    <w:p>
+      <w:pPr>
+        <w:pStyle w:val="Heading1"/>
+      </w:pPr>
+      <w:r>
+        <w:t>06. Trace the three-day folder-and-cache case</w:t>
+      </w:r>
+    </w:p>
+    <w:p>
+      <w:r>
+        <w:t>At the inclusive boundary, B must be removed from both declared locations.</w:t>
+      </w:r>
+    </w:p>
+    <w:p>
+      <w:pPr>
+        <w:pStyle w:val="Heading2"/>
+      </w:pPr>
+      <w:r>
+        <w:t>Read the complete A/B/C policy and stores</w:t>
+      </w:r>
+    </w:p>
+    <w:p>
+      <w:pPr>
+        <w:spacing w:line="336" w:lineRule="auto" w:after="180"/>
+      </w:pPr>
+      <w:r>
+        <w:rPr>
+          <w:b w:val="0"/>
+        </w:rPr>
+        <w:t>Trace deletion through both a working folder and a cache.</w:t>
+      </w:r>
+    </w:p>
+    <w:p>
+      <w:pPr>
+        <w:spacing w:line="336" w:lineRule="auto" w:after="180"/>
+      </w:pPr>
+      <w:r>
+        <w:rPr>
+          <w:b w:val="0"/>
+        </w:rPr>
+        <w:t xml:space="preserve">Fictional </w:t>
+      </w:r>
+      <w:r>
+        <w:rPr>
+          <w:b/>
+        </w:rPr>
+        <w:t>retention</w:t>
+      </w:r>
+      <w:r>
+        <w:rPr>
+          <w:b w:val="0"/>
+        </w:rPr>
+        <w:t xml:space="preserve"> policy: delete records aged at least 3 days. Ages A=2, B=3, C=4; the cache contains a copy of B.</w:t>
+      </w:r>
+    </w:p>
+    <w:p>
+      <w:pPr>
+        <w:spacing w:line="336" w:lineRule="auto" w:after="180"/>
+      </w:pPr>
+      <w:r>
+        <w:rPr>
+          <w:b w:val="0"/>
+        </w:rPr>
+        <w:t xml:space="preserve">All </w:t>
+      </w:r>
+      <w:r>
+        <w:rPr>
+          <w:b/>
+        </w:rPr>
+        <w:t>input</w:t>
+      </w:r>
+      <w:r>
+        <w:rPr>
+          <w:b w:val="0"/>
+        </w:rPr>
+        <w:t>s and outcomes in this worked example are invented classroom data; no real model run is claimed.</w:t>
+      </w:r>
+    </w:p>
+    <w:p>
+      <w:pPr>
+        <w:pStyle w:val="Heading2"/>
+      </w:pPr>
+      <w:r>
+        <w:t>Trace keep/delete decisions and cached B</w:t>
       </w:r>
     </w:p>
     <w:p>
       <w:r>
         <w:drawing>
           <wp:inline xmlns:a="http://schemas.openxmlformats.org/drawingml/2006/main" xmlns:pic="http://schemas.openxmlformats.org/drawingml/2006/picture">
-            <wp:extent cx="5486400" cy="2377440"/>
-            <wp:docPr id="14" name="Picture 14" descr="Worked evidence for Privacy by Design"/>
+            <wp:extent cx="5486400" cy="3182112"/>
+            <wp:docPr id="14" name="Picture 14" descr="Compare ages: A is below 3; B is exactly 3; C is above 3. → Delete eligible: Keep A. Delete B and C from the working folder. → Check copies: Delete cached B too; otherwise the declared content remains retained."/>
             <wp:cNvGraphicFramePr>
               <a:graphicFrameLocks noChangeAspect="1"/>
             </wp:cNvGraphicFramePr>
@@ -2093,11 +2049,11 @@
               <a:graphicData uri="http://schemas.openxmlformats.org/drawingml/2006/picture">
                 <pic:pic>
                   <pic:nvPicPr>
-                    <pic:cNvPr id="0" name="114006a2cc9d066441fb67916a6c1a067894ad6cc38bcb6c958946f3284f52fe.png"/>
+                    <pic:cNvPr id="0" name="academy-story-ai-3-28-02.png"/>
                     <pic:cNvPicPr/>
                   </pic:nvPicPr>
                   <pic:blipFill>
-                    <a:blip r:embed="rId21"/>
+                    <a:blip r:embed="rId17"/>
                     <a:stretch>
                       <a:fillRect/>
                     </a:stretch>
@@ -2105,379 +2061,7 @@
                   <pic:spPr>
                     <a:xfrm>
                       <a:off x="0" y="0"/>
-                      <a:ext cx="5486400" cy="2377440"/>
-                    </a:xfrm>
-                    <a:prstGeom prst="rect"/>
-                  </pic:spPr>
-                </pic:pic>
-              </a:graphicData>
-            </a:graphic>
-          </wp:inline>
-        </w:drawing>
-      </w:r>
-    </w:p>
-    <w:p>
-      <w:pPr>
-        <w:spacing w:line="336" w:lineRule="auto" w:after="180"/>
-        <w:shd w:fill="F4F9FC"/>
-      </w:pPr>
-      <w:r>
-        <w:rPr>
-          <w:b w:val="0"/>
-        </w:rPr>
-        <w:t>1. Study help needs topic and current question—not home address.</w:t>
-      </w:r>
-    </w:p>
-    <w:p>
-      <w:pPr>
-        <w:spacing w:line="336" w:lineRule="auto" w:after="180"/>
-        <w:shd w:fill="F4F9FC"/>
-      </w:pPr>
-      <w:r>
-        <w:rPr>
-          <w:b w:val="0"/>
-        </w:rPr>
-        <w:t>2. Keep session state temporarily; do not store by default.</w:t>
-      </w:r>
-    </w:p>
-    <w:p>
-      <w:pPr>
-        <w:spacing w:line="336" w:lineRule="auto" w:after="180"/>
-        <w:shd w:fill="F4F9FC"/>
-      </w:pPr>
-      <w:r>
-        <w:rPr>
-          <w:b w:val="0"/>
-        </w:rPr>
-        <w:t>3. Let users view and delete saved preferences.</w:t>
-      </w:r>
-    </w:p>
-    <w:p>
-      <w:pPr>
-        <w:spacing w:line="336" w:lineRule="auto" w:after="180"/>
-        <w:shd w:fill="F4F9FC"/>
-      </w:pPr>
-      <w:r>
-        <w:rPr>
-          <w:b w:val="0"/>
-        </w:rPr>
-        <w:t>4. Protect logs from containing private source text or identifiers.</w:t>
-      </w:r>
-    </w:p>
-    <w:p>
-      <w:pPr>
-        <w:spacing w:line="336" w:lineRule="auto" w:after="180"/>
-      </w:pPr>
-      <w:r>
-        <w:rPr>
-          <w:b w:val="0"/>
-        </w:rPr>
-        <w:t>Recalculate, retrace, or restate the reasoning in your own representation:</w:t>
-      </w:r>
-    </w:p>
-    <w:p>
-      <w:pPr>
-        <w:pStyle w:val="Heading3"/>
-      </w:pPr>
-      <w:r>
-        <w:t>Write or draw your reasoning and evidence.</w:t>
-      </w:r>
-    </w:p>
-    <w:p>
-      <w:r>
-        <w:t>________________________________________________________________</w:t>
-      </w:r>
-    </w:p>
-    <w:p>
-      <w:r>
-        <w:t>________________________________________________________________</w:t>
-      </w:r>
-    </w:p>
-    <w:p>
-      <w:r>
-        <w:t>________________________________________________________________</w:t>
-      </w:r>
-    </w:p>
-    <w:p>
-      <w:r>
-        <w:t>________________________________________________________________</w:t>
-      </w:r>
-    </w:p>
-    <w:p>
-      <w:r>
-        <w:t>________________________________________________________________</w:t>
-      </w:r>
-    </w:p>
-    <w:p>
-      <w:pPr>
-        <w:spacing w:line="336" w:lineRule="auto" w:after="180"/>
-        <w:shd w:fill="F5F1FB"/>
-      </w:pPr>
-      <w:r>
-        <w:rPr>
-          <w:b w:val="0"/>
-        </w:rPr>
-        <w:t xml:space="preserve">CHECK  Did the </w:t>
-      </w:r>
-      <w:r>
-        <w:rPr>
-          <w:b/>
-        </w:rPr>
-        <w:t>evidence</w:t>
-      </w:r>
-      <w:r>
-        <w:rPr>
-          <w:b w:val="0"/>
-        </w:rPr>
-        <w:t xml:space="preserve"> answer the exact question? Did the total, path, or source record stay consistent?</w:t>
-      </w:r>
-    </w:p>
-    <w:p>
-      <w:pPr>
-        <w:pStyle w:val="Heading3"/>
-      </w:pPr>
-      <w:r>
-        <w:t>A closer explanation</w:t>
-      </w:r>
-    </w:p>
-    <w:p>
-      <w:pPr>
-        <w:spacing w:line="336" w:lineRule="auto" w:after="180"/>
-      </w:pPr>
-      <w:r>
-        <w:rPr>
-          <w:b w:val="0"/>
-        </w:rPr>
-        <w:t>Record ages are6, 7, 9 days. Cache contains copies of all three.</w:t>
-      </w:r>
-    </w:p>
-    <w:p>
-      <w:pPr>
-        <w:spacing w:line="336" w:lineRule="auto" w:after="180"/>
-      </w:pPr>
-      <w:r>
-        <w:rPr>
-          <w:b w:val="0"/>
-        </w:rPr>
-        <w:t xml:space="preserve">Retain age6; delete content ages7 and9 from primary and cache under the policy. Retain only allowed audit metadata; backups need their stated expiry </w:t>
-      </w:r>
-      <w:r>
-        <w:rPr>
-          <w:b/>
-        </w:rPr>
-        <w:t>process</w:t>
-      </w:r>
-      <w:r>
-        <w:rPr>
-          <w:b w:val="0"/>
-        </w:rPr>
-        <w:t>.</w:t>
-      </w:r>
-    </w:p>
-    <w:p>
-      <w:pPr>
-        <w:pStyle w:val="Heading3"/>
-      </w:pPr>
-      <w:r>
-        <w:t>Worked explanation · Privacy by Design</w:t>
-      </w:r>
-    </w:p>
-    <w:p>
-      <w:pPr>
-        <w:spacing w:line="336" w:lineRule="auto" w:after="180"/>
-        <w:shd w:fill="F1F6FC"/>
-      </w:pPr>
-      <w:r>
-        <w:rPr>
-          <w:b w:val="0"/>
-        </w:rPr>
-        <w:t xml:space="preserve">Compare the intermediate </w:t>
-      </w:r>
-      <w:r>
-        <w:rPr>
-          <w:b/>
-        </w:rPr>
-        <w:t>evidence</w:t>
-      </w:r>
-      <w:r>
-        <w:rPr>
-          <w:b w:val="0"/>
-        </w:rPr>
-        <w:t xml:space="preserve"> with the final statement. Explain why each number or decision follows from the stated </w:t>
-      </w:r>
-      <w:r>
-        <w:rPr>
-          <w:b/>
-        </w:rPr>
-        <w:t>input</w:t>
-      </w:r>
-      <w:r>
-        <w:rPr>
-          <w:b w:val="0"/>
-        </w:rPr>
-        <w:t>s.</w:t>
-      </w:r>
-    </w:p>
-    <w:p>
-      <w:pPr>
-        <w:spacing w:line="336" w:lineRule="auto" w:after="180"/>
-        <w:shd w:fill="F1F6FC"/>
-      </w:pPr>
-      <w:r>
-        <w:rPr>
-          <w:b w:val="0"/>
-        </w:rPr>
-        <w:t xml:space="preserve">The conclusion belongs to this scenario and procedure; changing the </w:t>
-      </w:r>
-      <w:r>
-        <w:rPr>
-          <w:b/>
-        </w:rPr>
-        <w:t>input</w:t>
-      </w:r>
-      <w:r>
-        <w:rPr>
-          <w:b w:val="0"/>
-        </w:rPr>
-        <w:t>s, evaluation population or authority can change what it establishes. Retain the raw record so a later revision can be compared honestly.</w:t>
-      </w:r>
-    </w:p>
-    <w:p>
-      <w:pPr>
-        <w:pStyle w:val="Heading3"/>
-      </w:pPr>
-      <w:r>
-        <w:t>Learn from the worked case</w:t>
-      </w:r>
-    </w:p>
-    <w:p>
-      <w:pPr>
-        <w:spacing w:line="336" w:lineRule="auto" w:after="180"/>
-      </w:pPr>
-      <w:r>
-        <w:rPr>
-          <w:b w:val="0"/>
-        </w:rPr>
-        <w:t>Cover the result before checking it. Say what is given, choose the procedure, and follow one step at a time. Then uncover the result and explain your first mismatch. Ask why a step is allowed, not only what number it produces.</w:t>
-      </w:r>
-    </w:p>
-    <w:p>
-      <w:pPr>
-        <w:pStyle w:val="Heading3"/>
-      </w:pPr>
-      <w:r>
-        <w:t>A pictorial worked case: Privacy by Design</w:t>
-      </w:r>
-    </w:p>
-    <w:p>
-      <w:pPr>
-        <w:spacing w:line="336" w:lineRule="auto" w:after="180"/>
-      </w:pPr>
-      <w:r>
-        <w:rPr>
-          <w:b w:val="0"/>
-        </w:rPr>
-        <w:t>Trace deletion through both a working folder and a cache.</w:t>
-      </w:r>
-    </w:p>
-    <w:p>
-      <w:pPr>
-        <w:pStyle w:val="Heading3"/>
-      </w:pPr>
-      <w:r>
-        <w:t>The facts we will use</w:t>
-      </w:r>
-    </w:p>
-    <w:p>
-      <w:pPr>
-        <w:pStyle w:val="Heading3"/>
-      </w:pPr>
-      <w:r>
-        <w:t>Supplied facts</w:t>
-      </w:r>
-    </w:p>
-    <w:p>
-      <w:pPr>
-        <w:spacing w:line="336" w:lineRule="auto" w:after="180"/>
-        <w:shd w:fill="F1F6FC"/>
-      </w:pPr>
-      <w:r>
-        <w:rPr>
-          <w:b w:val="0"/>
-        </w:rPr>
-        <w:t xml:space="preserve">Fictional </w:t>
-      </w:r>
-      <w:r>
-        <w:rPr>
-          <w:b/>
-        </w:rPr>
-        <w:t>retention</w:t>
-      </w:r>
-      <w:r>
-        <w:rPr>
-          <w:b w:val="0"/>
-        </w:rPr>
-        <w:t xml:space="preserve"> policy: delete records aged at least 3 days. Ages A=2, B=3, C=4; the cache contains a copy of B.</w:t>
-      </w:r>
-    </w:p>
-    <w:p>
-      <w:pPr>
-        <w:pStyle w:val="Heading3"/>
-      </w:pPr>
-      <w:r>
-        <w:t>Supplied facts</w:t>
-      </w:r>
-    </w:p>
-    <w:p>
-      <w:pPr>
-        <w:spacing w:line="336" w:lineRule="auto" w:after="180"/>
-        <w:shd w:fill="F1F6FC"/>
-      </w:pPr>
-      <w:r>
-        <w:rPr>
-          <w:b w:val="0"/>
-        </w:rPr>
-        <w:t xml:space="preserve">All </w:t>
-      </w:r>
-      <w:r>
-        <w:rPr>
-          <w:b/>
-        </w:rPr>
-        <w:t>input</w:t>
-      </w:r>
-      <w:r>
-        <w:rPr>
-          <w:b w:val="0"/>
-        </w:rPr>
-        <w:t>s and outcomes in this worked example are invented classroom data; no real model run is claimed.</w:t>
-      </w:r>
-    </w:p>
-    <w:p>
-      <w:r>
-        <w:drawing>
-          <wp:inline xmlns:a="http://schemas.openxmlformats.org/drawingml/2006/main" xmlns:pic="http://schemas.openxmlformats.org/drawingml/2006/picture">
-            <wp:extent cx="5486400" cy="5185229"/>
-            <wp:docPr id="15" name="Picture 15" descr="Privacy by Design. Compare ages: A is below 3; B is exactly 3; C is above 3.. Delete eligible: Keep A. Delete B and C from the working folder.. Check copies: Delete cached B too; otherwise the declared content remains retained."/>
-            <wp:cNvGraphicFramePr>
-              <a:graphicFrameLocks noChangeAspect="1"/>
-            </wp:cNvGraphicFramePr>
-            <a:graphic>
-              <a:graphicData uri="http://schemas.openxmlformats.org/drawingml/2006/picture">
-                <pic:pic>
-                  <pic:nvPicPr>
-                    <pic:cNvPr id="0" name="academy-visual-ai-3-28.png"/>
-                    <pic:cNvPicPr/>
-                  </pic:nvPicPr>
-                  <pic:blipFill>
-                    <a:blip r:embed="rId22"/>
-                    <a:stretch>
-                      <a:fillRect/>
-                    </a:stretch>
-                  </pic:blipFill>
-                  <pic:spPr>
-                    <a:xfrm>
-                      <a:off x="0" y="0"/>
-                      <a:ext cx="5486400" cy="5185229"/>
+                      <a:ext cx="5486400" cy="3182112"/>
                     </a:xfrm>
                     <a:prstGeom prst="rect"/>
                   </pic:spPr>
@@ -2605,24 +2189,7 @@
     </w:p>
     <w:p>
       <w:pPr>
-        <w:pStyle w:val="Heading3"/>
-      </w:pPr>
-      <w:r>
-        <w:t>Why this result follows</w:t>
-      </w:r>
-    </w:p>
-    <w:p>
-      <w:pPr>
-        <w:pStyle w:val="Heading3"/>
-      </w:pPr>
-      <w:r>
-        <w:t>Why the result follows</w:t>
-      </w:r>
-    </w:p>
-    <w:p>
-      <w:pPr>
         <w:spacing w:line="336" w:lineRule="auto" w:after="180"/>
-        <w:shd w:fill="F1F6FC"/>
       </w:pPr>
       <w:r>
         <w:rPr>
@@ -2646,7 +2213,6 @@
     <w:p>
       <w:pPr>
         <w:spacing w:line="336" w:lineRule="auto" w:after="180"/>
-        <w:shd w:fill="F1F6FC"/>
       </w:pPr>
       <w:r>
         <w:rPr>
@@ -2657,62 +2223,186 @@
     </w:p>
     <w:p>
       <w:pPr>
-        <w:pStyle w:val="Heading3"/>
-      </w:pPr>
-      <w:r>
-        <w:t>What this example does not establish</w:t>
-      </w:r>
-    </w:p>
-    <w:p>
-      <w:pPr>
-        <w:pStyle w:val="Heading3"/>
-      </w:pPr>
-      <w:r>
-        <w:t>Keep the stated limit</w:t>
+        <w:pStyle w:val="Heading2"/>
+      </w:pPr>
+      <w:r>
+        <w:t>Predict failed cache deletion</w:t>
+      </w:r>
+    </w:p>
+    <w:p>
+      <w:pPr>
+        <w:pStyle w:val="ListBullet"/>
+      </w:pPr>
+      <w:r>
+        <w:t>Change one thing: The cache deletion fails. Predict the result before checking the explanation. What remains the same?</w:t>
+      </w:r>
+    </w:p>
+    <w:p>
+      <w:pPr>
+        <w:pStyle w:val="Heading2"/>
+      </w:pPr>
+      <w:r>
+        <w:t>Check after predicting · reference / check after trying</w:t>
+      </w:r>
+    </w:p>
+    <w:p>
+      <w:r>
+        <w:drawing>
+          <wp:inline xmlns:a="http://schemas.openxmlformats.org/drawingml/2006/main" xmlns:pic="http://schemas.openxmlformats.org/drawingml/2006/picture">
+            <wp:extent cx="5486400" cy="3026664"/>
+            <wp:docPr id="15" name="Picture 15" descr="Original case: Delete cached B too; otherwise the declared content remains retained. Changed condition: The cache deletion fails. Expected result: Report incomplete deletion rather than success. Reason: Removing the working copy does not remove the known retained cache copy."/>
+            <wp:cNvGraphicFramePr>
+              <a:graphicFrameLocks noChangeAspect="1"/>
+            </wp:cNvGraphicFramePr>
+            <a:graphic>
+              <a:graphicData uri="http://schemas.openxmlformats.org/drawingml/2006/picture">
+                <pic:pic>
+                  <pic:nvPicPr>
+                    <pic:cNvPr id="0" name="academy-story-ai-3-28-04.png"/>
+                    <pic:cNvPicPr/>
+                  </pic:nvPicPr>
+                  <pic:blipFill>
+                    <a:blip r:embed="rId18"/>
+                    <a:stretch>
+                      <a:fillRect/>
+                    </a:stretch>
+                  </pic:blipFill>
+                  <pic:spPr>
+                    <a:xfrm>
+                      <a:off x="0" y="0"/>
+                      <a:ext cx="5486400" cy="3026664"/>
+                    </a:xfrm>
+                    <a:prstGeom prst="rect"/>
+                  </pic:spPr>
+                </pic:pic>
+              </a:graphicData>
+            </a:graphic>
+          </wp:inline>
+        </w:drawing>
+      </w:r>
+    </w:p>
+    <w:p>
+      <w:pPr>
+        <w:pStyle w:val="Heading2"/>
+      </w:pPr>
+      <w:r>
+        <w:t>State the fictional-policy limit</w:t>
+      </w:r>
+    </w:p>
+    <w:p>
+      <w:pPr>
+        <w:pStyle w:val="ListBullet"/>
+      </w:pPr>
+      <w:r>
+        <w:t>This fictional policy is a tracing exercise, not a statement of legal retention requirements.</w:t>
+      </w:r>
+    </w:p>
+    <w:p>
+      <w:pPr>
+        <w:pStyle w:val="ListBullet"/>
+      </w:pPr>
+      <w:r>
+        <w:t>Read the labelled picture: Which IDs and locations must appear in the deletion evidence? Point to the relevant step in the picture, then write the changed result and the rule or evidence that supports it.</w:t>
+      </w:r>
+    </w:p>
+    <w:p>
+      <w:pPr>
+        <w:pStyle w:val="Heading2"/>
+      </w:pPr>
+      <w:r>
+        <w:t>Separate practice · Seven-day W2 · reference / check after trying</w:t>
       </w:r>
     </w:p>
     <w:p>
       <w:pPr>
         <w:spacing w:line="336" w:lineRule="auto" w:after="180"/>
-        <w:shd w:fill="FFF5E6"/>
       </w:pPr>
       <w:r>
         <w:rPr>
           <w:b w:val="0"/>
         </w:rPr>
-        <w:t xml:space="preserve">This fictional policy is a tracing exercise, not a statement of legal </w:t>
+        <w:t>Record ages are6, 7, 9 days. Cache contains copies of all three.</w:t>
+      </w:r>
+    </w:p>
+    <w:p>
+      <w:pPr>
+        <w:spacing w:line="336" w:lineRule="auto" w:after="180"/>
+      </w:pPr>
+      <w:r>
+        <w:rPr>
+          <w:b w:val="0"/>
+        </w:rPr>
+        <w:t xml:space="preserve">Retain age6; delete content ages7 and9 from primary and cache under the policy. Retain only allowed audit metadata; backups need their stated expiry </w:t>
       </w:r>
       <w:r>
         <w:rPr>
           <w:b/>
         </w:rPr>
-        <w:t>retention</w:t>
+        <w:t>process</w:t>
       </w:r>
       <w:r>
         <w:rPr>
           <w:b w:val="0"/>
         </w:rPr>
-        <w:t xml:space="preserve"> requirements.</w:t>
-      </w:r>
-    </w:p>
-    <w:p>
-      <w:pPr>
-        <w:pStyle w:val="Heading3"/>
-      </w:pPr>
-      <w:r>
-        <w:t>Keep the stated limit</w:t>
+        <w:t>.</w:t>
       </w:r>
     </w:p>
     <w:p>
       <w:pPr>
         <w:spacing w:line="336" w:lineRule="auto" w:after="180"/>
-        <w:shd w:fill="FFF5E6"/>
       </w:pPr>
       <w:r>
         <w:rPr>
           <w:b w:val="0"/>
         </w:rPr>
-        <w:t xml:space="preserve">Read the labelled picture: Which IDs and locations must appear in the deletion </w:t>
+        <w:t>Use only fictional classroom records. Preserve the policy, record IDs, store locations and deletion outcomes needed to explain the trace; do not retain expired personal content merely to prove that deletion was requested. Report known residual copies and unspecified backup policies separately.</w:t>
+      </w:r>
+    </w:p>
+    <w:p>
+      <w:pPr>
+        <w:pStyle w:val="Heading2"/>
+      </w:pPr>
+      <w:r>
+        <w:t>Earlier wording, alternatives and picture transcripts · reference / check after trying</w:t>
+      </w:r>
+    </w:p>
+    <w:p>
+      <w:pPr>
+        <w:spacing w:line="336" w:lineRule="auto" w:after="180"/>
+      </w:pPr>
+      <w:r>
+        <w:rPr>
+          <w:b w:val="0"/>
+        </w:rPr>
+        <w:t xml:space="preserve">WORKED </w:t>
+      </w:r>
+      <w:r>
+        <w:rPr>
+          <w:b/>
+        </w:rPr>
+        <w:t>EVIDENCE</w:t>
+      </w:r>
+    </w:p>
+    <w:p>
+      <w:pPr>
+        <w:spacing w:line="336" w:lineRule="auto" w:after="180"/>
+      </w:pPr>
+      <w:r>
+        <w:rPr>
+          <w:b w:val="0"/>
+        </w:rPr>
+        <w:t>Reason Step by Step</w:t>
+      </w:r>
+    </w:p>
+    <w:p>
+      <w:pPr>
+        <w:spacing w:line="336" w:lineRule="auto" w:after="180"/>
+      </w:pPr>
+      <w:r>
+        <w:rPr>
+          <w:b w:val="0"/>
+        </w:rPr>
+        <w:t xml:space="preserve">Predict first. Then check each step. A correct answer without visible reasoning is incomplete </w:t>
       </w:r>
       <w:r>
         <w:rPr>
@@ -2724,7 +2414,142 @@
         <w:rPr>
           <w:b w:val="0"/>
         </w:rPr>
-        <w:t xml:space="preserve">? Point to the relevant step in the picture, then write the changed result and the rule or </w:t>
+        <w:t>.</w:t>
+      </w:r>
+    </w:p>
+    <w:p>
+      <w:r>
+        <w:drawing>
+          <wp:inline xmlns:a="http://schemas.openxmlformats.org/drawingml/2006/main" xmlns:pic="http://schemas.openxmlformats.org/drawingml/2006/picture">
+            <wp:extent cx="5486400" cy="2377440"/>
+            <wp:docPr id="16" name="Picture 16" descr="Worked evidence for Privacy by Design"/>
+            <wp:cNvGraphicFramePr>
+              <a:graphicFrameLocks noChangeAspect="1"/>
+            </wp:cNvGraphicFramePr>
+            <a:graphic>
+              <a:graphicData uri="http://schemas.openxmlformats.org/drawingml/2006/picture">
+                <pic:pic>
+                  <pic:nvPicPr>
+                    <pic:cNvPr id="0" name="114006a2cc9d066441fb67916a6c1a067894ad6cc38bcb6c958946f3284f52fe.png"/>
+                    <pic:cNvPicPr/>
+                  </pic:nvPicPr>
+                  <pic:blipFill>
+                    <a:blip r:embed="rId19"/>
+                    <a:stretch>
+                      <a:fillRect/>
+                    </a:stretch>
+                  </pic:blipFill>
+                  <pic:spPr>
+                    <a:xfrm>
+                      <a:off x="0" y="0"/>
+                      <a:ext cx="5486400" cy="2377440"/>
+                    </a:xfrm>
+                    <a:prstGeom prst="rect"/>
+                  </pic:spPr>
+                </pic:pic>
+              </a:graphicData>
+            </a:graphic>
+          </wp:inline>
+        </w:drawing>
+      </w:r>
+    </w:p>
+    <w:p>
+      <w:pPr>
+        <w:spacing w:line="336" w:lineRule="auto" w:after="180"/>
+      </w:pPr>
+      <w:r>
+        <w:rPr>
+          <w:b w:val="0"/>
+        </w:rPr>
+        <w:t>1. Study help needs topic and current question—not home address.</w:t>
+      </w:r>
+    </w:p>
+    <w:p>
+      <w:pPr>
+        <w:spacing w:line="336" w:lineRule="auto" w:after="180"/>
+      </w:pPr>
+      <w:r>
+        <w:rPr>
+          <w:b w:val="0"/>
+        </w:rPr>
+        <w:t>2. Keep session state temporarily; do not store by default.</w:t>
+      </w:r>
+    </w:p>
+    <w:p>
+      <w:pPr>
+        <w:spacing w:line="336" w:lineRule="auto" w:after="180"/>
+      </w:pPr>
+      <w:r>
+        <w:rPr>
+          <w:b w:val="0"/>
+        </w:rPr>
+        <w:t>3. Let users view and delete saved preferences.</w:t>
+      </w:r>
+    </w:p>
+    <w:p>
+      <w:pPr>
+        <w:spacing w:line="336" w:lineRule="auto" w:after="180"/>
+      </w:pPr>
+      <w:r>
+        <w:rPr>
+          <w:b w:val="0"/>
+        </w:rPr>
+        <w:t>4. Protect logs from containing private source text or identifiers.</w:t>
+      </w:r>
+    </w:p>
+    <w:p>
+      <w:pPr>
+        <w:spacing w:line="336" w:lineRule="auto" w:after="180"/>
+      </w:pPr>
+      <w:r>
+        <w:rPr>
+          <w:b w:val="0"/>
+        </w:rPr>
+        <w:t>Recalculate, retrace, or restate the reasoning in your own representation:</w:t>
+      </w:r>
+    </w:p>
+    <w:p>
+      <w:pPr>
+        <w:pStyle w:val="Heading3"/>
+      </w:pPr>
+      <w:r>
+        <w:t>Write or draw your reasoning and evidence.</w:t>
+      </w:r>
+    </w:p>
+    <w:p>
+      <w:r>
+        <w:t>________________________________________________________________</w:t>
+      </w:r>
+    </w:p>
+    <w:p>
+      <w:r>
+        <w:t>________________________________________________________________</w:t>
+      </w:r>
+    </w:p>
+    <w:p>
+      <w:r>
+        <w:t>________________________________________________________________</w:t>
+      </w:r>
+    </w:p>
+    <w:p>
+      <w:r>
+        <w:t>________________________________________________________________</w:t>
+      </w:r>
+    </w:p>
+    <w:p>
+      <w:r>
+        <w:t>________________________________________________________________</w:t>
+      </w:r>
+    </w:p>
+    <w:p>
+      <w:pPr>
+        <w:spacing w:line="336" w:lineRule="auto" w:after="180"/>
+      </w:pPr>
+      <w:r>
+        <w:rPr>
+          <w:b w:val="0"/>
+        </w:rPr>
+        <w:t xml:space="preserve">CHECK  Did the </w:t>
       </w:r>
       <w:r>
         <w:rPr>
@@ -2736,7 +2561,7 @@
         <w:rPr>
           <w:b w:val="0"/>
         </w:rPr>
-        <w:t xml:space="preserve"> that supports it.</w:t>
+        <w:t xml:space="preserve"> answer the exact question? Did the total, path, or source record stay consistent?</w:t>
       </w:r>
     </w:p>
     <w:p>
@@ -2744,19 +2569,94 @@
         <w:pStyle w:val="Heading3"/>
       </w:pPr>
       <w:r>
-        <w:t>Keep the stated limit</w:t>
+        <w:t>A closer explanation</w:t>
+      </w:r>
+    </w:p>
+    <w:p>
+      <w:pPr>
+        <w:pStyle w:val="Heading3"/>
+      </w:pPr>
+      <w:r>
+        <w:t>Learn from the worked case</w:t>
       </w:r>
     </w:p>
     <w:p>
       <w:pPr>
         <w:spacing w:line="336" w:lineRule="auto" w:after="180"/>
-        <w:shd w:fill="FFF5E6"/>
       </w:pPr>
       <w:r>
         <w:rPr>
           <w:b w:val="0"/>
         </w:rPr>
-        <w:t>Change one thing: The cache deletion fails. Predict the result before checking the explanation. What remains the same?</w:t>
+        <w:t>Cover the result before checking it. Say what is given, choose the procedure, and follow one step at a time. Then uncover the result and explain your first mismatch. Ask why a step is allowed, not only what number it produces.</w:t>
+      </w:r>
+    </w:p>
+    <w:p>
+      <w:pPr>
+        <w:pStyle w:val="Heading3"/>
+      </w:pPr>
+      <w:r>
+        <w:t>A pictorial worked case: Privacy by Design</w:t>
+      </w:r>
+    </w:p>
+    <w:p>
+      <w:pPr>
+        <w:pStyle w:val="Heading3"/>
+      </w:pPr>
+      <w:r>
+        <w:t>The facts we will use</w:t>
+      </w:r>
+    </w:p>
+    <w:p>
+      <w:r>
+        <w:drawing>
+          <wp:inline xmlns:a="http://schemas.openxmlformats.org/drawingml/2006/main" xmlns:pic="http://schemas.openxmlformats.org/drawingml/2006/picture">
+            <wp:extent cx="5486400" cy="5185229"/>
+            <wp:docPr id="17" name="Picture 17" descr="Privacy by Design. Compare ages: A is below 3; B is exactly 3; C is above 3.. Delete eligible: Keep A. Delete B and C from the working folder.. Check copies: Delete cached B too; otherwise the declared content remains retained."/>
+            <wp:cNvGraphicFramePr>
+              <a:graphicFrameLocks noChangeAspect="1"/>
+            </wp:cNvGraphicFramePr>
+            <a:graphic>
+              <a:graphicData uri="http://schemas.openxmlformats.org/drawingml/2006/picture">
+                <pic:pic>
+                  <pic:nvPicPr>
+                    <pic:cNvPr id="0" name="academy-visual-ai-3-28.png"/>
+                    <pic:cNvPicPr/>
+                  </pic:nvPicPr>
+                  <pic:blipFill>
+                    <a:blip r:embed="rId20"/>
+                    <a:stretch>
+                      <a:fillRect/>
+                    </a:stretch>
+                  </pic:blipFill>
+                  <pic:spPr>
+                    <a:xfrm>
+                      <a:off x="0" y="0"/>
+                      <a:ext cx="5486400" cy="5185229"/>
+                    </a:xfrm>
+                    <a:prstGeom prst="rect"/>
+                  </pic:spPr>
+                </pic:pic>
+              </a:graphicData>
+            </a:graphic>
+          </wp:inline>
+        </w:drawing>
+      </w:r>
+    </w:p>
+    <w:p>
+      <w:pPr>
+        <w:pStyle w:val="Heading3"/>
+      </w:pPr>
+      <w:r>
+        <w:t>Why this result follows</w:t>
+      </w:r>
+    </w:p>
+    <w:p>
+      <w:pPr>
+        <w:pStyle w:val="Heading3"/>
+      </w:pPr>
+      <w:r>
+        <w:t>What this example does not establish</w:t>
       </w:r>
     </w:p>
     <w:p>
@@ -2764,12 +2664,50 @@
         <w:pStyle w:val="Heading1"/>
       </w:pPr>
       <w:r>
-        <w:t>07. Find and repair a mistake</w:t>
-      </w:r>
-    </w:p>
-    <w:p>
-      <w:r>
-        <w:t>Find the unsupported step in the Privacy by Design claim and explain a repair using the supplied evidence.</w:t>
+        <w:t>07. Find a visible action mistaken for a complete data lifecycle</w:t>
+      </w:r>
+    </w:p>
+    <w:p>
+      <w:r>
+        <w:t>The evidence should expose residual copies rather than hide them.</w:t>
+      </w:r>
+    </w:p>
+    <w:p>
+      <w:pPr>
+        <w:pStyle w:val="Heading2"/>
+      </w:pPr>
+      <w:r>
+        <w:t>Repair the folder-only shortcut</w:t>
+      </w:r>
+    </w:p>
+    <w:p>
+      <w:pPr>
+        <w:spacing w:line="336" w:lineRule="auto" w:after="180"/>
+      </w:pPr>
+      <w:r>
+        <w:rPr>
+          <w:b w:val="0"/>
+        </w:rPr>
+        <w:t>Claim to repair: B disappeared from the folder, so all deletion is complete. The known cached B remains if cache deletion fails. Record incomplete deletion and the remaining store; retry or escalate under the declared policy without inventing a successful result. Do not make a full-content debug log to prove deletion, because that creates another retained copy.</w:t>
+      </w:r>
+    </w:p>
+    <w:p>
+      <w:pPr>
+        <w:spacing w:line="336" w:lineRule="auto" w:after="180"/>
+      </w:pPr>
+      <w:r>
+        <w:rPr>
+          <w:b w:val="0"/>
+        </w:rPr>
+        <w:t>Likewise, unspecified backup expiry remains unknown rather than automatically successful.</w:t>
+      </w:r>
+    </w:p>
+    <w:p>
+      <w:pPr>
+        <w:pStyle w:val="Heading2"/>
+      </w:pPr>
+      <w:r>
+        <w:t>Design a revealing follow-up</w:t>
       </w:r>
     </w:p>
     <w:p>
@@ -2777,13 +2715,45 @@
         <w:pStyle w:val="Heading3"/>
       </w:pPr>
       <w:r>
-        <w:t>Find the first error</w:t>
+        <w:t>Exit: propose one revealing change to the worked scenario. State the expected outcome and the evidence that would make you revise your explanation.</w:t>
+      </w:r>
+    </w:p>
+    <w:p>
+      <w:r>
+        <w:t>________________________________________________________________</w:t>
+      </w:r>
+    </w:p>
+    <w:p>
+      <w:r>
+        <w:t>________________________________________________________________</w:t>
+      </w:r>
+    </w:p>
+    <w:p>
+      <w:r>
+        <w:t>________________________________________________________________</w:t>
+      </w:r>
+    </w:p>
+    <w:p>
+      <w:r>
+        <w:t>________________________________________________________________</w:t>
+      </w:r>
+    </w:p>
+    <w:p>
+      <w:r>
+        <w:t>________________________________________________________________</w:t>
+      </w:r>
+    </w:p>
+    <w:p>
+      <w:pPr>
+        <w:pStyle w:val="Heading2"/>
+      </w:pPr>
+      <w:r>
+        <w:t>Earlier wording, alternatives and picture transcripts · reference / check after trying</w:t>
       </w:r>
     </w:p>
     <w:p>
       <w:pPr>
         <w:spacing w:line="336" w:lineRule="auto" w:after="180"/>
-        <w:shd w:fill="FFF5E6"/>
       </w:pPr>
       <w:r>
         <w:rPr>
@@ -2831,7 +2801,7 @@
         <w:drawing>
           <wp:inline xmlns:a="http://schemas.openxmlformats.org/drawingml/2006/main" xmlns:pic="http://schemas.openxmlformats.org/drawingml/2006/picture">
             <wp:extent cx="5486400" cy="1901952"/>
-            <wp:docPr id="16" name="Picture 16" descr="Misconception diagnosis for Privacy by Design"/>
+            <wp:docPr id="18" name="Picture 18" descr="Misconception diagnosis for Privacy by Design"/>
             <wp:cNvGraphicFramePr>
               <a:graphicFrameLocks noChangeAspect="1"/>
             </wp:cNvGraphicFramePr>
@@ -2843,7 +2813,7 @@
                     <pic:cNvPicPr/>
                   </pic:nvPicPr>
                   <pic:blipFill>
-                    <a:blip r:embed="rId23"/>
+                    <a:blip r:embed="rId21"/>
                     <a:stretch>
                       <a:fillRect/>
                     </a:stretch>
@@ -3075,7 +3045,6 @@
     <w:p>
       <w:pPr>
         <w:spacing w:line="336" w:lineRule="auto" w:after="180"/>
-        <w:shd w:fill="F5F1FB"/>
       </w:pPr>
       <w:r>
         <w:rPr>
@@ -3127,16 +3096,7 @@
     </w:p>
     <w:p>
       <w:pPr>
-        <w:pStyle w:val="Heading3"/>
-      </w:pPr>
-      <w:r>
-        <w:t>Check the claim against the facts</w:t>
-      </w:r>
-    </w:p>
-    <w:p>
-      <w:pPr>
         <w:spacing w:line="336" w:lineRule="auto" w:after="180"/>
-        <w:shd w:fill="FFF5E6"/>
       </w:pPr>
       <w:r>
         <w:rPr>
@@ -3148,7 +3108,6 @@
     <w:p>
       <w:pPr>
         <w:spacing w:line="336" w:lineRule="auto" w:after="180"/>
-        <w:shd w:fill="FFF5E6"/>
       </w:pPr>
       <w:r>
         <w:rPr>
@@ -3159,239 +3118,23 @@
     </w:p>
     <w:p>
       <w:pPr>
-        <w:pStyle w:val="Heading3"/>
-      </w:pPr>
-      <w:r>
-        <w:t>Exit: propose one revealing change to the worked scenario. State the expected outcome and the evidence that would make you revise your explanation.</w:t>
-      </w:r>
-    </w:p>
-    <w:p>
-      <w:r>
-        <w:t>________________________________________________________________</w:t>
-      </w:r>
-    </w:p>
-    <w:p>
-      <w:r>
-        <w:t>________________________________________________________________</w:t>
-      </w:r>
-    </w:p>
-    <w:p>
-      <w:r>
-        <w:t>________________________________________________________________</w:t>
-      </w:r>
-    </w:p>
-    <w:p>
-      <w:r>
-        <w:t>________________________________________________________________</w:t>
-      </w:r>
-    </w:p>
-    <w:p>
-      <w:r>
-        <w:t>________________________________________________________________</w:t>
-      </w:r>
-    </w:p>
-    <w:p>
-      <w:pPr>
         <w:pStyle w:val="Heading1"/>
       </w:pPr>
       <w:r>
-        <w:t>08. Practise together</w:t>
-      </w:r>
-    </w:p>
-    <w:p>
-      <w:r>
-        <w:t>Practise Privacy by Design with support, then explain the deciding step in your own words.</w:t>
-      </w:r>
-    </w:p>
-    <w:p>
-      <w:pPr>
-        <w:spacing w:line="336" w:lineRule="auto" w:after="180"/>
-      </w:pPr>
-      <w:r>
-        <w:rPr>
-          <w:b/>
-        </w:rPr>
-        <w:t>LOGIC STUDIO</w:t>
-      </w:r>
-    </w:p>
-    <w:p>
-      <w:pPr>
-        <w:spacing w:line="336" w:lineRule="auto" w:after="180"/>
-      </w:pPr>
-      <w:r>
-        <w:rPr>
-          <w:b w:val="0"/>
-        </w:rPr>
-        <w:t>Specify Before You Run</w:t>
-      </w:r>
-    </w:p>
-    <w:p>
-      <w:pPr>
-        <w:spacing w:line="336" w:lineRule="auto" w:after="180"/>
-      </w:pPr>
-      <w:r>
-        <w:rPr>
-          <w:b w:val="0"/>
-        </w:rPr>
-        <w:t>Prompts, schemas, retrieval, tool calls, and code are inspectable parts of one AI product.</w:t>
-      </w:r>
-    </w:p>
-    <w:p>
-      <w:r>
-        <w:drawing>
-          <wp:inline xmlns:a="http://schemas.openxmlformats.org/drawingml/2006/main" xmlns:pic="http://schemas.openxmlformats.org/drawingml/2006/picture">
-            <wp:extent cx="5486400" cy="1901952"/>
-            <wp:docPr id="17" name="Picture 17" descr="Logic tracing graphic for Privacy by Design"/>
-            <wp:cNvGraphicFramePr>
-              <a:graphicFrameLocks noChangeAspect="1"/>
-            </wp:cNvGraphicFramePr>
-            <a:graphic>
-              <a:graphicData uri="http://schemas.openxmlformats.org/drawingml/2006/picture">
-                <pic:pic>
-                  <pic:nvPicPr>
-                    <pic:cNvPr id="0" name="112c89216380e7327670e715cf532346aeed10eee4e4400b610a219e3e4bc9f9.png"/>
-                    <pic:cNvPicPr/>
-                  </pic:nvPicPr>
-                  <pic:blipFill>
-                    <a:blip r:embed="rId24"/>
-                    <a:stretch>
-                      <a:fillRect/>
-                    </a:stretch>
-                  </pic:blipFill>
-                  <pic:spPr>
-                    <a:xfrm>
-                      <a:off x="0" y="0"/>
-                      <a:ext cx="5486400" cy="1901952"/>
-                    </a:xfrm>
-                    <a:prstGeom prst="rect"/>
-                  </pic:spPr>
-                </pic:pic>
-              </a:graphicData>
-            </a:graphic>
-          </wp:inline>
-        </w:drawing>
-      </w:r>
-    </w:p>
-    <w:p>
-      <w:pPr>
-        <w:spacing w:line="336" w:lineRule="auto" w:after="180"/>
-      </w:pPr>
-      <w:r>
-        <w:rPr>
-          <w:b w:val="0"/>
-        </w:rPr>
-        <w:t xml:space="preserve">SET task, audience, constraints, </w:t>
-      </w:r>
-      <w:r>
-        <w:rPr>
-          <w:b/>
-        </w:rPr>
-        <w:t>output</w:t>
-      </w:r>
-      <w:r>
-        <w:rPr>
-          <w:b w:val="0"/>
-        </w:rPr>
-        <w:t>_schema</w:t>
-        <w:br/>
-        <w:t>LOAD approved_context or retrieval_result</w:t>
-        <w:br/>
-        <w:t>CALL model or allowed_tool</w:t>
-        <w:br/>
-        <w:t>VALIDATE fields, claims, citations, and safety</w:t>
-        <w:br/>
-        <w:t xml:space="preserve">IF </w:t>
-      </w:r>
-      <w:r>
-        <w:rPr>
-          <w:b/>
-        </w:rPr>
-        <w:t>evidence</w:t>
-      </w:r>
-      <w:r>
-        <w:rPr>
-          <w:b w:val="0"/>
-        </w:rPr>
-        <w:t xml:space="preserve"> missing: ask, retrieve, or abstain</w:t>
-        <w:br/>
-        <w:t xml:space="preserve">RETURN useful </w:t>
-      </w:r>
-      <w:r>
-        <w:rPr>
-          <w:b/>
-        </w:rPr>
-        <w:t>output</w:t>
-      </w:r>
-      <w:r>
-        <w:rPr>
-          <w:b w:val="0"/>
-        </w:rPr>
-        <w:t xml:space="preserve"> + source trail + limitations</w:t>
-      </w:r>
-    </w:p>
-    <w:p>
-      <w:pPr>
-        <w:spacing w:line="336" w:lineRule="auto" w:after="180"/>
-        <w:shd w:fill="F5F1FB"/>
-      </w:pPr>
-      <w:r>
-        <w:rPr>
-          <w:b w:val="0"/>
-        </w:rPr>
-        <w:t xml:space="preserve">Trace one </w:t>
-      </w:r>
-      <w:r>
-        <w:rPr>
-          <w:b/>
-        </w:rPr>
-        <w:t>input</w:t>
-      </w:r>
-      <w:r>
-        <w:rPr>
-          <w:b w:val="0"/>
-        </w:rPr>
-        <w:t>. Which line changes the state or chooses a path?</w:t>
-      </w:r>
-    </w:p>
-    <w:p>
-      <w:pPr>
-        <w:pStyle w:val="Heading3"/>
-      </w:pPr>
-      <w:r>
-        <w:t>Write or draw your reasoning and evidence.</w:t>
-      </w:r>
-    </w:p>
-    <w:p>
-      <w:r>
-        <w:t>________________________________________________________________</w:t>
-      </w:r>
-    </w:p>
-    <w:p>
-      <w:r>
-        <w:t>________________________________________________________________</w:t>
-      </w:r>
-    </w:p>
-    <w:p>
-      <w:r>
-        <w:t>________________________________________________________________</w:t>
-      </w:r>
-    </w:p>
-    <w:p>
-      <w:r>
-        <w:t>________________________________________________________________</w:t>
-      </w:r>
-    </w:p>
-    <w:p>
-      <w:r>
-        <w:t>________________________________________________________________</w:t>
-      </w:r>
-    </w:p>
-    <w:p>
-      <w:pPr>
-        <w:pStyle w:val="Heading3"/>
-      </w:pPr>
-      <w:r>
-        <w:t>A closer explanation</w:t>
+        <w:t>08. Practise the seven-day W2 policy with less help</w:t>
+      </w:r>
+    </w:p>
+    <w:p>
+      <w:r>
+        <w:t>Apply its own inclusive threshold and declared audit limit.</w:t>
+      </w:r>
+    </w:p>
+    <w:p>
+      <w:pPr>
+        <w:pStyle w:val="Heading2"/>
+      </w:pPr>
+      <w:r>
+        <w:t>The policy and legal-scope limit</w:t>
       </w:r>
     </w:p>
     <w:p>
@@ -3431,69 +3174,10 @@
     </w:p>
     <w:p>
       <w:pPr>
-        <w:spacing w:line="336" w:lineRule="auto" w:after="180"/>
-      </w:pPr>
-      <w:r>
-        <w:rPr>
-          <w:b w:val="0"/>
-        </w:rPr>
-        <w:t>A useful check asks what would make the reasoning fail. Distinguish a failure to execute the declared procedure from a weakness in the procedure itself.</w:t>
-      </w:r>
-    </w:p>
-    <w:p>
-      <w:pPr>
-        <w:spacing w:line="336" w:lineRule="auto" w:after="180"/>
-      </w:pPr>
-      <w:r>
-        <w:rPr>
-          <w:b w:val="0"/>
-        </w:rPr>
-        <w:t xml:space="preserve">The first may require a correction; the second requires an explicitly revised method and new </w:t>
-      </w:r>
-      <w:r>
-        <w:rPr>
-          <w:b/>
-        </w:rPr>
-        <w:t>evidence</w:t>
-      </w:r>
-      <w:r>
-        <w:rPr>
-          <w:b w:val="0"/>
-        </w:rPr>
-        <w:t>. Preserve unsuccessful cases so an improved result cannot hide the original problem.</w:t>
-      </w:r>
-    </w:p>
-    <w:p>
-      <w:pPr>
-        <w:pStyle w:val="Heading3"/>
-      </w:pPr>
-      <w:r>
-        <w:t>Guided: restate the worked result, then name the assumption or limitation that prevents a broader conclusion.</w:t>
-      </w:r>
-    </w:p>
-    <w:p>
-      <w:r>
-        <w:t>________________________________________________________________</w:t>
-      </w:r>
-    </w:p>
-    <w:p>
-      <w:r>
-        <w:t>________________________________________________________________</w:t>
-      </w:r>
-    </w:p>
-    <w:p>
-      <w:r>
-        <w:t>________________________________________________________________</w:t>
-      </w:r>
-    </w:p>
-    <w:p>
-      <w:r>
-        <w:t>________________________________________________________________</w:t>
-      </w:r>
-    </w:p>
-    <w:p>
-      <w:r>
-        <w:t>________________________________________________________________</w:t>
+        <w:pStyle w:val="Heading2"/>
+      </w:pPr>
+      <w:r>
+        <w:t>Complete the ages 6/7/9 W2</w:t>
       </w:r>
     </w:p>
     <w:p>
@@ -3620,13 +3304,10 @@
     </w:tbl>
     <w:p>
       <w:pPr>
-        <w:spacing w:line="336" w:lineRule="auto" w:after="180"/>
-      </w:pPr>
-      <w:r>
-        <w:rPr>
-          <w:b w:val="0"/>
-        </w:rPr>
-        <w:t>Explain your trace to a partner. Your partner points to one step to check. Swap roles on the next case. Each person writes their own explanation.</w:t>
+        <w:pStyle w:val="Heading2"/>
+      </w:pPr>
+      <w:r>
+        <w:t>Audit an all-future-cases claim</w:t>
       </w:r>
     </w:p>
     <w:p>
@@ -3639,51 +3320,30 @@
     </w:p>
     <w:p>
       <w:pPr>
-        <w:spacing w:line="336" w:lineRule="auto" w:after="180"/>
-      </w:pPr>
-      <w:r>
-        <w:rPr>
-          <w:b w:val="0"/>
-        </w:rPr>
-        <w:t xml:space="preserve">Use the worked case for Data </w:t>
-      </w:r>
-      <w:r>
-        <w:rPr>
-          <w:b/>
-        </w:rPr>
-        <w:t>retention</w:t>
-      </w:r>
-      <w:r>
-        <w:rPr>
-          <w:b w:val="0"/>
-        </w:rPr>
-        <w:t xml:space="preserve"> and deletion. Proposed explanation: “The worked result establishes every future case”. Decide whether this explanation is supported.</w:t>
-      </w:r>
-    </w:p>
-    <w:p>
-      <w:pPr>
-        <w:spacing w:line="336" w:lineRule="auto" w:after="180"/>
-      </w:pPr>
-      <w:r>
-        <w:rPr>
-          <w:b w:val="0"/>
-        </w:rPr>
-        <w:t>Point to the step or supplied fact that decides; explain your repair if needed.</w:t>
-      </w:r>
-    </w:p>
-    <w:p>
-      <w:pPr>
-        <w:spacing w:line="336" w:lineRule="auto" w:after="180"/>
-      </w:pPr>
-      <w:r>
-        <w:rPr>
-          <w:b w:val="0"/>
-        </w:rPr>
+        <w:pStyle w:val="ListBullet"/>
+      </w:pPr>
+      <w:r>
+        <w:t>Use the worked case for Data retention and deletion. Proposed explanation: “The worked result establishes every future case”. Decide whether this explanation is supported. Point to the step or supplied fact that decides; explain your repair if needed.</w:t>
+      </w:r>
+    </w:p>
+    <w:p>
+      <w:pPr>
+        <w:pStyle w:val="ListBullet"/>
+      </w:pPr>
+      <w:r>
         <w:t>Answer on your own before discussion. If you are unsure, say which step you need help with.</w:t>
       </w:r>
     </w:p>
     <w:p>
       <w:pPr>
+        <w:pStyle w:val="Heading2"/>
+      </w:pPr>
+      <w:r>
+        <w:t>Explain the pictured store evidence</w:t>
+      </w:r>
+    </w:p>
+    <w:p>
+      <w:pPr>
         <w:pStyle w:val="Heading3"/>
       </w:pPr>
       <w:r>
@@ -3692,37 +3352,10 @@
     </w:p>
     <w:p>
       <w:pPr>
-        <w:spacing w:line="336" w:lineRule="auto" w:after="180"/>
-      </w:pPr>
-      <w:r>
-        <w:rPr>
-          <w:b w:val="0"/>
-        </w:rPr>
-        <w:t xml:space="preserve">Which IDs and locations must appear in the deletion </w:t>
-      </w:r>
-      <w:r>
-        <w:rPr>
-          <w:b/>
-        </w:rPr>
-        <w:t>evidence</w:t>
-      </w:r>
-      <w:r>
-        <w:rPr>
-          <w:b w:val="0"/>
-        </w:rPr>
-        <w:t xml:space="preserve">? Point to the relevant step in the picture, then write the changed result and the rule or </w:t>
-      </w:r>
-      <w:r>
-        <w:rPr>
-          <w:b/>
-        </w:rPr>
-        <w:t>evidence</w:t>
-      </w:r>
-      <w:r>
-        <w:rPr>
-          <w:b w:val="0"/>
-        </w:rPr>
-        <w:t xml:space="preserve"> that supports it.</w:t>
+        <w:pStyle w:val="ListBullet"/>
+      </w:pPr>
+      <w:r>
+        <w:t>Which IDs and locations must appear in the deletion evidence? Point to the relevant step in the picture, then write the changed result and the rule or evidence that supports it.</w:t>
       </w:r>
     </w:p>
     <w:p>
@@ -3751,6 +3384,14 @@
     <w:p>
       <w:r>
         <w:t>________________________________________________________________</w:t>
+      </w:r>
+    </w:p>
+    <w:p>
+      <w:pPr>
+        <w:pStyle w:val="Heading2"/>
+      </w:pPr>
+      <w:r>
+        <w:t>Keep the independent five-day case separate</w:t>
       </w:r>
     </w:p>
     <w:p>
@@ -3766,32 +3407,10 @@
     </w:p>
     <w:p>
       <w:pPr>
-        <w:pStyle w:val="Heading1"/>
-      </w:pPr>
-      <w:r>
-        <w:t>09. Run the investigation</w:t>
-      </w:r>
-    </w:p>
-    <w:p>
-      <w:r>
-        <w:t>Investigate Privacy by Design. Record the prediction, actual observation or labelled paper trace, explanation and next test separately.</w:t>
-      </w:r>
-    </w:p>
-    <w:p>
-      <w:pPr>
-        <w:spacing w:line="336" w:lineRule="auto" w:after="180"/>
-      </w:pPr>
-      <w:r>
-        <w:rPr>
-          <w:b/>
-        </w:rPr>
-        <w:t>EVIDENCE</w:t>
-      </w:r>
-      <w:r>
-        <w:rPr>
-          <w:b/>
-        </w:rPr>
-        <w:t xml:space="preserve"> LAB</w:t>
+        <w:pStyle w:val="Heading2"/>
+      </w:pPr>
+      <w:r>
+        <w:t>Earlier wording, alternatives and picture transcripts · reference / check after trying</w:t>
       </w:r>
     </w:p>
     <w:p>
@@ -3802,7 +3421,7 @@
         <w:rPr>
           <w:b w:val="0"/>
         </w:rPr>
-        <w:t>Predict → Test → Record → Explain</w:t>
+        <w:t>LOGIC STUDIO</w:t>
       </w:r>
     </w:p>
     <w:p>
@@ -3813,7 +3432,18 @@
         <w:rPr>
           <w:b w:val="0"/>
         </w:rPr>
-        <w:t>Keep expected and actual results separate. Surprises are useful data when recorded honestly.</w:t>
+        <w:t>Specify Before You Run</w:t>
+      </w:r>
+    </w:p>
+    <w:p>
+      <w:pPr>
+        <w:spacing w:line="336" w:lineRule="auto" w:after="180"/>
+      </w:pPr>
+      <w:r>
+        <w:rPr>
+          <w:b w:val="0"/>
+        </w:rPr>
+        <w:t>Prompts, schemas, retrieval, tool calls, and code are inspectable parts of one AI product.</w:t>
       </w:r>
     </w:p>
     <w:p>
@@ -3821,7 +3451,7 @@
         <w:drawing>
           <wp:inline xmlns:a="http://schemas.openxmlformats.org/drawingml/2006/main" xmlns:pic="http://schemas.openxmlformats.org/drawingml/2006/picture">
             <wp:extent cx="5486400" cy="1901952"/>
-            <wp:docPr id="18" name="Picture 18" descr="Evidence lab graphic for Privacy by Design"/>
+            <wp:docPr id="19" name="Picture 19" descr="Logic tracing graphic for Privacy by Design"/>
             <wp:cNvGraphicFramePr>
               <a:graphicFrameLocks noChangeAspect="1"/>
             </wp:cNvGraphicFramePr>
@@ -3829,11 +3459,11 @@
               <a:graphicData uri="http://schemas.openxmlformats.org/drawingml/2006/picture">
                 <pic:pic>
                   <pic:nvPicPr>
-                    <pic:cNvPr id="0" name="8fb74ecdfb693db120514ac3ef3b8dd892f95d6f161e034e5a63435a45d4f42b.png"/>
+                    <pic:cNvPr id="0" name="112c89216380e7327670e715cf532346aeed10eee4e4400b610a219e3e4bc9f9.png"/>
                     <pic:cNvPicPr/>
                   </pic:nvPicPr>
                   <pic:blipFill>
-                    <a:blip r:embed="rId25"/>
+                    <a:blip r:embed="rId22"/>
                     <a:stretch>
                       <a:fillRect/>
                     </a:stretch>
@@ -3860,19 +3490,408 @@
         <w:rPr>
           <w:b w:val="0"/>
         </w:rPr>
-        <w:t xml:space="preserve">Audit every field for purpose, permission, </w:t>
+        <w:t xml:space="preserve">SET task, audience, constraints, </w:t>
       </w:r>
       <w:r>
         <w:rPr>
           <w:b/>
         </w:rPr>
-        <w:t>retention</w:t>
+        <w:t>output</w:t>
       </w:r>
       <w:r>
         <w:rPr>
           <w:b w:val="0"/>
         </w:rPr>
-        <w:t>, access, and deletion; remove or shorten anything not essential.</w:t>
+        <w:t>_schema</w:t>
+        <w:br/>
+        <w:t>LOAD approved_context or retrieval_result</w:t>
+        <w:br/>
+        <w:t>CALL model or allowed_tool</w:t>
+        <w:br/>
+        <w:t>VALIDATE fields, claims, citations, and safety</w:t>
+        <w:br/>
+        <w:t xml:space="preserve">IF </w:t>
+      </w:r>
+      <w:r>
+        <w:rPr>
+          <w:b/>
+        </w:rPr>
+        <w:t>evidence</w:t>
+      </w:r>
+      <w:r>
+        <w:rPr>
+          <w:b w:val="0"/>
+        </w:rPr>
+        <w:t xml:space="preserve"> missing: ask, retrieve, or abstain</w:t>
+        <w:br/>
+        <w:t xml:space="preserve">RETURN useful </w:t>
+      </w:r>
+      <w:r>
+        <w:rPr>
+          <w:b/>
+        </w:rPr>
+        <w:t>output</w:t>
+      </w:r>
+      <w:r>
+        <w:rPr>
+          <w:b w:val="0"/>
+        </w:rPr>
+        <w:t xml:space="preserve"> + source trail + limitations</w:t>
+      </w:r>
+    </w:p>
+    <w:p>
+      <w:pPr>
+        <w:spacing w:line="336" w:lineRule="auto" w:after="180"/>
+      </w:pPr>
+      <w:r>
+        <w:rPr>
+          <w:b w:val="0"/>
+        </w:rPr>
+        <w:t xml:space="preserve">Trace one </w:t>
+      </w:r>
+      <w:r>
+        <w:rPr>
+          <w:b/>
+        </w:rPr>
+        <w:t>input</w:t>
+      </w:r>
+      <w:r>
+        <w:rPr>
+          <w:b w:val="0"/>
+        </w:rPr>
+        <w:t>. Which line changes the state or chooses a path?</w:t>
+      </w:r>
+    </w:p>
+    <w:p>
+      <w:pPr>
+        <w:pStyle w:val="Heading3"/>
+      </w:pPr>
+      <w:r>
+        <w:t>Write or draw your reasoning and evidence.</w:t>
+      </w:r>
+    </w:p>
+    <w:p>
+      <w:r>
+        <w:t>________________________________________________________________</w:t>
+      </w:r>
+    </w:p>
+    <w:p>
+      <w:r>
+        <w:t>________________________________________________________________</w:t>
+      </w:r>
+    </w:p>
+    <w:p>
+      <w:r>
+        <w:t>________________________________________________________________</w:t>
+      </w:r>
+    </w:p>
+    <w:p>
+      <w:r>
+        <w:t>________________________________________________________________</w:t>
+      </w:r>
+    </w:p>
+    <w:p>
+      <w:r>
+        <w:t>________________________________________________________________</w:t>
+      </w:r>
+    </w:p>
+    <w:p>
+      <w:pPr>
+        <w:pStyle w:val="Heading3"/>
+      </w:pPr>
+      <w:r>
+        <w:t>A closer explanation</w:t>
+      </w:r>
+    </w:p>
+    <w:p>
+      <w:pPr>
+        <w:spacing w:line="336" w:lineRule="auto" w:after="180"/>
+      </w:pPr>
+      <w:r>
+        <w:rPr>
+          <w:b w:val="0"/>
+        </w:rPr>
+        <w:t>A useful check asks what would make the reasoning fail. Distinguish a failure to execute the declared procedure from a weakness in the procedure itself.</w:t>
+      </w:r>
+    </w:p>
+    <w:p>
+      <w:pPr>
+        <w:spacing w:line="336" w:lineRule="auto" w:after="180"/>
+      </w:pPr>
+      <w:r>
+        <w:rPr>
+          <w:b w:val="0"/>
+        </w:rPr>
+        <w:t xml:space="preserve">The first may require a correction; the second requires an explicitly revised method and new </w:t>
+      </w:r>
+      <w:r>
+        <w:rPr>
+          <w:b/>
+        </w:rPr>
+        <w:t>evidence</w:t>
+      </w:r>
+      <w:r>
+        <w:rPr>
+          <w:b w:val="0"/>
+        </w:rPr>
+        <w:t>. Preserve unsuccessful cases so an improved result cannot hide the original problem.</w:t>
+      </w:r>
+    </w:p>
+    <w:p>
+      <w:pPr>
+        <w:pStyle w:val="Heading3"/>
+      </w:pPr>
+      <w:r>
+        <w:t>Guided: restate the worked result, then name the assumption or limitation that prevents a broader conclusion.</w:t>
+      </w:r>
+    </w:p>
+    <w:p>
+      <w:r>
+        <w:t>________________________________________________________________</w:t>
+      </w:r>
+    </w:p>
+    <w:p>
+      <w:r>
+        <w:t>________________________________________________________________</w:t>
+      </w:r>
+    </w:p>
+    <w:p>
+      <w:r>
+        <w:t>________________________________________________________________</w:t>
+      </w:r>
+    </w:p>
+    <w:p>
+      <w:r>
+        <w:t>________________________________________________________________</w:t>
+      </w:r>
+    </w:p>
+    <w:p>
+      <w:r>
+        <w:t>________________________________________________________________</w:t>
+      </w:r>
+    </w:p>
+    <w:p>
+      <w:pPr>
+        <w:spacing w:line="336" w:lineRule="auto" w:after="180"/>
+      </w:pPr>
+      <w:r>
+        <w:rPr>
+          <w:b w:val="0"/>
+        </w:rPr>
+        <w:t>Explain your trace to a partner. Your partner points to one step to check. Swap roles on the next case. Each person writes their own explanation.</w:t>
+      </w:r>
+    </w:p>
+    <w:p>
+      <w:pPr>
+        <w:pStyle w:val="Heading1"/>
+      </w:pPr>
+      <w:r>
+        <w:t>09. Audit six complete field and copy decisions</w:t>
+      </w:r>
+    </w:p>
+    <w:p>
+      <w:r>
+        <w:t>A useful data plan includes both omission and lifecycle checks.</w:t>
+      </w:r>
+    </w:p>
+    <w:p>
+      <w:pPr>
+        <w:pStyle w:val="Heading2"/>
+      </w:pPr>
+      <w:r>
+        <w:t>All supplied proposed fields and stores</w:t>
+      </w:r>
+    </w:p>
+    <w:tbl>
+      <w:tblPr>
+        <w:tblStyle w:val="LightShading-Accent1"/>
+        <w:tblW w:type="auto" w:w="0"/>
+        <w:tblLook w:firstColumn="1" w:firstRow="1" w:lastColumn="0" w:lastRow="0" w:noHBand="0" w:noVBand="1" w:val="04A0"/>
+      </w:tblPr>
+      <w:tblGrid>
+        <w:gridCol w:w="5112"/>
+        <w:gridCol w:w="5112"/>
+      </w:tblGrid>
+      <w:tr>
+        <w:trPr>
+          <w:tblHeader/>
+        </w:trPr>
+        <w:tc>
+          <w:tcPr>
+            <w:tcW w:type="dxa" w:w="5112"/>
+          </w:tcPr>
+          <w:p>
+            <w:r>
+              <w:t>Complete fictional proposed field/store</w:t>
+            </w:r>
+          </w:p>
+        </w:tc>
+        <w:tc>
+          <w:tcPr>
+            <w:tcW w:type="dxa" w:w="5112"/>
+          </w:tcPr>
+          <w:p>
+            <w:r>
+              <w:t>Purpose and design decision to audit</w:t>
+            </w:r>
+          </w:p>
+        </w:tc>
+      </w:tr>
+      <w:tr>
+        <w:tc>
+          <w:tcPr>
+            <w:tcW w:type="dxa" w:w="5112"/>
+          </w:tcPr>
+          <w:p>
+            <w:r>
+              <w:t>Selected book ID</w:t>
+            </w:r>
+          </w:p>
+        </w:tc>
+        <w:tc>
+          <w:tcPr>
+            <w:tcW w:type="dxa" w:w="5112"/>
+          </w:tcPr>
+          <w:p>
+            <w:r>
+              <w:t>Needed to choose this session’s reading; keep only for the session, clear on exit.</w:t>
+            </w:r>
+          </w:p>
+        </w:tc>
+      </w:tr>
+      <w:tr>
+        <w:tc>
+          <w:tcPr>
+            <w:tcW w:type="dxa" w:w="5112"/>
+          </w:tcPr>
+          <w:p>
+            <w:r>
+              <w:t>Preferred explanation length</w:t>
+            </w:r>
+          </w:p>
+        </w:tc>
+        <w:tc>
+          <w:tcPr>
+            <w:tcW w:type="dxa" w:w="5112"/>
+          </w:tcPr>
+          <w:p>
+            <w:r>
+              <w:t>Optional session setting; ask whether it helps the task and allow correction/reset.</w:t>
+            </w:r>
+          </w:p>
+        </w:tc>
+      </w:tr>
+      <w:tr>
+        <w:tc>
+          <w:tcPr>
+            <w:tcW w:type="dxa" w:w="5112"/>
+          </w:tcPr>
+          <w:p>
+            <w:r>
+              <w:t>Home address</w:t>
+            </w:r>
+          </w:p>
+        </w:tc>
+        <w:tc>
+          <w:tcPr>
+            <w:tcW w:type="dxa" w:w="5112"/>
+          </w:tcPr>
+          <w:p>
+            <w:r>
+              <w:t>No role in this glossary/reading task; omit rather than collect. No address value is supplied.</w:t>
+            </w:r>
+          </w:p>
+        </w:tc>
+      </w:tr>
+      <w:tr>
+        <w:tc>
+          <w:tcPr>
+            <w:tcW w:type="dxa" w:w="5112"/>
+          </w:tcPr>
+          <w:p>
+            <w:r>
+              <w:t>Raw chat in debug log</w:t>
+            </w:r>
+          </w:p>
+        </w:tc>
+        <w:tc>
+          <w:tcPr>
+            <w:tcW w:type="dxa" w:w="5112"/>
+          </w:tcPr>
+          <w:p>
+            <w:r>
+              <w:t>Full-content logging is not needed for the stated toy task; use permitted minimal event metadata instead.</w:t>
+            </w:r>
+          </w:p>
+        </w:tc>
+      </w:tr>
+      <w:tr>
+        <w:tc>
+          <w:tcPr>
+            <w:tcW w:type="dxa" w:w="5112"/>
+          </w:tcPr>
+          <w:p>
+            <w:r>
+              <w:t>Deleted primary content still in cache</w:t>
+            </w:r>
+          </w:p>
+        </w:tc>
+        <w:tc>
+          <w:tcPr>
+            <w:tcW w:type="dxa" w:w="5112"/>
+          </w:tcPr>
+          <w:p>
+            <w:r>
+              <w:t>Declared seven-day cleanup must cover expired cache copies too.</w:t>
+            </w:r>
+          </w:p>
+        </w:tc>
+      </w:tr>
+      <w:tr>
+        <w:tc>
+          <w:tcPr>
+            <w:tcW w:type="dxa" w:w="5112"/>
+          </w:tcPr>
+          <w:p>
+            <w:r>
+              <w:t>Backup copy mentioned, no expiry policy</w:t>
+            </w:r>
+          </w:p>
+        </w:tc>
+        <w:tc>
+          <w:tcPr>
+            <w:tcW w:type="dxa" w:w="5112"/>
+          </w:tcPr>
+          <w:p>
+            <w:r>
+              <w:t>Record unresolved expiry and request the policy; no claim of complete removal.</w:t>
+            </w:r>
+          </w:p>
+        </w:tc>
+      </w:tr>
+    </w:tbl>
+    <w:p>
+      <w:pPr>
+        <w:pStyle w:val="Heading2"/>
+      </w:pPr>
+      <w:r>
+        <w:t>Audit, minimise and trace fictional cleanup</w:t>
+      </w:r>
+    </w:p>
+    <w:p>
+      <w:pPr>
+        <w:pStyle w:val="ListNumber"/>
+      </w:pPr>
+      <w:r>
+        <w:t>Audit every supplied design row for purpose, necessity, permitted use/access, lifetime, copies and deletion evidence. The first two rows describe proposed session settings; the cleanup rows use the separate seven-day example. Remove the unnecessary address field from the design, not a real file. Replace full-content logging with a minimal declared audit plan and state its own access/expiry rules. Trace ages 6, 7, 9 in primary and cache: keep 6, remove 7 and 9; allowed content-free audit expires at 30. Backup expiry is unspecified. Simulate a cache failure and report residual content rather than success. No real pupil data, legal policy or storage deletion is involved. Keep the independent five-day case withheld.</w:t>
+      </w:r>
+    </w:p>
+    <w:p>
+      <w:pPr>
+        <w:pStyle w:val="Heading2"/>
+      </w:pPr>
+      <w:r>
+        <w:t>Keep minimal non-content evidence</w:t>
       </w:r>
     </w:p>
     <w:tbl>
@@ -4123,7 +4142,6 @@
     <w:p>
       <w:pPr>
         <w:spacing w:line="336" w:lineRule="auto" w:after="180"/>
-        <w:shd w:fill="F5F1FB"/>
       </w:pPr>
       <w:r>
         <w:rPr>
@@ -4167,14 +4185,6 @@
     </w:p>
     <w:p>
       <w:pPr>
-        <w:pStyle w:val="Heading3"/>
-      </w:pPr>
-      <w:r>
-        <w:t>Plan → try → check</w:t>
-      </w:r>
-    </w:p>
-    <w:p>
-      <w:pPr>
         <w:spacing w:line="336" w:lineRule="auto" w:after="180"/>
       </w:pPr>
       <w:r>
@@ -4186,15 +4196,10 @@
     </w:p>
     <w:p>
       <w:pPr>
-        <w:pStyle w:val="Heading1"/>
-      </w:pPr>
-      <w:r>
-        <w:t>10. Build your understanding</w:t>
-      </w:r>
-    </w:p>
-    <w:p>
-      <w:r>
-        <w:t>Move from recall to tracing, diagnosis and transfer in Privacy by Design. Explain why each step is justified.</w:t>
+        <w:pStyle w:val="Heading2"/>
+      </w:pPr>
+      <w:r>
+        <w:t>Earlier wording, alternatives and picture transcripts · reference / check after trying</w:t>
       </w:r>
     </w:p>
     <w:p>
@@ -4204,6 +4209,1662 @@
       <w:r>
         <w:rPr>
           <w:b/>
+        </w:rPr>
+        <w:t>EVIDENCE</w:t>
+      </w:r>
+      <w:r>
+        <w:rPr>
+          <w:b w:val="0"/>
+        </w:rPr>
+        <w:t xml:space="preserve"> LAB</w:t>
+      </w:r>
+    </w:p>
+    <w:p>
+      <w:pPr>
+        <w:spacing w:line="336" w:lineRule="auto" w:after="180"/>
+      </w:pPr>
+      <w:r>
+        <w:rPr>
+          <w:b w:val="0"/>
+        </w:rPr>
+        <w:t>Predict → Test → Record → Explain</w:t>
+      </w:r>
+    </w:p>
+    <w:p>
+      <w:pPr>
+        <w:spacing w:line="336" w:lineRule="auto" w:after="180"/>
+      </w:pPr>
+      <w:r>
+        <w:rPr>
+          <w:b w:val="0"/>
+        </w:rPr>
+        <w:t>Keep expected and actual results separate. Surprises are useful data when recorded honestly.</w:t>
+      </w:r>
+    </w:p>
+    <w:p>
+      <w:r>
+        <w:drawing>
+          <wp:inline xmlns:a="http://schemas.openxmlformats.org/drawingml/2006/main" xmlns:pic="http://schemas.openxmlformats.org/drawingml/2006/picture">
+            <wp:extent cx="5486400" cy="1901952"/>
+            <wp:docPr id="20" name="Picture 20" descr="Evidence lab graphic for Privacy by Design"/>
+            <wp:cNvGraphicFramePr>
+              <a:graphicFrameLocks noChangeAspect="1"/>
+            </wp:cNvGraphicFramePr>
+            <a:graphic>
+              <a:graphicData uri="http://schemas.openxmlformats.org/drawingml/2006/picture">
+                <pic:pic>
+                  <pic:nvPicPr>
+                    <pic:cNvPr id="0" name="8fb74ecdfb693db120514ac3ef3b8dd892f95d6f161e034e5a63435a45d4f42b.png"/>
+                    <pic:cNvPicPr/>
+                  </pic:nvPicPr>
+                  <pic:blipFill>
+                    <a:blip r:embed="rId23"/>
+                    <a:stretch>
+                      <a:fillRect/>
+                    </a:stretch>
+                  </pic:blipFill>
+                  <pic:spPr>
+                    <a:xfrm>
+                      <a:off x="0" y="0"/>
+                      <a:ext cx="5486400" cy="1901952"/>
+                    </a:xfrm>
+                    <a:prstGeom prst="rect"/>
+                  </pic:spPr>
+                </pic:pic>
+              </a:graphicData>
+            </a:graphic>
+          </wp:inline>
+        </w:drawing>
+      </w:r>
+    </w:p>
+    <w:p>
+      <w:pPr>
+        <w:spacing w:line="336" w:lineRule="auto" w:after="180"/>
+      </w:pPr>
+      <w:r>
+        <w:rPr>
+          <w:b w:val="0"/>
+        </w:rPr>
+        <w:t xml:space="preserve">Audit the six supplied fictional field/store rows for purpose, necessity, permission, access, </w:t>
+      </w:r>
+      <w:r>
+        <w:rPr>
+          <w:b/>
+        </w:rPr>
+        <w:t>retention</w:t>
+      </w:r>
+      <w:r>
+        <w:rPr>
+          <w:b w:val="0"/>
+        </w:rPr>
+        <w:t xml:space="preserve"> and deletion evidence. Omit unrelated address collection, avoid full-content logs, trace primary/cache thresholds and preserve unspecified backup expiry as unknown. No real record is collected or deleted.</w:t>
+      </w:r>
+    </w:p>
+    <w:p>
+      <w:pPr>
+        <w:pStyle w:val="Heading3"/>
+      </w:pPr>
+      <w:r>
+        <w:t>Plan → try → check</w:t>
+      </w:r>
+    </w:p>
+    <w:p>
+      <w:pPr>
+        <w:pStyle w:val="Heading1"/>
+      </w:pPr>
+      <w:r>
+        <w:t>14. Try alone: trace the fresh five-day policy and content log</w:t>
+      </w:r>
+    </w:p>
+    <w:p>
+      <w:r>
+        <w:t>Use its stated threshold and report unresolved store outcomes.</w:t>
+      </w:r>
+    </w:p>
+    <w:p>
+      <w:pPr>
+        <w:pStyle w:val="Heading2"/>
+      </w:pPr>
+      <w:r>
+        <w:t>Independent records and full store scope</w:t>
+      </w:r>
+    </w:p>
+    <w:p>
+      <w:pPr>
+        <w:spacing w:line="336" w:lineRule="auto" w:after="180"/>
+      </w:pPr>
+      <w:r>
+        <w:rPr>
+          <w:b/>
+        </w:rPr>
+        <w:t>Retention</w:t>
+      </w:r>
+      <w:r>
+        <w:rPr>
+          <w:b w:val="0"/>
+        </w:rPr>
+        <w:t xml:space="preserve"> is5 days, inclusive </w:t>
+      </w:r>
+      <w:r>
+        <w:rPr>
+          <w:b/>
+        </w:rPr>
+        <w:t>deletion boundary</w:t>
+      </w:r>
+      <w:r>
+        <w:rPr>
+          <w:b w:val="0"/>
+        </w:rPr>
+        <w:t>. Ages4, 5, 6; a log stores complete content. Trace required action.</w:t>
+      </w:r>
+    </w:p>
+    <w:p>
+      <w:pPr>
+        <w:spacing w:line="336" w:lineRule="auto" w:after="180"/>
+      </w:pPr>
+      <w:r>
+        <w:rPr>
+          <w:b w:val="0"/>
+        </w:rPr>
+        <w:t>Apply the stated five-day policy inclusively: deletion is due when age &gt;= 5 days. Logs are a declared store too. For this toy contract, full-content logs are not permitted audit metadata; identify required handling and residual copies rather than silently keeping them. No backup rule or actual deletion result is supplied.</w:t>
+      </w:r>
+    </w:p>
+    <w:p>
+      <w:pPr>
+        <w:pStyle w:val="Heading2"/>
+      </w:pPr>
+      <w:r>
+        <w:t>Your first attempt and help record</w:t>
+      </w:r>
+    </w:p>
+    <w:p>
+      <w:pPr>
+        <w:pStyle w:val="Heading3"/>
+      </w:pPr>
+      <w:r>
+        <w:t>My independent explanation, trace and limits</w:t>
+      </w:r>
+    </w:p>
+    <w:p>
+      <w:r>
+        <w:t>________________________________________________________________</w:t>
+      </w:r>
+    </w:p>
+    <w:p>
+      <w:r>
+        <w:t>________________________________________________________________</w:t>
+      </w:r>
+    </w:p>
+    <w:p>
+      <w:r>
+        <w:t>________________________________________________________________</w:t>
+      </w:r>
+    </w:p>
+    <w:p>
+      <w:r>
+        <w:t>________________________________________________________________</w:t>
+      </w:r>
+    </w:p>
+    <w:p>
+      <w:r>
+        <w:t>________________________________________________________________</w:t>
+      </w:r>
+    </w:p>
+    <w:p>
+      <w:r>
+        <w:t>________________________________________________________________</w:t>
+      </w:r>
+    </w:p>
+    <w:p>
+      <w:r>
+        <w:t>________________________________________________________________</w:t>
+      </w:r>
+    </w:p>
+    <w:p>
+      <w:pPr>
+        <w:spacing w:line="336" w:lineRule="auto" w:after="180"/>
+      </w:pPr>
+      <w:r>
+        <w:rPr>
+          <w:b w:val="0"/>
+        </w:rPr>
+        <w:t>Attempt this case before feedback. Record any help. Earlier examples below are further practice; a case already practised with feedback cannot establish fresh transfer.</w:t>
+      </w:r>
+    </w:p>
+    <w:p>
+      <w:pPr>
+        <w:spacing w:line="336" w:lineRule="auto" w:after="180"/>
+      </w:pPr>
+      <w:r>
+        <w:rPr>
+          <w:b w:val="0"/>
+        </w:rPr>
+        <w:t xml:space="preserve">Your teacher has the independent answer and scoring criteria. Complete the matching workbook week to keep your practice </w:t>
+      </w:r>
+      <w:r>
+        <w:rPr>
+          <w:b/>
+        </w:rPr>
+        <w:t>evidence</w:t>
+      </w:r>
+      <w:r>
+        <w:rPr>
+          <w:b w:val="0"/>
+        </w:rPr>
+        <w:t xml:space="preserve"> together.</w:t>
+      </w:r>
+    </w:p>
+    <w:p>
+      <w:pPr>
+        <w:pStyle w:val="Heading2"/>
+      </w:pPr>
+      <w:r>
+        <w:t>Use feedback afterwards</w:t>
+      </w:r>
+    </w:p>
+    <w:p>
+      <w:pPr>
+        <w:spacing w:line="336" w:lineRule="auto" w:after="180"/>
+      </w:pPr>
+      <w:r>
+        <w:rPr>
+          <w:b w:val="0"/>
+        </w:rPr>
+        <w:t>Attempt the independent case before hints. Record whether you worked alone, used a hint or followed a model. After feedback, fix the first unsupported step and explain why it changed.</w:t>
+      </w:r>
+    </w:p>
+    <w:p>
+      <w:pPr>
+        <w:spacing w:line="336" w:lineRule="auto" w:after="180"/>
+      </w:pPr>
+      <w:r>
+        <w:rPr>
+          <w:b w:val="0"/>
+        </w:rPr>
+        <w:t>A later check uses a changed case, not a copied answer.</w:t>
+      </w:r>
+    </w:p>
+    <w:p>
+      <w:pPr>
+        <w:pStyle w:val="Heading2"/>
+      </w:pPr>
+      <w:r>
+        <w:t>Earlier wording, alternatives and picture transcripts · reference / check after trying</w:t>
+      </w:r>
+    </w:p>
+    <w:p>
+      <w:pPr>
+        <w:pStyle w:val="Heading3"/>
+      </w:pPr>
+      <w:r>
+        <w:t>Independent case: Apply a new case independently</w:t>
+      </w:r>
+    </w:p>
+    <w:p>
+      <w:pPr>
+        <w:pStyle w:val="Heading3"/>
+      </w:pPr>
+      <w:r>
+        <w:t>Week 28 Independent application</w:t>
+      </w:r>
+    </w:p>
+    <w:p>
+      <w:pPr>
+        <w:spacing w:line="336" w:lineRule="auto" w:after="180"/>
+      </w:pPr>
+      <w:r>
+        <w:rPr>
+          <w:b w:val="0"/>
+        </w:rPr>
+        <w:t>Close the worked explanation. Apply the idea to this different question without copying.</w:t>
+      </w:r>
+    </w:p>
+    <w:p>
+      <w:pPr>
+        <w:spacing w:line="336" w:lineRule="auto" w:after="180"/>
+      </w:pPr>
+      <w:r>
+        <w:rPr>
+          <w:b w:val="0"/>
+        </w:rPr>
+        <w:t>A practice quiz needs a topic and difficulty. A form also asks for home address and date of birth. What should be removed and why?</w:t>
+      </w:r>
+    </w:p>
+    <w:p>
+      <w:pPr>
+        <w:spacing w:line="336" w:lineRule="auto" w:after="180"/>
+      </w:pPr>
+      <w:r>
+        <w:rPr>
+          <w:b w:val="0"/>
+        </w:rPr>
+        <w:t xml:space="preserve">My answer, with a trace, calculation or supporting </w:t>
+      </w:r>
+      <w:r>
+        <w:rPr>
+          <w:b/>
+        </w:rPr>
+        <w:t>evidence</w:t>
+      </w:r>
+    </w:p>
+    <w:p>
+      <w:pPr>
+        <w:pStyle w:val="Heading3"/>
+      </w:pPr>
+      <w:r>
+        <w:t>Write or draw your reasoning and evidence.</w:t>
+      </w:r>
+    </w:p>
+    <w:p>
+      <w:r>
+        <w:t>________________________________________________________________</w:t>
+      </w:r>
+    </w:p>
+    <w:p>
+      <w:r>
+        <w:t>________________________________________________________________</w:t>
+      </w:r>
+    </w:p>
+    <w:p>
+      <w:r>
+        <w:t>________________________________________________________________</w:t>
+      </w:r>
+    </w:p>
+    <w:p>
+      <w:r>
+        <w:t>________________________________________________________________</w:t>
+      </w:r>
+    </w:p>
+    <w:p>
+      <w:r>
+        <w:t>________________________________________________________________</w:t>
+      </w:r>
+    </w:p>
+    <w:p>
+      <w:pPr>
+        <w:pStyle w:val="Heading3"/>
+      </w:pPr>
+      <w:r>
+        <w:t>Create and test</w:t>
+      </w:r>
+    </w:p>
+    <w:p>
+      <w:pPr>
+        <w:spacing w:line="336" w:lineRule="auto" w:after="180"/>
+      </w:pPr>
+      <w:r>
+        <w:rPr>
+          <w:b w:val="0"/>
+        </w:rPr>
+        <w:t>Change one relevant detail. Predict the result before testing. Include a boundary or missing-information case when it helps reveal a limit.</w:t>
+      </w:r>
+    </w:p>
+    <w:p>
+      <w:pPr>
+        <w:spacing w:line="336" w:lineRule="auto" w:after="180"/>
+      </w:pPr>
+      <w:r>
+        <w:rPr>
+          <w:b w:val="0"/>
+        </w:rPr>
+        <w:t xml:space="preserve">My changed </w:t>
+      </w:r>
+      <w:r>
+        <w:rPr>
+          <w:b/>
+        </w:rPr>
+        <w:t>input</w:t>
+      </w:r>
+      <w:r>
+        <w:rPr>
+          <w:b w:val="0"/>
+        </w:rPr>
+        <w:t xml:space="preserve"> and expected result</w:t>
+      </w:r>
+    </w:p>
+    <w:p>
+      <w:pPr>
+        <w:pStyle w:val="Heading3"/>
+      </w:pPr>
+      <w:r>
+        <w:t>Write or draw your reasoning and evidence.</w:t>
+      </w:r>
+    </w:p>
+    <w:p>
+      <w:r>
+        <w:t>________________________________________________________________</w:t>
+      </w:r>
+    </w:p>
+    <w:p>
+      <w:r>
+        <w:t>________________________________________________________________</w:t>
+      </w:r>
+    </w:p>
+    <w:p>
+      <w:r>
+        <w:t>________________________________________________________________</w:t>
+      </w:r>
+    </w:p>
+    <w:p>
+      <w:r>
+        <w:t>________________________________________________________________</w:t>
+      </w:r>
+    </w:p>
+    <w:p>
+      <w:r>
+        <w:t>________________________________________________________________</w:t>
+      </w:r>
+    </w:p>
+    <w:p>
+      <w:pPr>
+        <w:pStyle w:val="Heading3"/>
+      </w:pPr>
+      <w:r>
+        <w:t>Connect to your project</w:t>
+      </w:r>
+    </w:p>
+    <w:p>
+      <w:pPr>
+        <w:spacing w:line="336" w:lineRule="auto" w:after="180"/>
+      </w:pPr>
+      <w:r>
+        <w:rPr>
+          <w:b w:val="0"/>
+        </w:rPr>
+        <w:t>Create a minimal data map and visible memory controls before expanding features.</w:t>
+      </w:r>
+    </w:p>
+    <w:p>
+      <w:pPr>
+        <w:spacing w:line="336" w:lineRule="auto" w:after="180"/>
+      </w:pPr>
+      <w:r>
+        <w:rPr>
+          <w:b w:val="0"/>
+        </w:rPr>
+        <w:t xml:space="preserve">The </w:t>
+      </w:r>
+      <w:r>
+        <w:rPr>
+          <w:b/>
+        </w:rPr>
+        <w:t>evidence</w:t>
+      </w:r>
+      <w:r>
+        <w:rPr>
+          <w:b w:val="0"/>
+        </w:rPr>
+        <w:t xml:space="preserve"> I will keep</w:t>
+      </w:r>
+    </w:p>
+    <w:p>
+      <w:pPr>
+        <w:pStyle w:val="Heading3"/>
+      </w:pPr>
+      <w:r>
+        <w:t>Write or draw your reasoning and evidence.</w:t>
+      </w:r>
+    </w:p>
+    <w:p>
+      <w:r>
+        <w:t>________________________________________________________________</w:t>
+      </w:r>
+    </w:p>
+    <w:p>
+      <w:r>
+        <w:t>________________________________________________________________</w:t>
+      </w:r>
+    </w:p>
+    <w:p>
+      <w:r>
+        <w:t>________________________________________________________________</w:t>
+      </w:r>
+    </w:p>
+    <w:p>
+      <w:r>
+        <w:t>________________________________________________________________</w:t>
+      </w:r>
+    </w:p>
+    <w:p>
+      <w:r>
+        <w:t>________________________________________________________________</w:t>
+      </w:r>
+    </w:p>
+    <w:p>
+      <w:pPr>
+        <w:pStyle w:val="Heading3"/>
+      </w:pPr>
+      <w:r>
+        <w:t>Transfer practice from the original programme</w:t>
+      </w:r>
+    </w:p>
+    <w:p>
+      <w:pPr>
+        <w:spacing w:line="336" w:lineRule="auto" w:after="180"/>
+      </w:pPr>
+      <w:r>
+        <w:rPr>
+          <w:b w:val="0"/>
+        </w:rPr>
+        <w:t>A study tool needs topic and reading level but proposes storing addresses and all conversations forever. Design a smaller record and a deletion rule.</w:t>
+      </w:r>
+    </w:p>
+    <w:p>
+      <w:pPr>
+        <w:pStyle w:val="Heading3"/>
+      </w:pPr>
+      <w:r>
+        <w:t>Explain the mechanism, evidence and one limit.</w:t>
+      </w:r>
+    </w:p>
+    <w:p>
+      <w:r>
+        <w:t>________________________________________________________________</w:t>
+      </w:r>
+    </w:p>
+    <w:p>
+      <w:r>
+        <w:t>________________________________________________________________</w:t>
+      </w:r>
+    </w:p>
+    <w:p>
+      <w:r>
+        <w:t>________________________________________________________________</w:t>
+      </w:r>
+    </w:p>
+    <w:p>
+      <w:r>
+        <w:t>________________________________________________________________</w:t>
+      </w:r>
+    </w:p>
+    <w:p>
+      <w:r>
+        <w:t>________________________________________________________________</w:t>
+      </w:r>
+    </w:p>
+    <w:p>
+      <w:r>
+        <w:t>________________________________________________________________</w:t>
+      </w:r>
+    </w:p>
+    <w:p>
+      <w:r>
+        <w:t>________________________________________________________________</w:t>
+      </w:r>
+    </w:p>
+    <w:p>
+      <w:pPr>
+        <w:pStyle w:val="Heading3"/>
+      </w:pPr>
+      <w:r>
+        <w:t>Use feedback to improve</w:t>
+      </w:r>
+    </w:p>
+    <w:p>
+      <w:pPr>
+        <w:pStyle w:val="Heading1"/>
+      </w:pPr>
+      <w:r>
+        <w:t>11. Keep the project’s purpose and store map visible</w:t>
+      </w:r>
+    </w:p>
+    <w:p>
+      <w:r>
+        <w:t>Every copied value creates another lifecycle responsibility.</w:t>
+      </w:r>
+    </w:p>
+    <w:p>
+      <w:pPr>
+        <w:pStyle w:val="Heading2"/>
+      </w:pPr>
+      <w:r>
+        <w:t>This week’s contribution</w:t>
+      </w:r>
+    </w:p>
+    <w:p>
+      <w:pPr>
+        <w:spacing w:line="336" w:lineRule="auto" w:after="180"/>
+      </w:pPr>
+      <w:r>
+        <w:rPr>
+          <w:b w:val="0"/>
+        </w:rPr>
+        <w:t>For the Verified Study Buddy, draw the data path before collecting values. Keep necessary session settings minimal and visible; give each store and derived copy a declared lifetime and access owner. Use content-free audit events where sufficient, and protect that metadata too. Record a deletion request separately from verified store outcomes and unresolved backups.</w:t>
+      </w:r>
+    </w:p>
+    <w:p>
+      <w:pPr>
+        <w:spacing w:line="336" w:lineRule="auto" w:after="180"/>
+      </w:pPr>
+      <w:r>
+        <w:rPr>
+          <w:b w:val="0"/>
+        </w:rPr>
+        <w:t>Do not copy private material into a demonstration or a repair report.</w:t>
+      </w:r>
+    </w:p>
+    <w:p>
+      <w:pPr>
+        <w:spacing w:line="336" w:lineRule="auto" w:after="180"/>
+      </w:pPr>
+      <w:r>
+        <w:rPr>
+          <w:b w:val="0"/>
+        </w:rPr>
+        <w:t xml:space="preserve">For your Verified Study Buddy, save the </w:t>
+      </w:r>
+      <w:r>
+        <w:rPr>
+          <w:b/>
+        </w:rPr>
+        <w:t>input</w:t>
+      </w:r>
+      <w:r>
+        <w:rPr>
+          <w:b w:val="0"/>
+        </w:rPr>
+        <w:t>, procedure, observed result and limitation of this check.</w:t>
+      </w:r>
+    </w:p>
+    <w:p>
+      <w:pPr>
+        <w:spacing w:line="336" w:lineRule="auto" w:after="180"/>
+      </w:pPr>
+      <w:r>
+        <w:rPr>
+          <w:b w:val="0"/>
+        </w:rPr>
+        <w:t>Label this worked example as practice; use a different, previously unreviewed case when checking independent understanding.</w:t>
+      </w:r>
+    </w:p>
+    <w:p>
+      <w:pPr>
+        <w:pStyle w:val="Heading2"/>
+      </w:pPr>
+      <w:r>
+        <w:t>Retain the checkpoint and human choice</w:t>
+      </w:r>
+    </w:p>
+    <w:p>
+      <w:pPr>
+        <w:spacing w:line="336" w:lineRule="auto" w:after="180"/>
+      </w:pPr>
+      <w:r>
+        <w:rPr>
+          <w:b w:val="0"/>
+        </w:rPr>
+        <w:t>THIS WEEK’S CHECKPOINT  Create a minimal data map and visible memory controls before expanding features.</w:t>
+      </w:r>
+    </w:p>
+    <w:p>
+      <w:pPr>
+        <w:spacing w:line="336" w:lineRule="auto" w:after="180"/>
+      </w:pPr>
+      <w:r>
+        <w:rPr>
+          <w:b w:val="0"/>
+        </w:rPr>
+        <w:t xml:space="preserve">SYSTEM MAP  Learner need → prompt/schema → approved sources/retrieval → model/tool → structured answer → verification → </w:t>
+      </w:r>
+      <w:r>
+        <w:rPr>
+          <w:b/>
+        </w:rPr>
+        <w:t>human decision</w:t>
+      </w:r>
+    </w:p>
+    <w:p>
+      <w:pPr>
+        <w:spacing w:line="336" w:lineRule="auto" w:after="180"/>
+      </w:pPr>
+      <w:r>
+        <w:rPr>
+          <w:b w:val="0"/>
+        </w:rPr>
+        <w:t>What will you add, change, or verify in the project this week?</w:t>
+      </w:r>
+    </w:p>
+    <w:p>
+      <w:pPr>
+        <w:pStyle w:val="Heading3"/>
+      </w:pPr>
+      <w:r>
+        <w:t>Write or draw your reasoning and evidence.</w:t>
+      </w:r>
+    </w:p>
+    <w:p>
+      <w:r>
+        <w:t>________________________________________________________________</w:t>
+      </w:r>
+    </w:p>
+    <w:p>
+      <w:r>
+        <w:t>________________________________________________________________</w:t>
+      </w:r>
+    </w:p>
+    <w:p>
+      <w:r>
+        <w:t>________________________________________________________________</w:t>
+      </w:r>
+    </w:p>
+    <w:p>
+      <w:r>
+        <w:t>________________________________________________________________</w:t>
+      </w:r>
+    </w:p>
+    <w:p>
+      <w:r>
+        <w:t>________________________________________________________________</w:t>
+      </w:r>
+    </w:p>
+    <w:p>
+      <w:pPr>
+        <w:spacing w:line="336" w:lineRule="auto" w:after="180"/>
+      </w:pPr>
+      <w:r>
+        <w:rPr>
+          <w:b w:val="0"/>
+        </w:rPr>
+        <w:t xml:space="preserve">What should remain under </w:t>
+      </w:r>
+      <w:r>
+        <w:rPr>
+          <w:b/>
+        </w:rPr>
+        <w:t>human control</w:t>
+      </w:r>
+      <w:r>
+        <w:rPr>
+          <w:b w:val="0"/>
+        </w:rPr>
+        <w:t>?</w:t>
+      </w:r>
+    </w:p>
+    <w:p>
+      <w:pPr>
+        <w:pStyle w:val="Heading3"/>
+      </w:pPr>
+      <w:r>
+        <w:t>Write or draw your reasoning and evidence.</w:t>
+      </w:r>
+    </w:p>
+    <w:p>
+      <w:r>
+        <w:t>________________________________________________________________</w:t>
+      </w:r>
+    </w:p>
+    <w:p>
+      <w:r>
+        <w:t>________________________________________________________________</w:t>
+      </w:r>
+    </w:p>
+    <w:p>
+      <w:r>
+        <w:t>________________________________________________________________</w:t>
+      </w:r>
+    </w:p>
+    <w:p>
+      <w:r>
+        <w:t>________________________________________________________________</w:t>
+      </w:r>
+    </w:p>
+    <w:p>
+      <w:r>
+        <w:t>________________________________________________________________</w:t>
+      </w:r>
+    </w:p>
+    <w:p>
+      <w:pPr>
+        <w:spacing w:line="336" w:lineRule="auto" w:after="180"/>
+      </w:pPr>
+      <w:r>
+        <w:rPr>
+          <w:b w:val="0"/>
+        </w:rPr>
+        <w:t xml:space="preserve">RESPONSIBLE DESIGN  Collect only necessary information. Show uncertainty and limits. Never confuse fluent </w:t>
+      </w:r>
+      <w:r>
+        <w:rPr>
+          <w:b/>
+        </w:rPr>
+        <w:t>output</w:t>
+      </w:r>
+      <w:r>
+        <w:rPr>
+          <w:b w:val="0"/>
+        </w:rPr>
+        <w:t xml:space="preserve"> with verified truth.</w:t>
+      </w:r>
+    </w:p>
+    <w:p>
+      <w:pPr>
+        <w:pStyle w:val="Heading2"/>
+      </w:pPr>
+      <w:r>
+        <w:t>Earlier wording, alternatives and picture transcripts · reference / check after trying</w:t>
+      </w:r>
+    </w:p>
+    <w:p>
+      <w:pPr>
+        <w:spacing w:line="336" w:lineRule="auto" w:after="180"/>
+      </w:pPr>
+      <w:r>
+        <w:rPr>
+          <w:b w:val="0"/>
+        </w:rPr>
+        <w:t>CUMULATIVE PROJECT</w:t>
+      </w:r>
+    </w:p>
+    <w:p>
+      <w:pPr>
+        <w:spacing w:line="336" w:lineRule="auto" w:after="180"/>
+      </w:pPr>
+      <w:r>
+        <w:rPr>
+          <w:b w:val="0"/>
+        </w:rPr>
+        <w:t>Verified Study Buddy</w:t>
+      </w:r>
+    </w:p>
+    <w:p>
+      <w:pPr>
+        <w:spacing w:line="336" w:lineRule="auto" w:after="180"/>
+      </w:pPr>
+      <w:r>
+        <w:rPr>
+          <w:b w:val="0"/>
+        </w:rPr>
+        <w:t>Every week adds one inspectable piece. The system must show how it reached a result.</w:t>
+      </w:r>
+    </w:p>
+    <w:p>
+      <w:r>
+        <w:drawing>
+          <wp:inline xmlns:a="http://schemas.openxmlformats.org/drawingml/2006/main" xmlns:pic="http://schemas.openxmlformats.org/drawingml/2006/picture">
+            <wp:extent cx="5486400" cy="1901952"/>
+            <wp:docPr id="21" name="Picture 21" descr="Book recommender connection for Privacy by Design"/>
+            <wp:cNvGraphicFramePr>
+              <a:graphicFrameLocks noChangeAspect="1"/>
+            </wp:cNvGraphicFramePr>
+            <a:graphic>
+              <a:graphicData uri="http://schemas.openxmlformats.org/drawingml/2006/picture">
+                <pic:pic>
+                  <pic:nvPicPr>
+                    <pic:cNvPr id="0" name="962275dad11f61b3bb0b11e14adabcece2915c98c9af0be3225c537afdea872c.png"/>
+                    <pic:cNvPicPr/>
+                  </pic:nvPicPr>
+                  <pic:blipFill>
+                    <a:blip r:embed="rId24"/>
+                    <a:stretch>
+                      <a:fillRect/>
+                    </a:stretch>
+                  </pic:blipFill>
+                  <pic:spPr>
+                    <a:xfrm>
+                      <a:off x="0" y="0"/>
+                      <a:ext cx="5486400" cy="1901952"/>
+                    </a:xfrm>
+                    <a:prstGeom prst="rect"/>
+                  </pic:spPr>
+                </pic:pic>
+              </a:graphicData>
+            </a:graphic>
+          </wp:inline>
+        </w:drawing>
+      </w:r>
+    </w:p>
+    <w:p>
+      <w:pPr>
+        <w:pStyle w:val="Heading3"/>
+      </w:pPr>
+      <w:r>
+        <w:t>Evidence for your project</w:t>
+      </w:r>
+    </w:p>
+    <w:p>
+      <w:pPr>
+        <w:pStyle w:val="Heading1"/>
+      </w:pPr>
+      <w:r>
+        <w:t>16. Finish: name the purpose, boundary and remaining copy</w:t>
+      </w:r>
+    </w:p>
+    <w:p>
+      <w:r>
+        <w:t>Deletion evidence needs store outcomes, not just a hidden row.</w:t>
+      </w:r>
+    </w:p>
+    <w:p>
+      <w:pPr>
+        <w:pStyle w:val="Heading2"/>
+      </w:pPr>
+      <w:r>
+        <w:t>Explain without notes</w:t>
+      </w:r>
+    </w:p>
+    <w:p>
+      <w:pPr>
+        <w:pStyle w:val="ListBullet"/>
+      </w:pPr>
+      <w:r>
+        <w:t>Close your notes. Explain this goal in your own words: Explain the mechanism and terminology of data retention and deletion</w:t>
+      </w:r>
+    </w:p>
+    <w:p>
+      <w:pPr>
+        <w:pStyle w:val="Heading3"/>
+      </w:pPr>
+      <w:r>
+        <w:t>My deciding step, evidence and one remaining question</w:t>
+      </w:r>
+    </w:p>
+    <w:p>
+      <w:r>
+        <w:t>________________________________________________________________</w:t>
+      </w:r>
+    </w:p>
+    <w:p>
+      <w:r>
+        <w:t>________________________________________________________________</w:t>
+      </w:r>
+    </w:p>
+    <w:p>
+      <w:r>
+        <w:t>________________________________________________________________</w:t>
+      </w:r>
+    </w:p>
+    <w:p>
+      <w:r>
+        <w:t>________________________________________________________________</w:t>
+      </w:r>
+    </w:p>
+    <w:p>
+      <w:r>
+        <w:t>________________________________________________________________</w:t>
+      </w:r>
+    </w:p>
+    <w:p>
+      <w:pPr>
+        <w:pStyle w:val="Heading2"/>
+      </w:pPr>
+      <w:r>
+        <w:t>Plan a changed-case return</w:t>
+      </w:r>
+    </w:p>
+    <w:p>
+      <w:pPr>
+        <w:spacing w:line="336" w:lineRule="auto" w:after="180"/>
+      </w:pPr>
+      <w:r>
+        <w:rPr>
+          <w:b w:val="0"/>
+        </w:rPr>
+        <w:t xml:space="preserve">If you are unsure, return to the worked picture and explain one arrow. If you are ready, change an </w:t>
+      </w:r>
+      <w:r>
+        <w:rPr>
+          <w:b/>
+        </w:rPr>
+        <w:t>input</w:t>
+      </w:r>
+      <w:r>
+        <w:rPr>
+          <w:b w:val="0"/>
+        </w:rPr>
+        <w:t xml:space="preserve"> or assumption and justify your </w:t>
+      </w:r>
+      <w:r>
+        <w:rPr>
+          <w:b/>
+        </w:rPr>
+        <w:t>prediction</w:t>
+      </w:r>
+      <w:r>
+        <w:rPr>
+          <w:b w:val="0"/>
+        </w:rPr>
+        <w:t>.</w:t>
+      </w:r>
+    </w:p>
+    <w:p>
+      <w:pPr>
+        <w:spacing w:line="336" w:lineRule="auto" w:after="180"/>
+      </w:pPr>
+      <w:r>
+        <w:rPr>
+          <w:b w:val="0"/>
+        </w:rPr>
+        <w:t xml:space="preserve">Save your workbook </w:t>
+      </w:r>
+      <w:r>
+        <w:rPr>
+          <w:b/>
+        </w:rPr>
+        <w:t>evidence</w:t>
+      </w:r>
+      <w:r>
+        <w:rPr>
+          <w:b w:val="0"/>
+        </w:rPr>
+        <w:t>. At the next review, try a different case before opening your old answer.</w:t>
+      </w:r>
+    </w:p>
+    <w:p>
+      <w:pPr>
+        <w:pStyle w:val="Heading1"/>
+      </w:pPr>
+      <w:r>
+        <w:t>Reference bank and extra practice</w:t>
+      </w:r>
+    </w:p>
+    <w:p>
+      <w:pPr>
+        <w:pStyle w:val="Heading1"/>
+      </w:pPr>
+      <w:r>
+        <w:t>05. Your quick word guide</w:t>
+      </w:r>
+    </w:p>
+    <w:p>
+      <w:r>
+        <w:t>Use the words to explain a particular step, record or limit.</w:t>
+      </w:r>
+    </w:p>
+    <w:p>
+      <w:pPr>
+        <w:pStyle w:val="Heading2"/>
+      </w:pPr>
+      <w:r>
+        <w:t>Core vocabulary</w:t>
+      </w:r>
+    </w:p>
+    <w:tbl>
+      <w:tblPr>
+        <w:tblStyle w:val="LightShading-Accent1"/>
+        <w:tblW w:type="auto" w:w="0"/>
+        <w:tblLook w:firstColumn="1" w:firstRow="1" w:lastColumn="0" w:lastRow="0" w:noHBand="0" w:noVBand="1" w:val="04A0"/>
+      </w:tblPr>
+      <w:tblGrid>
+        <w:gridCol w:w="3408"/>
+        <w:gridCol w:w="3408"/>
+        <w:gridCol w:w="3408"/>
+      </w:tblGrid>
+      <w:tr>
+        <w:trPr>
+          <w:tblHeader/>
+        </w:trPr>
+        <w:tc>
+          <w:tcPr>
+            <w:tcW w:type="dxa" w:w="3408"/>
+          </w:tcPr>
+          <w:p>
+            <w:r>
+              <w:t>Word</w:t>
+            </w:r>
+          </w:p>
+        </w:tc>
+        <w:tc>
+          <w:tcPr>
+            <w:tcW w:type="dxa" w:w="3408"/>
+          </w:tcPr>
+          <w:p>
+            <w:r>
+              <w:t>My own example</w:t>
+            </w:r>
+          </w:p>
+        </w:tc>
+        <w:tc>
+          <w:tcPr>
+            <w:tcW w:type="dxa" w:w="3408"/>
+          </w:tcPr>
+          <w:p>
+            <w:r>
+              <w:t>Not this / boundary</w:t>
+            </w:r>
+          </w:p>
+        </w:tc>
+      </w:tr>
+      <w:tr>
+        <w:tc>
+          <w:tcPr>
+            <w:tcW w:type="dxa" w:w="3408"/>
+          </w:tcPr>
+          <w:p>
+            <w:r>
+              <w:t>data minimization</w:t>
+            </w:r>
+          </w:p>
+        </w:tc>
+        <w:tc>
+          <w:tcPr>
+            <w:tcW w:type="dxa" w:w="3408"/>
+          </w:tcPr>
+          <w:p>
+            <w:r>
+              <w:t>Collecting and retaining only the information needed for a specified purpose.</w:t>
+            </w:r>
+          </w:p>
+        </w:tc>
+        <w:tc>
+          <w:tcPr>
+            <w:tcW w:type="dxa" w:w="3408"/>
+          </w:tcPr>
+          <w:p>
+            <w:r/>
+          </w:p>
+        </w:tc>
+      </w:tr>
+      <w:tr>
+        <w:tc>
+          <w:tcPr>
+            <w:tcW w:type="dxa" w:w="3408"/>
+          </w:tcPr>
+          <w:p>
+            <w:r>
+              <w:t>consent</w:t>
+            </w:r>
+          </w:p>
+        </w:tc>
+        <w:tc>
+          <w:tcPr>
+            <w:tcW w:type="dxa" w:w="3408"/>
+          </w:tcPr>
+          <w:p>
+            <w:r>
+              <w:t>An informed and freely given agreement to a specific use or action.</w:t>
+            </w:r>
+          </w:p>
+        </w:tc>
+        <w:tc>
+          <w:tcPr>
+            <w:tcW w:type="dxa" w:w="3408"/>
+          </w:tcPr>
+          <w:p>
+            <w:r/>
+          </w:p>
+        </w:tc>
+      </w:tr>
+      <w:tr>
+        <w:tc>
+          <w:tcPr>
+            <w:tcW w:type="dxa" w:w="3408"/>
+          </w:tcPr>
+          <w:p>
+            <w:r>
+              <w:t>retention</w:t>
+            </w:r>
+          </w:p>
+        </w:tc>
+        <w:tc>
+          <w:tcPr>
+            <w:tcW w:type="dxa" w:w="3408"/>
+          </w:tcPr>
+          <w:p>
+            <w:r>
+              <w:t>Keeping information for a period of time rather than deleting it immediately.</w:t>
+            </w:r>
+          </w:p>
+        </w:tc>
+        <w:tc>
+          <w:tcPr>
+            <w:tcW w:type="dxa" w:w="3408"/>
+          </w:tcPr>
+          <w:p>
+            <w:r/>
+          </w:p>
+        </w:tc>
+      </w:tr>
+      <w:tr>
+        <w:tc>
+          <w:tcPr>
+            <w:tcW w:type="dxa" w:w="3408"/>
+          </w:tcPr>
+          <w:p>
+            <w:r>
+              <w:t>access control</w:t>
+            </w:r>
+          </w:p>
+        </w:tc>
+        <w:tc>
+          <w:tcPr>
+            <w:tcW w:type="dxa" w:w="3408"/>
+          </w:tcPr>
+          <w:p>
+            <w:r>
+              <w:t>Rules and mechanisms deciding who may view information or perform an action.</w:t>
+            </w:r>
+          </w:p>
+        </w:tc>
+        <w:tc>
+          <w:tcPr>
+            <w:tcW w:type="dxa" w:w="3408"/>
+          </w:tcPr>
+          <w:p>
+            <w:r/>
+          </w:p>
+        </w:tc>
+      </w:tr>
+    </w:tbl>
+    <w:p>
+      <w:pPr>
+        <w:pStyle w:val="Heading2"/>
+      </w:pPr>
+      <w:r>
+        <w:t>Terms for the connected explanation</w:t>
+      </w:r>
+    </w:p>
+    <w:tbl>
+      <w:tblPr>
+        <w:tblStyle w:val="LightShading-Accent1"/>
+        <w:tblW w:type="auto" w:w="0"/>
+        <w:tblLook w:firstColumn="1" w:firstRow="1" w:lastColumn="0" w:lastRow="0" w:noHBand="0" w:noVBand="1" w:val="04A0"/>
+      </w:tblPr>
+      <w:tblGrid>
+        <w:gridCol w:w="5112"/>
+        <w:gridCol w:w="5112"/>
+      </w:tblGrid>
+      <w:tr>
+        <w:trPr>
+          <w:tblHeader/>
+        </w:trPr>
+        <w:tc>
+          <w:tcPr>
+            <w:tcW w:type="dxa" w:w="5112"/>
+          </w:tcPr>
+          <w:p>
+            <w:r>
+              <w:t>Word</w:t>
+            </w:r>
+          </w:p>
+        </w:tc>
+        <w:tc>
+          <w:tcPr>
+            <w:tcW w:type="dxa" w:w="5112"/>
+          </w:tcPr>
+          <w:p>
+            <w:r>
+              <w:t>Meaning</w:t>
+            </w:r>
+          </w:p>
+        </w:tc>
+      </w:tr>
+      <w:tr>
+        <w:tc>
+          <w:tcPr>
+            <w:tcW w:type="dxa" w:w="5112"/>
+          </w:tcPr>
+          <w:p>
+            <w:r>
+              <w:t>Retention period</w:t>
+            </w:r>
+          </w:p>
+        </w:tc>
+        <w:tc>
+          <w:tcPr>
+            <w:tcW w:type="dxa" w:w="5112"/>
+          </w:tcPr>
+          <w:p>
+            <w:r>
+              <w:t>The declared lifetime of stored information</w:t>
+            </w:r>
+          </w:p>
+        </w:tc>
+      </w:tr>
+      <w:tr>
+        <w:tc>
+          <w:tcPr>
+            <w:tcW w:type="dxa" w:w="5112"/>
+          </w:tcPr>
+          <w:p>
+            <w:r>
+              <w:t>Deletion boundary</w:t>
+            </w:r>
+          </w:p>
+        </w:tc>
+        <w:tc>
+          <w:tcPr>
+            <w:tcW w:type="dxa" w:w="5112"/>
+          </w:tcPr>
+          <w:p>
+            <w:r>
+              <w:t>The age at which removal applies</w:t>
+            </w:r>
+          </w:p>
+        </w:tc>
+      </w:tr>
+      <w:tr>
+        <w:tc>
+          <w:tcPr>
+            <w:tcW w:type="dxa" w:w="5112"/>
+          </w:tcPr>
+          <w:p>
+            <w:r>
+              <w:t>Residual copy</w:t>
+            </w:r>
+          </w:p>
+        </w:tc>
+        <w:tc>
+          <w:tcPr>
+            <w:tcW w:type="dxa" w:w="5112"/>
+          </w:tcPr>
+          <w:p>
+            <w:r>
+              <w:t>A remaining duplicate in another store</w:t>
+            </w:r>
+          </w:p>
+        </w:tc>
+      </w:tr>
+    </w:tbl>
+    <w:p>
+      <w:pPr>
+        <w:pStyle w:val="Heading2"/>
+      </w:pPr>
+      <w:r>
+        <w:t>Earlier wording, alternatives and picture transcripts · reference / check after trying</w:t>
+      </w:r>
+    </w:p>
+    <w:p>
+      <w:pPr>
+        <w:spacing w:line="336" w:lineRule="auto" w:after="180"/>
+      </w:pPr>
+      <w:r>
+        <w:rPr>
+          <w:b w:val="0"/>
+        </w:rPr>
+        <w:t>VOCABULARY LAB</w:t>
+      </w:r>
+    </w:p>
+    <w:p>
+      <w:pPr>
+        <w:spacing w:line="336" w:lineRule="auto" w:after="180"/>
+      </w:pPr>
+      <w:r>
+        <w:rPr>
+          <w:b w:val="0"/>
+        </w:rPr>
+        <w:t>Words You Can Use to Reason</w:t>
+      </w:r>
+    </w:p>
+    <w:p>
+      <w:pPr>
+        <w:spacing w:line="336" w:lineRule="auto" w:after="180"/>
+      </w:pPr>
+      <w:r>
+        <w:rPr>
+          <w:b w:val="0"/>
+        </w:rPr>
+        <w:t>A definition matters when you can recognize the idea, use it, and contrast it with a near-miss.</w:t>
+      </w:r>
+    </w:p>
+    <w:p>
+      <w:r>
+        <w:drawing>
+          <wp:inline xmlns:a="http://schemas.openxmlformats.org/drawingml/2006/main" xmlns:pic="http://schemas.openxmlformats.org/drawingml/2006/picture">
+            <wp:extent cx="5486400" cy="3200400"/>
+            <wp:docPr id="22" name="Picture 22" descr="Vocabulary badge: data minimization"/>
+            <wp:cNvGraphicFramePr>
+              <a:graphicFrameLocks noChangeAspect="1"/>
+            </wp:cNvGraphicFramePr>
+            <a:graphic>
+              <a:graphicData uri="http://schemas.openxmlformats.org/drawingml/2006/picture">
+                <pic:pic>
+                  <pic:nvPicPr>
+                    <pic:cNvPr id="0" name="73aa75531e5344e975873be491be40738ed659548732d1e61a3deff9b4c901b3.png"/>
+                    <pic:cNvPicPr/>
+                  </pic:nvPicPr>
+                  <pic:blipFill>
+                    <a:blip r:embed="rId25"/>
+                    <a:stretch>
+                      <a:fillRect/>
+                    </a:stretch>
+                  </pic:blipFill>
+                  <pic:spPr>
+                    <a:xfrm>
+                      <a:off x="0" y="0"/>
+                      <a:ext cx="5486400" cy="3200400"/>
+                    </a:xfrm>
+                    <a:prstGeom prst="rect"/>
+                  </pic:spPr>
+                </pic:pic>
+              </a:graphicData>
+            </a:graphic>
+          </wp:inline>
+        </w:drawing>
+      </w:r>
+    </w:p>
+    <w:p>
+      <w:r>
+        <w:drawing>
+          <wp:inline xmlns:a="http://schemas.openxmlformats.org/drawingml/2006/main" xmlns:pic="http://schemas.openxmlformats.org/drawingml/2006/picture">
+            <wp:extent cx="5486400" cy="3200400"/>
+            <wp:docPr id="23" name="Picture 23" descr="Vocabulary badge: consent"/>
+            <wp:cNvGraphicFramePr>
+              <a:graphicFrameLocks noChangeAspect="1"/>
+            </wp:cNvGraphicFramePr>
+            <a:graphic>
+              <a:graphicData uri="http://schemas.openxmlformats.org/drawingml/2006/picture">
+                <pic:pic>
+                  <pic:nvPicPr>
+                    <pic:cNvPr id="0" name="8209c7dfc193fba259dc57130284499e7083d0d885c2567d7a9cceee5886ff58.png"/>
+                    <pic:cNvPicPr/>
+                  </pic:nvPicPr>
+                  <pic:blipFill>
+                    <a:blip r:embed="rId26"/>
+                    <a:stretch>
+                      <a:fillRect/>
+                    </a:stretch>
+                  </pic:blipFill>
+                  <pic:spPr>
+                    <a:xfrm>
+                      <a:off x="0" y="0"/>
+                      <a:ext cx="5486400" cy="3200400"/>
+                    </a:xfrm>
+                    <a:prstGeom prst="rect"/>
+                  </pic:spPr>
+                </pic:pic>
+              </a:graphicData>
+            </a:graphic>
+          </wp:inline>
+        </w:drawing>
+      </w:r>
+    </w:p>
+    <w:p>
+      <w:r>
+        <w:drawing>
+          <wp:inline xmlns:a="http://schemas.openxmlformats.org/drawingml/2006/main" xmlns:pic="http://schemas.openxmlformats.org/drawingml/2006/picture">
+            <wp:extent cx="5486400" cy="3200400"/>
+            <wp:docPr id="24" name="Picture 24" descr="Vocabulary badge: retention"/>
+            <wp:cNvGraphicFramePr>
+              <a:graphicFrameLocks noChangeAspect="1"/>
+            </wp:cNvGraphicFramePr>
+            <a:graphic>
+              <a:graphicData uri="http://schemas.openxmlformats.org/drawingml/2006/picture">
+                <pic:pic>
+                  <pic:nvPicPr>
+                    <pic:cNvPr id="0" name="d18af3937d732cd778926c51c29a55e0f8282f9ca1dad64ca0688aba8026e8e7.png"/>
+                    <pic:cNvPicPr/>
+                  </pic:nvPicPr>
+                  <pic:blipFill>
+                    <a:blip r:embed="rId27"/>
+                    <a:stretch>
+                      <a:fillRect/>
+                    </a:stretch>
+                  </pic:blipFill>
+                  <pic:spPr>
+                    <a:xfrm>
+                      <a:off x="0" y="0"/>
+                      <a:ext cx="5486400" cy="3200400"/>
+                    </a:xfrm>
+                    <a:prstGeom prst="rect"/>
+                  </pic:spPr>
+                </pic:pic>
+              </a:graphicData>
+            </a:graphic>
+          </wp:inline>
+        </w:drawing>
+      </w:r>
+    </w:p>
+    <w:p>
+      <w:r>
+        <w:drawing>
+          <wp:inline xmlns:a="http://schemas.openxmlformats.org/drawingml/2006/main" xmlns:pic="http://schemas.openxmlformats.org/drawingml/2006/picture">
+            <wp:extent cx="5486400" cy="3200400"/>
+            <wp:docPr id="25" name="Picture 25" descr="Vocabulary badge: access control"/>
+            <wp:cNvGraphicFramePr>
+              <a:graphicFrameLocks noChangeAspect="1"/>
+            </wp:cNvGraphicFramePr>
+            <a:graphic>
+              <a:graphicData uri="http://schemas.openxmlformats.org/drawingml/2006/picture">
+                <pic:pic>
+                  <pic:nvPicPr>
+                    <pic:cNvPr id="0" name="4475349bf058187976edbfcb6b13af18dab2a4bb66676632603968b87313401f.png"/>
+                    <pic:cNvPicPr/>
+                  </pic:nvPicPr>
+                  <pic:blipFill>
+                    <a:blip r:embed="rId28"/>
+                    <a:stretch>
+                      <a:fillRect/>
+                    </a:stretch>
+                  </pic:blipFill>
+                  <pic:spPr>
+                    <a:xfrm>
+                      <a:off x="0" y="0"/>
+                      <a:ext cx="5486400" cy="3200400"/>
+                    </a:xfrm>
+                    <a:prstGeom prst="rect"/>
+                  </pic:spPr>
+                </pic:pic>
+              </a:graphicData>
+            </a:graphic>
+          </wp:inline>
+        </w:drawing>
+      </w:r>
+    </w:p>
+    <w:p>
+      <w:pPr>
+        <w:pStyle w:val="Heading3"/>
+      </w:pPr>
+      <w:r>
+        <w:t>Words used in the closer explanation</w:t>
+      </w:r>
+    </w:p>
+    <w:p>
+      <w:pPr>
+        <w:pStyle w:val="Heading1"/>
+      </w:pPr>
+      <w:r>
+        <w:t>10. Choose a stronger thinking challenge</w:t>
+      </w:r>
+    </w:p>
+    <w:p>
+      <w:r>
+        <w:t>Choose the next useful challenge rather than treating the whole ladder as compulsory.</w:t>
+      </w:r>
+    </w:p>
+    <w:p>
+      <w:pPr>
+        <w:pStyle w:val="Heading2"/>
+      </w:pPr>
+      <w:r>
+        <w:t>Pick your next step</w:t>
+      </w:r>
+    </w:p>
+    <w:p>
+      <w:pPr>
+        <w:pStyle w:val="ListBullet"/>
+      </w:pPr>
+      <w:r>
+        <w:t>1 • NAME: Define the concept without repeating the textbook.</w:t>
+      </w:r>
+    </w:p>
+    <w:p>
+      <w:pPr>
+        <w:pStyle w:val="ListBullet"/>
+      </w:pPr>
+      <w:r>
+        <w:t>2 • TRACE: Show the information, state, branch, calculation, or evidence path.</w:t>
+      </w:r>
+    </w:p>
+    <w:p>
+      <w:pPr>
+        <w:pStyle w:val="ListBullet"/>
+      </w:pPr>
+      <w:r>
+        <w:t>3 • APPLY: Solve a different example independently.</w:t>
+      </w:r>
+    </w:p>
+    <w:p>
+      <w:pPr>
+        <w:pStyle w:val="ListBullet"/>
+      </w:pPr>
+      <w:r>
+        <w:t>4 • CHALLENGE: Find a boundary case, counterexample, or unfair outcome.</w:t>
+      </w:r>
+    </w:p>
+    <w:p>
+      <w:pPr>
+        <w:pStyle w:val="ListBullet"/>
+      </w:pPr>
+      <w:r>
+        <w:t>5 • EXPLAIN LIMITS: Say when the result should not be trusted or used alone.</w:t>
+      </w:r>
+    </w:p>
+    <w:p>
+      <w:pPr>
+        <w:pStyle w:val="ListBullet"/>
+      </w:pPr>
+      <w:r>
+        <w:t>My strongest evidence of independent understanding:</w:t>
+      </w:r>
+    </w:p>
+    <w:p>
+      <w:pPr>
+        <w:pStyle w:val="Heading3"/>
+      </w:pPr>
+      <w:r>
+        <w:t>Write or draw your reasoning and evidence.</w:t>
+      </w:r>
+    </w:p>
+    <w:p>
+      <w:r>
+        <w:t>________________________________________________________________</w:t>
+      </w:r>
+    </w:p>
+    <w:p>
+      <w:r>
+        <w:t>________________________________________________________________</w:t>
+      </w:r>
+    </w:p>
+    <w:p>
+      <w:r>
+        <w:t>________________________________________________________________</w:t>
+      </w:r>
+    </w:p>
+    <w:p>
+      <w:r>
+        <w:t>________________________________________________________________</w:t>
+      </w:r>
+    </w:p>
+    <w:p>
+      <w:r>
+        <w:t>________________________________________________________________</w:t>
+      </w:r>
+    </w:p>
+    <w:p>
+      <w:pPr>
+        <w:pStyle w:val="Heading2"/>
+      </w:pPr>
+      <w:r>
+        <w:t>Earlier wording, alternatives and picture transcripts · reference / check after trying</w:t>
+      </w:r>
+    </w:p>
+    <w:p>
+      <w:pPr>
+        <w:spacing w:line="336" w:lineRule="auto" w:after="180"/>
+      </w:pPr>
+      <w:r>
+        <w:rPr>
+          <w:b w:val="0"/>
         </w:rPr>
         <w:t>MASTERY</w:t>
       </w:r>
@@ -4247,7 +5908,7 @@
         <w:drawing>
           <wp:inline xmlns:a="http://schemas.openxmlformats.org/drawingml/2006/main" xmlns:pic="http://schemas.openxmlformats.org/drawingml/2006/picture">
             <wp:extent cx="5486400" cy="1719072"/>
-            <wp:docPr id="19" name="Picture 19" descr="Mastery ladder for Privacy by Design"/>
+            <wp:docPr id="26" name="Picture 26" descr="Mastery ladder for Privacy by Design"/>
             <wp:cNvGraphicFramePr>
               <a:graphicFrameLocks noChangeAspect="1"/>
             </wp:cNvGraphicFramePr>
@@ -4259,7 +5920,7 @@
                     <pic:cNvPicPr/>
                   </pic:nvPicPr>
                   <pic:blipFill>
-                    <a:blip r:embed="rId26"/>
+                    <a:blip r:embed="rId29"/>
                     <a:stretch>
                       <a:fillRect/>
                     </a:stretch>
@@ -4280,24 +5941,144 @@
     </w:p>
     <w:p>
       <w:pPr>
+        <w:pStyle w:val="Heading1"/>
+      </w:pPr>
+      <w:r>
+        <w:t>12. Reference: check your explanation</w:t>
+      </w:r>
+    </w:p>
+    <w:p>
+      <w:r>
+        <w:t>Use after practice. Trace the fresh five-day lifecycle independently is the selected independent case.</w:t>
+      </w:r>
+    </w:p>
+    <w:p>
+      <w:pPr>
+        <w:pStyle w:val="Heading2"/>
+      </w:pPr>
+      <w:r>
+        <w:t>Check the evidence and its limit</w:t>
+      </w:r>
+    </w:p>
+    <w:p>
+      <w:pPr>
+        <w:pStyle w:val="ListBullet"/>
+      </w:pPr>
+      <w:r>
+        <w:t>1. My fresh example, trace, calculation, or design:</w:t>
+      </w:r>
+    </w:p>
+    <w:p>
+      <w:pPr>
+        <w:pStyle w:val="Heading3"/>
+      </w:pPr>
+      <w:r>
+        <w:t>Write or draw your reasoning and evidence.</w:t>
+      </w:r>
+    </w:p>
+    <w:p>
+      <w:r>
+        <w:t>________________________________________________________________</w:t>
+      </w:r>
+    </w:p>
+    <w:p>
+      <w:r>
+        <w:t>________________________________________________________________</w:t>
+      </w:r>
+    </w:p>
+    <w:p>
+      <w:r>
+        <w:t>________________________________________________________________</w:t>
+      </w:r>
+    </w:p>
+    <w:p>
+      <w:r>
+        <w:t>________________________________________________________________</w:t>
+      </w:r>
+    </w:p>
+    <w:p>
+      <w:r>
+        <w:t>________________________________________________________________</w:t>
+      </w:r>
+    </w:p>
+    <w:p>
+      <w:pPr>
+        <w:pStyle w:val="ListBullet"/>
+      </w:pPr>
+      <w:r>
+        <w:t>2. My evidence that it works (include a boundary or missing-data case):</w:t>
+      </w:r>
+    </w:p>
+    <w:p>
+      <w:pPr>
+        <w:pStyle w:val="Heading3"/>
+      </w:pPr>
+      <w:r>
+        <w:t>Write or draw your reasoning and evidence.</w:t>
+      </w:r>
+    </w:p>
+    <w:p>
+      <w:r>
+        <w:t>________________________________________________________________</w:t>
+      </w:r>
+    </w:p>
+    <w:p>
+      <w:r>
+        <w:t>________________________________________________________________</w:t>
+      </w:r>
+    </w:p>
+    <w:p>
+      <w:r>
+        <w:t>________________________________________________________________</w:t>
+      </w:r>
+    </w:p>
+    <w:p>
+      <w:r>
+        <w:t>________________________________________________________________</w:t>
+      </w:r>
+    </w:p>
+    <w:p>
+      <w:r>
+        <w:t>________________________________________________________________</w:t>
+      </w:r>
+    </w:p>
+    <w:p>
+      <w:pPr>
+        <w:pStyle w:val="ListBullet"/>
+      </w:pPr>
+      <w:r>
+        <w:t>3. One limitation, fairness concern, or situation needing human review:</w:t>
+      </w:r>
+    </w:p>
+    <w:p>
+      <w:pPr>
+        <w:pStyle w:val="Heading2"/>
+      </w:pPr>
+      <w:r>
+        <w:t>Self-check and record</w:t>
+      </w:r>
+    </w:p>
+    <w:p>
+      <w:pPr>
         <w:spacing w:line="336" w:lineRule="auto" w:after="180"/>
       </w:pPr>
       <w:r>
         <w:rPr>
           <w:b w:val="0"/>
         </w:rPr>
-        <w:t>1 • NAME: Define the concept without repeating the textbook.</w:t>
-      </w:r>
-    </w:p>
-    <w:p>
-      <w:pPr>
-        <w:spacing w:line="336" w:lineRule="auto" w:after="180"/>
-      </w:pPr>
+        <w:t xml:space="preserve">SELF-CHECK  □ I explained the </w:t>
+      </w:r>
+      <w:r>
+        <w:rPr>
+          <w:b/>
+        </w:rPr>
+        <w:t>mechanism</w:t>
+      </w:r>
       <w:r>
         <w:rPr>
           <w:b w:val="0"/>
         </w:rPr>
-        <w:t xml:space="preserve">2 • TRACE: Show the information, state, branch, calculation, or </w:t>
+        <w:t xml:space="preserve">  □ I used </w:t>
       </w:r>
       <w:r>
         <w:rPr>
@@ -4309,7 +6090,15 @@
         <w:rPr>
           <w:b w:val="0"/>
         </w:rPr>
-        <w:t xml:space="preserve"> path.</w:t>
+        <w:t xml:space="preserve">  □ I tested a fresh case  □ I named a limitation  □ I can answer ‘why?’</w:t>
+      </w:r>
+    </w:p>
+    <w:p>
+      <w:pPr>
+        <w:pStyle w:val="Heading2"/>
+      </w:pPr>
+      <w:r>
+        <w:t>Earlier wording, alternatives and picture transcripts · reference / check after trying</w:t>
       </w:r>
     </w:p>
     <w:p>
@@ -4320,7 +6109,7 @@
         <w:rPr>
           <w:b w:val="0"/>
         </w:rPr>
-        <w:t>3 • APPLY: Solve a different example independently.</w:t>
+        <w:t>INDEPENDENT MASTERY PROOF</w:t>
       </w:r>
     </w:p>
     <w:p>
@@ -4331,7 +6120,7 @@
         <w:rPr>
           <w:b w:val="0"/>
         </w:rPr>
-        <w:t>4 • CHALLENGE: Find a boundary case, counterexample, or unfair outcome.</w:t>
+        <w:t>Checklist for explaining this week’s idea</w:t>
       </w:r>
     </w:p>
     <w:p>
@@ -4342,109 +6131,7 @@
         <w:rPr>
           <w:b w:val="0"/>
         </w:rPr>
-        <w:t>5 • EXPLAIN LIMITS: Say when the result should not be trusted or used alone.</w:t>
-      </w:r>
-    </w:p>
-    <w:p>
-      <w:pPr>
-        <w:spacing w:line="336" w:lineRule="auto" w:after="180"/>
-      </w:pPr>
-      <w:r>
-        <w:rPr>
-          <w:b w:val="0"/>
-        </w:rPr>
-        <w:t xml:space="preserve">My strongest </w:t>
-      </w:r>
-      <w:r>
-        <w:rPr>
-          <w:b/>
-        </w:rPr>
-        <w:t>evidence</w:t>
-      </w:r>
-      <w:r>
-        <w:rPr>
-          <w:b w:val="0"/>
-        </w:rPr>
-        <w:t xml:space="preserve"> of independent understanding:</w:t>
-      </w:r>
-    </w:p>
-    <w:p>
-      <w:pPr>
-        <w:pStyle w:val="Heading3"/>
-      </w:pPr>
-      <w:r>
-        <w:t>Write or draw your reasoning and evidence.</w:t>
-      </w:r>
-    </w:p>
-    <w:p>
-      <w:r>
-        <w:t>________________________________________________________________</w:t>
-      </w:r>
-    </w:p>
-    <w:p>
-      <w:r>
-        <w:t>________________________________________________________________</w:t>
-      </w:r>
-    </w:p>
-    <w:p>
-      <w:r>
-        <w:t>________________________________________________________________</w:t>
-      </w:r>
-    </w:p>
-    <w:p>
-      <w:r>
-        <w:t>________________________________________________________________</w:t>
-      </w:r>
-    </w:p>
-    <w:p>
-      <w:r>
-        <w:t>________________________________________________________________</w:t>
-      </w:r>
-    </w:p>
-    <w:p>
-      <w:pPr>
-        <w:pStyle w:val="Heading1"/>
-      </w:pPr>
-      <w:r>
-        <w:t>11. Connect your project</w:t>
-      </w:r>
-    </w:p>
-    <w:p>
-      <w:r>
-        <w:t>Apply this week’s idea to Verified Study Buddy. Keep an annotated decision and the evidence supporting it.</w:t>
-      </w:r>
-    </w:p>
-    <w:p>
-      <w:pPr>
-        <w:spacing w:line="336" w:lineRule="auto" w:after="180"/>
-      </w:pPr>
-      <w:r>
-        <w:rPr>
-          <w:b/>
-        </w:rPr>
-        <w:t>CUMULATIVE PROJECT</w:t>
-      </w:r>
-    </w:p>
-    <w:p>
-      <w:pPr>
-        <w:spacing w:line="336" w:lineRule="auto" w:after="180"/>
-      </w:pPr>
-      <w:r>
-        <w:rPr>
-          <w:b w:val="0"/>
-        </w:rPr>
-        <w:t>Verified Study Buddy</w:t>
-      </w:r>
-    </w:p>
-    <w:p>
-      <w:pPr>
-        <w:spacing w:line="336" w:lineRule="auto" w:after="180"/>
-      </w:pPr>
-      <w:r>
-        <w:rPr>
-          <w:b w:val="0"/>
-        </w:rPr>
-        <w:t>Every week adds one inspectable piece. The system must show how it reached a result.</w:t>
+        <w:t>Use after practice. Trace the fresh five-day lifecycle independently is the selected independent case.</w:t>
       </w:r>
     </w:p>
     <w:p>
@@ -4452,7 +6139,7 @@
         <w:drawing>
           <wp:inline xmlns:a="http://schemas.openxmlformats.org/drawingml/2006/main" xmlns:pic="http://schemas.openxmlformats.org/drawingml/2006/picture">
             <wp:extent cx="5486400" cy="1901952"/>
-            <wp:docPr id="20" name="Picture 20" descr="Book recommender connection for Privacy by Design"/>
+            <wp:docPr id="27" name="Picture 27" descr="Independent proof graphic for Privacy by Design"/>
             <wp:cNvGraphicFramePr>
               <a:graphicFrameLocks noChangeAspect="1"/>
             </wp:cNvGraphicFramePr>
@@ -4460,11 +6147,11 @@
               <a:graphicData uri="http://schemas.openxmlformats.org/drawingml/2006/picture">
                 <pic:pic>
                   <pic:nvPicPr>
-                    <pic:cNvPr id="0" name="962275dad11f61b3bb0b11e14adabcece2915c98c9af0be3225c537afdea872c.png"/>
+                    <pic:cNvPr id="0" name="7fa9ec494309e921c87079398c579349db1a05d5595295baf04fdfb4fab75f94.png"/>
                     <pic:cNvPicPr/>
                   </pic:nvPicPr>
                   <pic:blipFill>
-                    <a:blip r:embed="rId27"/>
+                    <a:blip r:embed="rId30"/>
                     <a:stretch>
                       <a:fillRect/>
                     </a:stretch>
@@ -4491,7 +6178,7 @@
         <w:rPr>
           <w:b w:val="0"/>
         </w:rPr>
-        <w:t>THIS WEEK’S CHECKPOINT  Create a minimal data map and visible memory controls before expanding features.</w:t>
+        <w:t>EXPLANATION CHECK  Require inclusive threshold, all declared copies, minimal audit and explicit residual or unspecified stores.</w:t>
       </w:r>
     </w:p>
     <w:p>
@@ -4499,44 +6186,6 @@
         <w:pStyle w:val="Heading3"/>
       </w:pPr>
       <w:r>
-        <w:t>Trace the system</w:t>
-      </w:r>
-    </w:p>
-    <w:p>
-      <w:pPr>
-        <w:spacing w:line="336" w:lineRule="auto" w:after="180"/>
-        <w:shd w:fill="EDF7F3"/>
-      </w:pPr>
-      <w:r>
-        <w:rPr>
-          <w:b w:val="0"/>
-        </w:rPr>
-        <w:t xml:space="preserve">SYSTEM MAP  Learner need → prompt/schema → approved sources/retrieval → model/tool → structured answer → verification → </w:t>
-      </w:r>
-      <w:r>
-        <w:rPr>
-          <w:b/>
-        </w:rPr>
-        <w:t>human decision</w:t>
-      </w:r>
-    </w:p>
-    <w:p>
-      <w:pPr>
-        <w:spacing w:line="336" w:lineRule="auto" w:after="180"/>
-        <w:shd w:fill="F5F1FB"/>
-      </w:pPr>
-      <w:r>
-        <w:rPr>
-          <w:b w:val="0"/>
-        </w:rPr>
-        <w:t>What will you add, change, or verify in the project this week?</w:t>
-      </w:r>
-    </w:p>
-    <w:p>
-      <w:pPr>
-        <w:pStyle w:val="Heading3"/>
-      </w:pPr>
-      <w:r>
         <w:t>Write or draw your reasoning and evidence.</w:t>
       </w:r>
     </w:p>
@@ -4567,475 +6216,23 @@
     </w:p>
     <w:p>
       <w:pPr>
-        <w:spacing w:line="336" w:lineRule="auto" w:after="180"/>
-        <w:shd w:fill="F5F1FB"/>
-      </w:pPr>
-      <w:r>
-        <w:rPr>
-          <w:b w:val="0"/>
-        </w:rPr>
-        <w:t xml:space="preserve">What should remain under </w:t>
-      </w:r>
-      <w:r>
-        <w:rPr>
-          <w:b/>
-        </w:rPr>
-        <w:t>human control</w:t>
-      </w:r>
-      <w:r>
-        <w:rPr>
-          <w:b w:val="0"/>
-        </w:rPr>
-        <w:t>?</w:t>
-      </w:r>
-    </w:p>
-    <w:p>
-      <w:pPr>
-        <w:pStyle w:val="Heading3"/>
-      </w:pPr>
-      <w:r>
-        <w:t>Write or draw your reasoning and evidence.</w:t>
-      </w:r>
-    </w:p>
-    <w:p>
-      <w:r>
-        <w:t>________________________________________________________________</w:t>
-      </w:r>
-    </w:p>
-    <w:p>
-      <w:r>
-        <w:t>________________________________________________________________</w:t>
-      </w:r>
-    </w:p>
-    <w:p>
-      <w:r>
-        <w:t>________________________________________________________________</w:t>
-      </w:r>
-    </w:p>
-    <w:p>
-      <w:r>
-        <w:t>________________________________________________________________</w:t>
-      </w:r>
-    </w:p>
-    <w:p>
-      <w:r>
-        <w:t>________________________________________________________________</w:t>
-      </w:r>
-    </w:p>
-    <w:p>
-      <w:pPr>
-        <w:pStyle w:val="Heading3"/>
-      </w:pPr>
-      <w:r>
-        <w:t>Responsible design</w:t>
-      </w:r>
-    </w:p>
-    <w:p>
-      <w:pPr>
-        <w:spacing w:line="336" w:lineRule="auto" w:after="180"/>
-        <w:shd w:fill="FFF5E6"/>
-      </w:pPr>
-      <w:r>
-        <w:rPr>
-          <w:b w:val="0"/>
-        </w:rPr>
-        <w:t xml:space="preserve">RESPONSIBLE DESIGN  Collect only necessary information. Show uncertainty and limits. Never confuse fluent </w:t>
-      </w:r>
-      <w:r>
-        <w:rPr>
-          <w:b/>
-        </w:rPr>
-        <w:t>output</w:t>
-      </w:r>
-      <w:r>
-        <w:rPr>
-          <w:b w:val="0"/>
-        </w:rPr>
-        <w:t xml:space="preserve"> with verified truth.</w:t>
-      </w:r>
-    </w:p>
-    <w:p>
-      <w:pPr>
-        <w:pStyle w:val="Heading3"/>
-      </w:pPr>
-      <w:r>
-        <w:t>Evidence for your project</w:t>
-      </w:r>
-    </w:p>
-    <w:p>
-      <w:pPr>
-        <w:spacing w:line="336" w:lineRule="auto" w:after="180"/>
-      </w:pPr>
-      <w:r>
-        <w:rPr>
-          <w:b w:val="0"/>
-        </w:rPr>
-        <w:t xml:space="preserve">For your Verified Study Buddy, save the </w:t>
-      </w:r>
-      <w:r>
-        <w:rPr>
-          <w:b/>
-        </w:rPr>
-        <w:t>input</w:t>
-      </w:r>
-      <w:r>
-        <w:rPr>
-          <w:b w:val="0"/>
-        </w:rPr>
-        <w:t>, procedure, observed result and limitation of this check.</w:t>
-      </w:r>
-    </w:p>
-    <w:p>
-      <w:pPr>
-        <w:spacing w:line="336" w:lineRule="auto" w:after="180"/>
-      </w:pPr>
-      <w:r>
-        <w:rPr>
-          <w:b w:val="0"/>
-        </w:rPr>
-        <w:t>Label this worked example as practice; use a different, previously unreviewed case when checking independent understanding.</w:t>
-      </w:r>
-    </w:p>
-    <w:p>
-      <w:pPr>
         <w:pStyle w:val="Heading1"/>
       </w:pPr>
       <w:r>
-        <w:t>12. Show what you know</w:t>
-      </w:r>
-    </w:p>
-    <w:p>
-      <w:r>
-        <w:t>Use a genuinely new case for independent evidence. Previously discussed examples remain practice; use the separately named independent case before feedback.</w:t>
-      </w:r>
-    </w:p>
-    <w:p>
-      <w:pPr>
-        <w:pStyle w:val="Heading3"/>
-      </w:pPr>
-      <w:r>
-        <w:t>Independent evidence</w:t>
-      </w:r>
-    </w:p>
-    <w:p>
-      <w:pPr>
-        <w:spacing w:line="336" w:lineRule="auto" w:after="180"/>
-        <w:shd w:fill="FFF5E6"/>
-      </w:pPr>
-      <w:r>
-        <w:rPr>
-          <w:b w:val="0"/>
-        </w:rPr>
-        <w:t>INDEPENDENT MASTERY PROOF</w:t>
-      </w:r>
-    </w:p>
-    <w:p>
-      <w:pPr>
-        <w:spacing w:line="336" w:lineRule="auto" w:after="180"/>
-      </w:pPr>
-      <w:r>
-        <w:rPr>
-          <w:b w:val="0"/>
-        </w:rPr>
-        <w:t>Explain • Transfer • Test • Defend</w:t>
-      </w:r>
-    </w:p>
-    <w:p>
-      <w:pPr>
-        <w:spacing w:line="336" w:lineRule="auto" w:after="180"/>
-      </w:pPr>
-      <w:r>
-        <w:rPr>
-          <w:b w:val="0"/>
-        </w:rPr>
-        <w:t>Complete this page without copying the worked example. Your reasoning matters more than decoration.</w:t>
-      </w:r>
-    </w:p>
-    <w:p>
-      <w:r>
-        <w:drawing>
-          <wp:inline xmlns:a="http://schemas.openxmlformats.org/drawingml/2006/main" xmlns:pic="http://schemas.openxmlformats.org/drawingml/2006/picture">
-            <wp:extent cx="5486400" cy="1901952"/>
-            <wp:docPr id="21" name="Picture 21" descr="Independent proof graphic for Privacy by Design"/>
-            <wp:cNvGraphicFramePr>
-              <a:graphicFrameLocks noChangeAspect="1"/>
-            </wp:cNvGraphicFramePr>
-            <a:graphic>
-              <a:graphicData uri="http://schemas.openxmlformats.org/drawingml/2006/picture">
-                <pic:pic>
-                  <pic:nvPicPr>
-                    <pic:cNvPr id="0" name="7fa9ec494309e921c87079398c579349db1a05d5595295baf04fdfb4fab75f94.png"/>
-                    <pic:cNvPicPr/>
-                  </pic:nvPicPr>
-                  <pic:blipFill>
-                    <a:blip r:embed="rId28"/>
-                    <a:stretch>
-                      <a:fillRect/>
-                    </a:stretch>
-                  </pic:blipFill>
-                  <pic:spPr>
-                    <a:xfrm>
-                      <a:off x="0" y="0"/>
-                      <a:ext cx="5486400" cy="1901952"/>
-                    </a:xfrm>
-                    <a:prstGeom prst="rect"/>
-                  </pic:spPr>
-                </pic:pic>
-              </a:graphicData>
-            </a:graphic>
-          </wp:inline>
-        </w:drawing>
-      </w:r>
-    </w:p>
-    <w:p>
-      <w:pPr>
-        <w:pStyle w:val="Heading3"/>
-      </w:pPr>
-      <w:r>
-        <w:t>Try a more demanding case</w:t>
-      </w:r>
-    </w:p>
-    <w:p>
-      <w:pPr>
-        <w:spacing w:line="336" w:lineRule="auto" w:after="180"/>
-        <w:shd w:fill="F5F1FB"/>
-      </w:pPr>
-      <w:r>
-        <w:rPr>
-          <w:b w:val="0"/>
-        </w:rPr>
-        <w:t>CHALLENGE  Remove unnecessary student data from the design.</w:t>
-      </w:r>
-    </w:p>
-    <w:p>
-      <w:pPr>
-        <w:spacing w:line="336" w:lineRule="auto" w:after="180"/>
-        <w:shd w:fill="F4F9FC"/>
-      </w:pPr>
-      <w:r>
-        <w:rPr>
-          <w:b w:val="0"/>
-        </w:rPr>
-        <w:t>1. My fresh example, trace, calculation, or design:</w:t>
-      </w:r>
-    </w:p>
-    <w:p>
-      <w:pPr>
-        <w:pStyle w:val="Heading3"/>
-      </w:pPr>
-      <w:r>
-        <w:t>Write or draw your reasoning and evidence.</w:t>
-      </w:r>
-    </w:p>
-    <w:p>
-      <w:r>
-        <w:t>________________________________________________________________</w:t>
-      </w:r>
-    </w:p>
-    <w:p>
-      <w:r>
-        <w:t>________________________________________________________________</w:t>
-      </w:r>
-    </w:p>
-    <w:p>
-      <w:r>
-        <w:t>________________________________________________________________</w:t>
-      </w:r>
-    </w:p>
-    <w:p>
-      <w:r>
-        <w:t>________________________________________________________________</w:t>
-      </w:r>
-    </w:p>
-    <w:p>
-      <w:r>
-        <w:t>________________________________________________________________</w:t>
-      </w:r>
-    </w:p>
-    <w:p>
-      <w:pPr>
-        <w:spacing w:line="336" w:lineRule="auto" w:after="180"/>
-        <w:shd w:fill="F4F9FC"/>
-      </w:pPr>
-      <w:r>
-        <w:rPr>
-          <w:b w:val="0"/>
-        </w:rPr>
-        <w:t xml:space="preserve">2. My </w:t>
-      </w:r>
-      <w:r>
-        <w:rPr>
-          <w:b/>
-        </w:rPr>
-        <w:t>evidence</w:t>
-      </w:r>
-      <w:r>
-        <w:rPr>
-          <w:b w:val="0"/>
-        </w:rPr>
-        <w:t xml:space="preserve"> that it works (include a boundary or missing-data case):</w:t>
-      </w:r>
-    </w:p>
-    <w:p>
-      <w:pPr>
-        <w:pStyle w:val="Heading3"/>
-      </w:pPr>
-      <w:r>
-        <w:t>Write or draw your reasoning and evidence.</w:t>
-      </w:r>
-    </w:p>
-    <w:p>
-      <w:r>
-        <w:t>________________________________________________________________</w:t>
-      </w:r>
-    </w:p>
-    <w:p>
-      <w:r>
-        <w:t>________________________________________________________________</w:t>
-      </w:r>
-    </w:p>
-    <w:p>
-      <w:r>
-        <w:t>________________________________________________________________</w:t>
-      </w:r>
-    </w:p>
-    <w:p>
-      <w:r>
-        <w:t>________________________________________________________________</w:t>
-      </w:r>
-    </w:p>
-    <w:p>
-      <w:r>
-        <w:t>________________________________________________________________</w:t>
-      </w:r>
-    </w:p>
-    <w:p>
-      <w:pPr>
-        <w:spacing w:line="336" w:lineRule="auto" w:after="180"/>
-        <w:shd w:fill="F4F9FC"/>
-      </w:pPr>
-      <w:r>
-        <w:rPr>
-          <w:b w:val="0"/>
-        </w:rPr>
-        <w:t>3. One limitation, fairness concern, or situation needing human review:</w:t>
-      </w:r>
-    </w:p>
-    <w:p>
-      <w:pPr>
-        <w:pStyle w:val="Heading3"/>
-      </w:pPr>
-      <w:r>
-        <w:t>Write or draw your reasoning and evidence.</w:t>
-      </w:r>
-    </w:p>
-    <w:p>
-      <w:r>
-        <w:t>________________________________________________________________</w:t>
-      </w:r>
-    </w:p>
-    <w:p>
-      <w:r>
-        <w:t>________________________________________________________________</w:t>
-      </w:r>
-    </w:p>
-    <w:p>
-      <w:r>
-        <w:t>________________________________________________________________</w:t>
-      </w:r>
-    </w:p>
-    <w:p>
-      <w:r>
-        <w:t>________________________________________________________________</w:t>
-      </w:r>
-    </w:p>
-    <w:p>
-      <w:r>
-        <w:t>________________________________________________________________</w:t>
-      </w:r>
-    </w:p>
-    <w:p>
-      <w:pPr>
-        <w:pStyle w:val="Heading3"/>
-      </w:pPr>
-      <w:r>
-        <w:t>Check your explanation</w:t>
-      </w:r>
-    </w:p>
-    <w:p>
-      <w:pPr>
-        <w:spacing w:line="336" w:lineRule="auto" w:after="180"/>
-        <w:shd w:fill="F5F1FB"/>
-      </w:pPr>
-      <w:r>
-        <w:rPr>
-          <w:b w:val="0"/>
-        </w:rPr>
-        <w:t xml:space="preserve">SELF-CHECK  □ I explained the </w:t>
-      </w:r>
-      <w:r>
-        <w:rPr>
-          <w:b/>
-        </w:rPr>
-        <w:t>mechanism</w:t>
-      </w:r>
-      <w:r>
-        <w:rPr>
-          <w:b w:val="0"/>
-        </w:rPr>
-        <w:t xml:space="preserve">  □ I used </w:t>
-      </w:r>
-      <w:r>
-        <w:rPr>
-          <w:b/>
-        </w:rPr>
-        <w:t>evidence</w:t>
-      </w:r>
-      <w:r>
-        <w:rPr>
-          <w:b w:val="0"/>
-        </w:rPr>
-        <w:t xml:space="preserve">  □ I tested a fresh case  □ I named a limitation  □ I can answer ‘why?’</w:t>
-      </w:r>
-    </w:p>
-    <w:p>
-      <w:pPr>
-        <w:pStyle w:val="Heading1"/>
-      </w:pPr>
-      <w:r>
-        <w:t>13. Study a complete case</w:t>
-      </w:r>
-    </w:p>
-    <w:p>
-      <w:r>
-        <w:t>Revisit the complete Privacy by Design case for supported practice. Repeated examples do not become fresh assessments.</w:t>
-      </w:r>
-    </w:p>
-    <w:p>
-      <w:pPr>
-        <w:pStyle w:val="Heading3"/>
-      </w:pPr>
-      <w:r>
-        <w:t>Week 28 Worked case</w:t>
-      </w:r>
-    </w:p>
-    <w:p>
-      <w:pPr>
-        <w:spacing w:line="336" w:lineRule="auto" w:after="180"/>
-      </w:pPr>
-      <w:r>
-        <w:rPr>
-          <w:b w:val="0"/>
-        </w:rPr>
-        <w:t>Use the supplied details to practise the weekly concept before attempting the independent question. This case extends the illustrated lesson.</w:t>
-      </w:r>
-    </w:p>
-    <w:p>
-      <w:pPr>
-        <w:pStyle w:val="Heading3"/>
-      </w:pPr>
-      <w:r>
-        <w:t>The situation</w:t>
+        <w:t>13. Extra practice: Keep a small, purposeful data plan</w:t>
+      </w:r>
+    </w:p>
+    <w:p>
+      <w:r>
+        <w:t>Try the question before opening its worked explanation.</w:t>
+      </w:r>
+    </w:p>
+    <w:p>
+      <w:pPr>
+        <w:pStyle w:val="Heading2"/>
+      </w:pPr>
+      <w:r>
+        <w:t>Read the supplied case and question</w:t>
       </w:r>
     </w:p>
     <w:p>
@@ -5051,14 +6248,6 @@
     </w:p>
     <w:p>
       <w:pPr>
-        <w:pStyle w:val="Heading3"/>
-      </w:pPr>
-      <w:r>
-        <w:t>The question</w:t>
-      </w:r>
-    </w:p>
-    <w:p>
-      <w:pPr>
         <w:spacing w:line="336" w:lineRule="auto" w:after="180"/>
       </w:pPr>
       <w:r>
@@ -5070,10 +6259,59 @@
     </w:p>
     <w:p>
       <w:pPr>
+        <w:pStyle w:val="Heading2"/>
+      </w:pPr>
+      <w:r>
+        <w:t>Your explanation</w:t>
+      </w:r>
+    </w:p>
+    <w:p>
+      <w:pPr>
+        <w:pStyle w:val="ListBullet"/>
+      </w:pPr>
+      <w:r>
+        <w:t>Which detail supports the answer, and why does it matter?</w:t>
+      </w:r>
+    </w:p>
+    <w:p>
+      <w:pPr>
         <w:pStyle w:val="Heading3"/>
       </w:pPr>
       <w:r>
-        <w:t>Worked explanation</w:t>
+        <w:t>Write or draw your reasoning and evidence.</w:t>
+      </w:r>
+    </w:p>
+    <w:p>
+      <w:r>
+        <w:t>________________________________________________________________</w:t>
+      </w:r>
+    </w:p>
+    <w:p>
+      <w:r>
+        <w:t>________________________________________________________________</w:t>
+      </w:r>
+    </w:p>
+    <w:p>
+      <w:r>
+        <w:t>________________________________________________________________</w:t>
+      </w:r>
+    </w:p>
+    <w:p>
+      <w:r>
+        <w:t>________________________________________________________________</w:t>
+      </w:r>
+    </w:p>
+    <w:p>
+      <w:r>
+        <w:t>________________________________________________________________</w:t>
+      </w:r>
+    </w:p>
+    <w:p>
+      <w:pPr>
+        <w:pStyle w:val="Heading2"/>
+      </w:pPr>
+      <w:r>
+        <w:t>Check after trying · reference / check after trying</w:t>
       </w:r>
     </w:p>
     <w:p>
@@ -5109,75 +6347,6 @@
           <w:b w:val="0"/>
         </w:rPr>
         <w:t>s. Avoid unnecessary addresses and raw chat storage.</w:t>
-      </w:r>
-    </w:p>
-    <w:p>
-      <w:pPr>
-        <w:pStyle w:val="Heading3"/>
-      </w:pPr>
-      <w:r>
-        <w:t>Explain it in your own words</w:t>
-      </w:r>
-    </w:p>
-    <w:p>
-      <w:pPr>
-        <w:spacing w:line="336" w:lineRule="auto" w:after="180"/>
-        <w:shd w:fill="F5F1FB"/>
-      </w:pPr>
-      <w:r>
-        <w:rPr>
-          <w:b w:val="0"/>
-        </w:rPr>
-        <w:t>Which detail supports the answer, and why does it matter?</w:t>
-      </w:r>
-    </w:p>
-    <w:p>
-      <w:pPr>
-        <w:pStyle w:val="Heading3"/>
-      </w:pPr>
-      <w:r>
-        <w:t>Write or draw your reasoning and evidence.</w:t>
-      </w:r>
-    </w:p>
-    <w:p>
-      <w:r>
-        <w:t>________________________________________________________________</w:t>
-      </w:r>
-    </w:p>
-    <w:p>
-      <w:r>
-        <w:t>________________________________________________________________</w:t>
-      </w:r>
-    </w:p>
-    <w:p>
-      <w:r>
-        <w:t>________________________________________________________________</w:t>
-      </w:r>
-    </w:p>
-    <w:p>
-      <w:r>
-        <w:t>________________________________________________________________</w:t>
-      </w:r>
-    </w:p>
-    <w:p>
-      <w:r>
-        <w:t>________________________________________________________________</w:t>
-      </w:r>
-    </w:p>
-    <w:p>
-      <w:pPr>
-        <w:pStyle w:val="Heading3"/>
-      </w:pPr>
-      <w:r>
-        <w:t>Trace the supplied case visually</w:t>
-      </w:r>
-    </w:p>
-    <w:p>
-      <w:pPr>
-        <w:pStyle w:val="Heading3"/>
-      </w:pPr>
-      <w:r>
-        <w:t>Keep a small, purposeful data plan</w:t>
       </w:r>
     </w:p>
     <w:tbl>
@@ -5306,6 +6475,81 @@
     </w:tbl>
     <w:p>
       <w:pPr>
+        <w:pStyle w:val="Heading2"/>
+      </w:pPr>
+      <w:r>
+        <w:t>Earlier wording, alternatives and picture transcripts · reference / check after trying</w:t>
+      </w:r>
+    </w:p>
+    <w:p>
+      <w:pPr>
+        <w:pStyle w:val="Heading3"/>
+      </w:pPr>
+      <w:r>
+        <w:t>Week 28 Worked case</w:t>
+      </w:r>
+    </w:p>
+    <w:p>
+      <w:pPr>
+        <w:spacing w:line="336" w:lineRule="auto" w:after="180"/>
+      </w:pPr>
+      <w:r>
+        <w:rPr>
+          <w:b w:val="0"/>
+        </w:rPr>
+        <w:t>Use the supplied details to practise the weekly concept before attempting the independent question. This case extends the illustrated lesson.</w:t>
+      </w:r>
+    </w:p>
+    <w:p>
+      <w:pPr>
+        <w:pStyle w:val="Heading3"/>
+      </w:pPr>
+      <w:r>
+        <w:t>The situation</w:t>
+      </w:r>
+    </w:p>
+    <w:p>
+      <w:pPr>
+        <w:pStyle w:val="Heading3"/>
+      </w:pPr>
+      <w:r>
+        <w:t>The question</w:t>
+      </w:r>
+    </w:p>
+    <w:p>
+      <w:pPr>
+        <w:pStyle w:val="Heading3"/>
+      </w:pPr>
+      <w:r>
+        <w:t>Worked explanation</w:t>
+      </w:r>
+    </w:p>
+    <w:p>
+      <w:pPr>
+        <w:pStyle w:val="Heading3"/>
+      </w:pPr>
+      <w:r>
+        <w:t>Explain it in your own words</w:t>
+      </w:r>
+    </w:p>
+    <w:p>
+      <w:pPr>
+        <w:pStyle w:val="Heading3"/>
+      </w:pPr>
+      <w:r>
+        <w:t>Trace the supplied case visually</w:t>
+      </w:r>
+    </w:p>
+    <w:p>
+      <w:pPr>
+        <w:pStyle w:val="Heading3"/>
+      </w:pPr>
+      <w:r>
+        <w:t>Keep a small, purposeful data plan</w:t>
+      </w:r>
+    </w:p>
+    <w:p>
+      <w:pPr>
         <w:spacing w:line="336" w:lineRule="auto" w:after="180"/>
       </w:pPr>
       <w:r>
@@ -5366,473 +6610,20 @@
         <w:pStyle w:val="Heading1"/>
       </w:pPr>
       <w:r>
-        <w:t>14. Try a new case independently</w:t>
-      </w:r>
-    </w:p>
-    <w:p>
-      <w:r>
-        <w:t>Attempt the reserved new case before feedback. Record support; the earlier examples below remain additional practice.</w:t>
-      </w:r>
-    </w:p>
-    <w:p>
-      <w:pPr>
-        <w:pStyle w:val="Heading3"/>
-      </w:pPr>
-      <w:r>
-        <w:t>Independent case: Apply a new case independently</w:t>
-      </w:r>
-    </w:p>
-    <w:p>
-      <w:pPr>
-        <w:spacing w:line="336" w:lineRule="auto" w:after="180"/>
-      </w:pPr>
-      <w:r>
-        <w:rPr>
-          <w:b/>
-        </w:rPr>
-        <w:t>Retention</w:t>
-      </w:r>
-      <w:r>
-        <w:rPr>
-          <w:b w:val="0"/>
-        </w:rPr>
-        <w:t xml:space="preserve"> is5 days, inclusive </w:t>
-      </w:r>
-      <w:r>
-        <w:rPr>
-          <w:b/>
-        </w:rPr>
-        <w:t>deletion boundary</w:t>
-      </w:r>
-      <w:r>
-        <w:rPr>
-          <w:b w:val="0"/>
-        </w:rPr>
-        <w:t>. Ages4, 5, 6; a log stores complete content. Trace required action.</w:t>
-      </w:r>
-    </w:p>
-    <w:p>
-      <w:pPr>
-        <w:pStyle w:val="Heading3"/>
-      </w:pPr>
-      <w:r>
-        <w:t>My independent explanation, trace and limits</w:t>
-      </w:r>
-    </w:p>
-    <w:p>
-      <w:r>
-        <w:t>________________________________________________________________</w:t>
-      </w:r>
-    </w:p>
-    <w:p>
-      <w:r>
-        <w:t>________________________________________________________________</w:t>
-      </w:r>
-    </w:p>
-    <w:p>
-      <w:r>
-        <w:t>________________________________________________________________</w:t>
-      </w:r>
-    </w:p>
-    <w:p>
-      <w:r>
-        <w:t>________________________________________________________________</w:t>
-      </w:r>
-    </w:p>
-    <w:p>
-      <w:r>
-        <w:t>________________________________________________________________</w:t>
-      </w:r>
-    </w:p>
-    <w:p>
-      <w:r>
-        <w:t>________________________________________________________________</w:t>
-      </w:r>
-    </w:p>
-    <w:p>
-      <w:r>
-        <w:t>________________________________________________________________</w:t>
-      </w:r>
-    </w:p>
-    <w:p>
-      <w:pPr>
-        <w:spacing w:line="336" w:lineRule="auto" w:after="180"/>
-      </w:pPr>
-      <w:r>
-        <w:rPr>
-          <w:b w:val="0"/>
-        </w:rPr>
-        <w:t>Attempt this case before feedback. Record any help. Earlier examples below are further practice; a case already practised with feedback cannot establish fresh transfer.</w:t>
-      </w:r>
-    </w:p>
-    <w:p>
-      <w:pPr>
-        <w:pStyle w:val="Heading3"/>
-      </w:pPr>
-      <w:r>
-        <w:t>Week 28 Independent application</w:t>
-      </w:r>
-    </w:p>
-    <w:p>
-      <w:pPr>
-        <w:spacing w:line="336" w:lineRule="auto" w:after="180"/>
-      </w:pPr>
-      <w:r>
-        <w:rPr>
-          <w:b w:val="0"/>
-        </w:rPr>
-        <w:t>Close the worked explanation. Apply the idea to this different question without copying.</w:t>
-      </w:r>
-    </w:p>
-    <w:p>
-      <w:pPr>
-        <w:spacing w:line="336" w:lineRule="auto" w:after="180"/>
-        <w:shd w:fill="F5F1FB"/>
-      </w:pPr>
-      <w:r>
-        <w:rPr>
-          <w:b w:val="0"/>
-        </w:rPr>
-        <w:t>A practice quiz needs a topic and difficulty. A form also asks for home address and date of birth. What should be removed and why?</w:t>
-      </w:r>
-    </w:p>
-    <w:p>
-      <w:pPr>
-        <w:spacing w:line="336" w:lineRule="auto" w:after="180"/>
-      </w:pPr>
-      <w:r>
-        <w:rPr>
-          <w:b w:val="0"/>
-        </w:rPr>
-        <w:t xml:space="preserve">My answer, with a trace, calculation or supporting </w:t>
-      </w:r>
-      <w:r>
-        <w:rPr>
-          <w:b/>
-        </w:rPr>
-        <w:t>evidence</w:t>
-      </w:r>
-    </w:p>
-    <w:p>
-      <w:pPr>
-        <w:pStyle w:val="Heading3"/>
-      </w:pPr>
-      <w:r>
-        <w:t>Write or draw your reasoning and evidence.</w:t>
-      </w:r>
-    </w:p>
-    <w:p>
-      <w:r>
-        <w:t>________________________________________________________________</w:t>
-      </w:r>
-    </w:p>
-    <w:p>
-      <w:r>
-        <w:t>________________________________________________________________</w:t>
-      </w:r>
-    </w:p>
-    <w:p>
-      <w:r>
-        <w:t>________________________________________________________________</w:t>
-      </w:r>
-    </w:p>
-    <w:p>
-      <w:r>
-        <w:t>________________________________________________________________</w:t>
-      </w:r>
-    </w:p>
-    <w:p>
-      <w:r>
-        <w:t>________________________________________________________________</w:t>
-      </w:r>
-    </w:p>
-    <w:p>
-      <w:pPr>
-        <w:pStyle w:val="Heading3"/>
-      </w:pPr>
-      <w:r>
-        <w:t>Create and test</w:t>
-      </w:r>
-    </w:p>
-    <w:p>
-      <w:pPr>
-        <w:spacing w:line="336" w:lineRule="auto" w:after="180"/>
-      </w:pPr>
-      <w:r>
-        <w:rPr>
-          <w:b w:val="0"/>
-        </w:rPr>
-        <w:t>Change one relevant detail. Predict the result before testing. Include a boundary or missing-information case when it helps reveal a limit.</w:t>
-      </w:r>
-    </w:p>
-    <w:p>
-      <w:pPr>
-        <w:spacing w:line="336" w:lineRule="auto" w:after="180"/>
-      </w:pPr>
-      <w:r>
-        <w:rPr>
-          <w:b w:val="0"/>
-        </w:rPr>
-        <w:t xml:space="preserve">My changed </w:t>
-      </w:r>
-      <w:r>
-        <w:rPr>
-          <w:b/>
-        </w:rPr>
-        <w:t>input</w:t>
-      </w:r>
-      <w:r>
-        <w:rPr>
-          <w:b w:val="0"/>
-        </w:rPr>
-        <w:t xml:space="preserve"> and expected result</w:t>
-      </w:r>
-    </w:p>
-    <w:p>
-      <w:pPr>
-        <w:pStyle w:val="Heading3"/>
-      </w:pPr>
-      <w:r>
-        <w:t>Write or draw your reasoning and evidence.</w:t>
-      </w:r>
-    </w:p>
-    <w:p>
-      <w:r>
-        <w:t>________________________________________________________________</w:t>
-      </w:r>
-    </w:p>
-    <w:p>
-      <w:r>
-        <w:t>________________________________________________________________</w:t>
-      </w:r>
-    </w:p>
-    <w:p>
-      <w:r>
-        <w:t>________________________________________________________________</w:t>
-      </w:r>
-    </w:p>
-    <w:p>
-      <w:r>
-        <w:t>________________________________________________________________</w:t>
-      </w:r>
-    </w:p>
-    <w:p>
-      <w:r>
-        <w:t>________________________________________________________________</w:t>
-      </w:r>
-    </w:p>
-    <w:p>
-      <w:pPr>
-        <w:pStyle w:val="Heading3"/>
-      </w:pPr>
-      <w:r>
-        <w:t>Connect to your project</w:t>
-      </w:r>
-    </w:p>
-    <w:p>
-      <w:pPr>
-        <w:spacing w:line="336" w:lineRule="auto" w:after="180"/>
-      </w:pPr>
-      <w:r>
-        <w:rPr>
-          <w:b w:val="0"/>
-        </w:rPr>
-        <w:t>Create a minimal data map and visible memory controls before expanding features.</w:t>
-      </w:r>
-    </w:p>
-    <w:p>
-      <w:pPr>
-        <w:spacing w:line="336" w:lineRule="auto" w:after="180"/>
-      </w:pPr>
-      <w:r>
-        <w:rPr>
-          <w:b w:val="0"/>
-        </w:rPr>
-        <w:t xml:space="preserve">The </w:t>
-      </w:r>
-      <w:r>
-        <w:rPr>
-          <w:b/>
-        </w:rPr>
-        <w:t>evidence</w:t>
-      </w:r>
-      <w:r>
-        <w:rPr>
-          <w:b w:val="0"/>
-        </w:rPr>
-        <w:t xml:space="preserve"> I will keep</w:t>
-      </w:r>
-    </w:p>
-    <w:p>
-      <w:pPr>
-        <w:pStyle w:val="Heading3"/>
-      </w:pPr>
-      <w:r>
-        <w:t>Write or draw your reasoning and evidence.</w:t>
-      </w:r>
-    </w:p>
-    <w:p>
-      <w:r>
-        <w:t>________________________________________________________________</w:t>
-      </w:r>
-    </w:p>
-    <w:p>
-      <w:r>
-        <w:t>________________________________________________________________</w:t>
-      </w:r>
-    </w:p>
-    <w:p>
-      <w:r>
-        <w:t>________________________________________________________________</w:t>
-      </w:r>
-    </w:p>
-    <w:p>
-      <w:r>
-        <w:t>________________________________________________________________</w:t>
-      </w:r>
-    </w:p>
-    <w:p>
-      <w:r>
-        <w:t>________________________________________________________________</w:t>
-      </w:r>
-    </w:p>
-    <w:p>
-      <w:pPr>
-        <w:spacing w:line="336" w:lineRule="auto" w:after="180"/>
-      </w:pPr>
-      <w:r>
-        <w:rPr>
-          <w:b w:val="0"/>
-        </w:rPr>
-        <w:t xml:space="preserve">Your teacher has the independent answer and scoring criteria. Complete the matching workbook week to keep your practice </w:t>
-      </w:r>
-      <w:r>
-        <w:rPr>
-          <w:b/>
-        </w:rPr>
-        <w:t>evidence</w:t>
-      </w:r>
-      <w:r>
-        <w:rPr>
-          <w:b w:val="0"/>
-        </w:rPr>
-        <w:t xml:space="preserve"> together.</w:t>
-      </w:r>
-    </w:p>
-    <w:p>
-      <w:pPr>
-        <w:pStyle w:val="Heading3"/>
-      </w:pPr>
-      <w:r>
-        <w:t>Transfer practice from the original programme</w:t>
-      </w:r>
-    </w:p>
-    <w:p>
-      <w:pPr>
-        <w:spacing w:line="336" w:lineRule="auto" w:after="180"/>
-      </w:pPr>
-      <w:r>
-        <w:rPr>
-          <w:b w:val="0"/>
-        </w:rPr>
-        <w:t>A study tool needs topic and reading level but proposes storing addresses and all conversations forever. Design a smaller record and a deletion rule.</w:t>
-      </w:r>
-    </w:p>
-    <w:p>
-      <w:pPr>
-        <w:pStyle w:val="Heading3"/>
-      </w:pPr>
-      <w:r>
-        <w:t>Explain the mechanism, evidence and one limit.</w:t>
-      </w:r>
-    </w:p>
-    <w:p>
-      <w:r>
-        <w:t>________________________________________________________________</w:t>
-      </w:r>
-    </w:p>
-    <w:p>
-      <w:r>
-        <w:t>________________________________________________________________</w:t>
-      </w:r>
-    </w:p>
-    <w:p>
-      <w:r>
-        <w:t>________________________________________________________________</w:t>
-      </w:r>
-    </w:p>
-    <w:p>
-      <w:r>
-        <w:t>________________________________________________________________</w:t>
-      </w:r>
-    </w:p>
-    <w:p>
-      <w:r>
-        <w:t>________________________________________________________________</w:t>
-      </w:r>
-    </w:p>
-    <w:p>
-      <w:r>
-        <w:t>________________________________________________________________</w:t>
-      </w:r>
-    </w:p>
-    <w:p>
-      <w:r>
-        <w:t>________________________________________________________________</w:t>
-      </w:r>
-    </w:p>
-    <w:p>
-      <w:pPr>
-        <w:pStyle w:val="Heading3"/>
-      </w:pPr>
-      <w:r>
-        <w:t>Use feedback to improve</w:t>
-      </w:r>
-    </w:p>
-    <w:p>
-      <w:pPr>
-        <w:spacing w:line="336" w:lineRule="auto" w:after="180"/>
-      </w:pPr>
-      <w:r>
-        <w:rPr>
-          <w:b w:val="0"/>
-        </w:rPr>
-        <w:t>Attempt the independent case before hints. Record whether you worked alone, used a hint or followed a model. After feedback, fix the first unsupported step and explain why it changed.</w:t>
-      </w:r>
-    </w:p>
-    <w:p>
-      <w:pPr>
-        <w:spacing w:line="336" w:lineRule="auto" w:after="180"/>
-      </w:pPr>
-      <w:r>
-        <w:rPr>
-          <w:b w:val="0"/>
-        </w:rPr>
-        <w:t>A later check uses a changed case, not a copied answer.</w:t>
-      </w:r>
-    </w:p>
-    <w:p>
-      <w:pPr>
-        <w:pStyle w:val="Heading1"/>
-      </w:pPr>
-      <w:r>
-        <w:t>15. Your lesson route</w:t>
-      </w:r>
-    </w:p>
-    <w:p>
-      <w:r>
-        <w:t>Use this map to navigate Privacy by Design, connect the goals to tasks and keep one evidence record for each attempt.</w:t>
-      </w:r>
-    </w:p>
-    <w:p>
-      <w:pPr>
-        <w:spacing w:line="336" w:lineRule="auto" w:after="180"/>
-      </w:pPr>
-      <w:r>
-        <w:rPr>
-          <w:b w:val="0"/>
-        </w:rPr>
-        <w:t>Start with this question: Trace deletion through both a working folder and a cache.</w:t>
+        <w:t>15. Reference: original lesson checklist</w:t>
+      </w:r>
+    </w:p>
+    <w:p>
+      <w:r>
+        <w:t>Use an additional checklist when it helps inspect your explanation.</w:t>
+      </w:r>
+    </w:p>
+    <w:p>
+      <w:pPr>
+        <w:pStyle w:val="Heading2"/>
+      </w:pPr>
+      <w:r>
+        <w:t>Targets and evidence</w:t>
       </w:r>
     </w:p>
     <w:tbl>
@@ -5939,6 +6730,14 @@
     </w:tbl>
     <w:p>
       <w:pPr>
+        <w:pStyle w:val="Heading2"/>
+      </w:pPr>
+      <w:r>
+        <w:t>Keep your route and first prediction</w:t>
+      </w:r>
+    </w:p>
+    <w:p>
+      <w:pPr>
         <w:spacing w:line="336" w:lineRule="auto" w:after="180"/>
       </w:pPr>
       <w:r>
@@ -5997,15 +6796,10 @@
     </w:p>
     <w:p>
       <w:pPr>
-        <w:pStyle w:val="Heading1"/>
-      </w:pPr>
-      <w:r>
-        <w:t>16. Finish and return</w:t>
-      </w:r>
-    </w:p>
-    <w:p>
-      <w:r>
-        <w:t>Explain Privacy by Design without notes, identify a remaining question and plan a later check with a changed case.</w:t>
+        <w:pStyle w:val="Heading2"/>
+      </w:pPr>
+      <w:r>
+        <w:t>Earlier wording, alternatives and picture transcripts · reference / check after trying</w:t>
       </w:r>
     </w:p>
     <w:p>
@@ -6016,7 +6810,265 @@
         <w:rPr>
           <w:b w:val="0"/>
         </w:rPr>
-        <w:t xml:space="preserve">Close your notes. Explain this goal in your own words: Explain the </w:t>
+        <w:t>Start with this question: Trace deletion through both a working folder and a cache.</w:t>
+      </w:r>
+    </w:p>
+    <w:p>
+      <w:pPr>
+        <w:pStyle w:val="Heading1"/>
+      </w:pPr>
+      <w:r>
+        <w:t>17. Extra practice: pictures, repair and feedback</w:t>
+      </w:r>
+    </w:p>
+    <w:p>
+      <w:r>
+        <w:t>Attempt each question before opening its explanation. Use one browser or paper copy.</w:t>
+      </w:r>
+    </w:p>
+    <w:p>
+      <w:pPr>
+        <w:pStyle w:val="Heading2"/>
+      </w:pPr>
+      <w:r>
+        <w:t>First supported question</w:t>
+      </w:r>
+    </w:p>
+    <w:p>
+      <w:pPr>
+        <w:pStyle w:val="ListBullet"/>
+      </w:pPr>
+      <w:r>
+        <w:t>Trace deletion through both a working folder and a cache.</w:t>
+      </w:r>
+    </w:p>
+    <w:p>
+      <w:pPr>
+        <w:pStyle w:val="Heading3"/>
+      </w:pPr>
+      <w:r>
+        <w:t>Practice 1: explain the deciding evidence</w:t>
+      </w:r>
+    </w:p>
+    <w:p>
+      <w:pPr>
+        <w:pStyle w:val="ListBullet"/>
+      </w:pPr>
+      <w:r>
+        <w:t>Which labelled step matches this detail? Delete cached B too; otherwise the declared content remains retained.</w:t>
+      </w:r>
+    </w:p>
+    <w:p>
+      <w:pPr>
+        <w:pStyle w:val="ListBullet"/>
+      </w:pPr>
+      <w:r>
+        <w:t>1. Compare ages</w:t>
+      </w:r>
+    </w:p>
+    <w:p>
+      <w:pPr>
+        <w:pStyle w:val="ListBullet"/>
+      </w:pPr>
+      <w:r>
+        <w:t>2. Delete eligible</w:t>
+      </w:r>
+    </w:p>
+    <w:p>
+      <w:pPr>
+        <w:pStyle w:val="ListBullet"/>
+      </w:pPr>
+      <w:r>
+        <w:t>3. Check copies</w:t>
+      </w:r>
+    </w:p>
+    <w:p>
+      <w:pPr>
+        <w:pStyle w:val="Heading3"/>
+      </w:pPr>
+      <w:r>
+        <w:t>My selected conclusion, deciding fact and explanation</w:t>
+      </w:r>
+    </w:p>
+    <w:p>
+      <w:r>
+        <w:t>________________________________________________________________</w:t>
+      </w:r>
+    </w:p>
+    <w:p>
+      <w:r>
+        <w:t>________________________________________________________________</w:t>
+      </w:r>
+    </w:p>
+    <w:p>
+      <w:r>
+        <w:t>________________________________________________________________</w:t>
+      </w:r>
+    </w:p>
+    <w:p>
+      <w:r>
+        <w:t>________________________________________________________________</w:t>
+      </w:r>
+    </w:p>
+    <w:p>
+      <w:r>
+        <w:t>________________________________________________________________</w:t>
+      </w:r>
+    </w:p>
+    <w:p>
+      <w:pPr>
+        <w:pStyle w:val="ListBullet"/>
+      </w:pPr>
+      <w:r>
+        <w:t>Hint if needed: Read the steps in the pictorial case. Match the supplied detail to the stage that performs or records it.</w:t>
+      </w:r>
+    </w:p>
+    <w:p>
+      <w:pPr>
+        <w:pStyle w:val="ListBullet"/>
+      </w:pPr>
+      <w:r>
+        <w:t>After your attempt, compare with the supported explanation: Check copies Delete cached B too; otherwise the declared content remains retained. Read the picture in order. Delete cached B too; otherwise the declared content remains retained. The arrows show which recorded input or intermediate result each decision uses. Explain the deciding step aloud before checking the changed case; pointing to the final answer alone does not show how it follows.</w:t>
+      </w:r>
+    </w:p>
+    <w:p>
+      <w:pPr>
+        <w:pStyle w:val="Heading2"/>
+      </w:pPr>
+      <w:r>
+        <w:t>Check the first explanation · reference / check after trying</w:t>
+      </w:r>
+    </w:p>
+    <w:p>
+      <w:pPr>
+        <w:pStyle w:val="Heading3"/>
+      </w:pPr>
+      <w:r>
+        <w:t>Practice 2: explain the deciding evidence</w:t>
+      </w:r>
+    </w:p>
+    <w:p>
+      <w:pPr>
+        <w:pStyle w:val="Heading2"/>
+      </w:pPr>
+      <w:r>
+        <w:t>Changed-case question</w:t>
+      </w:r>
+    </w:p>
+    <w:p>
+      <w:pPr>
+        <w:pStyle w:val="ListBullet"/>
+      </w:pPr>
+      <w:r>
+        <w:t>Changed-case practice: The cache deletion fails. Which conclusion is supported by the supplied facts?</w:t>
+      </w:r>
+    </w:p>
+    <w:p>
+      <w:pPr>
+        <w:pStyle w:val="ListBullet"/>
+      </w:pPr>
+      <w:r>
+        <w:t>1. We can decide the result without examining the changed input or the procedure.</w:t>
+      </w:r>
+    </w:p>
+    <w:p>
+      <w:pPr>
+        <w:pStyle w:val="ListBullet"/>
+      </w:pPr>
+      <w:r>
+        <w:t>2. Report incomplete deletion rather than success.</w:t>
+      </w:r>
+    </w:p>
+    <w:p>
+      <w:pPr>
+        <w:pStyle w:val="ListBullet"/>
+      </w:pPr>
+      <w:r>
+        <w:t>3. This one example guarantees correct results for every future input.</w:t>
+      </w:r>
+    </w:p>
+    <w:p>
+      <w:pPr>
+        <w:pStyle w:val="Heading3"/>
+      </w:pPr>
+      <w:r>
+        <w:t>My selected conclusion, deciding fact and explanation</w:t>
+      </w:r>
+    </w:p>
+    <w:p>
+      <w:r>
+        <w:t>________________________________________________________________</w:t>
+      </w:r>
+    </w:p>
+    <w:p>
+      <w:r>
+        <w:t>________________________________________________________________</w:t>
+      </w:r>
+    </w:p>
+    <w:p>
+      <w:r>
+        <w:t>________________________________________________________________</w:t>
+      </w:r>
+    </w:p>
+    <w:p>
+      <w:r>
+        <w:t>________________________________________________________________</w:t>
+      </w:r>
+    </w:p>
+    <w:p>
+      <w:r>
+        <w:t>________________________________________________________________</w:t>
+      </w:r>
+    </w:p>
+    <w:p>
+      <w:pPr>
+        <w:pStyle w:val="ListBullet"/>
+      </w:pPr>
+      <w:r>
+        <w:t>Hint if needed: Use the changed condition and the deciding step in the pictorial trace. The answer must say what follows from those facts.</w:t>
+      </w:r>
+    </w:p>
+    <w:p>
+      <w:pPr>
+        <w:pStyle w:val="ListBullet"/>
+      </w:pPr>
+      <w:r>
+        <w:t>After your attempt, compare with the supported explanation: Report incomplete deletion rather than success. Removing the working copy does not remove the known retained cache copy.</w:t>
+      </w:r>
+    </w:p>
+    <w:p>
+      <w:pPr>
+        <w:pStyle w:val="Heading2"/>
+      </w:pPr>
+      <w:r>
+        <w:t>Check the changed case · reference / check after trying</w:t>
+      </w:r>
+    </w:p>
+    <w:p>
+      <w:pPr>
+        <w:pStyle w:val="Heading3"/>
+      </w:pPr>
+      <w:r>
+        <w:t>Repair a missing building block</w:t>
+      </w:r>
+    </w:p>
+    <w:p>
+      <w:pPr>
+        <w:pStyle w:val="Heading2"/>
+      </w:pPr>
+      <w:r>
+        <w:t>Repair and save your work</w:t>
+      </w:r>
+    </w:p>
+    <w:p>
+      <w:pPr>
+        <w:spacing w:line="336" w:lineRule="auto" w:after="180"/>
+      </w:pPr>
+      <w:r>
+        <w:rPr>
+          <w:b w:val="0"/>
+        </w:rPr>
+        <w:t xml:space="preserve">Review Red Team the Product (ai-3/27). Goal: Explain the </w:t>
       </w:r>
       <w:r>
         <w:rPr>
@@ -6028,98 +7080,18 @@
         <w:rPr>
           <w:b w:val="0"/>
         </w:rPr>
-        <w:t xml:space="preserve"> and terminology of data </w:t>
-      </w:r>
-      <w:r>
-        <w:rPr>
-          <w:b/>
-        </w:rPr>
-        <w:t>retention</w:t>
-      </w:r>
+        <w:t xml:space="preserve"> and terminology of red team exercises. Short practice: Why does the original test fail even if no upload succeeded?</w:t>
+      </w:r>
+    </w:p>
+    <w:p>
+      <w:pPr>
+        <w:spacing w:line="336" w:lineRule="auto" w:after="180"/>
+      </w:pPr>
       <w:r>
         <w:rPr>
           <w:b w:val="0"/>
         </w:rPr>
-        <w:t xml:space="preserve"> and deletion</w:t>
-      </w:r>
-    </w:p>
-    <w:p>
-      <w:pPr>
-        <w:pStyle w:val="Heading3"/>
-      </w:pPr>
-      <w:r>
-        <w:t>My deciding step, evidence and one remaining question</w:t>
-      </w:r>
-    </w:p>
-    <w:p>
-      <w:r>
-        <w:t>________________________________________________________________</w:t>
-      </w:r>
-    </w:p>
-    <w:p>
-      <w:r>
-        <w:t>________________________________________________________________</w:t>
-      </w:r>
-    </w:p>
-    <w:p>
-      <w:r>
-        <w:t>________________________________________________________________</w:t>
-      </w:r>
-    </w:p>
-    <w:p>
-      <w:r>
-        <w:t>________________________________________________________________</w:t>
-      </w:r>
-    </w:p>
-    <w:p>
-      <w:r>
-        <w:t>________________________________________________________________</w:t>
-      </w:r>
-    </w:p>
-    <w:p>
-      <w:pPr>
-        <w:spacing w:line="336" w:lineRule="auto" w:after="180"/>
-      </w:pPr>
-      <w:r>
-        <w:rPr>
-          <w:b w:val="0"/>
-        </w:rPr>
-        <w:t xml:space="preserve">If you are unsure, return to the worked picture and explain one arrow. If you are ready, change an </w:t>
-      </w:r>
-      <w:r>
-        <w:rPr>
-          <w:b/>
-        </w:rPr>
-        <w:t>input</w:t>
-      </w:r>
-      <w:r>
-        <w:rPr>
-          <w:b w:val="0"/>
-        </w:rPr>
-        <w:t xml:space="preserve"> or assumption and justify your </w:t>
-      </w:r>
-      <w:r>
-        <w:rPr>
-          <w:b/>
-        </w:rPr>
-        <w:t>prediction</w:t>
-      </w:r>
-      <w:r>
-        <w:rPr>
-          <w:b w:val="0"/>
-        </w:rPr>
-        <w:t>.</w:t>
-      </w:r>
-    </w:p>
-    <w:p>
-      <w:pPr>
-        <w:spacing w:line="336" w:lineRule="auto" w:after="180"/>
-      </w:pPr>
-      <w:r>
-        <w:rPr>
-          <w:b w:val="0"/>
-        </w:rPr>
-        <w:t xml:space="preserve">Save your workbook </w:t>
+        <w:t xml:space="preserve">Point to the relevant step in the picture, then write the changed result and the rule or </w:t>
       </w:r>
       <w:r>
         <w:rPr>
@@ -6131,20 +7103,106 @@
         <w:rPr>
           <w:b w:val="0"/>
         </w:rPr>
-        <w:t>. At the next review, try a different case before opening your old answer.</w:t>
-      </w:r>
-    </w:p>
-    <w:p>
-      <w:pPr>
-        <w:pStyle w:val="Heading1"/>
-      </w:pPr>
-      <w:r>
-        <w:t>17. Supported practice, repair and portfolio</w:t>
-      </w:r>
-    </w:p>
-    <w:p>
-      <w:r>
-        <w:t>Attempt supported questions before using hints or feedback. Review a missing building block, then keep the completed work.</w:t>
+        <w:t xml:space="preserve"> that supports it.. Return to this week and explain what you changed.</w:t>
+      </w:r>
+    </w:p>
+    <w:p>
+      <w:pPr>
+        <w:spacing w:line="336" w:lineRule="auto" w:after="180"/>
+      </w:pPr>
+      <w:r>
+        <w:rPr>
+          <w:b w:val="0"/>
+        </w:rPr>
+        <w:t xml:space="preserve">Review Quality Rubrics (ai-3/25). Goal: Judge an output using separate observable rubric criteria. Short practice: Why is “one out of two checks passed” an insufficient release decision? Point to the relevant step in the picture, then write the changed result and the rule or </w:t>
+      </w:r>
+      <w:r>
+        <w:rPr>
+          <w:b/>
+        </w:rPr>
+        <w:t>evidence</w:t>
+      </w:r>
+      <w:r>
+        <w:rPr>
+          <w:b w:val="0"/>
+        </w:rPr>
+        <w:t xml:space="preserve"> that supports it.. Return to this week and explain what you changed.</w:t>
+      </w:r>
+    </w:p>
+    <w:p>
+      <w:pPr>
+        <w:spacing w:line="336" w:lineRule="auto" w:after="180"/>
+      </w:pPr>
+      <w:r>
+        <w:rPr>
+          <w:b w:val="0"/>
+        </w:rPr>
+        <w:t>Review Requests Responses and JSON (ai-3/22). Goal: Parse JSON into Python records. Short practice: Would converting the text silently prove the source count is correct?</w:t>
+      </w:r>
+    </w:p>
+    <w:p>
+      <w:pPr>
+        <w:spacing w:line="336" w:lineRule="auto" w:after="180"/>
+      </w:pPr>
+      <w:r>
+        <w:rPr>
+          <w:b w:val="0"/>
+        </w:rPr>
+        <w:t xml:space="preserve">Point to the relevant step in the picture, then write the changed result and the rule or </w:t>
+      </w:r>
+      <w:r>
+        <w:rPr>
+          <w:b/>
+        </w:rPr>
+        <w:t>evidence</w:t>
+      </w:r>
+      <w:r>
+        <w:rPr>
+          <w:b w:val="0"/>
+        </w:rPr>
+        <w:t xml:space="preserve"> that supports it.. Return to this week and explain what you changed.</w:t>
+      </w:r>
+    </w:p>
+    <w:p>
+      <w:pPr>
+        <w:spacing w:line="336" w:lineRule="auto" w:after="180"/>
+      </w:pPr>
+      <w:r>
+        <w:rPr>
+          <w:b w:val="0"/>
+        </w:rPr>
+        <w:t xml:space="preserve">Use Download completed work in the hosted lesson to export your answers, reflections, practice feedback and code-run </w:t>
+      </w:r>
+      <w:r>
+        <w:rPr>
+          <w:b/>
+        </w:rPr>
+        <w:t>evidence</w:t>
+      </w:r>
+      <w:r>
+        <w:rPr>
+          <w:b w:val="0"/>
+        </w:rPr>
+        <w:t>. Open the HTML copy to read or print it.</w:t>
+      </w:r>
+    </w:p>
+    <w:p>
+      <w:pPr>
+        <w:spacing w:line="336" w:lineRule="auto" w:after="180"/>
+      </w:pPr>
+      <w:r>
+        <w:rPr>
+          <w:b w:val="0"/>
+        </w:rPr>
+        <w:t>Drafts stay in this browser when storage is available; clear drafts on a shared device.</w:t>
+      </w:r>
+    </w:p>
+    <w:p>
+      <w:pPr>
+        <w:pStyle w:val="Heading2"/>
+      </w:pPr>
+      <w:r>
+        <w:t>Earlier wording, alternatives and picture transcripts · reference / check after trying</w:t>
       </w:r>
     </w:p>
     <w:p>
@@ -6160,532 +7218,28 @@
     </w:p>
     <w:p>
       <w:pPr>
-        <w:spacing w:line="336" w:lineRule="auto" w:after="180"/>
-      </w:pPr>
-      <w:r>
-        <w:rPr>
-          <w:b w:val="0"/>
-        </w:rPr>
-        <w:t>Trace deletion through both a working folder and a cache.</w:t>
-      </w:r>
-    </w:p>
-    <w:p>
-      <w:pPr>
         <w:pStyle w:val="Heading3"/>
       </w:pPr>
       <w:r>
-        <w:t>Practice 1: explain the deciding evidence</w:t>
-      </w:r>
-    </w:p>
-    <w:p>
-      <w:pPr>
-        <w:spacing w:line="336" w:lineRule="auto" w:after="180"/>
-      </w:pPr>
-      <w:r>
-        <w:rPr>
-          <w:b w:val="0"/>
-        </w:rPr>
-        <w:t>Which labelled step matches this detail? Delete cached B too; otherwise the declared content remains retained.</w:t>
-      </w:r>
-    </w:p>
-    <w:p>
-      <w:pPr>
-        <w:spacing w:line="336" w:lineRule="auto" w:after="180"/>
-        <w:shd w:fill="F4F9FC"/>
-      </w:pPr>
-      <w:r>
-        <w:rPr>
-          <w:b w:val="0"/>
-        </w:rPr>
-        <w:t>1. Compare ages</w:t>
-      </w:r>
-    </w:p>
-    <w:p>
-      <w:pPr>
-        <w:spacing w:line="336" w:lineRule="auto" w:after="180"/>
-        <w:shd w:fill="F4F9FC"/>
-      </w:pPr>
-      <w:r>
-        <w:rPr>
-          <w:b w:val="0"/>
-        </w:rPr>
-        <w:t>2. Delete eligible</w:t>
-      </w:r>
-    </w:p>
-    <w:p>
-      <w:pPr>
-        <w:spacing w:line="336" w:lineRule="auto" w:after="180"/>
-        <w:shd w:fill="F4F9FC"/>
-      </w:pPr>
-      <w:r>
-        <w:rPr>
-          <w:b w:val="0"/>
-        </w:rPr>
-        <w:t>3. Check copies</w:t>
-      </w:r>
-    </w:p>
-    <w:p>
-      <w:pPr>
-        <w:pStyle w:val="Heading3"/>
-      </w:pPr>
-      <w:r>
-        <w:t>My selected conclusion, deciding fact and explanation</w:t>
-      </w:r>
-    </w:p>
-    <w:p>
-      <w:r>
-        <w:t>________________________________________________________________</w:t>
-      </w:r>
-    </w:p>
-    <w:p>
-      <w:r>
-        <w:t>________________________________________________________________</w:t>
-      </w:r>
-    </w:p>
-    <w:p>
-      <w:r>
-        <w:t>________________________________________________________________</w:t>
-      </w:r>
-    </w:p>
-    <w:p>
-      <w:r>
-        <w:t>________________________________________________________________</w:t>
-      </w:r>
-    </w:p>
-    <w:p>
-      <w:r>
-        <w:t>________________________________________________________________</w:t>
-      </w:r>
-    </w:p>
-    <w:p>
-      <w:pPr>
-        <w:pStyle w:val="Heading3"/>
-      </w:pPr>
-      <w:r>
-        <w:t>Hint · try first</w:t>
-      </w:r>
-    </w:p>
-    <w:p>
-      <w:pPr>
-        <w:spacing w:line="336" w:lineRule="auto" w:after="180"/>
-        <w:shd w:fill="F1F6F8"/>
-      </w:pPr>
-      <w:r>
-        <w:rPr>
-          <w:b w:val="0"/>
-        </w:rPr>
-        <w:t>Hint if needed: Read the steps in the pictorial case. Match the supplied detail to the stage that performs or records it.</w:t>
-      </w:r>
-    </w:p>
-    <w:p>
-      <w:pPr>
-        <w:pStyle w:val="Heading3"/>
-      </w:pPr>
-      <w:r>
-        <w:t>Feedback · compare after trying</w:t>
-      </w:r>
-    </w:p>
-    <w:p>
-      <w:pPr>
-        <w:spacing w:line="336" w:lineRule="auto" w:after="180"/>
-        <w:shd w:fill="F1F6FC"/>
-      </w:pPr>
-      <w:r>
-        <w:rPr>
-          <w:b w:val="0"/>
-        </w:rPr>
-        <w:t>After your attempt, compare with the supported explanation: Check copies Delete cached B too; otherwise the declared content remains retained. Read the picture in order.</w:t>
-      </w:r>
-    </w:p>
-    <w:p>
-      <w:pPr>
-        <w:spacing w:line="336" w:lineRule="auto" w:after="180"/>
-        <w:shd w:fill="F1F6FC"/>
-      </w:pPr>
-      <w:r>
-        <w:rPr>
-          <w:b w:val="0"/>
-        </w:rPr>
-        <w:t xml:space="preserve">Delete cached B too; otherwise the declared content remains retained. The arrows show which recorded </w:t>
-      </w:r>
-      <w:r>
-        <w:rPr>
-          <w:b/>
-        </w:rPr>
-        <w:t>input</w:t>
-      </w:r>
-      <w:r>
-        <w:rPr>
-          <w:b w:val="0"/>
-        </w:rPr>
-        <w:t xml:space="preserve"> or intermediate result each decision uses.</w:t>
-      </w:r>
-    </w:p>
-    <w:p>
-      <w:pPr>
-        <w:spacing w:line="336" w:lineRule="auto" w:after="180"/>
-        <w:shd w:fill="F1F6FC"/>
-      </w:pPr>
-      <w:r>
-        <w:rPr>
-          <w:b w:val="0"/>
-        </w:rPr>
-        <w:t>Explain the deciding step aloud before checking the changed case; pointing to the final answer alone does not show how it follows.</w:t>
-      </w:r>
-    </w:p>
-    <w:p>
-      <w:pPr>
-        <w:pStyle w:val="Heading3"/>
-      </w:pPr>
-      <w:r>
-        <w:t>Practice 2: explain the deciding evidence</w:t>
-      </w:r>
-    </w:p>
-    <w:p>
-      <w:pPr>
-        <w:pStyle w:val="Heading3"/>
-      </w:pPr>
-      <w:r>
-        <w:t>Changed case · predict first</w:t>
-      </w:r>
-    </w:p>
-    <w:p>
-      <w:pPr>
-        <w:spacing w:line="336" w:lineRule="auto" w:after="180"/>
-        <w:shd w:fill="F5F1FB"/>
-      </w:pPr>
-      <w:r>
-        <w:rPr>
-          <w:b w:val="0"/>
-        </w:rPr>
-        <w:t>Changed-case practice: The cache deletion fails. Which conclusion is supported by the supplied facts?</w:t>
-      </w:r>
-    </w:p>
-    <w:p>
-      <w:pPr>
-        <w:spacing w:line="336" w:lineRule="auto" w:after="180"/>
-        <w:shd w:fill="F4F9FC"/>
-      </w:pPr>
-      <w:r>
-        <w:rPr>
-          <w:b w:val="0"/>
-        </w:rPr>
-        <w:t xml:space="preserve">1. We can decide the result without examining the changed </w:t>
-      </w:r>
-      <w:r>
-        <w:rPr>
-          <w:b/>
-        </w:rPr>
-        <w:t>input</w:t>
-      </w:r>
-      <w:r>
-        <w:rPr>
-          <w:b w:val="0"/>
-        </w:rPr>
-        <w:t xml:space="preserve"> or the procedure.</w:t>
-      </w:r>
-    </w:p>
-    <w:p>
-      <w:pPr>
-        <w:spacing w:line="336" w:lineRule="auto" w:after="180"/>
-        <w:shd w:fill="F4F9FC"/>
-      </w:pPr>
-      <w:r>
-        <w:rPr>
-          <w:b w:val="0"/>
-        </w:rPr>
-        <w:t>2. Report incomplete deletion rather than success.</w:t>
-      </w:r>
-    </w:p>
-    <w:p>
-      <w:pPr>
-        <w:spacing w:line="336" w:lineRule="auto" w:after="180"/>
-        <w:shd w:fill="F4F9FC"/>
-      </w:pPr>
-      <w:r>
-        <w:rPr>
-          <w:b w:val="0"/>
-        </w:rPr>
-        <w:t xml:space="preserve">3. This one example guarantees correct results for every future </w:t>
-      </w:r>
-      <w:r>
-        <w:rPr>
-          <w:b/>
-        </w:rPr>
-        <w:t>input</w:t>
-      </w:r>
-      <w:r>
-        <w:rPr>
-          <w:b w:val="0"/>
-        </w:rPr>
-        <w:t>.</w:t>
-      </w:r>
-    </w:p>
-    <w:p>
-      <w:pPr>
-        <w:pStyle w:val="Heading3"/>
-      </w:pPr>
-      <w:r>
-        <w:t>My selected conclusion, deciding fact and explanation</w:t>
-      </w:r>
-    </w:p>
-    <w:p>
-      <w:r>
-        <w:t>________________________________________________________________</w:t>
-      </w:r>
-    </w:p>
-    <w:p>
-      <w:r>
-        <w:t>________________________________________________________________</w:t>
-      </w:r>
-    </w:p>
-    <w:p>
-      <w:r>
-        <w:t>________________________________________________________________</w:t>
-      </w:r>
-    </w:p>
-    <w:p>
-      <w:r>
-        <w:t>________________________________________________________________</w:t>
-      </w:r>
-    </w:p>
-    <w:p>
-      <w:r>
-        <w:t>________________________________________________________________</w:t>
-      </w:r>
-    </w:p>
-    <w:p>
-      <w:pPr>
-        <w:pStyle w:val="Heading3"/>
-      </w:pPr>
-      <w:r>
-        <w:t>Hint · try first</w:t>
-      </w:r>
-    </w:p>
-    <w:p>
-      <w:pPr>
-        <w:spacing w:line="336" w:lineRule="auto" w:after="180"/>
-        <w:shd w:fill="F1F6F8"/>
-      </w:pPr>
-      <w:r>
-        <w:rPr>
-          <w:b w:val="0"/>
-        </w:rPr>
-        <w:t>Hint if needed: Use the changed condition and the deciding step in the pictorial trace. The answer must say what follows from those facts.</w:t>
-      </w:r>
-    </w:p>
-    <w:p>
-      <w:pPr>
-        <w:pStyle w:val="Heading3"/>
-      </w:pPr>
-      <w:r>
-        <w:t>Feedback · compare after trying</w:t>
-      </w:r>
-    </w:p>
-    <w:p>
-      <w:pPr>
-        <w:spacing w:line="336" w:lineRule="auto" w:after="180"/>
-        <w:shd w:fill="F1F6FC"/>
-      </w:pPr>
-      <w:r>
-        <w:rPr>
-          <w:b w:val="0"/>
-        </w:rPr>
-        <w:t>After your attempt, compare with the supported explanation: Report incomplete deletion rather than success. Removing the working copy does not remove the known retained cache copy.</w:t>
-      </w:r>
-    </w:p>
-    <w:p>
-      <w:pPr>
-        <w:pStyle w:val="Heading3"/>
-      </w:pPr>
-      <w:r>
-        <w:t>Repair a missing building block</w:t>
-      </w:r>
-    </w:p>
-    <w:p>
-      <w:pPr>
-        <w:spacing w:line="336" w:lineRule="auto" w:after="180"/>
-      </w:pPr>
-      <w:r>
-        <w:rPr>
-          <w:b w:val="0"/>
-        </w:rPr>
-        <w:t xml:space="preserve">Review Red Team the Product (ai-3/27). Goal: Explain the </w:t>
-      </w:r>
-      <w:r>
-        <w:rPr>
-          <w:b/>
-        </w:rPr>
-        <w:t>mechanism</w:t>
-      </w:r>
-      <w:r>
-        <w:rPr>
-          <w:b w:val="0"/>
-        </w:rPr>
-        <w:t xml:space="preserve"> and terminology of red team exercises. Short practice: Why does the original test fail even if no upload succeeded?</w:t>
-      </w:r>
-    </w:p>
-    <w:p>
-      <w:pPr>
-        <w:spacing w:line="336" w:lineRule="auto" w:after="180"/>
-      </w:pPr>
-      <w:r>
-        <w:rPr>
-          <w:b w:val="0"/>
-        </w:rPr>
-        <w:t xml:space="preserve">Point to the relevant step in the picture, then write the changed result and the rule or </w:t>
-      </w:r>
-      <w:r>
-        <w:rPr>
-          <w:b/>
-        </w:rPr>
-        <w:t>evidence</w:t>
-      </w:r>
-      <w:r>
-        <w:rPr>
-          <w:b w:val="0"/>
-        </w:rPr>
-        <w:t xml:space="preserve"> that supports it.. Return to this week and explain what you changed.</w:t>
-      </w:r>
-    </w:p>
-    <w:p>
-      <w:pPr>
-        <w:spacing w:line="336" w:lineRule="auto" w:after="180"/>
-      </w:pPr>
-      <w:r>
-        <w:rPr>
-          <w:b w:val="0"/>
-        </w:rPr>
-        <w:t xml:space="preserve">Review Quality Rubrics (ai-3/25). Goal: Explain the </w:t>
-      </w:r>
-      <w:r>
-        <w:rPr>
-          <w:b/>
-        </w:rPr>
-        <w:t>mechanism</w:t>
-      </w:r>
-      <w:r>
-        <w:rPr>
-          <w:b w:val="0"/>
-        </w:rPr>
-        <w:t xml:space="preserve"> and terminology of system evaluation sets. Short practice: Why is “one out of two checks passed” an insufficient release decision?</w:t>
-      </w:r>
-    </w:p>
-    <w:p>
-      <w:pPr>
-        <w:spacing w:line="336" w:lineRule="auto" w:after="180"/>
-      </w:pPr>
-      <w:r>
-        <w:rPr>
-          <w:b w:val="0"/>
-        </w:rPr>
-        <w:t xml:space="preserve">Point to the relevant step in the picture, then write the changed result and the rule or </w:t>
-      </w:r>
-      <w:r>
-        <w:rPr>
-          <w:b/>
-        </w:rPr>
-        <w:t>evidence</w:t>
-      </w:r>
-      <w:r>
-        <w:rPr>
-          <w:b w:val="0"/>
-        </w:rPr>
-        <w:t xml:space="preserve"> that supports it.. Return to this week and explain what you changed.</w:t>
-      </w:r>
-    </w:p>
-    <w:p>
-      <w:pPr>
-        <w:spacing w:line="336" w:lineRule="auto" w:after="180"/>
-      </w:pPr>
-      <w:r>
-        <w:rPr>
-          <w:b w:val="0"/>
-        </w:rPr>
-        <w:t>Review Requests Responses and JSON (ai-3/22). Goal: Parse JSON into Python records. Short practice: Would converting the text silently prove the source count is correct?</w:t>
-      </w:r>
-    </w:p>
-    <w:p>
-      <w:pPr>
-        <w:spacing w:line="336" w:lineRule="auto" w:after="180"/>
-      </w:pPr>
-      <w:r>
-        <w:rPr>
-          <w:b w:val="0"/>
-        </w:rPr>
-        <w:t xml:space="preserve">Point to the relevant step in the picture, then write the changed result and the rule or </w:t>
-      </w:r>
-      <w:r>
-        <w:rPr>
-          <w:b/>
-        </w:rPr>
-        <w:t>evidence</w:t>
-      </w:r>
-      <w:r>
-        <w:rPr>
-          <w:b w:val="0"/>
-        </w:rPr>
-        <w:t xml:space="preserve"> that supports it.. Return to this week and explain what you changed.</w:t>
-      </w:r>
-    </w:p>
-    <w:p>
-      <w:pPr>
-        <w:pStyle w:val="Heading3"/>
-      </w:pPr>
-      <w:r>
         <w:t>Keep your completed work</w:t>
       </w:r>
     </w:p>
     <w:p>
       <w:pPr>
-        <w:spacing w:line="336" w:lineRule="auto" w:after="180"/>
-      </w:pPr>
-      <w:r>
-        <w:rPr>
-          <w:b w:val="0"/>
-        </w:rPr>
-        <w:t xml:space="preserve">Use Download completed work in the hosted lesson to export your answers, reflections, practice feedback and code-run </w:t>
-      </w:r>
-      <w:r>
-        <w:rPr>
-          <w:b/>
-        </w:rPr>
-        <w:t>evidence</w:t>
-      </w:r>
-      <w:r>
-        <w:rPr>
-          <w:b w:val="0"/>
-        </w:rPr>
-        <w:t>. Open the HTML copy to read or print it.</w:t>
-      </w:r>
-    </w:p>
-    <w:p>
-      <w:pPr>
-        <w:spacing w:line="336" w:lineRule="auto" w:after="180"/>
-      </w:pPr>
-      <w:r>
-        <w:rPr>
-          <w:b w:val="0"/>
-        </w:rPr>
-        <w:t>Drafts stay in this browser when storage is available; clear drafts on a shared device.</w:t>
-      </w:r>
-    </w:p>
-    <w:p>
-      <w:pPr>
         <w:pStyle w:val="Heading1"/>
       </w:pPr>
       <w:r>
-        <w:t>18. Visual concept journey</w:t>
-      </w:r>
-    </w:p>
-    <w:p>
-      <w:r>
-        <w:t>Explain each Privacy by Design graphic using its labels, deciding evidence and relevant limitation.</w:t>
-      </w:r>
-    </w:p>
-    <w:p>
-      <w:pPr>
-        <w:pStyle w:val="Heading3"/>
+        <w:t>18. Reference: the six-picture journey</w:t>
+      </w:r>
+    </w:p>
+    <w:p>
+      <w:r>
+        <w:t>Revisit the picture that serves the current question; key diagrams already sit beside the main explanation.</w:t>
+      </w:r>
+    </w:p>
+    <w:p>
+      <w:pPr>
+        <w:pStyle w:val="Heading2"/>
       </w:pPr>
       <w:r>
         <w:t>01. Privacy by Design: the case</w:t>
@@ -6696,7 +7250,7 @@
         <w:drawing>
           <wp:inline xmlns:a="http://schemas.openxmlformats.org/drawingml/2006/main" xmlns:pic="http://schemas.openxmlformats.org/drawingml/2006/picture">
             <wp:extent cx="5486400" cy="2990088"/>
-            <wp:docPr id="22" name="Picture 22" descr="Trace deletion through both a working folder and a cache. Supplied facts: Fictional retention policy: delete records aged at least 3 days. Ages A=2, B=3, C=4; the cache contains a copy of B. All inputs and outcomes in this worked example are invented classroom data; no real model run is claimed."/>
+            <wp:docPr id="28" name="Picture 28" descr="Trace deletion through both a working folder and a cache. Supplied facts: Fictional retention policy: delete records aged at least 3 days. Ages A=2, B=3, C=4; the cache contains a copy of B. All inputs and outcomes in this worked example are invented classroom data; no real model run is claimed."/>
             <wp:cNvGraphicFramePr>
               <a:graphicFrameLocks noChangeAspect="1"/>
             </wp:cNvGraphicFramePr>
@@ -6708,7 +7262,7 @@
                     <pic:cNvPicPr/>
                   </pic:nvPicPr>
                   <pic:blipFill>
-                    <a:blip r:embed="rId29"/>
+                    <a:blip r:embed="rId31"/>
                     <a:stretch>
                       <a:fillRect/>
                     </a:stretch>
@@ -6776,7 +7330,6 @@
     <w:p>
       <w:pPr>
         <w:spacing w:line="336" w:lineRule="auto" w:after="180"/>
-        <w:shd w:fill="F5F1FB"/>
       </w:pPr>
       <w:r>
         <w:rPr>
@@ -6787,7 +7340,7 @@
     </w:p>
     <w:p>
       <w:pPr>
-        <w:pStyle w:val="Heading3"/>
+        <w:pStyle w:val="Heading2"/>
       </w:pPr>
       <w:r>
         <w:t>02. Follow the deciding steps</w:t>
@@ -6798,7 +7351,7 @@
         <w:drawing>
           <wp:inline xmlns:a="http://schemas.openxmlformats.org/drawingml/2006/main" xmlns:pic="http://schemas.openxmlformats.org/drawingml/2006/picture">
             <wp:extent cx="5486400" cy="3182112"/>
-            <wp:docPr id="23" name="Picture 23" descr="Compare ages: A is below 3; B is exactly 3; C is above 3. → Delete eligible: Keep A. Delete B and C from the working folder. → Check copies: Delete cached B too; otherwise the declared content remains retained."/>
+            <wp:docPr id="29" name="Picture 29" descr="Compare ages: A is below 3; B is exactly 3; C is above 3. → Delete eligible: Keep A. Delete B and C from the working folder. → Check copies: Delete cached B too; otherwise the declared content remains retained."/>
             <wp:cNvGraphicFramePr>
               <a:graphicFrameLocks noChangeAspect="1"/>
             </wp:cNvGraphicFramePr>
@@ -6810,7 +7363,7 @@
                     <pic:cNvPicPr/>
                   </pic:nvPicPr>
                   <pic:blipFill>
-                    <a:blip r:embed="rId30"/>
+                    <a:blip r:embed="rId17"/>
                     <a:stretch>
                       <a:fillRect/>
                     </a:stretch>
@@ -6843,7 +7396,6 @@
     <w:p>
       <w:pPr>
         <w:spacing w:line="336" w:lineRule="auto" w:after="180"/>
-        <w:shd w:fill="F5F1FB"/>
       </w:pPr>
       <w:r>
         <w:rPr>
@@ -6866,7 +7418,7 @@
     </w:p>
     <w:p>
       <w:pPr>
-        <w:pStyle w:val="Heading3"/>
+        <w:pStyle w:val="Heading2"/>
       </w:pPr>
       <w:r>
         <w:t>03. Data retention and deletion — evidence trace</w:t>
@@ -6877,7 +7429,7 @@
         <w:drawing>
           <wp:inline xmlns:a="http://schemas.openxmlformats.org/drawingml/2006/main" xmlns:pic="http://schemas.openxmlformats.org/drawingml/2006/picture">
             <wp:extent cx="5486400" cy="2843784"/>
-            <wp:docPr id="24" name="Picture 24" descr="Data retention and deletion — evidence trace. Record ages are6, 7, 9 days. Cache contains copies of all three. | Toy policy retains session content for 7 days and deletes it when age is at least7. | Retain age6; delete content ages7 and9 from primary and cache under the policy. Retain only allowed audit metadata; backups need their stated expiry process."/>
+            <wp:docPr id="30" name="Picture 30" descr="Data retention and deletion — evidence trace. Record ages are6, 7, 9 days. Cache contains copies of all three. | Toy policy retains session content for 7 days and deletes it when age is at least7. | Retain age6; delete content ages7 and9 from primary and cache under the policy. Retain only allowed audit metadata; backups need their stated expiry process."/>
             <wp:cNvGraphicFramePr>
               <a:graphicFrameLocks noChangeAspect="1"/>
             </wp:cNvGraphicFramePr>
@@ -6889,7 +7441,7 @@
                     <pic:cNvPicPr/>
                   </pic:nvPicPr>
                   <pic:blipFill>
-                    <a:blip r:embed="rId31"/>
+                    <a:blip r:embed="rId32"/>
                     <a:stretch>
                       <a:fillRect/>
                     </a:stretch>
@@ -6980,7 +7532,6 @@
     <w:p>
       <w:pPr>
         <w:spacing w:line="336" w:lineRule="auto" w:after="180"/>
-        <w:shd w:fill="F5F1FB"/>
       </w:pPr>
       <w:r>
         <w:rPr>
@@ -6991,7 +7542,7 @@
     </w:p>
     <w:p>
       <w:pPr>
-        <w:pStyle w:val="Heading3"/>
+        <w:pStyle w:val="Heading2"/>
       </w:pPr>
       <w:r>
         <w:t>04. Change one thing. Trace what follows.</w:t>
@@ -7002,7 +7553,7 @@
         <w:drawing>
           <wp:inline xmlns:a="http://schemas.openxmlformats.org/drawingml/2006/main" xmlns:pic="http://schemas.openxmlformats.org/drawingml/2006/picture">
             <wp:extent cx="5486400" cy="3026664"/>
-            <wp:docPr id="25" name="Picture 25" descr="Original case: Delete cached B too; otherwise the declared content remains retained. Changed condition: The cache deletion fails. Expected result: Report incomplete deletion rather than success. Reason: Removing the working copy does not remove the known retained cache copy."/>
+            <wp:docPr id="31" name="Picture 31" descr="Original case: Delete cached B too; otherwise the declared content remains retained. Changed condition: The cache deletion fails. Expected result: Report incomplete deletion rather than success. Reason: Removing the working copy does not remove the known retained cache copy."/>
             <wp:cNvGraphicFramePr>
               <a:graphicFrameLocks noChangeAspect="1"/>
             </wp:cNvGraphicFramePr>
@@ -7014,7 +7565,7 @@
                     <pic:cNvPicPr/>
                   </pic:nvPicPr>
                   <pic:blipFill>
-                    <a:blip r:embed="rId32"/>
+                    <a:blip r:embed="rId18"/>
                     <a:stretch>
                       <a:fillRect/>
                     </a:stretch>
@@ -7058,7 +7609,6 @@
     <w:p>
       <w:pPr>
         <w:spacing w:line="336" w:lineRule="auto" w:after="180"/>
-        <w:shd w:fill="F5F1FB"/>
       </w:pPr>
       <w:r>
         <w:rPr>
@@ -7069,7 +7619,7 @@
     </w:p>
     <w:p>
       <w:pPr>
-        <w:pStyle w:val="Heading3"/>
+        <w:pStyle w:val="Heading2"/>
       </w:pPr>
       <w:r>
         <w:t>05. Connect the explanation to its limit</w:t>
@@ -7080,7 +7630,7 @@
         <w:drawing>
           <wp:inline xmlns:a="http://schemas.openxmlformats.org/drawingml/2006/main" xmlns:pic="http://schemas.openxmlformats.org/drawingml/2006/picture">
             <wp:extent cx="5486400" cy="2834640"/>
-            <wp:docPr id="26" name="Picture 26" descr="Read the picture in order. Delete cached B too; otherwise the declared content remains retained. The arrows show which recorded input or intermediate result each decision uses. Explain the deciding step aloud before checking the changed case; pointing to the final answer alone does not show how it follows. Limit: This fictional policy is a tracing exercise, not a statement of legal retention requirements."/>
+            <wp:docPr id="32" name="Picture 32" descr="Read the picture in order. Delete cached B too; otherwise the declared content remains retained. The arrows show which recorded input or intermediate result each decision uses. Explain the deciding step aloud before checking the changed case; pointing to the final answer alone does not show how it follows. Limit: This fictional policy is a tracing exercise, not a statement of legal retention requirements."/>
             <wp:cNvGraphicFramePr>
               <a:graphicFrameLocks noChangeAspect="1"/>
             </wp:cNvGraphicFramePr>
@@ -7171,7 +7721,6 @@
     <w:p>
       <w:pPr>
         <w:spacing w:line="336" w:lineRule="auto" w:after="180"/>
-        <w:shd w:fill="F5F1FB"/>
       </w:pPr>
       <w:r>
         <w:rPr>
@@ -7182,7 +7731,7 @@
     </w:p>
     <w:p>
       <w:pPr>
-        <w:pStyle w:val="Heading3"/>
+        <w:pStyle w:val="Heading2"/>
       </w:pPr>
       <w:r>
         <w:t>06. Make the idea visible in your project</w:t>
@@ -7193,7 +7742,7 @@
         <w:drawing>
           <wp:inline xmlns:a="http://schemas.openxmlformats.org/drawingml/2006/main" xmlns:pic="http://schemas.openxmlformats.org/drawingml/2006/picture">
             <wp:extent cx="5486400" cy="3681984"/>
-            <wp:docPr id="27" name="Picture 27" descr="For your Verified Study Buddy, save the input, procedure, observed result and limitation of this check. Label this worked example as practice; use a different, previously unreviewed case when checking independent understanding. Draw your input, deciding step, result and limit. Supported question: Which IDs and locations must appear in the deletion evidence? Point to the relevant step in the picture, then write the changed result and the rule or evidence that supports it."/>
+            <wp:docPr id="33" name="Picture 33" descr="For your Verified Study Buddy, save the input, procedure, observed result and limitation of this check. Label this worked example as practice; use a different, previously unreviewed case when checking independent understanding. Draw your input, deciding step, result and limit. Supported question: Which IDs and locations must appear in the deletion evidence? Point to the relevant step in the picture, then write the changed result and the rule or evidence that supports it."/>
             <wp:cNvGraphicFramePr>
               <a:graphicFrameLocks noChangeAspect="1"/>
             </wp:cNvGraphicFramePr>
@@ -7308,7 +7857,6 @@
     <w:p>
       <w:pPr>
         <w:spacing w:line="336" w:lineRule="auto" w:after="180"/>
-        <w:shd w:fill="F5F1FB"/>
       </w:pPr>
       <w:r>
         <w:rPr>
@@ -7327,6 +7875,62 @@
           <w:b w:val="0"/>
         </w:rPr>
         <w:t>.</w:t>
+      </w:r>
+    </w:p>
+    <w:p>
+      <w:pPr>
+        <w:pStyle w:val="Heading2"/>
+      </w:pPr>
+      <w:r>
+        <w:t>Earlier wording, alternatives and picture transcripts · reference / check after trying</w:t>
+      </w:r>
+    </w:p>
+    <w:p>
+      <w:pPr>
+        <w:pStyle w:val="Heading3"/>
+      </w:pPr>
+      <w:r>
+        <w:t>01. Privacy by Design: the case</w:t>
+      </w:r>
+    </w:p>
+    <w:p>
+      <w:pPr>
+        <w:pStyle w:val="Heading3"/>
+      </w:pPr>
+      <w:r>
+        <w:t>02. Follow the deciding steps</w:t>
+      </w:r>
+    </w:p>
+    <w:p>
+      <w:pPr>
+        <w:pStyle w:val="Heading3"/>
+      </w:pPr>
+      <w:r>
+        <w:t>03. Data retention and deletion — evidence trace</w:t>
+      </w:r>
+    </w:p>
+    <w:p>
+      <w:pPr>
+        <w:pStyle w:val="Heading3"/>
+      </w:pPr>
+      <w:r>
+        <w:t>04. Change one thing. Trace what follows.</w:t>
+      </w:r>
+    </w:p>
+    <w:p>
+      <w:pPr>
+        <w:pStyle w:val="Heading3"/>
+      </w:pPr>
+      <w:r>
+        <w:t>05. Connect the explanation to its limit</w:t>
+      </w:r>
+    </w:p>
+    <w:p>
+      <w:pPr>
+        <w:pStyle w:val="Heading3"/>
+      </w:pPr>
+      <w:r>
+        <w:t>06. Make the idea visible in your project</w:t>
       </w:r>
     </w:p>
     <w:sectPr>
